--- a/lab1/Отчет.docx
+++ b/lab1/Отчет.docx
@@ -174,7 +174,7 @@
           <w:szCs w:val="28"/>
           <w:lang w:val="ru-RU"/>
         </w:rPr>
-        <w:t>95681</w:t>
+        <w:t>9987677</w:t>
       </w:r>
     </w:p>
     <w:p>
@@ -283,7 +283,23 @@
           <w:szCs w:val="28"/>
           <w:lang w:val="ru-RU"/>
         </w:rPr>
-        <w:t>Назаренко Егор Сергеевич</w:t>
+        <w:t>Копылов</w:t>
+      </w:r>
+      <w:r>
+        <w:rPr>
+          <w:rFonts w:eastAsia="Times New Roman" w:cs="Times New Roman"/>
+          <w:szCs w:val="28"/>
+          <w:lang w:val="ru-RU"/>
+        </w:rPr>
+        <w:t xml:space="preserve"> Егор </w:t>
+      </w:r>
+      <w:r>
+        <w:rPr>
+          <w:rFonts w:eastAsia="Times New Roman" w:cs="Times New Roman"/>
+          <w:szCs w:val="28"/>
+          <w:lang w:val="ru-RU"/>
+        </w:rPr>
+        <w:t>Вадимович</w:t>
       </w:r>
     </w:p>
     <w:p>
@@ -379,11 +395,13 @@
         <w:pStyle w:val="2"/>
         <w:rPr>
           <w:rFonts w:eastAsia="Times New Roman"/>
+          <w:lang w:val="ru-RU"/>
         </w:rPr>
       </w:pPr>
       <w:r>
         <w:rPr>
           <w:rFonts w:eastAsia="Times New Roman"/>
+          <w:lang w:val="ru-RU"/>
         </w:rPr>
         <w:lastRenderedPageBreak/>
         <w:t>Текст задания</w:t>
@@ -397,17 +415,26 @@
           <w:rFonts w:eastAsia="Times New Roman" w:cs="Times New Roman"/>
           <w:color w:val="000000" w:themeColor="text1"/>
           <w:szCs w:val="28"/>
+          <w:lang w:val="ru-RU" w:eastAsia="en-GB"/>
+        </w:rPr>
+      </w:pPr>
+      <w:r>
+        <w:rPr>
+          <w:rFonts w:eastAsia="Times New Roman" w:cs="Times New Roman"/>
+          <w:color w:val="000000" w:themeColor="text1"/>
+          <w:szCs w:val="28"/>
+          <w:lang w:val="ru-RU" w:eastAsia="en-GB"/>
+        </w:rPr>
+        <w:t>Для выполнения лабораторной работы №1</w:t>
+      </w:r>
+      <w:r>
+        <w:rPr>
+          <w:rFonts w:eastAsia="Times New Roman" w:cs="Times New Roman"/>
+          <w:color w:val="000000" w:themeColor="text1"/>
+          <w:szCs w:val="28"/>
           <w:lang w:eastAsia="en-GB"/>
         </w:rPr>
-      </w:pPr>
-      <w:r>
-        <w:rPr>
-          <w:rFonts w:eastAsia="Times New Roman" w:cs="Times New Roman"/>
-          <w:color w:val="000000" w:themeColor="text1"/>
-          <w:szCs w:val="28"/>
-          <w:lang w:eastAsia="en-GB"/>
-        </w:rPr>
-        <w:t>Для выполнения лабораторной работы №1 </w:t>
+        <w:t> </w:t>
       </w:r>
       <w:r>
         <w:rPr>
@@ -415,7 +442,7 @@
           <w:color w:val="000000" w:themeColor="text1"/>
           <w:szCs w:val="28"/>
           <w:u w:val="single"/>
-          <w:lang w:eastAsia="en-GB"/>
+          <w:lang w:val="ru-RU" w:eastAsia="en-GB"/>
         </w:rPr>
         <w:t>необходимо</w:t>
       </w:r>
@@ -424,7 +451,7 @@
           <w:rFonts w:eastAsia="Times New Roman" w:cs="Times New Roman"/>
           <w:color w:val="000000" w:themeColor="text1"/>
           <w:szCs w:val="28"/>
-          <w:lang w:eastAsia="en-GB"/>
+          <w:lang w:val="ru-RU" w:eastAsia="en-GB"/>
         </w:rPr>
         <w:t>:</w:t>
       </w:r>
@@ -449,9 +476,169 @@
           <w:rFonts w:eastAsia="Times New Roman" w:cs="Times New Roman"/>
           <w:color w:val="000000" w:themeColor="text1"/>
           <w:szCs w:val="28"/>
+          <w:lang w:val="ru-RU" w:eastAsia="en-GB"/>
+        </w:rPr>
+        <w:t xml:space="preserve">На основе предложенной предметной области (текста) составить ее описание. </w:t>
+      </w:r>
+      <w:proofErr w:type="spellStart"/>
+      <w:r>
+        <w:rPr>
+          <w:rFonts w:eastAsia="Times New Roman" w:cs="Times New Roman"/>
+          <w:color w:val="000000" w:themeColor="text1"/>
+          <w:szCs w:val="28"/>
           <w:lang w:eastAsia="en-GB"/>
         </w:rPr>
-        <w:t>На основе предложенной предметной области (текста) составить ее описание. Из полученного описания выделить сущности, их атрибуты и связи.</w:t>
+        <w:t>Из</w:t>
+      </w:r>
+      <w:proofErr w:type="spellEnd"/>
+      <w:r>
+        <w:rPr>
+          <w:rFonts w:eastAsia="Times New Roman" w:cs="Times New Roman"/>
+          <w:color w:val="000000" w:themeColor="text1"/>
+          <w:szCs w:val="28"/>
+          <w:lang w:eastAsia="en-GB"/>
+        </w:rPr>
+        <w:t xml:space="preserve"> </w:t>
+      </w:r>
+      <w:proofErr w:type="spellStart"/>
+      <w:r>
+        <w:rPr>
+          <w:rFonts w:eastAsia="Times New Roman" w:cs="Times New Roman"/>
+          <w:color w:val="000000" w:themeColor="text1"/>
+          <w:szCs w:val="28"/>
+          <w:lang w:eastAsia="en-GB"/>
+        </w:rPr>
+        <w:t>полученного</w:t>
+      </w:r>
+      <w:proofErr w:type="spellEnd"/>
+      <w:r>
+        <w:rPr>
+          <w:rFonts w:eastAsia="Times New Roman" w:cs="Times New Roman"/>
+          <w:color w:val="000000" w:themeColor="text1"/>
+          <w:szCs w:val="28"/>
+          <w:lang w:eastAsia="en-GB"/>
+        </w:rPr>
+        <w:t xml:space="preserve"> </w:t>
+      </w:r>
+      <w:proofErr w:type="spellStart"/>
+      <w:r>
+        <w:rPr>
+          <w:rFonts w:eastAsia="Times New Roman" w:cs="Times New Roman"/>
+          <w:color w:val="000000" w:themeColor="text1"/>
+          <w:szCs w:val="28"/>
+          <w:lang w:eastAsia="en-GB"/>
+        </w:rPr>
+        <w:t>описания</w:t>
+      </w:r>
+      <w:proofErr w:type="spellEnd"/>
+      <w:r>
+        <w:rPr>
+          <w:rFonts w:eastAsia="Times New Roman" w:cs="Times New Roman"/>
+          <w:color w:val="000000" w:themeColor="text1"/>
+          <w:szCs w:val="28"/>
+          <w:lang w:eastAsia="en-GB"/>
+        </w:rPr>
+        <w:t xml:space="preserve"> </w:t>
+      </w:r>
+      <w:proofErr w:type="spellStart"/>
+      <w:r>
+        <w:rPr>
+          <w:rFonts w:eastAsia="Times New Roman" w:cs="Times New Roman"/>
+          <w:color w:val="000000" w:themeColor="text1"/>
+          <w:szCs w:val="28"/>
+          <w:lang w:eastAsia="en-GB"/>
+        </w:rPr>
+        <w:t>выделить</w:t>
+      </w:r>
+      <w:proofErr w:type="spellEnd"/>
+      <w:r>
+        <w:rPr>
+          <w:rFonts w:eastAsia="Times New Roman" w:cs="Times New Roman"/>
+          <w:color w:val="000000" w:themeColor="text1"/>
+          <w:szCs w:val="28"/>
+          <w:lang w:eastAsia="en-GB"/>
+        </w:rPr>
+        <w:t xml:space="preserve"> </w:t>
+      </w:r>
+      <w:proofErr w:type="spellStart"/>
+      <w:r>
+        <w:rPr>
+          <w:rFonts w:eastAsia="Times New Roman" w:cs="Times New Roman"/>
+          <w:color w:val="000000" w:themeColor="text1"/>
+          <w:szCs w:val="28"/>
+          <w:lang w:eastAsia="en-GB"/>
+        </w:rPr>
+        <w:t>сущности</w:t>
+      </w:r>
+      <w:proofErr w:type="spellEnd"/>
+      <w:r>
+        <w:rPr>
+          <w:rFonts w:eastAsia="Times New Roman" w:cs="Times New Roman"/>
+          <w:color w:val="000000" w:themeColor="text1"/>
+          <w:szCs w:val="28"/>
+          <w:lang w:eastAsia="en-GB"/>
+        </w:rPr>
+        <w:t xml:space="preserve">, </w:t>
+      </w:r>
+      <w:proofErr w:type="spellStart"/>
+      <w:r>
+        <w:rPr>
+          <w:rFonts w:eastAsia="Times New Roman" w:cs="Times New Roman"/>
+          <w:color w:val="000000" w:themeColor="text1"/>
+          <w:szCs w:val="28"/>
+          <w:lang w:eastAsia="en-GB"/>
+        </w:rPr>
+        <w:t>их</w:t>
+      </w:r>
+      <w:proofErr w:type="spellEnd"/>
+      <w:r>
+        <w:rPr>
+          <w:rFonts w:eastAsia="Times New Roman" w:cs="Times New Roman"/>
+          <w:color w:val="000000" w:themeColor="text1"/>
+          <w:szCs w:val="28"/>
+          <w:lang w:eastAsia="en-GB"/>
+        </w:rPr>
+        <w:t xml:space="preserve"> </w:t>
+      </w:r>
+      <w:proofErr w:type="spellStart"/>
+      <w:r>
+        <w:rPr>
+          <w:rFonts w:eastAsia="Times New Roman" w:cs="Times New Roman"/>
+          <w:color w:val="000000" w:themeColor="text1"/>
+          <w:szCs w:val="28"/>
+          <w:lang w:eastAsia="en-GB"/>
+        </w:rPr>
+        <w:t>атрибуты</w:t>
+      </w:r>
+      <w:proofErr w:type="spellEnd"/>
+      <w:r>
+        <w:rPr>
+          <w:rFonts w:eastAsia="Times New Roman" w:cs="Times New Roman"/>
+          <w:color w:val="000000" w:themeColor="text1"/>
+          <w:szCs w:val="28"/>
+          <w:lang w:eastAsia="en-GB"/>
+        </w:rPr>
+        <w:t xml:space="preserve"> и </w:t>
+      </w:r>
+      <w:proofErr w:type="spellStart"/>
+      <w:r>
+        <w:rPr>
+          <w:rFonts w:eastAsia="Times New Roman" w:cs="Times New Roman"/>
+          <w:color w:val="000000" w:themeColor="text1"/>
+          <w:szCs w:val="28"/>
+          <w:lang w:eastAsia="en-GB"/>
+        </w:rPr>
+        <w:t>связи</w:t>
+      </w:r>
+      <w:proofErr w:type="spellEnd"/>
+      <w:r>
+        <w:rPr>
+          <w:rFonts w:eastAsia="Times New Roman" w:cs="Times New Roman"/>
+          <w:color w:val="000000" w:themeColor="text1"/>
+          <w:szCs w:val="28"/>
+          <w:lang w:eastAsia="en-GB"/>
+        </w:rPr>
+        <w:t>.</w:t>
       </w:r>
     </w:p>
     <w:p>
@@ -469,6 +656,7 @@
           <w:lang w:eastAsia="en-GB"/>
         </w:rPr>
       </w:pPr>
+      <w:proofErr w:type="spellStart"/>
       <w:r>
         <w:rPr>
           <w:rFonts w:eastAsia="Times New Roman" w:cs="Times New Roman"/>
@@ -476,7 +664,57 @@
           <w:szCs w:val="28"/>
           <w:lang w:eastAsia="en-GB"/>
         </w:rPr>
-        <w:t>Составить инфологическую модель.</w:t>
+        <w:t>Составить</w:t>
+      </w:r>
+      <w:proofErr w:type="spellEnd"/>
+      <w:r>
+        <w:rPr>
+          <w:rFonts w:eastAsia="Times New Roman" w:cs="Times New Roman"/>
+          <w:color w:val="000000" w:themeColor="text1"/>
+          <w:szCs w:val="28"/>
+          <w:lang w:eastAsia="en-GB"/>
+        </w:rPr>
+        <w:t xml:space="preserve"> </w:t>
+      </w:r>
+      <w:proofErr w:type="spellStart"/>
+      <w:r>
+        <w:rPr>
+          <w:rFonts w:eastAsia="Times New Roman" w:cs="Times New Roman"/>
+          <w:color w:val="000000" w:themeColor="text1"/>
+          <w:szCs w:val="28"/>
+          <w:lang w:eastAsia="en-GB"/>
+        </w:rPr>
+        <w:t>инфологическую</w:t>
+      </w:r>
+      <w:proofErr w:type="spellEnd"/>
+      <w:r>
+        <w:rPr>
+          <w:rFonts w:eastAsia="Times New Roman" w:cs="Times New Roman"/>
+          <w:color w:val="000000" w:themeColor="text1"/>
+          <w:szCs w:val="28"/>
+          <w:lang w:eastAsia="en-GB"/>
+        </w:rPr>
+        <w:t xml:space="preserve"> </w:t>
+      </w:r>
+      <w:proofErr w:type="spellStart"/>
+      <w:r>
+        <w:rPr>
+          <w:rFonts w:eastAsia="Times New Roman" w:cs="Times New Roman"/>
+          <w:color w:val="000000" w:themeColor="text1"/>
+          <w:szCs w:val="28"/>
+          <w:lang w:eastAsia="en-GB"/>
+        </w:rPr>
+        <w:t>модель</w:t>
+      </w:r>
+      <w:proofErr w:type="spellEnd"/>
+      <w:r>
+        <w:rPr>
+          <w:rFonts w:eastAsia="Times New Roman" w:cs="Times New Roman"/>
+          <w:color w:val="000000" w:themeColor="text1"/>
+          <w:szCs w:val="28"/>
+          <w:lang w:eastAsia="en-GB"/>
+        </w:rPr>
+        <w:t>.</w:t>
       </w:r>
     </w:p>
     <w:p>
@@ -491,17 +729,55 @@
           <w:rFonts w:eastAsia="Times New Roman" w:cs="Times New Roman"/>
           <w:color w:val="000000" w:themeColor="text1"/>
           <w:szCs w:val="28"/>
+          <w:lang w:val="ru-RU" w:eastAsia="en-GB"/>
+        </w:rPr>
+      </w:pPr>
+      <w:r>
+        <w:rPr>
+          <w:rFonts w:eastAsia="Times New Roman" w:cs="Times New Roman"/>
+          <w:color w:val="000000" w:themeColor="text1"/>
+          <w:szCs w:val="28"/>
+          <w:lang w:val="ru-RU" w:eastAsia="en-GB"/>
+        </w:rPr>
+        <w:t xml:space="preserve">Составить </w:t>
+      </w:r>
+      <w:proofErr w:type="spellStart"/>
+      <w:r>
+        <w:rPr>
+          <w:rFonts w:eastAsia="Times New Roman" w:cs="Times New Roman"/>
+          <w:color w:val="000000" w:themeColor="text1"/>
+          <w:szCs w:val="28"/>
+          <w:lang w:val="ru-RU" w:eastAsia="en-GB"/>
+        </w:rPr>
+        <w:t>даталогическую</w:t>
+      </w:r>
+      <w:proofErr w:type="spellEnd"/>
+      <w:r>
+        <w:rPr>
+          <w:rFonts w:eastAsia="Times New Roman" w:cs="Times New Roman"/>
+          <w:color w:val="000000" w:themeColor="text1"/>
+          <w:szCs w:val="28"/>
+          <w:lang w:val="ru-RU" w:eastAsia="en-GB"/>
+        </w:rPr>
+        <w:t xml:space="preserve"> модель. При описании типов данных для атрибутов должны использоваться типы из СУБД </w:t>
+      </w:r>
+      <w:r>
+        <w:rPr>
+          <w:rFonts w:eastAsia="Times New Roman" w:cs="Times New Roman"/>
+          <w:color w:val="000000" w:themeColor="text1"/>
+          <w:szCs w:val="28"/>
           <w:lang w:eastAsia="en-GB"/>
         </w:rPr>
-      </w:pPr>
-      <w:r>
-        <w:rPr>
-          <w:rFonts w:eastAsia="Times New Roman" w:cs="Times New Roman"/>
-          <w:color w:val="000000" w:themeColor="text1"/>
-          <w:szCs w:val="28"/>
-          <w:lang w:eastAsia="en-GB"/>
-        </w:rPr>
-        <w:t>Составить даталогическую модель. При описании типов данных для атрибутов должны использоваться типы из СУБД PostgreSQL.</w:t>
+        <w:t>PostgreSQL</w:t>
+      </w:r>
+      <w:r>
+        <w:rPr>
+          <w:rFonts w:eastAsia="Times New Roman" w:cs="Times New Roman"/>
+          <w:color w:val="000000" w:themeColor="text1"/>
+          <w:szCs w:val="28"/>
+          <w:lang w:val="ru-RU" w:eastAsia="en-GB"/>
+        </w:rPr>
+        <w:t>.</w:t>
       </w:r>
     </w:p>
     <w:p>
@@ -516,17 +792,75 @@
           <w:rFonts w:eastAsia="Times New Roman" w:cs="Times New Roman"/>
           <w:color w:val="000000" w:themeColor="text1"/>
           <w:szCs w:val="28"/>
+          <w:lang w:val="ru-RU" w:eastAsia="en-GB"/>
+        </w:rPr>
+      </w:pPr>
+      <w:r>
+        <w:rPr>
+          <w:rFonts w:eastAsia="Times New Roman" w:cs="Times New Roman"/>
+          <w:color w:val="000000" w:themeColor="text1"/>
+          <w:szCs w:val="28"/>
+          <w:lang w:val="ru-RU" w:eastAsia="en-GB"/>
+        </w:rPr>
+        <w:t xml:space="preserve">Реализовать </w:t>
+      </w:r>
+      <w:proofErr w:type="spellStart"/>
+      <w:r>
+        <w:rPr>
+          <w:rFonts w:eastAsia="Times New Roman" w:cs="Times New Roman"/>
+          <w:color w:val="000000" w:themeColor="text1"/>
+          <w:szCs w:val="28"/>
+          <w:lang w:val="ru-RU" w:eastAsia="en-GB"/>
+        </w:rPr>
+        <w:t>даталогическую</w:t>
+      </w:r>
+      <w:proofErr w:type="spellEnd"/>
+      <w:r>
+        <w:rPr>
+          <w:rFonts w:eastAsia="Times New Roman" w:cs="Times New Roman"/>
+          <w:color w:val="000000" w:themeColor="text1"/>
+          <w:szCs w:val="28"/>
+          <w:lang w:val="ru-RU" w:eastAsia="en-GB"/>
+        </w:rPr>
+        <w:t xml:space="preserve"> модель в </w:t>
+      </w:r>
+      <w:r>
+        <w:rPr>
+          <w:rFonts w:eastAsia="Times New Roman" w:cs="Times New Roman"/>
+          <w:color w:val="000000" w:themeColor="text1"/>
+          <w:szCs w:val="28"/>
           <w:lang w:eastAsia="en-GB"/>
         </w:rPr>
-      </w:pPr>
-      <w:r>
-        <w:rPr>
-          <w:rFonts w:eastAsia="Times New Roman" w:cs="Times New Roman"/>
-          <w:color w:val="000000" w:themeColor="text1"/>
-          <w:szCs w:val="28"/>
-          <w:lang w:eastAsia="en-GB"/>
-        </w:rPr>
-        <w:t>Реализовать даталогическую модель в PostgreSQL. При описании и реализации даталогической модели должны учитываться ограничения целостности, которые характерны для полученной предметной области.</w:t>
+        <w:t>PostgreSQL</w:t>
+      </w:r>
+      <w:r>
+        <w:rPr>
+          <w:rFonts w:eastAsia="Times New Roman" w:cs="Times New Roman"/>
+          <w:color w:val="000000" w:themeColor="text1"/>
+          <w:szCs w:val="28"/>
+          <w:lang w:val="ru-RU" w:eastAsia="en-GB"/>
+        </w:rPr>
+        <w:t xml:space="preserve">. При описании и реализации </w:t>
+      </w:r>
+      <w:proofErr w:type="spellStart"/>
+      <w:r>
+        <w:rPr>
+          <w:rFonts w:eastAsia="Times New Roman" w:cs="Times New Roman"/>
+          <w:color w:val="000000" w:themeColor="text1"/>
+          <w:szCs w:val="28"/>
+          <w:lang w:val="ru-RU" w:eastAsia="en-GB"/>
+        </w:rPr>
+        <w:t>даталогической</w:t>
+      </w:r>
+      <w:proofErr w:type="spellEnd"/>
+      <w:r>
+        <w:rPr>
+          <w:rFonts w:eastAsia="Times New Roman" w:cs="Times New Roman"/>
+          <w:color w:val="000000" w:themeColor="text1"/>
+          <w:szCs w:val="28"/>
+          <w:lang w:val="ru-RU" w:eastAsia="en-GB"/>
+        </w:rPr>
+        <w:t xml:space="preserve"> модели должны учитываться ограничения целостности, которые характерны для полученной предметной области.</w:t>
       </w:r>
     </w:p>
     <w:p>
@@ -541,15 +875,15 @@
           <w:rFonts w:eastAsia="Times New Roman" w:cs="Times New Roman"/>
           <w:color w:val="000000" w:themeColor="text1"/>
           <w:szCs w:val="28"/>
-          <w:lang w:eastAsia="en-GB"/>
-        </w:rPr>
-      </w:pPr>
-      <w:r>
-        <w:rPr>
-          <w:rFonts w:eastAsia="Times New Roman" w:cs="Times New Roman"/>
-          <w:color w:val="000000" w:themeColor="text1"/>
-          <w:szCs w:val="28"/>
-          <w:lang w:eastAsia="en-GB"/>
+          <w:lang w:val="ru-RU" w:eastAsia="en-GB"/>
+        </w:rPr>
+      </w:pPr>
+      <w:r>
+        <w:rPr>
+          <w:rFonts w:eastAsia="Times New Roman" w:cs="Times New Roman"/>
+          <w:color w:val="000000" w:themeColor="text1"/>
+          <w:szCs w:val="28"/>
+          <w:lang w:val="ru-RU" w:eastAsia="en-GB"/>
         </w:rPr>
         <w:t>Заполнить созданные таблицы тестовыми данными.</w:t>
       </w:r>
@@ -562,12 +896,42 @@
           <w:lang w:val="ru-RU"/>
         </w:rPr>
       </w:pPr>
+      <w:proofErr w:type="spellStart"/>
       <w:r>
         <w:rPr>
           <w:rFonts w:eastAsia="Times New Roman"/>
         </w:rPr>
-        <w:t>Описание предметной области</w:t>
-      </w:r>
+        <w:t>Описание</w:t>
+      </w:r>
+      <w:proofErr w:type="spellEnd"/>
+      <w:r>
+        <w:rPr>
+          <w:rFonts w:eastAsia="Times New Roman"/>
+        </w:rPr>
+        <w:t xml:space="preserve"> </w:t>
+      </w:r>
+      <w:proofErr w:type="spellStart"/>
+      <w:r>
+        <w:rPr>
+          <w:rFonts w:eastAsia="Times New Roman"/>
+        </w:rPr>
+        <w:t>предметной</w:t>
+      </w:r>
+      <w:proofErr w:type="spellEnd"/>
+      <w:r>
+        <w:rPr>
+          <w:rFonts w:eastAsia="Times New Roman"/>
+        </w:rPr>
+        <w:t xml:space="preserve"> </w:t>
+      </w:r>
+      <w:proofErr w:type="spellStart"/>
+      <w:r>
+        <w:rPr>
+          <w:rFonts w:eastAsia="Times New Roman"/>
+        </w:rPr>
+        <w:t>области</w:t>
+      </w:r>
+      <w:proofErr w:type="spellEnd"/>
     </w:p>
     <w:p>
       <w:pPr>
@@ -581,9 +945,9 @@
           <w:lang w:val="ru-RU"/>
         </w:rPr>
         <w:drawing>
-          <wp:inline distT="0" distB="0" distL="0" distR="0" wp14:anchorId="3EC8C1B7" wp14:editId="6BA49649">
-            <wp:extent cx="5731510" cy="649605"/>
-            <wp:effectExtent l="0" t="0" r="2540" b="0"/>
+          <wp:inline distT="0" distB="0" distL="0" distR="0" wp14:anchorId="26DE0EAF" wp14:editId="2D188A78">
+            <wp:extent cx="5731510" cy="1539875"/>
+            <wp:effectExtent l="0" t="0" r="2540" b="3175"/>
             <wp:docPr id="1" name="Рисунок 1"/>
             <wp:cNvGraphicFramePr>
               <a:graphicFrameLocks xmlns:a="http://schemas.openxmlformats.org/drawingml/2006/main" noChangeAspect="1"/>
@@ -604,7 +968,7 @@
                   <pic:spPr>
                     <a:xfrm>
                       <a:off x="0" y="0"/>
-                      <a:ext cx="5731510" cy="649605"/>
+                      <a:ext cx="5731510" cy="1539875"/>
                     </a:xfrm>
                     <a:prstGeom prst="rect">
                       <a:avLst/>
@@ -627,7 +991,79 @@
         <w:rPr>
           <w:lang w:val="ru-RU"/>
         </w:rPr>
-        <w:t>Есть</w:t>
+        <w:t xml:space="preserve">Ровное </w:t>
+      </w:r>
+      <w:r>
+        <w:rPr>
+          <w:b/>
+          <w:lang w:val="ru-RU"/>
+        </w:rPr>
+        <w:t>плато</w:t>
+      </w:r>
+      <w:r>
+        <w:rPr>
+          <w:lang w:val="ru-RU"/>
+        </w:rPr>
+        <w:t xml:space="preserve"> уже не было ровным. Прямо </w:t>
+      </w:r>
+      <w:r>
+        <w:rPr>
+          <w:b/>
+          <w:lang w:val="ru-RU"/>
+        </w:rPr>
+        <w:t>под ними</w:t>
+      </w:r>
+      <w:r>
+        <w:rPr>
+          <w:lang w:val="ru-RU"/>
+        </w:rPr>
+        <w:t xml:space="preserve"> сформировалась огромная </w:t>
+      </w:r>
+      <w:r>
+        <w:rPr>
+          <w:b/>
+          <w:lang w:val="ru-RU"/>
+        </w:rPr>
+        <w:t>выпуклость</w:t>
+      </w:r>
+      <w:r>
+        <w:rPr>
+          <w:lang w:val="ru-RU"/>
+        </w:rPr>
+        <w:t xml:space="preserve">, разорванная на самой </w:t>
+      </w:r>
+      <w:r>
+        <w:rPr>
+          <w:b/>
+          <w:lang w:val="ru-RU"/>
+        </w:rPr>
+        <w:t>вершине</w:t>
+      </w:r>
+      <w:r>
+        <w:rPr>
+          <w:lang w:val="ru-RU"/>
+        </w:rPr>
+        <w:t xml:space="preserve"> -- в том </w:t>
+      </w:r>
+      <w:r>
+        <w:rPr>
+          <w:b/>
+          <w:lang w:val="ru-RU"/>
+        </w:rPr>
+        <w:t>месте</w:t>
+      </w:r>
+      <w:r>
+        <w:rPr>
+          <w:lang w:val="ru-RU"/>
+        </w:rPr>
+        <w:t xml:space="preserve">, где </w:t>
+      </w:r>
+      <w:r>
+        <w:rPr>
+          <w:b/>
+          <w:lang w:val="ru-RU"/>
+        </w:rPr>
+        <w:t>корабль</w:t>
       </w:r>
       <w:r>
         <w:rPr>
@@ -635,67 +1071,39 @@
         </w:rPr>
         <w:t xml:space="preserve"> </w:t>
       </w:r>
-      <w:r>
-        <w:rPr>
-          <w:lang w:val="ru-RU"/>
-        </w:rPr>
-        <w:t xml:space="preserve">некоторые </w:t>
+      <w:proofErr w:type="spellStart"/>
+      <w:r>
+        <w:rPr>
+          <w:lang w:val="ru-RU"/>
+        </w:rPr>
+        <w:t>выпрастался</w:t>
+      </w:r>
+      <w:proofErr w:type="spellEnd"/>
+      <w:r>
+        <w:rPr>
+          <w:lang w:val="ru-RU"/>
+        </w:rPr>
+        <w:t xml:space="preserve"> из цепких объятий. Гигантские </w:t>
       </w:r>
       <w:r>
         <w:rPr>
           <w:b/>
-          <w:bCs/>
-          <w:lang w:val="ru-RU"/>
-        </w:rPr>
-        <w:t>наблюдатели</w:t>
-      </w:r>
-      <w:r>
-        <w:rPr>
-          <w:lang w:val="ru-RU"/>
-        </w:rPr>
-        <w:t>, они одного вида</w:t>
-      </w:r>
-      <w:r>
-        <w:rPr>
-          <w:lang w:val="ru-RU"/>
-        </w:rPr>
-        <w:t xml:space="preserve">. </w:t>
-      </w:r>
-      <w:r>
-        <w:rPr>
-          <w:lang w:val="ru-RU"/>
-        </w:rPr>
-        <w:t>О</w:t>
-      </w:r>
-      <w:r>
-        <w:rPr>
-          <w:lang w:val="ru-RU"/>
-        </w:rPr>
-        <w:t>дин</w:t>
-      </w:r>
-      <w:r>
-        <w:rPr>
-          <w:lang w:val="ru-RU"/>
-        </w:rPr>
-        <w:t xml:space="preserve"> из них</w:t>
-      </w:r>
-      <w:r>
-        <w:rPr>
-          <w:lang w:val="ru-RU"/>
-        </w:rPr>
-        <w:t xml:space="preserve"> (Саша</w:t>
-      </w:r>
-      <w:r>
-        <w:rPr>
-          <w:lang w:val="ru-RU"/>
-        </w:rPr>
-        <w:t>)</w:t>
-      </w:r>
-      <w:r>
-        <w:rPr>
-          <w:lang w:val="ru-RU"/>
-        </w:rPr>
-        <w:t xml:space="preserve"> видит </w:t>
+          <w:lang w:val="ru-RU"/>
+        </w:rPr>
+        <w:t>ложноножки</w:t>
+      </w:r>
+      <w:r>
+        <w:rPr>
+          <w:lang w:val="ru-RU"/>
+        </w:rPr>
+        <w:t xml:space="preserve"> в </w:t>
+      </w:r>
+      <w:r>
+        <w:rPr>
+          <w:b/>
+          <w:lang w:val="ru-RU"/>
+        </w:rPr>
+        <w:t>ярости</w:t>
       </w:r>
       <w:r>
         <w:rPr>
@@ -706,294 +1114,147 @@
       <w:r>
         <w:rPr>
           <w:b/>
-          <w:bCs/>
-          <w:lang w:val="ru-RU"/>
-        </w:rPr>
-        <w:t>планету</w:t>
-      </w:r>
-      <w:r>
-        <w:rPr>
-          <w:lang w:val="ru-RU"/>
-        </w:rPr>
-        <w:t xml:space="preserve"> (Юпитер</w:t>
-      </w:r>
-      <w:r>
-        <w:rPr>
-          <w:lang w:val="ru-RU"/>
-        </w:rPr>
-        <w:t>)</w:t>
-      </w:r>
-      <w:r>
-        <w:rPr>
-          <w:lang w:val="ru-RU"/>
-        </w:rPr>
-        <w:t>, когда она</w:t>
-      </w:r>
-      <w:r>
-        <w:rPr>
-          <w:lang w:val="ru-RU"/>
-        </w:rPr>
-        <w:t xml:space="preserve"> меня</w:t>
-      </w:r>
-      <w:r>
-        <w:rPr>
-          <w:lang w:val="ru-RU"/>
-        </w:rPr>
-        <w:t>ю</w:t>
-      </w:r>
-      <w:r>
-        <w:rPr>
-          <w:lang w:val="ru-RU"/>
-        </w:rPr>
-        <w:t xml:space="preserve">т </w:t>
+          <w:lang w:val="ru-RU"/>
+        </w:rPr>
+        <w:t>беспорядочно</w:t>
+      </w:r>
+      <w:r>
+        <w:rPr>
+          <w:lang w:val="ru-RU"/>
+        </w:rPr>
+        <w:t xml:space="preserve"> хлестали во всех направлениях над образовавшимся провалом, будто пытаясь вновь ухватить добычу, которая только что ускользнула из их объятий. </w:t>
       </w:r>
       <w:r>
         <w:rPr>
           <w:b/>
-          <w:bCs/>
-          <w:lang w:val="ru-RU"/>
-        </w:rPr>
-        <w:t xml:space="preserve">локацию </w:t>
-      </w:r>
-      <w:r>
-        <w:rPr>
-          <w:lang w:val="ru-RU"/>
-        </w:rPr>
-        <w:t xml:space="preserve">(направляются к водопою). </w:t>
-      </w:r>
-      <w:r>
-        <w:rPr>
-          <w:lang w:val="ru-RU"/>
-        </w:rPr>
-        <w:t>До этого он испытывал</w:t>
-      </w:r>
+          <w:lang w:val="ru-RU"/>
+        </w:rPr>
+        <w:t>Глядя</w:t>
+      </w:r>
+      <w:r>
+        <w:rPr>
+          <w:lang w:val="ru-RU"/>
+        </w:rPr>
+        <w:t xml:space="preserve"> на все это с изумлением, к которому примешивалась и немалая доля страха, </w:t>
+      </w:r>
+      <w:proofErr w:type="spellStart"/>
+      <w:r>
+        <w:rPr>
+          <w:b/>
+          <w:lang w:val="ru-RU"/>
+        </w:rPr>
+        <w:t>Олвин</w:t>
+      </w:r>
+      <w:proofErr w:type="spellEnd"/>
+      <w:r>
+        <w:rPr>
+          <w:lang w:val="ru-RU"/>
+        </w:rPr>
+        <w:t xml:space="preserve"> успел заметить какое-то </w:t>
+      </w:r>
+      <w:r>
+        <w:rPr>
+          <w:b/>
+          <w:lang w:val="ru-RU"/>
+        </w:rPr>
+        <w:t>пульсирующее</w:t>
+      </w:r>
+      <w:r>
+        <w:rPr>
+          <w:lang w:val="ru-RU"/>
+        </w:rPr>
+        <w:t xml:space="preserve"> алое </w:t>
+      </w:r>
+      <w:r>
+        <w:rPr>
+          <w:b/>
+          <w:lang w:val="ru-RU"/>
+        </w:rPr>
+        <w:t>отверстие</w:t>
+      </w:r>
+      <w:r>
+        <w:rPr>
+          <w:lang w:val="ru-RU"/>
+        </w:rPr>
+        <w:t xml:space="preserve"> -- возможно, ротовое, обрамленное </w:t>
+      </w:r>
+      <w:proofErr w:type="spellStart"/>
+      <w:r>
+        <w:rPr>
+          <w:lang w:val="ru-RU"/>
+        </w:rPr>
+        <w:t>хлыстообразными</w:t>
+      </w:r>
+      <w:proofErr w:type="spellEnd"/>
       <w:r>
         <w:rPr>
           <w:lang w:val="ru-RU"/>
         </w:rPr>
         <w:t xml:space="preserve"> </w:t>
       </w:r>
+      <w:proofErr w:type="spellStart"/>
       <w:r>
         <w:rPr>
           <w:b/>
-          <w:bCs/>
-          <w:lang w:val="ru-RU"/>
-        </w:rPr>
-        <w:t xml:space="preserve">эмоцию </w:t>
-      </w:r>
-      <w:r>
-        <w:rPr>
-          <w:lang w:val="ru-RU"/>
-        </w:rPr>
-        <w:t>(удивление)</w:t>
-      </w:r>
-      <w:r>
-        <w:rPr>
-          <w:lang w:val="ru-RU"/>
-        </w:rPr>
-        <w:t xml:space="preserve">. </w:t>
-      </w:r>
-      <w:r>
-        <w:rPr>
-          <w:lang w:val="ru-RU"/>
-        </w:rPr>
-        <w:t xml:space="preserve">После некоторого </w:t>
+          <w:lang w:val="ru-RU"/>
+        </w:rPr>
+        <w:t>шупальцами</w:t>
+      </w:r>
+      <w:proofErr w:type="spellEnd"/>
+      <w:r>
+        <w:rPr>
+          <w:lang w:val="ru-RU"/>
+        </w:rPr>
+        <w:t xml:space="preserve">, которые бились в </w:t>
       </w:r>
       <w:r>
         <w:rPr>
           <w:b/>
-          <w:bCs/>
-          <w:lang w:val="ru-RU"/>
-        </w:rPr>
-        <w:t>события</w:t>
-      </w:r>
-      <w:r>
-        <w:rPr>
-          <w:lang w:val="ru-RU"/>
-        </w:rPr>
-        <w:t xml:space="preserve"> </w:t>
-      </w:r>
-      <w:r>
-        <w:rPr>
-          <w:lang w:val="ru-RU"/>
-        </w:rPr>
-        <w:t xml:space="preserve">(необычайного </w:t>
-      </w:r>
-      <w:r>
-        <w:rPr>
-          <w:lang w:val="ru-RU"/>
-        </w:rPr>
-        <w:t>звука</w:t>
-      </w:r>
-      <w:r>
-        <w:rPr>
-          <w:lang w:val="ru-RU"/>
-        </w:rPr>
-        <w:t>)</w:t>
-      </w:r>
-      <w:r>
-        <w:rPr>
-          <w:lang w:val="ru-RU"/>
-        </w:rPr>
-        <w:t xml:space="preserve"> ничего не случилось, </w:t>
-      </w:r>
-      <w:r>
-        <w:rPr>
-          <w:lang w:val="ru-RU"/>
-        </w:rPr>
-        <w:t>поэтому</w:t>
-      </w:r>
-      <w:r>
-        <w:rPr>
-          <w:lang w:val="ru-RU"/>
-        </w:rPr>
-        <w:t xml:space="preserve"> </w:t>
-      </w:r>
-      <w:r>
-        <w:rPr>
-          <w:lang w:val="ru-RU"/>
-        </w:rPr>
-        <w:t xml:space="preserve">он </w:t>
-      </w:r>
-      <w:r>
-        <w:rPr>
-          <w:lang w:val="ru-RU"/>
-        </w:rPr>
-        <w:t xml:space="preserve">уже </w:t>
-      </w:r>
-      <w:r>
-        <w:rPr>
-          <w:lang w:val="ru-RU"/>
-        </w:rPr>
-        <w:t xml:space="preserve">не </w:t>
-      </w:r>
-      <w:r>
-        <w:rPr>
-          <w:lang w:val="ru-RU"/>
-        </w:rPr>
-        <w:t xml:space="preserve">чувствует </w:t>
-      </w:r>
-      <w:r>
-        <w:rPr>
-          <w:lang w:val="ru-RU"/>
-        </w:rPr>
-        <w:t>негативную</w:t>
+          <w:lang w:val="ru-RU"/>
+        </w:rPr>
+        <w:t>унисон</w:t>
+      </w:r>
+      <w:r>
+        <w:rPr>
+          <w:lang w:val="ru-RU"/>
+        </w:rPr>
+        <w:t xml:space="preserve">, отправляя все, что к ним попадало, в зияющую </w:t>
       </w:r>
       <w:r>
         <w:rPr>
           <w:b/>
-          <w:bCs/>
-          <w:lang w:val="ru-RU"/>
-        </w:rPr>
-        <w:t xml:space="preserve"> </w:t>
-      </w:r>
-      <w:r>
-        <w:rPr>
+          <w:lang w:val="ru-RU"/>
+        </w:rPr>
+        <w:t>пасть</w:t>
+      </w:r>
+      <w:r>
+        <w:rPr>
+          <w:lang w:val="ru-RU"/>
+        </w:rPr>
+        <w:t>.</w:t>
+      </w:r>
+      <w:bookmarkStart w:id="0" w:name="_GoBack"/>
+      <w:bookmarkEnd w:id="0"/>
+    </w:p>
+    <w:p>
+      <w:pPr>
+        <w:spacing w:after="160" w:line="278" w:lineRule="auto"/>
+        <w:rPr>
+          <w:rFonts w:eastAsiaTheme="majorEastAsia" w:cstheme="majorBidi"/>
           <w:b/>
-          <w:bCs/>
-          <w:lang w:val="ru-RU"/>
-        </w:rPr>
-        <w:t>эмоц</w:t>
-      </w:r>
-      <w:r>
-        <w:rPr>
-          <w:b/>
-          <w:bCs/>
-          <w:lang w:val="ru-RU"/>
-        </w:rPr>
-        <w:t>ию</w:t>
-      </w:r>
-      <w:r>
-        <w:rPr>
-          <w:lang w:val="ru-RU"/>
-        </w:rPr>
-        <w:t xml:space="preserve"> (</w:t>
-      </w:r>
-      <w:r>
-        <w:rPr>
-          <w:lang w:val="ru-RU"/>
-        </w:rPr>
-        <w:t>страх</w:t>
-      </w:r>
-      <w:r>
-        <w:rPr>
-          <w:lang w:val="ru-RU"/>
-        </w:rPr>
-        <w:t xml:space="preserve">, </w:t>
-      </w:r>
-      <w:r>
-        <w:rPr>
-          <w:lang w:val="ru-RU"/>
-        </w:rPr>
-        <w:t xml:space="preserve">ощущение опасности) </w:t>
-      </w:r>
-      <w:r>
-        <w:rPr>
-          <w:lang w:val="ru-RU"/>
-        </w:rPr>
-        <w:t>при виде этого предмета</w:t>
-      </w:r>
-      <w:r>
-        <w:rPr>
-          <w:lang w:val="ru-RU"/>
-        </w:rPr>
-        <w:t xml:space="preserve">, </w:t>
-      </w:r>
-      <w:r>
-        <w:rPr>
-          <w:lang w:val="ru-RU"/>
-        </w:rPr>
-        <w:t xml:space="preserve">но </w:t>
-      </w:r>
-      <w:r>
-        <w:rPr>
-          <w:b/>
-          <w:bCs/>
-          <w:lang w:val="ru-RU"/>
-        </w:rPr>
-        <w:t>заинтересован</w:t>
-      </w:r>
-      <w:r>
-        <w:rPr>
-          <w:lang w:val="ru-RU"/>
-        </w:rPr>
-        <w:t xml:space="preserve"> </w:t>
-      </w:r>
-      <w:r>
-        <w:rPr>
-          <w:lang w:val="ru-RU"/>
-        </w:rPr>
-        <w:t>им</w:t>
-      </w:r>
-      <w:r>
-        <w:rPr>
-          <w:lang w:val="ru-RU"/>
-        </w:rPr>
-        <w:t xml:space="preserve">. </w:t>
-      </w:r>
-      <w:r>
-        <w:rPr>
-          <w:lang w:val="ru-RU"/>
-        </w:rPr>
-        <w:t xml:space="preserve">В целом </w:t>
-      </w:r>
-      <w:r>
-        <w:rPr>
-          <w:lang w:val="ru-RU"/>
-        </w:rPr>
-        <w:t xml:space="preserve">события могут быть у любого существа, также оно тоже может увидеть </w:t>
-      </w:r>
-      <w:r>
-        <w:rPr>
-          <w:lang w:val="ru-RU"/>
-        </w:rPr>
-        <w:t>предмет</w:t>
-      </w:r>
-      <w:r>
-        <w:rPr>
-          <w:lang w:val="ru-RU"/>
-        </w:rPr>
-        <w:t>ы</w:t>
+          <w:color w:val="000000" w:themeColor="text1"/>
+          <w:kern w:val="2"/>
+          <w:sz w:val="32"/>
+          <w:szCs w:val="32"/>
+          <w:lang w:val="ru-RU"/>
+          <w14:ligatures w14:val="standardContextual"/>
+        </w:rPr>
+      </w:pPr>
+      <w:r>
+        <w:rPr>
+          <w:lang w:val="ru-RU"/>
+        </w:rPr>
+        <w:br w:type="page"/>
       </w:r>
     </w:p>
     <w:p>
@@ -1007,7 +1268,14 @@
         <w:rPr>
           <w:lang w:val="ru-RU"/>
         </w:rPr>
-        <w:t>Список сущностей  и их классификация</w:t>
+        <w:lastRenderedPageBreak/>
+        <w:t xml:space="preserve">Список сущностей </w:t>
+      </w:r>
+      <w:r>
+        <w:rPr>
+          <w:lang w:val="ru-RU"/>
+        </w:rPr>
+        <w:t>и их классификация</w:t>
       </w:r>
     </w:p>
     <w:p>
@@ -1038,13 +1306,31 @@
         <w:pStyle w:val="a7"/>
       </w:pPr>
       <w:r>
-        <w:t>creature</w:t>
-      </w:r>
-      <w:r>
-        <w:rPr>
-          <w:lang w:val="ru-RU"/>
-        </w:rPr>
-        <w:t xml:space="preserve"> </w:t>
+        <w:t>Human</w:t>
+      </w:r>
+    </w:p>
+    <w:p>
+      <w:pPr>
+        <w:pStyle w:val="a7"/>
+      </w:pPr>
+      <w:r>
+        <w:t>Location</w:t>
+      </w:r>
+    </w:p>
+    <w:p>
+      <w:pPr>
+        <w:pStyle w:val="a7"/>
+      </w:pPr>
+      <w:r>
+        <w:t>Entity</w:t>
+      </w:r>
+    </w:p>
+    <w:p>
+      <w:pPr>
+        <w:pStyle w:val="a7"/>
+      </w:pPr>
+      <w:r>
+        <w:t>Observation</w:t>
       </w:r>
     </w:p>
     <w:p>
@@ -1067,21 +1353,21 @@
         <w:t>Характеристические</w:t>
       </w:r>
       <w:r>
-        <w:t xml:space="preserve">: </w:t>
+        <w:t>:</w:t>
       </w:r>
     </w:p>
     <w:p>
       <w:pPr>
         <w:pStyle w:val="a7"/>
         <w:rPr>
-          <w:lang w:val="ru-RU"/>
-        </w:rPr>
-      </w:pPr>
-      <w:r>
-        <w:t>l</w:t>
-      </w:r>
-      <w:r>
-        <w:t>ocation</w:t>
+          <w:bCs/>
+        </w:rPr>
+      </w:pPr>
+      <w:r>
+        <w:rPr>
+          <w:bCs/>
+        </w:rPr>
+        <w:t>Limbs</w:t>
       </w:r>
     </w:p>
     <w:p>
@@ -1089,37 +1375,62 @@
         <w:pStyle w:val="a7"/>
       </w:pPr>
       <w:r>
-        <w:t>emotion</w:t>
+        <w:rPr>
+          <w:bCs/>
+        </w:rPr>
+        <w:t>Behavior</w:t>
       </w:r>
     </w:p>
     <w:p>
       <w:pPr>
         <w:pStyle w:val="a7"/>
+        <w:numPr>
+          <w:ilvl w:val="0"/>
+          <w:numId w:val="8"/>
+        </w:numPr>
+        <w:rPr>
+          <w:lang w:val="ru-RU"/>
+        </w:rPr>
+      </w:pPr>
+      <w:r>
         <w:rPr>
           <w:b/>
           <w:bCs/>
-        </w:rPr>
-      </w:pPr>
-      <w:r>
-        <w:t>event</w:t>
+          <w:lang w:val="ru-RU"/>
+        </w:rPr>
+        <w:t>Ассоциативная</w:t>
+      </w:r>
+      <w:r>
+        <w:t xml:space="preserve"> </w:t>
       </w:r>
     </w:p>
     <w:p>
       <w:pPr>
         <w:pStyle w:val="a7"/>
       </w:pPr>
-      <w:r>
-        <w:t>creature_action</w:t>
-      </w:r>
+      <w:proofErr w:type="spellStart"/>
+      <w:r>
+        <w:t>Active_Behavior</w:t>
+      </w:r>
+      <w:proofErr w:type="spellEnd"/>
     </w:p>
     <w:p>
       <w:pPr>
         <w:pStyle w:val="2"/>
       </w:pPr>
-      <w:r>
-        <w:lastRenderedPageBreak/>
-        <w:t>Инфологическая модель</w:t>
-      </w:r>
+      <w:proofErr w:type="spellStart"/>
+      <w:r>
+        <w:t>Инфологическая</w:t>
+      </w:r>
+      <w:proofErr w:type="spellEnd"/>
+      <w:r>
+        <w:t xml:space="preserve"> </w:t>
+      </w:r>
+      <w:proofErr w:type="spellStart"/>
+      <w:r>
+        <w:t>модель</w:t>
+      </w:r>
+      <w:proofErr w:type="spellEnd"/>
     </w:p>
     <w:p>
       <w:pPr>
@@ -1132,10 +1443,10 @@
           <w:lang w:val="ru-RU"/>
         </w:rPr>
         <w:drawing>
-          <wp:inline distT="0" distB="0" distL="0" distR="0" wp14:anchorId="296768FA" wp14:editId="6E4A0E46">
-            <wp:extent cx="5731510" cy="4392295"/>
-            <wp:effectExtent l="0" t="0" r="2540" b="8255"/>
-            <wp:docPr id="2" name="Рисунок 2"/>
+          <wp:inline distT="0" distB="0" distL="0" distR="0" wp14:anchorId="2C1FA59C" wp14:editId="164AB7C8">
+            <wp:extent cx="5731510" cy="3864610"/>
+            <wp:effectExtent l="0" t="0" r="2540" b="2540"/>
+            <wp:docPr id="3" name="Рисунок 3"/>
             <wp:cNvGraphicFramePr>
               <a:graphicFrameLocks xmlns:a="http://schemas.openxmlformats.org/drawingml/2006/main" noChangeAspect="1"/>
             </wp:cNvGraphicFramePr>
@@ -1155,7 +1466,7 @@
                   <pic:spPr>
                     <a:xfrm>
                       <a:off x="0" y="0"/>
-                      <a:ext cx="5731510" cy="4392295"/>
+                      <a:ext cx="5731510" cy="3864610"/>
                     </a:xfrm>
                     <a:prstGeom prst="rect">
                       <a:avLst/>
@@ -1170,15 +1481,39 @@
     </w:p>
     <w:p>
       <w:pPr>
+        <w:spacing w:after="160" w:line="278" w:lineRule="auto"/>
+        <w:rPr>
+          <w:rFonts w:eastAsiaTheme="majorEastAsia" w:cstheme="majorBidi"/>
+          <w:b/>
+          <w:color w:val="000000" w:themeColor="text1"/>
+          <w:kern w:val="2"/>
+          <w:sz w:val="32"/>
+          <w:szCs w:val="32"/>
+          <w14:ligatures w14:val="standardContextual"/>
+        </w:rPr>
+      </w:pPr>
+      <w:r>
+        <w:br w:type="page"/>
+      </w:r>
+    </w:p>
+    <w:p>
+      <w:pPr>
         <w:pStyle w:val="2"/>
-        <w:rPr>
-          <w:lang w:val="en-US"/>
-        </w:rPr>
-      </w:pPr>
+      </w:pPr>
+      <w:proofErr w:type="spellStart"/>
       <w:r>
         <w:lastRenderedPageBreak/>
-        <w:t>Даталогичекая модель</w:t>
-      </w:r>
+        <w:t>Даталогичекая</w:t>
+      </w:r>
+      <w:proofErr w:type="spellEnd"/>
+      <w:r>
+        <w:t xml:space="preserve"> </w:t>
+      </w:r>
+      <w:proofErr w:type="spellStart"/>
+      <w:r>
+        <w:t>модель</w:t>
+      </w:r>
+      <w:proofErr w:type="spellEnd"/>
     </w:p>
     <w:p>
       <w:pPr>
@@ -1191,10 +1526,10 @@
           <w:lang w:val="ru-RU"/>
         </w:rPr>
         <w:drawing>
-          <wp:inline distT="0" distB="0" distL="0" distR="0" wp14:anchorId="59730D9C" wp14:editId="620D4298">
-            <wp:extent cx="5731510" cy="3989705"/>
+          <wp:inline distT="0" distB="0" distL="0" distR="0" wp14:anchorId="745DEE0B" wp14:editId="198822B6">
+            <wp:extent cx="5731510" cy="2628900"/>
             <wp:effectExtent l="0" t="0" r="2540" b="0"/>
-            <wp:docPr id="4" name="Рисунок 4"/>
+            <wp:docPr id="5" name="Рисунок 5"/>
             <wp:cNvGraphicFramePr>
               <a:graphicFrameLocks xmlns:a="http://schemas.openxmlformats.org/drawingml/2006/main" noChangeAspect="1"/>
             </wp:cNvGraphicFramePr>
@@ -1214,7 +1549,7 @@
                   <pic:spPr>
                     <a:xfrm>
                       <a:off x="0" y="0"/>
-                      <a:ext cx="5731510" cy="3989705"/>
+                      <a:ext cx="5731510" cy="2628900"/>
                     </a:xfrm>
                     <a:prstGeom prst="rect">
                       <a:avLst/>
@@ -1229,10 +1564,55 @@
     </w:p>
     <w:p>
       <w:pPr>
+        <w:spacing w:after="160" w:line="278" w:lineRule="auto"/>
+        <w:rPr>
+          <w:rFonts w:eastAsiaTheme="majorEastAsia" w:cstheme="majorBidi"/>
+          <w:b/>
+          <w:color w:val="000000" w:themeColor="text1"/>
+          <w:kern w:val="2"/>
+          <w:sz w:val="32"/>
+          <w:szCs w:val="32"/>
+          <w:lang w:val="ru-RU"/>
+          <w14:ligatures w14:val="standardContextual"/>
+        </w:rPr>
+      </w:pPr>
+      <w:r>
+        <w:rPr>
+          <w:lang w:val="ru-RU"/>
+        </w:rPr>
+        <w:br w:type="page"/>
+      </w:r>
+    </w:p>
+    <w:p>
+      <w:pPr>
         <w:pStyle w:val="2"/>
-      </w:pPr>
-      <w:r>
-        <w:t>Реализация даталогичекой модели на SQL</w:t>
+        <w:rPr>
+          <w:lang w:val="ru-RU"/>
+        </w:rPr>
+      </w:pPr>
+      <w:r>
+        <w:rPr>
+          <w:lang w:val="ru-RU"/>
+        </w:rPr>
+        <w:lastRenderedPageBreak/>
+        <w:t xml:space="preserve">Реализация </w:t>
+      </w:r>
+      <w:proofErr w:type="spellStart"/>
+      <w:r>
+        <w:rPr>
+          <w:lang w:val="ru-RU"/>
+        </w:rPr>
+        <w:t>даталогичекой</w:t>
+      </w:r>
+      <w:proofErr w:type="spellEnd"/>
+      <w:r>
+        <w:rPr>
+          <w:lang w:val="ru-RU"/>
+        </w:rPr>
+        <w:t xml:space="preserve"> модели на </w:t>
+      </w:r>
+      <w:r>
+        <w:t>SQL</w:t>
       </w:r>
     </w:p>
     <w:p>
@@ -1259,6 +1639,7 @@
         </w:rPr>
         <w:t xml:space="preserve"> </w:t>
       </w:r>
+      <w:proofErr w:type="gramStart"/>
       <w:r>
         <w:t>OBSE</w:t>
       </w:r>
@@ -1271,6 +1652,7 @@
         </w:rPr>
         <w:t>(</w:t>
       </w:r>
+      <w:proofErr w:type="gramEnd"/>
     </w:p>
     <w:p>
       <w:r>
@@ -1278,8 +1660,13 @@
       </w:r>
     </w:p>
     <w:p>
-      <w:r>
-        <w:t>NAME  text,</w:t>
+      <w:proofErr w:type="gramStart"/>
+      <w:r>
+        <w:t>NAME  text</w:t>
+      </w:r>
+      <w:proofErr w:type="gramEnd"/>
+      <w:r>
+        <w:t>,</w:t>
       </w:r>
     </w:p>
     <w:p>
@@ -1294,7 +1681,15 @@
     </w:p>
     <w:p>
       <w:r>
-        <w:t>IS_OBSERV boolean,</w:t>
+        <w:t xml:space="preserve">IS_OBSERV </w:t>
+      </w:r>
+      <w:proofErr w:type="spellStart"/>
+      <w:r>
+        <w:t>boolean</w:t>
+      </w:r>
+      <w:proofErr w:type="spellEnd"/>
+      <w:r>
+        <w:t>,</w:t>
       </w:r>
     </w:p>
     <w:p>
@@ -1319,33 +1714,42 @@
     </w:p>
     <w:p>
       <w:r>
-        <w:t xml:space="preserve">PLANET_ID </w:t>
-      </w:r>
-      <w:bookmarkStart w:id="0" w:name="_GoBack"/>
-      <w:bookmarkEnd w:id="0"/>
-      <w:r>
+        <w:t xml:space="preserve">PLANET_ID  </w:t>
+      </w:r>
+    </w:p>
+    <w:p>
+      <w:pPr>
+        <w:pStyle w:val="2"/>
+      </w:pPr>
+      <w:proofErr w:type="spellStart"/>
+      <w:r>
+        <w:t>Вывод</w:t>
+      </w:r>
+      <w:proofErr w:type="spellEnd"/>
+    </w:p>
+    <w:p>
+      <w:pPr>
+        <w:rPr>
+          <w:lang w:val="ru-RU"/>
+        </w:rPr>
+      </w:pPr>
+      <w:r>
+        <w:rPr>
+          <w:lang w:val="ru-RU"/>
+        </w:rPr>
+        <w:t>Во</w:t>
+      </w:r>
+      <w:r>
+        <w:rPr>
+          <w:lang w:val="ru-RU"/>
+        </w:rPr>
         <w:t xml:space="preserve"> </w:t>
       </w:r>
-    </w:p>
-    <w:p>
-      <w:pPr>
-        <w:pStyle w:val="2"/>
-      </w:pPr>
-      <w:r>
-        <w:t>Вывод</w:t>
-      </w:r>
-    </w:p>
-    <w:p>
-      <w:pPr>
-        <w:rPr>
-          <w:lang w:val="ru-RU"/>
-        </w:rPr>
-      </w:pPr>
-      <w:r>
-        <w:rPr>
-          <w:lang w:val="ru-RU"/>
-        </w:rPr>
-        <w:t>Во</w:t>
+      <w:r>
+        <w:rPr>
+          <w:lang w:val="ru-RU"/>
+        </w:rPr>
+        <w:t>время</w:t>
       </w:r>
       <w:r>
         <w:rPr>
@@ -1357,7 +1761,7 @@
         <w:rPr>
           <w:lang w:val="ru-RU"/>
         </w:rPr>
-        <w:t>время</w:t>
+        <w:t>выполнения</w:t>
       </w:r>
       <w:r>
         <w:rPr>
@@ -1369,7 +1773,7 @@
         <w:rPr>
           <w:lang w:val="ru-RU"/>
         </w:rPr>
-        <w:t>выполнения</w:t>
+        <w:t>лабораторной</w:t>
       </w:r>
       <w:r>
         <w:rPr>
@@ -1381,7 +1785,7 @@
         <w:rPr>
           <w:lang w:val="ru-RU"/>
         </w:rPr>
-        <w:t>лабораторной</w:t>
+        <w:t>работы</w:t>
       </w:r>
       <w:r>
         <w:rPr>
@@ -1393,7 +1797,7 @@
         <w:rPr>
           <w:lang w:val="ru-RU"/>
         </w:rPr>
-        <w:t>работы</w:t>
+        <w:t>я</w:t>
       </w:r>
       <w:r>
         <w:rPr>
@@ -1405,7 +1809,7 @@
         <w:rPr>
           <w:lang w:val="ru-RU"/>
         </w:rPr>
-        <w:t>я</w:t>
+        <w:t>научилась</w:t>
       </w:r>
       <w:r>
         <w:rPr>
@@ -1417,7 +1821,7 @@
         <w:rPr>
           <w:lang w:val="ru-RU"/>
         </w:rPr>
-        <w:t>научилась</w:t>
+        <w:t>составлять</w:t>
       </w:r>
       <w:r>
         <w:rPr>
@@ -1429,7 +1833,7 @@
         <w:rPr>
           <w:lang w:val="ru-RU"/>
         </w:rPr>
-        <w:t>составлять</w:t>
+        <w:t>инфологическую</w:t>
       </w:r>
       <w:r>
         <w:rPr>
@@ -1441,7 +1845,7 @@
         <w:rPr>
           <w:lang w:val="ru-RU"/>
         </w:rPr>
-        <w:t>инфологическую</w:t>
+        <w:t>и</w:t>
       </w:r>
       <w:r>
         <w:rPr>
@@ -1449,6 +1853,167 @@
         </w:rPr>
         <w:t xml:space="preserve"> </w:t>
       </w:r>
+      <w:proofErr w:type="spellStart"/>
+      <w:r>
+        <w:rPr>
+          <w:lang w:val="ru-RU"/>
+        </w:rPr>
+        <w:t>даталогическую</w:t>
+      </w:r>
+      <w:proofErr w:type="spellEnd"/>
+      <w:r>
+        <w:rPr>
+          <w:lang w:val="ru-RU"/>
+        </w:rPr>
+        <w:t xml:space="preserve"> </w:t>
+      </w:r>
+      <w:r>
+        <w:rPr>
+          <w:lang w:val="ru-RU"/>
+        </w:rPr>
+        <w:t>модели</w:t>
+      </w:r>
+      <w:r>
+        <w:rPr>
+          <w:lang w:val="ru-RU"/>
+        </w:rPr>
+        <w:t xml:space="preserve"> </w:t>
+      </w:r>
+      <w:r>
+        <w:rPr>
+          <w:lang w:val="ru-RU"/>
+        </w:rPr>
+        <w:t>реляционной</w:t>
+      </w:r>
+      <w:r>
+        <w:rPr>
+          <w:lang w:val="ru-RU"/>
+        </w:rPr>
+        <w:t xml:space="preserve"> </w:t>
+      </w:r>
+      <w:r>
+        <w:rPr>
+          <w:lang w:val="ru-RU"/>
+        </w:rPr>
+        <w:t>БД</w:t>
+      </w:r>
+      <w:r>
+        <w:rPr>
+          <w:lang w:val="ru-RU"/>
+        </w:rPr>
+        <w:t xml:space="preserve">, </w:t>
+      </w:r>
+      <w:r>
+        <w:rPr>
+          <w:lang w:val="ru-RU"/>
+        </w:rPr>
+        <w:t>познакомилась</w:t>
+      </w:r>
+      <w:r>
+        <w:rPr>
+          <w:lang w:val="ru-RU"/>
+        </w:rPr>
+        <w:t xml:space="preserve"> </w:t>
+      </w:r>
+      <w:r>
+        <w:rPr>
+          <w:lang w:val="ru-RU"/>
+        </w:rPr>
+        <w:t>с</w:t>
+      </w:r>
+      <w:r>
+        <w:rPr>
+          <w:lang w:val="ru-RU"/>
+        </w:rPr>
+        <w:t xml:space="preserve"> </w:t>
+      </w:r>
+      <w:r>
+        <w:rPr>
+          <w:lang w:val="ru-RU"/>
+        </w:rPr>
+        <w:t>архитектурой</w:t>
+      </w:r>
+      <w:r>
+        <w:rPr>
+          <w:lang w:val="ru-RU"/>
+        </w:rPr>
+        <w:t xml:space="preserve"> </w:t>
+      </w:r>
+      <w:r>
+        <w:t>ANSI</w:t>
+      </w:r>
+      <w:r>
+        <w:rPr>
+          <w:lang w:val="ru-RU"/>
+        </w:rPr>
+        <w:t>-</w:t>
+      </w:r>
+      <w:r>
+        <w:t>SPARK</w:t>
+      </w:r>
+      <w:r>
+        <w:rPr>
+          <w:lang w:val="ru-RU"/>
+        </w:rPr>
+        <w:t xml:space="preserve">, </w:t>
+      </w:r>
+      <w:r>
+        <w:rPr>
+          <w:lang w:val="ru-RU"/>
+        </w:rPr>
+        <w:t>работала</w:t>
+      </w:r>
+      <w:r>
+        <w:rPr>
+          <w:lang w:val="ru-RU"/>
+        </w:rPr>
+        <w:t xml:space="preserve"> </w:t>
+      </w:r>
+      <w:r>
+        <w:rPr>
+          <w:lang w:val="ru-RU"/>
+        </w:rPr>
+        <w:t>с</w:t>
+      </w:r>
+      <w:r>
+        <w:rPr>
+          <w:lang w:val="ru-RU"/>
+        </w:rPr>
+        <w:t xml:space="preserve"> </w:t>
+      </w:r>
+      <w:r>
+        <w:rPr>
+          <w:lang w:val="ru-RU"/>
+        </w:rPr>
+        <w:t>языком</w:t>
+      </w:r>
+      <w:r>
+        <w:rPr>
+          <w:lang w:val="ru-RU"/>
+        </w:rPr>
+        <w:t xml:space="preserve"> </w:t>
+      </w:r>
+      <w:r>
+        <w:rPr>
+          <w:lang w:val="ru-RU"/>
+        </w:rPr>
+        <w:t>запросов</w:t>
+      </w:r>
+      <w:r>
+        <w:rPr>
+          <w:lang w:val="ru-RU"/>
+        </w:rPr>
+        <w:t xml:space="preserve"> </w:t>
+      </w:r>
+      <w:r>
+        <w:t>SQL</w:t>
+      </w:r>
+      <w:r>
+        <w:rPr>
+          <w:lang w:val="ru-RU"/>
+        </w:rPr>
+        <w:t xml:space="preserve"> </w:t>
+      </w:r>
       <w:r>
         <w:rPr>
           <w:lang w:val="ru-RU"/>
@@ -1465,215 +2030,46 @@
         <w:rPr>
           <w:lang w:val="ru-RU"/>
         </w:rPr>
+        <w:t>изучила</w:t>
+      </w:r>
+      <w:r>
+        <w:rPr>
+          <w:lang w:val="ru-RU"/>
+        </w:rPr>
+        <w:t xml:space="preserve">, </w:t>
+      </w:r>
+      <w:r>
+        <w:rPr>
+          <w:lang w:val="ru-RU"/>
+        </w:rPr>
+        <w:t>как</w:t>
+      </w:r>
+      <w:r>
+        <w:rPr>
+          <w:lang w:val="ru-RU"/>
+        </w:rPr>
+        <w:t xml:space="preserve"> </w:t>
+      </w:r>
+      <w:r>
+        <w:rPr>
+          <w:lang w:val="ru-RU"/>
+        </w:rPr>
+        <w:t>строить</w:t>
+      </w:r>
+      <w:r>
+        <w:rPr>
+          <w:lang w:val="ru-RU"/>
+        </w:rPr>
+        <w:t xml:space="preserve"> </w:t>
+      </w:r>
+      <w:proofErr w:type="spellStart"/>
+      <w:r>
+        <w:rPr>
+          <w:lang w:val="ru-RU"/>
+        </w:rPr>
         <w:t>даталогическую</w:t>
       </w:r>
-      <w:r>
-        <w:rPr>
-          <w:lang w:val="ru-RU"/>
-        </w:rPr>
-        <w:t xml:space="preserve"> </w:t>
-      </w:r>
-      <w:r>
-        <w:rPr>
-          <w:lang w:val="ru-RU"/>
-        </w:rPr>
-        <w:t>модели</w:t>
-      </w:r>
-      <w:r>
-        <w:rPr>
-          <w:lang w:val="ru-RU"/>
-        </w:rPr>
-        <w:t xml:space="preserve"> </w:t>
-      </w:r>
-      <w:r>
-        <w:rPr>
-          <w:lang w:val="ru-RU"/>
-        </w:rPr>
-        <w:t>реляционной</w:t>
-      </w:r>
-      <w:r>
-        <w:rPr>
-          <w:lang w:val="ru-RU"/>
-        </w:rPr>
-        <w:t xml:space="preserve"> </w:t>
-      </w:r>
-      <w:r>
-        <w:rPr>
-          <w:lang w:val="ru-RU"/>
-        </w:rPr>
-        <w:t>БД</w:t>
-      </w:r>
-      <w:r>
-        <w:rPr>
-          <w:lang w:val="ru-RU"/>
-        </w:rPr>
-        <w:t xml:space="preserve">, </w:t>
-      </w:r>
-      <w:r>
-        <w:rPr>
-          <w:lang w:val="ru-RU"/>
-        </w:rPr>
-        <w:t>познакомилась</w:t>
-      </w:r>
-      <w:r>
-        <w:rPr>
-          <w:lang w:val="ru-RU"/>
-        </w:rPr>
-        <w:t xml:space="preserve"> </w:t>
-      </w:r>
-      <w:r>
-        <w:rPr>
-          <w:lang w:val="ru-RU"/>
-        </w:rPr>
-        <w:t>с</w:t>
-      </w:r>
-      <w:r>
-        <w:rPr>
-          <w:lang w:val="ru-RU"/>
-        </w:rPr>
-        <w:t xml:space="preserve"> </w:t>
-      </w:r>
-      <w:r>
-        <w:rPr>
-          <w:lang w:val="ru-RU"/>
-        </w:rPr>
-        <w:t>архитектурой</w:t>
-      </w:r>
-      <w:r>
-        <w:rPr>
-          <w:lang w:val="ru-RU"/>
-        </w:rPr>
-        <w:t xml:space="preserve"> </w:t>
-      </w:r>
-      <w:r>
-        <w:t>ANSI</w:t>
-      </w:r>
-      <w:r>
-        <w:rPr>
-          <w:lang w:val="ru-RU"/>
-        </w:rPr>
-        <w:t>-</w:t>
-      </w:r>
-      <w:r>
-        <w:t>SPARK</w:t>
-      </w:r>
-      <w:r>
-        <w:rPr>
-          <w:lang w:val="ru-RU"/>
-        </w:rPr>
-        <w:t xml:space="preserve">, </w:t>
-      </w:r>
-      <w:r>
-        <w:rPr>
-          <w:lang w:val="ru-RU"/>
-        </w:rPr>
-        <w:t>работала</w:t>
-      </w:r>
-      <w:r>
-        <w:rPr>
-          <w:lang w:val="ru-RU"/>
-        </w:rPr>
-        <w:t xml:space="preserve"> </w:t>
-      </w:r>
-      <w:r>
-        <w:rPr>
-          <w:lang w:val="ru-RU"/>
-        </w:rPr>
-        <w:t>с</w:t>
-      </w:r>
-      <w:r>
-        <w:rPr>
-          <w:lang w:val="ru-RU"/>
-        </w:rPr>
-        <w:t xml:space="preserve"> </w:t>
-      </w:r>
-      <w:r>
-        <w:rPr>
-          <w:lang w:val="ru-RU"/>
-        </w:rPr>
-        <w:t>языком</w:t>
-      </w:r>
-      <w:r>
-        <w:rPr>
-          <w:lang w:val="ru-RU"/>
-        </w:rPr>
-        <w:t xml:space="preserve"> </w:t>
-      </w:r>
-      <w:r>
-        <w:rPr>
-          <w:lang w:val="ru-RU"/>
-        </w:rPr>
-        <w:t>запросов</w:t>
-      </w:r>
-      <w:r>
-        <w:rPr>
-          <w:lang w:val="ru-RU"/>
-        </w:rPr>
-        <w:t xml:space="preserve"> </w:t>
-      </w:r>
-      <w:r>
-        <w:t>SQL</w:t>
-      </w:r>
-      <w:r>
-        <w:rPr>
-          <w:lang w:val="ru-RU"/>
-        </w:rPr>
-        <w:t xml:space="preserve"> </w:t>
-      </w:r>
-      <w:r>
-        <w:rPr>
-          <w:lang w:val="ru-RU"/>
-        </w:rPr>
-        <w:t>и</w:t>
-      </w:r>
-      <w:r>
-        <w:rPr>
-          <w:lang w:val="ru-RU"/>
-        </w:rPr>
-        <w:t xml:space="preserve"> </w:t>
-      </w:r>
-      <w:r>
-        <w:rPr>
-          <w:lang w:val="ru-RU"/>
-        </w:rPr>
-        <w:t>изучила</w:t>
-      </w:r>
-      <w:r>
-        <w:rPr>
-          <w:lang w:val="ru-RU"/>
-        </w:rPr>
-        <w:t xml:space="preserve">, </w:t>
-      </w:r>
-      <w:r>
-        <w:rPr>
-          <w:lang w:val="ru-RU"/>
-        </w:rPr>
-        <w:t>как</w:t>
-      </w:r>
-      <w:r>
-        <w:rPr>
-          <w:lang w:val="ru-RU"/>
-        </w:rPr>
-        <w:t xml:space="preserve"> </w:t>
-      </w:r>
-      <w:r>
-        <w:rPr>
-          <w:lang w:val="ru-RU"/>
-        </w:rPr>
-        <w:t>строить</w:t>
-      </w:r>
-      <w:r>
-        <w:rPr>
-          <w:lang w:val="ru-RU"/>
-        </w:rPr>
-        <w:t xml:space="preserve"> </w:t>
-      </w:r>
-      <w:r>
-        <w:rPr>
-          <w:lang w:val="ru-RU"/>
-        </w:rPr>
-        <w:t>даталогическую</w:t>
-      </w:r>
+      <w:proofErr w:type="spellEnd"/>
       <w:r>
         <w:rPr>
           <w:lang w:val="ru-RU"/>
@@ -1960,7 +2356,7 @@
         <w:noProof/>
         <w:color w:val="000000" w:themeColor="text1"/>
       </w:rPr>
-      <w:t>4</w:t>
+      <w:t>6</w:t>
     </w:r>
     <w:r>
       <w:rPr>
@@ -2803,7 +3199,7 @@
         <w:kern w:val="2"/>
         <w:sz w:val="24"/>
         <w:szCs w:val="24"/>
-        <w:lang w:eastAsia="en-US" w:bidi="ar-SA"/>
+        <w:lang w:val="ru-RU" w:eastAsia="en-US" w:bidi="ar-SA"/>
         <w14:ligatures w14:val="standardContextual"/>
       </w:rPr>
     </w:rPrDefault>
@@ -3245,7 +3641,6 @@
       <w:kern w:val="2"/>
       <w:sz w:val="32"/>
       <w:szCs w:val="32"/>
-      <w:lang/>
       <w14:ligatures w14:val="standardContextual"/>
     </w:rPr>
   </w:style>

--- a/lab1/Отчет.docx
+++ b/lab1/Отчет.docx
@@ -1,6 +1,6 @@
 
 <file path=word/document.xml><?xml version="1.0" encoding="utf-8"?>
-<w:document xmlns:wpc="http://schemas.microsoft.com/office/word/2010/wordprocessingCanvas" xmlns:cx="http://schemas.microsoft.com/office/drawing/2014/chartex" xmlns:mc="http://schemas.openxmlformats.org/markup-compatibility/2006" xmlns:o="urn:schemas-microsoft-com:office:office" xmlns:r="http://schemas.openxmlformats.org/officeDocument/2006/relationships" xmlns:m="http://schemas.openxmlformats.org/officeDocument/2006/math" xmlns:v="urn:schemas-microsoft-com:vml" xmlns:wp14="http://schemas.microsoft.com/office/word/2010/wordprocessingDrawing" xmlns:wp="http://schemas.openxmlformats.org/drawingml/2006/wordprocessingDrawing" xmlns:w10="urn:schemas-microsoft-com:office:word" xmlns:w="http://schemas.openxmlformats.org/wordprocessingml/2006/main" xmlns:w14="http://schemas.microsoft.com/office/word/2010/wordml" xmlns:w15="http://schemas.microsoft.com/office/word/2012/wordml" xmlns:w16se="http://schemas.microsoft.com/office/word/2015/wordml/symex" xmlns:wpg="http://schemas.microsoft.com/office/word/2010/wordprocessingGroup" xmlns:wpi="http://schemas.microsoft.com/office/word/2010/wordprocessingInk" xmlns:wne="http://schemas.microsoft.com/office/word/2006/wordml" xmlns:wps="http://schemas.microsoft.com/office/word/2010/wordprocessingShape" mc:Ignorable="w14 w15 w16se wp14">
+<w:document xmlns:wpc="http://schemas.microsoft.com/office/word/2010/wordprocessingCanvas" xmlns:cx="http://schemas.microsoft.com/office/drawing/2014/chartex" xmlns:cx1="http://schemas.microsoft.com/office/drawing/2015/9/8/chartex" xmlns:cx2="http://schemas.microsoft.com/office/drawing/2015/10/21/chartex" xmlns:cx3="http://schemas.microsoft.com/office/drawing/2016/5/9/chartex" xmlns:cx4="http://schemas.microsoft.com/office/drawing/2016/5/10/chartex" xmlns:cx5="http://schemas.microsoft.com/office/drawing/2016/5/11/chartex" xmlns:cx6="http://schemas.microsoft.com/office/drawing/2016/5/12/chartex" xmlns:cx7="http://schemas.microsoft.com/office/drawing/2016/5/13/chartex" xmlns:cx8="http://schemas.microsoft.com/office/drawing/2016/5/14/chartex" xmlns:mc="http://schemas.openxmlformats.org/markup-compatibility/2006" xmlns:aink="http://schemas.microsoft.com/office/drawing/2016/ink" xmlns:am3d="http://schemas.microsoft.com/office/drawing/2017/model3d" xmlns:o="urn:schemas-microsoft-com:office:office" xmlns:oel="http://schemas.microsoft.com/office/2019/extlst" xmlns:r="http://schemas.openxmlformats.org/officeDocument/2006/relationships" xmlns:m="http://schemas.openxmlformats.org/officeDocument/2006/math" xmlns:v="urn:schemas-microsoft-com:vml" xmlns:wp14="http://schemas.microsoft.com/office/word/2010/wordprocessingDrawing" xmlns:wp="http://schemas.openxmlformats.org/drawingml/2006/wordprocessingDrawing" xmlns:w10="urn:schemas-microsoft-com:office:word" xmlns:w="http://schemas.openxmlformats.org/wordprocessingml/2006/main" xmlns:w14="http://schemas.microsoft.com/office/word/2010/wordml" xmlns:w15="http://schemas.microsoft.com/office/word/2012/wordml" xmlns:w16cex="http://schemas.microsoft.com/office/word/2018/wordml/cex" xmlns:w16cid="http://schemas.microsoft.com/office/word/2016/wordml/cid" xmlns:w16="http://schemas.microsoft.com/office/word/2018/wordml" xmlns:w16du="http://schemas.microsoft.com/office/word/2023/wordml/word16du" xmlns:w16sdtdh="http://schemas.microsoft.com/office/word/2020/wordml/sdtdatahash" xmlns:w16sdtfl="http://schemas.microsoft.com/office/word/2024/wordml/sdtformatlock" xmlns:w16se="http://schemas.microsoft.com/office/word/2015/wordml/symex" xmlns:wpg="http://schemas.microsoft.com/office/word/2010/wordprocessingGroup" xmlns:wpi="http://schemas.microsoft.com/office/word/2010/wordprocessingInk" xmlns:wne="http://schemas.microsoft.com/office/word/2006/wordml" xmlns:wps="http://schemas.microsoft.com/office/word/2010/wordprocessingShape" mc:Ignorable="w14 w15 w16se w16cid w16 w16cex w16sdtdh w16sdtfl w16du wp14">
   <w:body>
     <w:p>
       <w:pPr>
@@ -942,6 +942,7 @@
       </w:pPr>
       <w:r>
         <w:rPr>
+          <w:noProof/>
           <w:lang w:val="ru-RU"/>
         </w:rPr>
         <w:drawing>
@@ -1233,8 +1234,6 @@
         </w:rPr>
         <w:t>.</w:t>
       </w:r>
-      <w:bookmarkStart w:id="0" w:name="_GoBack"/>
-      <w:bookmarkEnd w:id="0"/>
     </w:p>
     <w:p>
       <w:pPr>
@@ -1330,7 +1329,7 @@
         <w:pStyle w:val="a7"/>
       </w:pPr>
       <w:r>
-        <w:t>Observation</w:t>
+        <w:t>Action</w:t>
       </w:r>
     </w:p>
     <w:p>
@@ -1359,31 +1358,6 @@
     <w:p>
       <w:pPr>
         <w:pStyle w:val="a7"/>
-        <w:rPr>
-          <w:bCs/>
-        </w:rPr>
-      </w:pPr>
-      <w:r>
-        <w:rPr>
-          <w:bCs/>
-        </w:rPr>
-        <w:t>Limbs</w:t>
-      </w:r>
-    </w:p>
-    <w:p>
-      <w:pPr>
-        <w:pStyle w:val="a7"/>
-      </w:pPr>
-      <w:r>
-        <w:rPr>
-          <w:bCs/>
-        </w:rPr>
-        <w:t>Behavior</w:t>
-      </w:r>
-    </w:p>
-    <w:p>
-      <w:pPr>
-        <w:pStyle w:val="a7"/>
         <w:numPr>
           <w:ilvl w:val="0"/>
           <w:numId w:val="8"/>
@@ -1410,7 +1384,10 @@
       </w:pPr>
       <w:proofErr w:type="spellStart"/>
       <w:r>
-        <w:t>Active_Behavior</w:t>
+        <w:t>Active_</w:t>
+      </w:r>
+      <w:r>
+        <w:t>Action</w:t>
       </w:r>
       <w:proofErr w:type="spellEnd"/>
     </w:p>
@@ -1433,20 +1410,12 @@
       <w:proofErr w:type="spellEnd"/>
     </w:p>
     <w:p>
-      <w:pPr>
-        <w:rPr>
-          <w:lang w:val="ru-RU"/>
-        </w:rPr>
-      </w:pPr>
-      <w:r>
-        <w:rPr>
-          <w:lang w:val="ru-RU"/>
-        </w:rPr>
+      <w:r>
         <w:drawing>
-          <wp:inline distT="0" distB="0" distL="0" distR="0" wp14:anchorId="2C1FA59C" wp14:editId="164AB7C8">
-            <wp:extent cx="5731510" cy="3864610"/>
-            <wp:effectExtent l="0" t="0" r="2540" b="2540"/>
-            <wp:docPr id="3" name="Рисунок 3"/>
+          <wp:inline distT="0" distB="0" distL="0" distR="0" wp14:anchorId="3B83C123" wp14:editId="22803E51">
+            <wp:extent cx="5731510" cy="2373630"/>
+            <wp:effectExtent l="0" t="0" r="2540" b="7620"/>
+            <wp:docPr id="1759600807" name="Рисунок 1"/>
             <wp:cNvGraphicFramePr>
               <a:graphicFrameLocks xmlns:a="http://schemas.openxmlformats.org/drawingml/2006/main" noChangeAspect="1"/>
             </wp:cNvGraphicFramePr>
@@ -1454,7 +1423,7 @@
               <a:graphicData uri="http://schemas.openxmlformats.org/drawingml/2006/picture">
                 <pic:pic xmlns:pic="http://schemas.openxmlformats.org/drawingml/2006/picture">
                   <pic:nvPicPr>
-                    <pic:cNvPr id="1" name=""/>
+                    <pic:cNvPr id="1759600807" name=""/>
                     <pic:cNvPicPr/>
                   </pic:nvPicPr>
                   <pic:blipFill>
@@ -1466,7 +1435,7 @@
                   <pic:spPr>
                     <a:xfrm>
                       <a:off x="0" y="0"/>
-                      <a:ext cx="5731510" cy="3864610"/>
+                      <a:ext cx="5731510" cy="2373630"/>
                     </a:xfrm>
                     <a:prstGeom prst="rect">
                       <a:avLst/>
@@ -1523,6 +1492,7 @@
       </w:pPr>
       <w:r>
         <w:rPr>
+          <w:noProof/>
           <w:lang w:val="ru-RU"/>
         </w:rPr>
         <w:drawing>
@@ -1586,16 +1556,16 @@
     <w:p>
       <w:pPr>
         <w:pStyle w:val="2"/>
-        <w:rPr>
-          <w:lang w:val="ru-RU"/>
-        </w:rPr>
       </w:pPr>
       <w:r>
         <w:rPr>
           <w:lang w:val="ru-RU"/>
         </w:rPr>
         <w:lastRenderedPageBreak/>
-        <w:t xml:space="preserve">Реализация </w:t>
+        <w:t>Реализация</w:t>
+      </w:r>
+      <w:r>
+        <w:t xml:space="preserve"> </w:t>
       </w:r>
       <w:proofErr w:type="spellStart"/>
       <w:r>
@@ -1606,37 +1576,41 @@
       </w:r>
       <w:proofErr w:type="spellEnd"/>
       <w:r>
-        <w:rPr>
-          <w:lang w:val="ru-RU"/>
-        </w:rPr>
-        <w:t xml:space="preserve"> модели на </w:t>
+        <w:t xml:space="preserve"> </w:t>
+      </w:r>
+      <w:r>
+        <w:rPr>
+          <w:lang w:val="ru-RU"/>
+        </w:rPr>
+        <w:t>модели</w:t>
+      </w:r>
+      <w:r>
+        <w:t xml:space="preserve"> </w:t>
+      </w:r>
+      <w:r>
+        <w:rPr>
+          <w:lang w:val="ru-RU"/>
+        </w:rPr>
+        <w:t>на</w:t>
+      </w:r>
+      <w:r>
+        <w:t xml:space="preserve"> </w:t>
       </w:r>
       <w:r>
         <w:t>SQL</w:t>
       </w:r>
     </w:p>
     <w:p>
-      <w:pPr>
-        <w:rPr>
-          <w:lang w:val="ru-RU"/>
-        </w:rPr>
-      </w:pPr>
       <w:r>
         <w:t>CREATE</w:t>
       </w:r>
       <w:r>
-        <w:rPr>
-          <w:lang w:val="ru-RU"/>
-        </w:rPr>
         <w:t xml:space="preserve"> </w:t>
       </w:r>
       <w:r>
         <w:t>TABLE</w:t>
       </w:r>
       <w:r>
-        <w:rPr>
-          <w:lang w:val="ru-RU"/>
-        </w:rPr>
         <w:t xml:space="preserve"> </w:t>
       </w:r>
       <w:proofErr w:type="gramStart"/>
@@ -1647,9 +1621,6 @@
         <w:t>RVER</w:t>
       </w:r>
       <w:r>
-        <w:rPr>
-          <w:lang w:val="ru-RU"/>
-        </w:rPr>
         <w:t>(</w:t>
       </w:r>
       <w:proofErr w:type="gramEnd"/>
@@ -1713,19 +1684,43 @@
       </w:r>
     </w:p>
     <w:p>
-      <w:r>
-        <w:t xml:space="preserve">PLANET_ID  </w:t>
+      <w:pPr>
+        <w:rPr>
+          <w:lang w:val="ru-RU"/>
+        </w:rPr>
+      </w:pPr>
+      <w:r>
+        <w:t>PLANET</w:t>
+      </w:r>
+      <w:r>
+        <w:rPr>
+          <w:lang w:val="ru-RU"/>
+        </w:rPr>
+        <w:t>_</w:t>
+      </w:r>
+      <w:r>
+        <w:t>ID</w:t>
+      </w:r>
+      <w:r>
+        <w:rPr>
+          <w:lang w:val="ru-RU"/>
+        </w:rPr>
+        <w:t xml:space="preserve">  </w:t>
       </w:r>
     </w:p>
     <w:p>
       <w:pPr>
         <w:pStyle w:val="2"/>
-      </w:pPr>
-      <w:proofErr w:type="spellStart"/>
-      <w:r>
+        <w:rPr>
+          <w:lang w:val="ru-RU"/>
+        </w:rPr>
+      </w:pPr>
+      <w:r>
+        <w:rPr>
+          <w:lang w:val="ru-RU"/>
+        </w:rPr>
         <w:t>Вывод</w:t>
       </w:r>
-      <w:proofErr w:type="spellEnd"/>
     </w:p>
     <w:p>
       <w:pPr>
@@ -2293,7 +2288,7 @@
 </file>
 
 <file path=word/endnotes.xml><?xml version="1.0" encoding="utf-8"?>
-<w:endnotes xmlns:wpc="http://schemas.microsoft.com/office/word/2010/wordprocessingCanvas" xmlns:cx="http://schemas.microsoft.com/office/drawing/2014/chartex" xmlns:mc="http://schemas.openxmlformats.org/markup-compatibility/2006" xmlns:o="urn:schemas-microsoft-com:office:office" xmlns:r="http://schemas.openxmlformats.org/officeDocument/2006/relationships" xmlns:m="http://schemas.openxmlformats.org/officeDocument/2006/math" xmlns:v="urn:schemas-microsoft-com:vml" xmlns:wp14="http://schemas.microsoft.com/office/word/2010/wordprocessingDrawing" xmlns:wp="http://schemas.openxmlformats.org/drawingml/2006/wordprocessingDrawing" xmlns:w10="urn:schemas-microsoft-com:office:word" xmlns:w="http://schemas.openxmlformats.org/wordprocessingml/2006/main" xmlns:w14="http://schemas.microsoft.com/office/word/2010/wordml" xmlns:w15="http://schemas.microsoft.com/office/word/2012/wordml" xmlns:w16se="http://schemas.microsoft.com/office/word/2015/wordml/symex" xmlns:wpg="http://schemas.microsoft.com/office/word/2010/wordprocessingGroup" xmlns:wpi="http://schemas.microsoft.com/office/word/2010/wordprocessingInk" xmlns:wne="http://schemas.microsoft.com/office/word/2006/wordml" xmlns:wps="http://schemas.microsoft.com/office/word/2010/wordprocessingShape" mc:Ignorable="w14 w15 w16se wp14">
+<w:endnotes xmlns:wpc="http://schemas.microsoft.com/office/word/2010/wordprocessingCanvas" xmlns:cx="http://schemas.microsoft.com/office/drawing/2014/chartex" xmlns:cx1="http://schemas.microsoft.com/office/drawing/2015/9/8/chartex" xmlns:cx2="http://schemas.microsoft.com/office/drawing/2015/10/21/chartex" xmlns:cx3="http://schemas.microsoft.com/office/drawing/2016/5/9/chartex" xmlns:cx4="http://schemas.microsoft.com/office/drawing/2016/5/10/chartex" xmlns:cx5="http://schemas.microsoft.com/office/drawing/2016/5/11/chartex" xmlns:cx6="http://schemas.microsoft.com/office/drawing/2016/5/12/chartex" xmlns:cx7="http://schemas.microsoft.com/office/drawing/2016/5/13/chartex" xmlns:cx8="http://schemas.microsoft.com/office/drawing/2016/5/14/chartex" xmlns:mc="http://schemas.openxmlformats.org/markup-compatibility/2006" xmlns:aink="http://schemas.microsoft.com/office/drawing/2016/ink" xmlns:am3d="http://schemas.microsoft.com/office/drawing/2017/model3d" xmlns:o="urn:schemas-microsoft-com:office:office" xmlns:oel="http://schemas.microsoft.com/office/2019/extlst" xmlns:r="http://schemas.openxmlformats.org/officeDocument/2006/relationships" xmlns:m="http://schemas.openxmlformats.org/officeDocument/2006/math" xmlns:v="urn:schemas-microsoft-com:vml" xmlns:wp14="http://schemas.microsoft.com/office/word/2010/wordprocessingDrawing" xmlns:wp="http://schemas.openxmlformats.org/drawingml/2006/wordprocessingDrawing" xmlns:w10="urn:schemas-microsoft-com:office:word" xmlns:w="http://schemas.openxmlformats.org/wordprocessingml/2006/main" xmlns:w14="http://schemas.microsoft.com/office/word/2010/wordml" xmlns:w15="http://schemas.microsoft.com/office/word/2012/wordml" xmlns:w16cex="http://schemas.microsoft.com/office/word/2018/wordml/cex" xmlns:w16cid="http://schemas.microsoft.com/office/word/2016/wordml/cid" xmlns:w16="http://schemas.microsoft.com/office/word/2018/wordml" xmlns:w16du="http://schemas.microsoft.com/office/word/2023/wordml/word16du" xmlns:w16sdtdh="http://schemas.microsoft.com/office/word/2020/wordml/sdtdatahash" xmlns:w16sdtfl="http://schemas.microsoft.com/office/word/2024/wordml/sdtformatlock" xmlns:w16se="http://schemas.microsoft.com/office/word/2015/wordml/symex" xmlns:wpg="http://schemas.microsoft.com/office/word/2010/wordprocessingGroup" xmlns:wpi="http://schemas.microsoft.com/office/word/2010/wordprocessingInk" xmlns:wne="http://schemas.microsoft.com/office/word/2006/wordml" xmlns:wps="http://schemas.microsoft.com/office/word/2010/wordprocessingShape" mc:Ignorable="w14 w15 w16se w16cid w16 w16cex w16sdtdh w16sdtfl w16du wp14">
   <w:endnote w:type="separator" w:id="-1">
     <w:p>
       <w:pPr>
@@ -2318,7 +2313,7 @@
 </file>
 
 <file path=word/footer1.xml><?xml version="1.0" encoding="utf-8"?>
-<w:ftr xmlns:wpc="http://schemas.microsoft.com/office/word/2010/wordprocessingCanvas" xmlns:cx="http://schemas.microsoft.com/office/drawing/2014/chartex" xmlns:mc="http://schemas.openxmlformats.org/markup-compatibility/2006" xmlns:o="urn:schemas-microsoft-com:office:office" xmlns:r="http://schemas.openxmlformats.org/officeDocument/2006/relationships" xmlns:m="http://schemas.openxmlformats.org/officeDocument/2006/math" xmlns:v="urn:schemas-microsoft-com:vml" xmlns:wp14="http://schemas.microsoft.com/office/word/2010/wordprocessingDrawing" xmlns:wp="http://schemas.openxmlformats.org/drawingml/2006/wordprocessingDrawing" xmlns:w10="urn:schemas-microsoft-com:office:word" xmlns:w="http://schemas.openxmlformats.org/wordprocessingml/2006/main" xmlns:w14="http://schemas.microsoft.com/office/word/2010/wordml" xmlns:w15="http://schemas.microsoft.com/office/word/2012/wordml" xmlns:w16se="http://schemas.microsoft.com/office/word/2015/wordml/symex" xmlns:wpg="http://schemas.microsoft.com/office/word/2010/wordprocessingGroup" xmlns:wpi="http://schemas.microsoft.com/office/word/2010/wordprocessingInk" xmlns:wne="http://schemas.microsoft.com/office/word/2006/wordml" xmlns:wps="http://schemas.microsoft.com/office/word/2010/wordprocessingShape" mc:Ignorable="w14 w15 w16se wp14">
+<w:ftr xmlns:wpc="http://schemas.microsoft.com/office/word/2010/wordprocessingCanvas" xmlns:cx="http://schemas.microsoft.com/office/drawing/2014/chartex" xmlns:cx1="http://schemas.microsoft.com/office/drawing/2015/9/8/chartex" xmlns:cx2="http://schemas.microsoft.com/office/drawing/2015/10/21/chartex" xmlns:cx3="http://schemas.microsoft.com/office/drawing/2016/5/9/chartex" xmlns:cx4="http://schemas.microsoft.com/office/drawing/2016/5/10/chartex" xmlns:cx5="http://schemas.microsoft.com/office/drawing/2016/5/11/chartex" xmlns:cx6="http://schemas.microsoft.com/office/drawing/2016/5/12/chartex" xmlns:cx7="http://schemas.microsoft.com/office/drawing/2016/5/13/chartex" xmlns:cx8="http://schemas.microsoft.com/office/drawing/2016/5/14/chartex" xmlns:mc="http://schemas.openxmlformats.org/markup-compatibility/2006" xmlns:aink="http://schemas.microsoft.com/office/drawing/2016/ink" xmlns:am3d="http://schemas.microsoft.com/office/drawing/2017/model3d" xmlns:o="urn:schemas-microsoft-com:office:office" xmlns:oel="http://schemas.microsoft.com/office/2019/extlst" xmlns:r="http://schemas.openxmlformats.org/officeDocument/2006/relationships" xmlns:m="http://schemas.openxmlformats.org/officeDocument/2006/math" xmlns:v="urn:schemas-microsoft-com:vml" xmlns:wp14="http://schemas.microsoft.com/office/word/2010/wordprocessingDrawing" xmlns:wp="http://schemas.openxmlformats.org/drawingml/2006/wordprocessingDrawing" xmlns:w10="urn:schemas-microsoft-com:office:word" xmlns:w="http://schemas.openxmlformats.org/wordprocessingml/2006/main" xmlns:w14="http://schemas.microsoft.com/office/word/2010/wordml" xmlns:w15="http://schemas.microsoft.com/office/word/2012/wordml" xmlns:w16cex="http://schemas.microsoft.com/office/word/2018/wordml/cex" xmlns:w16cid="http://schemas.microsoft.com/office/word/2016/wordml/cid" xmlns:w16="http://schemas.microsoft.com/office/word/2018/wordml" xmlns:w16du="http://schemas.microsoft.com/office/word/2023/wordml/word16du" xmlns:w16sdtdh="http://schemas.microsoft.com/office/word/2020/wordml/sdtdatahash" xmlns:w16sdtfl="http://schemas.microsoft.com/office/word/2024/wordml/sdtformatlock" xmlns:w16se="http://schemas.microsoft.com/office/word/2015/wordml/symex" xmlns:wpg="http://schemas.microsoft.com/office/word/2010/wordprocessingGroup" xmlns:wpi="http://schemas.microsoft.com/office/word/2010/wordprocessingInk" xmlns:wne="http://schemas.microsoft.com/office/word/2006/wordml" xmlns:wps="http://schemas.microsoft.com/office/word/2010/wordprocessingShape" mc:Ignorable="w14 w15 w16se w16cid w16 w16cex w16sdtdh w16sdtfl w16du wp14">
   <w:p>
     <w:pPr>
       <w:pStyle w:val="ae"/>
@@ -2379,7 +2374,7 @@
 </file>
 
 <file path=word/footer2.xml><?xml version="1.0" encoding="utf-8"?>
-<w:ftr xmlns:wpc="http://schemas.microsoft.com/office/word/2010/wordprocessingCanvas" xmlns:cx="http://schemas.microsoft.com/office/drawing/2014/chartex" xmlns:mc="http://schemas.openxmlformats.org/markup-compatibility/2006" xmlns:o="urn:schemas-microsoft-com:office:office" xmlns:r="http://schemas.openxmlformats.org/officeDocument/2006/relationships" xmlns:m="http://schemas.openxmlformats.org/officeDocument/2006/math" xmlns:v="urn:schemas-microsoft-com:vml" xmlns:wp14="http://schemas.microsoft.com/office/word/2010/wordprocessingDrawing" xmlns:wp="http://schemas.openxmlformats.org/drawingml/2006/wordprocessingDrawing" xmlns:w10="urn:schemas-microsoft-com:office:word" xmlns:w="http://schemas.openxmlformats.org/wordprocessingml/2006/main" xmlns:w14="http://schemas.microsoft.com/office/word/2010/wordml" xmlns:w15="http://schemas.microsoft.com/office/word/2012/wordml" xmlns:w16se="http://schemas.microsoft.com/office/word/2015/wordml/symex" xmlns:wpg="http://schemas.microsoft.com/office/word/2010/wordprocessingGroup" xmlns:wpi="http://schemas.microsoft.com/office/word/2010/wordprocessingInk" xmlns:wne="http://schemas.microsoft.com/office/word/2006/wordml" xmlns:wps="http://schemas.microsoft.com/office/word/2010/wordprocessingShape" mc:Ignorable="w14 w15 w16se wp14">
+<w:ftr xmlns:wpc="http://schemas.microsoft.com/office/word/2010/wordprocessingCanvas" xmlns:cx="http://schemas.microsoft.com/office/drawing/2014/chartex" xmlns:cx1="http://schemas.microsoft.com/office/drawing/2015/9/8/chartex" xmlns:cx2="http://schemas.microsoft.com/office/drawing/2015/10/21/chartex" xmlns:cx3="http://schemas.microsoft.com/office/drawing/2016/5/9/chartex" xmlns:cx4="http://schemas.microsoft.com/office/drawing/2016/5/10/chartex" xmlns:cx5="http://schemas.microsoft.com/office/drawing/2016/5/11/chartex" xmlns:cx6="http://schemas.microsoft.com/office/drawing/2016/5/12/chartex" xmlns:cx7="http://schemas.microsoft.com/office/drawing/2016/5/13/chartex" xmlns:cx8="http://schemas.microsoft.com/office/drawing/2016/5/14/chartex" xmlns:mc="http://schemas.openxmlformats.org/markup-compatibility/2006" xmlns:aink="http://schemas.microsoft.com/office/drawing/2016/ink" xmlns:am3d="http://schemas.microsoft.com/office/drawing/2017/model3d" xmlns:o="urn:schemas-microsoft-com:office:office" xmlns:oel="http://schemas.microsoft.com/office/2019/extlst" xmlns:r="http://schemas.openxmlformats.org/officeDocument/2006/relationships" xmlns:m="http://schemas.openxmlformats.org/officeDocument/2006/math" xmlns:v="urn:schemas-microsoft-com:vml" xmlns:wp14="http://schemas.microsoft.com/office/word/2010/wordprocessingDrawing" xmlns:wp="http://schemas.openxmlformats.org/drawingml/2006/wordprocessingDrawing" xmlns:w10="urn:schemas-microsoft-com:office:word" xmlns:w="http://schemas.openxmlformats.org/wordprocessingml/2006/main" xmlns:w14="http://schemas.microsoft.com/office/word/2010/wordml" xmlns:w15="http://schemas.microsoft.com/office/word/2012/wordml" xmlns:w16cex="http://schemas.microsoft.com/office/word/2018/wordml/cex" xmlns:w16cid="http://schemas.microsoft.com/office/word/2016/wordml/cid" xmlns:w16="http://schemas.microsoft.com/office/word/2018/wordml" xmlns:w16du="http://schemas.microsoft.com/office/word/2023/wordml/word16du" xmlns:w16sdtdh="http://schemas.microsoft.com/office/word/2020/wordml/sdtdatahash" xmlns:w16sdtfl="http://schemas.microsoft.com/office/word/2024/wordml/sdtformatlock" xmlns:w16se="http://schemas.microsoft.com/office/word/2015/wordml/symex" xmlns:wpg="http://schemas.microsoft.com/office/word/2010/wordprocessingGroup" xmlns:wpi="http://schemas.microsoft.com/office/word/2010/wordprocessingInk" xmlns:wne="http://schemas.microsoft.com/office/word/2006/wordml" xmlns:wps="http://schemas.microsoft.com/office/word/2010/wordprocessingShape" mc:Ignorable="w14 w15 w16se w16cid w16 w16cex w16sdtdh w16sdtfl w16du wp14">
   <w:p>
     <w:pPr>
       <w:pStyle w:val="ae"/>
@@ -2399,7 +2394,7 @@
 </file>
 
 <file path=word/footnotes.xml><?xml version="1.0" encoding="utf-8"?>
-<w:footnotes xmlns:wpc="http://schemas.microsoft.com/office/word/2010/wordprocessingCanvas" xmlns:cx="http://schemas.microsoft.com/office/drawing/2014/chartex" xmlns:mc="http://schemas.openxmlformats.org/markup-compatibility/2006" xmlns:o="urn:schemas-microsoft-com:office:office" xmlns:r="http://schemas.openxmlformats.org/officeDocument/2006/relationships" xmlns:m="http://schemas.openxmlformats.org/officeDocument/2006/math" xmlns:v="urn:schemas-microsoft-com:vml" xmlns:wp14="http://schemas.microsoft.com/office/word/2010/wordprocessingDrawing" xmlns:wp="http://schemas.openxmlformats.org/drawingml/2006/wordprocessingDrawing" xmlns:w10="urn:schemas-microsoft-com:office:word" xmlns:w="http://schemas.openxmlformats.org/wordprocessingml/2006/main" xmlns:w14="http://schemas.microsoft.com/office/word/2010/wordml" xmlns:w15="http://schemas.microsoft.com/office/word/2012/wordml" xmlns:w16se="http://schemas.microsoft.com/office/word/2015/wordml/symex" xmlns:wpg="http://schemas.microsoft.com/office/word/2010/wordprocessingGroup" xmlns:wpi="http://schemas.microsoft.com/office/word/2010/wordprocessingInk" xmlns:wne="http://schemas.microsoft.com/office/word/2006/wordml" xmlns:wps="http://schemas.microsoft.com/office/word/2010/wordprocessingShape" mc:Ignorable="w14 w15 w16se wp14">
+<w:footnotes xmlns:wpc="http://schemas.microsoft.com/office/word/2010/wordprocessingCanvas" xmlns:cx="http://schemas.microsoft.com/office/drawing/2014/chartex" xmlns:cx1="http://schemas.microsoft.com/office/drawing/2015/9/8/chartex" xmlns:cx2="http://schemas.microsoft.com/office/drawing/2015/10/21/chartex" xmlns:cx3="http://schemas.microsoft.com/office/drawing/2016/5/9/chartex" xmlns:cx4="http://schemas.microsoft.com/office/drawing/2016/5/10/chartex" xmlns:cx5="http://schemas.microsoft.com/office/drawing/2016/5/11/chartex" xmlns:cx6="http://schemas.microsoft.com/office/drawing/2016/5/12/chartex" xmlns:cx7="http://schemas.microsoft.com/office/drawing/2016/5/13/chartex" xmlns:cx8="http://schemas.microsoft.com/office/drawing/2016/5/14/chartex" xmlns:mc="http://schemas.openxmlformats.org/markup-compatibility/2006" xmlns:aink="http://schemas.microsoft.com/office/drawing/2016/ink" xmlns:am3d="http://schemas.microsoft.com/office/drawing/2017/model3d" xmlns:o="urn:schemas-microsoft-com:office:office" xmlns:oel="http://schemas.microsoft.com/office/2019/extlst" xmlns:r="http://schemas.openxmlformats.org/officeDocument/2006/relationships" xmlns:m="http://schemas.openxmlformats.org/officeDocument/2006/math" xmlns:v="urn:schemas-microsoft-com:vml" xmlns:wp14="http://schemas.microsoft.com/office/word/2010/wordprocessingDrawing" xmlns:wp="http://schemas.openxmlformats.org/drawingml/2006/wordprocessingDrawing" xmlns:w10="urn:schemas-microsoft-com:office:word" xmlns:w="http://schemas.openxmlformats.org/wordprocessingml/2006/main" xmlns:w14="http://schemas.microsoft.com/office/word/2010/wordml" xmlns:w15="http://schemas.microsoft.com/office/word/2012/wordml" xmlns:w16cex="http://schemas.microsoft.com/office/word/2018/wordml/cex" xmlns:w16cid="http://schemas.microsoft.com/office/word/2016/wordml/cid" xmlns:w16="http://schemas.microsoft.com/office/word/2018/wordml" xmlns:w16du="http://schemas.microsoft.com/office/word/2023/wordml/word16du" xmlns:w16sdtdh="http://schemas.microsoft.com/office/word/2020/wordml/sdtdatahash" xmlns:w16sdtfl="http://schemas.microsoft.com/office/word/2024/wordml/sdtformatlock" xmlns:w16se="http://schemas.microsoft.com/office/word/2015/wordml/symex" xmlns:wpg="http://schemas.microsoft.com/office/word/2010/wordprocessingGroup" xmlns:wpi="http://schemas.microsoft.com/office/word/2010/wordprocessingInk" xmlns:wne="http://schemas.microsoft.com/office/word/2006/wordml" xmlns:wps="http://schemas.microsoft.com/office/word/2010/wordprocessingShape" mc:Ignorable="w14 w15 w16se w16cid w16 w16cex w16sdtdh w16sdtfl w16du wp14">
   <w:footnote w:type="separator" w:id="-1">
     <w:p>
       <w:pPr>
@@ -2424,7 +2419,7 @@
 </file>
 
 <file path=word/numbering.xml><?xml version="1.0" encoding="utf-8"?>
-<w:numbering xmlns:wpc="http://schemas.microsoft.com/office/word/2010/wordprocessingCanvas" xmlns:cx="http://schemas.microsoft.com/office/drawing/2014/chartex" xmlns:mc="http://schemas.openxmlformats.org/markup-compatibility/2006" xmlns:o="urn:schemas-microsoft-com:office:office" xmlns:r="http://schemas.openxmlformats.org/officeDocument/2006/relationships" xmlns:m="http://schemas.openxmlformats.org/officeDocument/2006/math" xmlns:v="urn:schemas-microsoft-com:vml" xmlns:wp14="http://schemas.microsoft.com/office/word/2010/wordprocessingDrawing" xmlns:wp="http://schemas.openxmlformats.org/drawingml/2006/wordprocessingDrawing" xmlns:w10="urn:schemas-microsoft-com:office:word" xmlns:w="http://schemas.openxmlformats.org/wordprocessingml/2006/main" xmlns:w14="http://schemas.microsoft.com/office/word/2010/wordml" xmlns:w15="http://schemas.microsoft.com/office/word/2012/wordml" xmlns:w16se="http://schemas.microsoft.com/office/word/2015/wordml/symex" xmlns:wpg="http://schemas.microsoft.com/office/word/2010/wordprocessingGroup" xmlns:wpi="http://schemas.microsoft.com/office/word/2010/wordprocessingInk" xmlns:wne="http://schemas.microsoft.com/office/word/2006/wordml" xmlns:wps="http://schemas.microsoft.com/office/word/2010/wordprocessingShape" mc:Ignorable="w14 w15 w16se wp14">
+<w:numbering xmlns:wpc="http://schemas.microsoft.com/office/word/2010/wordprocessingCanvas" xmlns:cx="http://schemas.microsoft.com/office/drawing/2014/chartex" xmlns:cx1="http://schemas.microsoft.com/office/drawing/2015/9/8/chartex" xmlns:cx2="http://schemas.microsoft.com/office/drawing/2015/10/21/chartex" xmlns:cx3="http://schemas.microsoft.com/office/drawing/2016/5/9/chartex" xmlns:cx4="http://schemas.microsoft.com/office/drawing/2016/5/10/chartex" xmlns:cx5="http://schemas.microsoft.com/office/drawing/2016/5/11/chartex" xmlns:cx6="http://schemas.microsoft.com/office/drawing/2016/5/12/chartex" xmlns:cx7="http://schemas.microsoft.com/office/drawing/2016/5/13/chartex" xmlns:cx8="http://schemas.microsoft.com/office/drawing/2016/5/14/chartex" xmlns:mc="http://schemas.openxmlformats.org/markup-compatibility/2006" xmlns:aink="http://schemas.microsoft.com/office/drawing/2016/ink" xmlns:am3d="http://schemas.microsoft.com/office/drawing/2017/model3d" xmlns:o="urn:schemas-microsoft-com:office:office" xmlns:oel="http://schemas.microsoft.com/office/2019/extlst" xmlns:r="http://schemas.openxmlformats.org/officeDocument/2006/relationships" xmlns:m="http://schemas.openxmlformats.org/officeDocument/2006/math" xmlns:v="urn:schemas-microsoft-com:vml" xmlns:wp14="http://schemas.microsoft.com/office/word/2010/wordprocessingDrawing" xmlns:wp="http://schemas.openxmlformats.org/drawingml/2006/wordprocessingDrawing" xmlns:w10="urn:schemas-microsoft-com:office:word" xmlns:w="http://schemas.openxmlformats.org/wordprocessingml/2006/main" xmlns:w14="http://schemas.microsoft.com/office/word/2010/wordml" xmlns:w15="http://schemas.microsoft.com/office/word/2012/wordml" xmlns:w16cex="http://schemas.microsoft.com/office/word/2018/wordml/cex" xmlns:w16cid="http://schemas.microsoft.com/office/word/2016/wordml/cid" xmlns:w16="http://schemas.microsoft.com/office/word/2018/wordml" xmlns:w16du="http://schemas.microsoft.com/office/word/2023/wordml/word16du" xmlns:w16sdtdh="http://schemas.microsoft.com/office/word/2020/wordml/sdtdatahash" xmlns:w16sdtfl="http://schemas.microsoft.com/office/word/2024/wordml/sdtformatlock" xmlns:w16se="http://schemas.microsoft.com/office/word/2015/wordml/symex" xmlns:wpg="http://schemas.microsoft.com/office/word/2010/wordprocessingGroup" xmlns:wpi="http://schemas.microsoft.com/office/word/2010/wordprocessingInk" xmlns:wne="http://schemas.microsoft.com/office/word/2006/wordml" xmlns:wps="http://schemas.microsoft.com/office/word/2010/wordprocessingShape" mc:Ignorable="w14 w15 w16se w16cid w16 w16cex w16sdtdh w16sdtfl w16du wp14">
   <w:abstractNum w:abstractNumId="0" w15:restartNumberingAfterBreak="0">
     <w:nsid w:val="07894F5E"/>
     <w:multiLevelType w:val="hybridMultilevel"/>
@@ -3163,35 +3158,35 @@
       </w:pPr>
     </w:lvl>
   </w:abstractNum>
-  <w:num w:numId="1">
+  <w:num w:numId="1" w16cid:durableId="1724215165">
     <w:abstractNumId w:val="1"/>
   </w:num>
-  <w:num w:numId="2">
+  <w:num w:numId="2" w16cid:durableId="197089098">
     <w:abstractNumId w:val="2"/>
   </w:num>
-  <w:num w:numId="3">
+  <w:num w:numId="3" w16cid:durableId="1270814712">
     <w:abstractNumId w:val="5"/>
   </w:num>
-  <w:num w:numId="4">
+  <w:num w:numId="4" w16cid:durableId="1173911591">
     <w:abstractNumId w:val="6"/>
   </w:num>
-  <w:num w:numId="5">
+  <w:num w:numId="5" w16cid:durableId="789930747">
     <w:abstractNumId w:val="7"/>
   </w:num>
-  <w:num w:numId="6">
+  <w:num w:numId="6" w16cid:durableId="2000308575">
     <w:abstractNumId w:val="3"/>
   </w:num>
-  <w:num w:numId="7">
+  <w:num w:numId="7" w16cid:durableId="634795054">
     <w:abstractNumId w:val="4"/>
   </w:num>
-  <w:num w:numId="8">
+  <w:num w:numId="8" w16cid:durableId="1815945586">
     <w:abstractNumId w:val="0"/>
   </w:num>
 </w:numbering>
 </file>
 
 <file path=word/styles.xml><?xml version="1.0" encoding="utf-8"?>
-<w:styles xmlns:mc="http://schemas.openxmlformats.org/markup-compatibility/2006" xmlns:r="http://schemas.openxmlformats.org/officeDocument/2006/relationships" xmlns:w="http://schemas.openxmlformats.org/wordprocessingml/2006/main" xmlns:w14="http://schemas.microsoft.com/office/word/2010/wordml" xmlns:w15="http://schemas.microsoft.com/office/word/2012/wordml" xmlns:w16se="http://schemas.microsoft.com/office/word/2015/wordml/symex" mc:Ignorable="w14 w15 w16se">
+<w:styles xmlns:mc="http://schemas.openxmlformats.org/markup-compatibility/2006" xmlns:r="http://schemas.openxmlformats.org/officeDocument/2006/relationships" xmlns:w="http://schemas.openxmlformats.org/wordprocessingml/2006/main" xmlns:w14="http://schemas.microsoft.com/office/word/2010/wordml" xmlns:w15="http://schemas.microsoft.com/office/word/2012/wordml" xmlns:w16cex="http://schemas.microsoft.com/office/word/2018/wordml/cex" xmlns:w16cid="http://schemas.microsoft.com/office/word/2016/wordml/cid" xmlns:w16="http://schemas.microsoft.com/office/word/2018/wordml" xmlns:w16du="http://schemas.microsoft.com/office/word/2023/wordml/word16du" xmlns:w16sdtdh="http://schemas.microsoft.com/office/word/2020/wordml/sdtdatahash" xmlns:w16sdtfl="http://schemas.microsoft.com/office/word/2024/wordml/sdtformatlock" xmlns:w16se="http://schemas.microsoft.com/office/word/2015/wordml/symex" mc:Ignorable="w14 w15 w16se w16cid w16 w16cex w16sdtdh w16sdtfl w16du">
   <w:docDefaults>
     <w:rPrDefault>
       <w:rPr>
@@ -3209,7 +3204,7 @@
       </w:pPr>
     </w:pPrDefault>
   </w:docDefaults>
-  <w:latentStyles w:defLockedState="0" w:defUIPriority="99" w:defSemiHidden="0" w:defUnhideWhenUsed="0" w:defQFormat="0" w:count="371">
+  <w:latentStyles w:defLockedState="0" w:defUIPriority="99" w:defSemiHidden="0" w:defUnhideWhenUsed="0" w:defQFormat="0" w:count="376">
     <w:lsdException w:name="Normal" w:uiPriority="0" w:qFormat="1"/>
     <w:lsdException w:name="heading 1" w:uiPriority="9" w:qFormat="1"/>
     <w:lsdException w:name="heading 2" w:semiHidden="1" w:uiPriority="9" w:unhideWhenUsed="1" w:qFormat="1"/>
@@ -3581,6 +3576,11 @@
     <w:lsdException w:name="List Table 5 Dark Accent 6" w:uiPriority="50"/>
     <w:lsdException w:name="List Table 6 Colorful Accent 6" w:uiPriority="51"/>
     <w:lsdException w:name="List Table 7 Colorful Accent 6" w:uiPriority="52"/>
+    <w:lsdException w:name="Mention" w:semiHidden="1" w:unhideWhenUsed="1"/>
+    <w:lsdException w:name="Smart Hyperlink" w:semiHidden="1" w:unhideWhenUsed="1"/>
+    <w:lsdException w:name="Hashtag" w:semiHidden="1" w:unhideWhenUsed="1"/>
+    <w:lsdException w:name="Unresolved Mention" w:semiHidden="1" w:unhideWhenUsed="1"/>
+    <w:lsdException w:name="Smart Link" w:semiHidden="1" w:unhideWhenUsed="1"/>
   </w:latentStyles>
   <w:style w:type="paragraph" w:default="1" w:styleId="a">
     <w:name w:val="Normal"/>

--- a/lab1/Отчет.docx
+++ b/lab1/Отчет.docx
@@ -1,6 +1,6 @@
 
 <file path=word/document.xml><?xml version="1.0" encoding="utf-8"?>
-<w:document xmlns:wpc="http://schemas.microsoft.com/office/word/2010/wordprocessingCanvas" xmlns:cx="http://schemas.microsoft.com/office/drawing/2014/chartex" xmlns:cx1="http://schemas.microsoft.com/office/drawing/2015/9/8/chartex" xmlns:cx2="http://schemas.microsoft.com/office/drawing/2015/10/21/chartex" xmlns:cx3="http://schemas.microsoft.com/office/drawing/2016/5/9/chartex" xmlns:cx4="http://schemas.microsoft.com/office/drawing/2016/5/10/chartex" xmlns:cx5="http://schemas.microsoft.com/office/drawing/2016/5/11/chartex" xmlns:cx6="http://schemas.microsoft.com/office/drawing/2016/5/12/chartex" xmlns:cx7="http://schemas.microsoft.com/office/drawing/2016/5/13/chartex" xmlns:cx8="http://schemas.microsoft.com/office/drawing/2016/5/14/chartex" xmlns:mc="http://schemas.openxmlformats.org/markup-compatibility/2006" xmlns:aink="http://schemas.microsoft.com/office/drawing/2016/ink" xmlns:am3d="http://schemas.microsoft.com/office/drawing/2017/model3d" xmlns:o="urn:schemas-microsoft-com:office:office" xmlns:oel="http://schemas.microsoft.com/office/2019/extlst" xmlns:r="http://schemas.openxmlformats.org/officeDocument/2006/relationships" xmlns:m="http://schemas.openxmlformats.org/officeDocument/2006/math" xmlns:v="urn:schemas-microsoft-com:vml" xmlns:wp14="http://schemas.microsoft.com/office/word/2010/wordprocessingDrawing" xmlns:wp="http://schemas.openxmlformats.org/drawingml/2006/wordprocessingDrawing" xmlns:w10="urn:schemas-microsoft-com:office:word" xmlns:w="http://schemas.openxmlformats.org/wordprocessingml/2006/main" xmlns:w14="http://schemas.microsoft.com/office/word/2010/wordml" xmlns:w15="http://schemas.microsoft.com/office/word/2012/wordml" xmlns:w16cex="http://schemas.microsoft.com/office/word/2018/wordml/cex" xmlns:w16cid="http://schemas.microsoft.com/office/word/2016/wordml/cid" xmlns:w16="http://schemas.microsoft.com/office/word/2018/wordml" xmlns:w16du="http://schemas.microsoft.com/office/word/2023/wordml/word16du" xmlns:w16sdtdh="http://schemas.microsoft.com/office/word/2020/wordml/sdtdatahash" xmlns:w16sdtfl="http://schemas.microsoft.com/office/word/2024/wordml/sdtformatlock" xmlns:w16se="http://schemas.microsoft.com/office/word/2015/wordml/symex" xmlns:wpg="http://schemas.microsoft.com/office/word/2010/wordprocessingGroup" xmlns:wpi="http://schemas.microsoft.com/office/word/2010/wordprocessingInk" xmlns:wne="http://schemas.microsoft.com/office/word/2006/wordml" xmlns:wps="http://schemas.microsoft.com/office/word/2010/wordprocessingShape" mc:Ignorable="w14 w15 w16se w16cid w16 w16cex w16sdtdh w16sdtfl w16du wp14">
+<w:document xmlns:wpc="http://schemas.microsoft.com/office/word/2010/wordprocessingCanvas" xmlns:cx="http://schemas.microsoft.com/office/drawing/2014/chartex" xmlns:mc="http://schemas.openxmlformats.org/markup-compatibility/2006" xmlns:o="urn:schemas-microsoft-com:office:office" xmlns:r="http://schemas.openxmlformats.org/officeDocument/2006/relationships" xmlns:m="http://schemas.openxmlformats.org/officeDocument/2006/math" xmlns:v="urn:schemas-microsoft-com:vml" xmlns:wp14="http://schemas.microsoft.com/office/word/2010/wordprocessingDrawing" xmlns:wp="http://schemas.openxmlformats.org/drawingml/2006/wordprocessingDrawing" xmlns:w10="urn:schemas-microsoft-com:office:word" xmlns:w="http://schemas.openxmlformats.org/wordprocessingml/2006/main" xmlns:w14="http://schemas.microsoft.com/office/word/2010/wordml" xmlns:w15="http://schemas.microsoft.com/office/word/2012/wordml" xmlns:w16se="http://schemas.microsoft.com/office/word/2015/wordml/symex" xmlns:wpg="http://schemas.microsoft.com/office/word/2010/wordprocessingGroup" xmlns:wpi="http://schemas.microsoft.com/office/word/2010/wordprocessingInk" xmlns:wne="http://schemas.microsoft.com/office/word/2006/wordml" xmlns:wps="http://schemas.microsoft.com/office/word/2010/wordprocessingShape" mc:Ignorable="w14 w15 w16se wp14">
   <w:body>
     <w:p>
       <w:pPr>
@@ -943,7 +943,7 @@
       <w:r>
         <w:rPr>
           <w:noProof/>
-          <w:lang w:val="ru-RU"/>
+          <w:lang w:val="ru-RU" w:eastAsia="ru-RU"/>
         </w:rPr>
         <w:drawing>
           <wp:inline distT="0" distB="0" distL="0" distR="0" wp14:anchorId="26DE0EAF" wp14:editId="2D188A78">
@@ -1411,6 +1411,10 @@
     </w:p>
     <w:p>
       <w:r>
+        <w:rPr>
+          <w:noProof/>
+          <w:lang w:val="ru-RU" w:eastAsia="ru-RU"/>
+        </w:rPr>
         <w:drawing>
           <wp:inline distT="0" distB="0" distL="0" distR="0" wp14:anchorId="3B83C123" wp14:editId="22803E51">
             <wp:extent cx="5731510" cy="2373630"/>
@@ -1464,6 +1468,8 @@
       <w:r>
         <w:br w:type="page"/>
       </w:r>
+      <w:bookmarkStart w:id="0" w:name="_GoBack"/>
+      <w:bookmarkEnd w:id="0"/>
     </w:p>
     <w:p>
       <w:pPr>
@@ -1491,15 +1497,11 @@
         </w:rPr>
       </w:pPr>
       <w:r>
-        <w:rPr>
-          <w:noProof/>
-          <w:lang w:val="ru-RU"/>
-        </w:rPr>
         <w:drawing>
-          <wp:inline distT="0" distB="0" distL="0" distR="0" wp14:anchorId="745DEE0B" wp14:editId="198822B6">
-            <wp:extent cx="5731510" cy="2628900"/>
-            <wp:effectExtent l="0" t="0" r="2540" b="0"/>
-            <wp:docPr id="5" name="Рисунок 5"/>
+          <wp:inline distT="0" distB="0" distL="0" distR="0" wp14:anchorId="0F5DFF09" wp14:editId="42DD6DB0">
+            <wp:extent cx="5731510" cy="1560195"/>
+            <wp:effectExtent l="0" t="0" r="2540" b="1905"/>
+            <wp:docPr id="3" name="Рисунок 3"/>
             <wp:cNvGraphicFramePr>
               <a:graphicFrameLocks xmlns:a="http://schemas.openxmlformats.org/drawingml/2006/main" noChangeAspect="1"/>
             </wp:cNvGraphicFramePr>
@@ -1519,7 +1521,7 @@
                   <pic:spPr>
                     <a:xfrm>
                       <a:off x="0" y="0"/>
-                      <a:ext cx="5731510" cy="2628900"/>
+                      <a:ext cx="5731510" cy="1560195"/>
                     </a:xfrm>
                     <a:prstGeom prst="rect">
                       <a:avLst/>
@@ -1532,6 +1534,7 @@
         </w:drawing>
       </w:r>
     </w:p>
+    <w:p/>
     <w:p>
       <w:pPr>
         <w:spacing w:after="160" w:line="278" w:lineRule="auto"/>
@@ -1542,14 +1545,10 @@
           <w:kern w:val="2"/>
           <w:sz w:val="32"/>
           <w:szCs w:val="32"/>
-          <w:lang w:val="ru-RU"/>
           <w14:ligatures w14:val="standardContextual"/>
         </w:rPr>
       </w:pPr>
       <w:r>
-        <w:rPr>
-          <w:lang w:val="ru-RU"/>
-        </w:rPr>
         <w:br w:type="page"/>
       </w:r>
     </w:p>
@@ -2288,7 +2287,7 @@
 </file>
 
 <file path=word/endnotes.xml><?xml version="1.0" encoding="utf-8"?>
-<w:endnotes xmlns:wpc="http://schemas.microsoft.com/office/word/2010/wordprocessingCanvas" xmlns:cx="http://schemas.microsoft.com/office/drawing/2014/chartex" xmlns:cx1="http://schemas.microsoft.com/office/drawing/2015/9/8/chartex" xmlns:cx2="http://schemas.microsoft.com/office/drawing/2015/10/21/chartex" xmlns:cx3="http://schemas.microsoft.com/office/drawing/2016/5/9/chartex" xmlns:cx4="http://schemas.microsoft.com/office/drawing/2016/5/10/chartex" xmlns:cx5="http://schemas.microsoft.com/office/drawing/2016/5/11/chartex" xmlns:cx6="http://schemas.microsoft.com/office/drawing/2016/5/12/chartex" xmlns:cx7="http://schemas.microsoft.com/office/drawing/2016/5/13/chartex" xmlns:cx8="http://schemas.microsoft.com/office/drawing/2016/5/14/chartex" xmlns:mc="http://schemas.openxmlformats.org/markup-compatibility/2006" xmlns:aink="http://schemas.microsoft.com/office/drawing/2016/ink" xmlns:am3d="http://schemas.microsoft.com/office/drawing/2017/model3d" xmlns:o="urn:schemas-microsoft-com:office:office" xmlns:oel="http://schemas.microsoft.com/office/2019/extlst" xmlns:r="http://schemas.openxmlformats.org/officeDocument/2006/relationships" xmlns:m="http://schemas.openxmlformats.org/officeDocument/2006/math" xmlns:v="urn:schemas-microsoft-com:vml" xmlns:wp14="http://schemas.microsoft.com/office/word/2010/wordprocessingDrawing" xmlns:wp="http://schemas.openxmlformats.org/drawingml/2006/wordprocessingDrawing" xmlns:w10="urn:schemas-microsoft-com:office:word" xmlns:w="http://schemas.openxmlformats.org/wordprocessingml/2006/main" xmlns:w14="http://schemas.microsoft.com/office/word/2010/wordml" xmlns:w15="http://schemas.microsoft.com/office/word/2012/wordml" xmlns:w16cex="http://schemas.microsoft.com/office/word/2018/wordml/cex" xmlns:w16cid="http://schemas.microsoft.com/office/word/2016/wordml/cid" xmlns:w16="http://schemas.microsoft.com/office/word/2018/wordml" xmlns:w16du="http://schemas.microsoft.com/office/word/2023/wordml/word16du" xmlns:w16sdtdh="http://schemas.microsoft.com/office/word/2020/wordml/sdtdatahash" xmlns:w16sdtfl="http://schemas.microsoft.com/office/word/2024/wordml/sdtformatlock" xmlns:w16se="http://schemas.microsoft.com/office/word/2015/wordml/symex" xmlns:wpg="http://schemas.microsoft.com/office/word/2010/wordprocessingGroup" xmlns:wpi="http://schemas.microsoft.com/office/word/2010/wordprocessingInk" xmlns:wne="http://schemas.microsoft.com/office/word/2006/wordml" xmlns:wps="http://schemas.microsoft.com/office/word/2010/wordprocessingShape" mc:Ignorable="w14 w15 w16se w16cid w16 w16cex w16sdtdh w16sdtfl w16du wp14">
+<w:endnotes xmlns:wpc="http://schemas.microsoft.com/office/word/2010/wordprocessingCanvas" xmlns:cx="http://schemas.microsoft.com/office/drawing/2014/chartex" xmlns:mc="http://schemas.openxmlformats.org/markup-compatibility/2006" xmlns:o="urn:schemas-microsoft-com:office:office" xmlns:r="http://schemas.openxmlformats.org/officeDocument/2006/relationships" xmlns:m="http://schemas.openxmlformats.org/officeDocument/2006/math" xmlns:v="urn:schemas-microsoft-com:vml" xmlns:wp14="http://schemas.microsoft.com/office/word/2010/wordprocessingDrawing" xmlns:wp="http://schemas.openxmlformats.org/drawingml/2006/wordprocessingDrawing" xmlns:w10="urn:schemas-microsoft-com:office:word" xmlns:w="http://schemas.openxmlformats.org/wordprocessingml/2006/main" xmlns:w14="http://schemas.microsoft.com/office/word/2010/wordml" xmlns:w15="http://schemas.microsoft.com/office/word/2012/wordml" xmlns:w16se="http://schemas.microsoft.com/office/word/2015/wordml/symex" xmlns:wpg="http://schemas.microsoft.com/office/word/2010/wordprocessingGroup" xmlns:wpi="http://schemas.microsoft.com/office/word/2010/wordprocessingInk" xmlns:wne="http://schemas.microsoft.com/office/word/2006/wordml" xmlns:wps="http://schemas.microsoft.com/office/word/2010/wordprocessingShape" mc:Ignorable="w14 w15 w16se wp14">
   <w:endnote w:type="separator" w:id="-1">
     <w:p>
       <w:pPr>
@@ -2313,7 +2312,7 @@
 </file>
 
 <file path=word/footer1.xml><?xml version="1.0" encoding="utf-8"?>
-<w:ftr xmlns:wpc="http://schemas.microsoft.com/office/word/2010/wordprocessingCanvas" xmlns:cx="http://schemas.microsoft.com/office/drawing/2014/chartex" xmlns:cx1="http://schemas.microsoft.com/office/drawing/2015/9/8/chartex" xmlns:cx2="http://schemas.microsoft.com/office/drawing/2015/10/21/chartex" xmlns:cx3="http://schemas.microsoft.com/office/drawing/2016/5/9/chartex" xmlns:cx4="http://schemas.microsoft.com/office/drawing/2016/5/10/chartex" xmlns:cx5="http://schemas.microsoft.com/office/drawing/2016/5/11/chartex" xmlns:cx6="http://schemas.microsoft.com/office/drawing/2016/5/12/chartex" xmlns:cx7="http://schemas.microsoft.com/office/drawing/2016/5/13/chartex" xmlns:cx8="http://schemas.microsoft.com/office/drawing/2016/5/14/chartex" xmlns:mc="http://schemas.openxmlformats.org/markup-compatibility/2006" xmlns:aink="http://schemas.microsoft.com/office/drawing/2016/ink" xmlns:am3d="http://schemas.microsoft.com/office/drawing/2017/model3d" xmlns:o="urn:schemas-microsoft-com:office:office" xmlns:oel="http://schemas.microsoft.com/office/2019/extlst" xmlns:r="http://schemas.openxmlformats.org/officeDocument/2006/relationships" xmlns:m="http://schemas.openxmlformats.org/officeDocument/2006/math" xmlns:v="urn:schemas-microsoft-com:vml" xmlns:wp14="http://schemas.microsoft.com/office/word/2010/wordprocessingDrawing" xmlns:wp="http://schemas.openxmlformats.org/drawingml/2006/wordprocessingDrawing" xmlns:w10="urn:schemas-microsoft-com:office:word" xmlns:w="http://schemas.openxmlformats.org/wordprocessingml/2006/main" xmlns:w14="http://schemas.microsoft.com/office/word/2010/wordml" xmlns:w15="http://schemas.microsoft.com/office/word/2012/wordml" xmlns:w16cex="http://schemas.microsoft.com/office/word/2018/wordml/cex" xmlns:w16cid="http://schemas.microsoft.com/office/word/2016/wordml/cid" xmlns:w16="http://schemas.microsoft.com/office/word/2018/wordml" xmlns:w16du="http://schemas.microsoft.com/office/word/2023/wordml/word16du" xmlns:w16sdtdh="http://schemas.microsoft.com/office/word/2020/wordml/sdtdatahash" xmlns:w16sdtfl="http://schemas.microsoft.com/office/word/2024/wordml/sdtformatlock" xmlns:w16se="http://schemas.microsoft.com/office/word/2015/wordml/symex" xmlns:wpg="http://schemas.microsoft.com/office/word/2010/wordprocessingGroup" xmlns:wpi="http://schemas.microsoft.com/office/word/2010/wordprocessingInk" xmlns:wne="http://schemas.microsoft.com/office/word/2006/wordml" xmlns:wps="http://schemas.microsoft.com/office/word/2010/wordprocessingShape" mc:Ignorable="w14 w15 w16se w16cid w16 w16cex w16sdtdh w16sdtfl w16du wp14">
+<w:ftr xmlns:wpc="http://schemas.microsoft.com/office/word/2010/wordprocessingCanvas" xmlns:cx="http://schemas.microsoft.com/office/drawing/2014/chartex" xmlns:mc="http://schemas.openxmlformats.org/markup-compatibility/2006" xmlns:o="urn:schemas-microsoft-com:office:office" xmlns:r="http://schemas.openxmlformats.org/officeDocument/2006/relationships" xmlns:m="http://schemas.openxmlformats.org/officeDocument/2006/math" xmlns:v="urn:schemas-microsoft-com:vml" xmlns:wp14="http://schemas.microsoft.com/office/word/2010/wordprocessingDrawing" xmlns:wp="http://schemas.openxmlformats.org/drawingml/2006/wordprocessingDrawing" xmlns:w10="urn:schemas-microsoft-com:office:word" xmlns:w="http://schemas.openxmlformats.org/wordprocessingml/2006/main" xmlns:w14="http://schemas.microsoft.com/office/word/2010/wordml" xmlns:w15="http://schemas.microsoft.com/office/word/2012/wordml" xmlns:w16se="http://schemas.microsoft.com/office/word/2015/wordml/symex" xmlns:wpg="http://schemas.microsoft.com/office/word/2010/wordprocessingGroup" xmlns:wpi="http://schemas.microsoft.com/office/word/2010/wordprocessingInk" xmlns:wne="http://schemas.microsoft.com/office/word/2006/wordml" xmlns:wps="http://schemas.microsoft.com/office/word/2010/wordprocessingShape" mc:Ignorable="w14 w15 w16se wp14">
   <w:p>
     <w:pPr>
       <w:pStyle w:val="ae"/>
@@ -2351,7 +2350,7 @@
         <w:noProof/>
         <w:color w:val="000000" w:themeColor="text1"/>
       </w:rPr>
-      <w:t>6</w:t>
+      <w:t>4</w:t>
     </w:r>
     <w:r>
       <w:rPr>
@@ -2374,7 +2373,7 @@
 </file>
 
 <file path=word/footer2.xml><?xml version="1.0" encoding="utf-8"?>
-<w:ftr xmlns:wpc="http://schemas.microsoft.com/office/word/2010/wordprocessingCanvas" xmlns:cx="http://schemas.microsoft.com/office/drawing/2014/chartex" xmlns:cx1="http://schemas.microsoft.com/office/drawing/2015/9/8/chartex" xmlns:cx2="http://schemas.microsoft.com/office/drawing/2015/10/21/chartex" xmlns:cx3="http://schemas.microsoft.com/office/drawing/2016/5/9/chartex" xmlns:cx4="http://schemas.microsoft.com/office/drawing/2016/5/10/chartex" xmlns:cx5="http://schemas.microsoft.com/office/drawing/2016/5/11/chartex" xmlns:cx6="http://schemas.microsoft.com/office/drawing/2016/5/12/chartex" xmlns:cx7="http://schemas.microsoft.com/office/drawing/2016/5/13/chartex" xmlns:cx8="http://schemas.microsoft.com/office/drawing/2016/5/14/chartex" xmlns:mc="http://schemas.openxmlformats.org/markup-compatibility/2006" xmlns:aink="http://schemas.microsoft.com/office/drawing/2016/ink" xmlns:am3d="http://schemas.microsoft.com/office/drawing/2017/model3d" xmlns:o="urn:schemas-microsoft-com:office:office" xmlns:oel="http://schemas.microsoft.com/office/2019/extlst" xmlns:r="http://schemas.openxmlformats.org/officeDocument/2006/relationships" xmlns:m="http://schemas.openxmlformats.org/officeDocument/2006/math" xmlns:v="urn:schemas-microsoft-com:vml" xmlns:wp14="http://schemas.microsoft.com/office/word/2010/wordprocessingDrawing" xmlns:wp="http://schemas.openxmlformats.org/drawingml/2006/wordprocessingDrawing" xmlns:w10="urn:schemas-microsoft-com:office:word" xmlns:w="http://schemas.openxmlformats.org/wordprocessingml/2006/main" xmlns:w14="http://schemas.microsoft.com/office/word/2010/wordml" xmlns:w15="http://schemas.microsoft.com/office/word/2012/wordml" xmlns:w16cex="http://schemas.microsoft.com/office/word/2018/wordml/cex" xmlns:w16cid="http://schemas.microsoft.com/office/word/2016/wordml/cid" xmlns:w16="http://schemas.microsoft.com/office/word/2018/wordml" xmlns:w16du="http://schemas.microsoft.com/office/word/2023/wordml/word16du" xmlns:w16sdtdh="http://schemas.microsoft.com/office/word/2020/wordml/sdtdatahash" xmlns:w16sdtfl="http://schemas.microsoft.com/office/word/2024/wordml/sdtformatlock" xmlns:w16se="http://schemas.microsoft.com/office/word/2015/wordml/symex" xmlns:wpg="http://schemas.microsoft.com/office/word/2010/wordprocessingGroup" xmlns:wpi="http://schemas.microsoft.com/office/word/2010/wordprocessingInk" xmlns:wne="http://schemas.microsoft.com/office/word/2006/wordml" xmlns:wps="http://schemas.microsoft.com/office/word/2010/wordprocessingShape" mc:Ignorable="w14 w15 w16se w16cid w16 w16cex w16sdtdh w16sdtfl w16du wp14">
+<w:ftr xmlns:wpc="http://schemas.microsoft.com/office/word/2010/wordprocessingCanvas" xmlns:cx="http://schemas.microsoft.com/office/drawing/2014/chartex" xmlns:mc="http://schemas.openxmlformats.org/markup-compatibility/2006" xmlns:o="urn:schemas-microsoft-com:office:office" xmlns:r="http://schemas.openxmlformats.org/officeDocument/2006/relationships" xmlns:m="http://schemas.openxmlformats.org/officeDocument/2006/math" xmlns:v="urn:schemas-microsoft-com:vml" xmlns:wp14="http://schemas.microsoft.com/office/word/2010/wordprocessingDrawing" xmlns:wp="http://schemas.openxmlformats.org/drawingml/2006/wordprocessingDrawing" xmlns:w10="urn:schemas-microsoft-com:office:word" xmlns:w="http://schemas.openxmlformats.org/wordprocessingml/2006/main" xmlns:w14="http://schemas.microsoft.com/office/word/2010/wordml" xmlns:w15="http://schemas.microsoft.com/office/word/2012/wordml" xmlns:w16se="http://schemas.microsoft.com/office/word/2015/wordml/symex" xmlns:wpg="http://schemas.microsoft.com/office/word/2010/wordprocessingGroup" xmlns:wpi="http://schemas.microsoft.com/office/word/2010/wordprocessingInk" xmlns:wne="http://schemas.microsoft.com/office/word/2006/wordml" xmlns:wps="http://schemas.microsoft.com/office/word/2010/wordprocessingShape" mc:Ignorable="w14 w15 w16se wp14">
   <w:p>
     <w:pPr>
       <w:pStyle w:val="ae"/>
@@ -2394,7 +2393,7 @@
 </file>
 
 <file path=word/footnotes.xml><?xml version="1.0" encoding="utf-8"?>
-<w:footnotes xmlns:wpc="http://schemas.microsoft.com/office/word/2010/wordprocessingCanvas" xmlns:cx="http://schemas.microsoft.com/office/drawing/2014/chartex" xmlns:cx1="http://schemas.microsoft.com/office/drawing/2015/9/8/chartex" xmlns:cx2="http://schemas.microsoft.com/office/drawing/2015/10/21/chartex" xmlns:cx3="http://schemas.microsoft.com/office/drawing/2016/5/9/chartex" xmlns:cx4="http://schemas.microsoft.com/office/drawing/2016/5/10/chartex" xmlns:cx5="http://schemas.microsoft.com/office/drawing/2016/5/11/chartex" xmlns:cx6="http://schemas.microsoft.com/office/drawing/2016/5/12/chartex" xmlns:cx7="http://schemas.microsoft.com/office/drawing/2016/5/13/chartex" xmlns:cx8="http://schemas.microsoft.com/office/drawing/2016/5/14/chartex" xmlns:mc="http://schemas.openxmlformats.org/markup-compatibility/2006" xmlns:aink="http://schemas.microsoft.com/office/drawing/2016/ink" xmlns:am3d="http://schemas.microsoft.com/office/drawing/2017/model3d" xmlns:o="urn:schemas-microsoft-com:office:office" xmlns:oel="http://schemas.microsoft.com/office/2019/extlst" xmlns:r="http://schemas.openxmlformats.org/officeDocument/2006/relationships" xmlns:m="http://schemas.openxmlformats.org/officeDocument/2006/math" xmlns:v="urn:schemas-microsoft-com:vml" xmlns:wp14="http://schemas.microsoft.com/office/word/2010/wordprocessingDrawing" xmlns:wp="http://schemas.openxmlformats.org/drawingml/2006/wordprocessingDrawing" xmlns:w10="urn:schemas-microsoft-com:office:word" xmlns:w="http://schemas.openxmlformats.org/wordprocessingml/2006/main" xmlns:w14="http://schemas.microsoft.com/office/word/2010/wordml" xmlns:w15="http://schemas.microsoft.com/office/word/2012/wordml" xmlns:w16cex="http://schemas.microsoft.com/office/word/2018/wordml/cex" xmlns:w16cid="http://schemas.microsoft.com/office/word/2016/wordml/cid" xmlns:w16="http://schemas.microsoft.com/office/word/2018/wordml" xmlns:w16du="http://schemas.microsoft.com/office/word/2023/wordml/word16du" xmlns:w16sdtdh="http://schemas.microsoft.com/office/word/2020/wordml/sdtdatahash" xmlns:w16sdtfl="http://schemas.microsoft.com/office/word/2024/wordml/sdtformatlock" xmlns:w16se="http://schemas.microsoft.com/office/word/2015/wordml/symex" xmlns:wpg="http://schemas.microsoft.com/office/word/2010/wordprocessingGroup" xmlns:wpi="http://schemas.microsoft.com/office/word/2010/wordprocessingInk" xmlns:wne="http://schemas.microsoft.com/office/word/2006/wordml" xmlns:wps="http://schemas.microsoft.com/office/word/2010/wordprocessingShape" mc:Ignorable="w14 w15 w16se w16cid w16 w16cex w16sdtdh w16sdtfl w16du wp14">
+<w:footnotes xmlns:wpc="http://schemas.microsoft.com/office/word/2010/wordprocessingCanvas" xmlns:cx="http://schemas.microsoft.com/office/drawing/2014/chartex" xmlns:mc="http://schemas.openxmlformats.org/markup-compatibility/2006" xmlns:o="urn:schemas-microsoft-com:office:office" xmlns:r="http://schemas.openxmlformats.org/officeDocument/2006/relationships" xmlns:m="http://schemas.openxmlformats.org/officeDocument/2006/math" xmlns:v="urn:schemas-microsoft-com:vml" xmlns:wp14="http://schemas.microsoft.com/office/word/2010/wordprocessingDrawing" xmlns:wp="http://schemas.openxmlformats.org/drawingml/2006/wordprocessingDrawing" xmlns:w10="urn:schemas-microsoft-com:office:word" xmlns:w="http://schemas.openxmlformats.org/wordprocessingml/2006/main" xmlns:w14="http://schemas.microsoft.com/office/word/2010/wordml" xmlns:w15="http://schemas.microsoft.com/office/word/2012/wordml" xmlns:w16se="http://schemas.microsoft.com/office/word/2015/wordml/symex" xmlns:wpg="http://schemas.microsoft.com/office/word/2010/wordprocessingGroup" xmlns:wpi="http://schemas.microsoft.com/office/word/2010/wordprocessingInk" xmlns:wne="http://schemas.microsoft.com/office/word/2006/wordml" xmlns:wps="http://schemas.microsoft.com/office/word/2010/wordprocessingShape" mc:Ignorable="w14 w15 w16se wp14">
   <w:footnote w:type="separator" w:id="-1">
     <w:p>
       <w:pPr>
@@ -2419,7 +2418,7 @@
 </file>
 
 <file path=word/numbering.xml><?xml version="1.0" encoding="utf-8"?>
-<w:numbering xmlns:wpc="http://schemas.microsoft.com/office/word/2010/wordprocessingCanvas" xmlns:cx="http://schemas.microsoft.com/office/drawing/2014/chartex" xmlns:cx1="http://schemas.microsoft.com/office/drawing/2015/9/8/chartex" xmlns:cx2="http://schemas.microsoft.com/office/drawing/2015/10/21/chartex" xmlns:cx3="http://schemas.microsoft.com/office/drawing/2016/5/9/chartex" xmlns:cx4="http://schemas.microsoft.com/office/drawing/2016/5/10/chartex" xmlns:cx5="http://schemas.microsoft.com/office/drawing/2016/5/11/chartex" xmlns:cx6="http://schemas.microsoft.com/office/drawing/2016/5/12/chartex" xmlns:cx7="http://schemas.microsoft.com/office/drawing/2016/5/13/chartex" xmlns:cx8="http://schemas.microsoft.com/office/drawing/2016/5/14/chartex" xmlns:mc="http://schemas.openxmlformats.org/markup-compatibility/2006" xmlns:aink="http://schemas.microsoft.com/office/drawing/2016/ink" xmlns:am3d="http://schemas.microsoft.com/office/drawing/2017/model3d" xmlns:o="urn:schemas-microsoft-com:office:office" xmlns:oel="http://schemas.microsoft.com/office/2019/extlst" xmlns:r="http://schemas.openxmlformats.org/officeDocument/2006/relationships" xmlns:m="http://schemas.openxmlformats.org/officeDocument/2006/math" xmlns:v="urn:schemas-microsoft-com:vml" xmlns:wp14="http://schemas.microsoft.com/office/word/2010/wordprocessingDrawing" xmlns:wp="http://schemas.openxmlformats.org/drawingml/2006/wordprocessingDrawing" xmlns:w10="urn:schemas-microsoft-com:office:word" xmlns:w="http://schemas.openxmlformats.org/wordprocessingml/2006/main" xmlns:w14="http://schemas.microsoft.com/office/word/2010/wordml" xmlns:w15="http://schemas.microsoft.com/office/word/2012/wordml" xmlns:w16cex="http://schemas.microsoft.com/office/word/2018/wordml/cex" xmlns:w16cid="http://schemas.microsoft.com/office/word/2016/wordml/cid" xmlns:w16="http://schemas.microsoft.com/office/word/2018/wordml" xmlns:w16du="http://schemas.microsoft.com/office/word/2023/wordml/word16du" xmlns:w16sdtdh="http://schemas.microsoft.com/office/word/2020/wordml/sdtdatahash" xmlns:w16sdtfl="http://schemas.microsoft.com/office/word/2024/wordml/sdtformatlock" xmlns:w16se="http://schemas.microsoft.com/office/word/2015/wordml/symex" xmlns:wpg="http://schemas.microsoft.com/office/word/2010/wordprocessingGroup" xmlns:wpi="http://schemas.microsoft.com/office/word/2010/wordprocessingInk" xmlns:wne="http://schemas.microsoft.com/office/word/2006/wordml" xmlns:wps="http://schemas.microsoft.com/office/word/2010/wordprocessingShape" mc:Ignorable="w14 w15 w16se w16cid w16 w16cex w16sdtdh w16sdtfl w16du wp14">
+<w:numbering xmlns:wpc="http://schemas.microsoft.com/office/word/2010/wordprocessingCanvas" xmlns:cx="http://schemas.microsoft.com/office/drawing/2014/chartex" xmlns:mc="http://schemas.openxmlformats.org/markup-compatibility/2006" xmlns:o="urn:schemas-microsoft-com:office:office" xmlns:r="http://schemas.openxmlformats.org/officeDocument/2006/relationships" xmlns:m="http://schemas.openxmlformats.org/officeDocument/2006/math" xmlns:v="urn:schemas-microsoft-com:vml" xmlns:wp14="http://schemas.microsoft.com/office/word/2010/wordprocessingDrawing" xmlns:wp="http://schemas.openxmlformats.org/drawingml/2006/wordprocessingDrawing" xmlns:w10="urn:schemas-microsoft-com:office:word" xmlns:w="http://schemas.openxmlformats.org/wordprocessingml/2006/main" xmlns:w14="http://schemas.microsoft.com/office/word/2010/wordml" xmlns:w15="http://schemas.microsoft.com/office/word/2012/wordml" xmlns:w16se="http://schemas.microsoft.com/office/word/2015/wordml/symex" xmlns:wpg="http://schemas.microsoft.com/office/word/2010/wordprocessingGroup" xmlns:wpi="http://schemas.microsoft.com/office/word/2010/wordprocessingInk" xmlns:wne="http://schemas.microsoft.com/office/word/2006/wordml" xmlns:wps="http://schemas.microsoft.com/office/word/2010/wordprocessingShape" mc:Ignorable="w14 w15 w16se wp14">
   <w:abstractNum w:abstractNumId="0" w15:restartNumberingAfterBreak="0">
     <w:nsid w:val="07894F5E"/>
     <w:multiLevelType w:val="hybridMultilevel"/>
@@ -3158,35 +3157,35 @@
       </w:pPr>
     </w:lvl>
   </w:abstractNum>
-  <w:num w:numId="1" w16cid:durableId="1724215165">
+  <w:num w:numId="1">
     <w:abstractNumId w:val="1"/>
   </w:num>
-  <w:num w:numId="2" w16cid:durableId="197089098">
+  <w:num w:numId="2">
     <w:abstractNumId w:val="2"/>
   </w:num>
-  <w:num w:numId="3" w16cid:durableId="1270814712">
+  <w:num w:numId="3">
     <w:abstractNumId w:val="5"/>
   </w:num>
-  <w:num w:numId="4" w16cid:durableId="1173911591">
+  <w:num w:numId="4">
     <w:abstractNumId w:val="6"/>
   </w:num>
-  <w:num w:numId="5" w16cid:durableId="789930747">
+  <w:num w:numId="5">
     <w:abstractNumId w:val="7"/>
   </w:num>
-  <w:num w:numId="6" w16cid:durableId="2000308575">
+  <w:num w:numId="6">
     <w:abstractNumId w:val="3"/>
   </w:num>
-  <w:num w:numId="7" w16cid:durableId="634795054">
+  <w:num w:numId="7">
     <w:abstractNumId w:val="4"/>
   </w:num>
-  <w:num w:numId="8" w16cid:durableId="1815945586">
+  <w:num w:numId="8">
     <w:abstractNumId w:val="0"/>
   </w:num>
 </w:numbering>
 </file>
 
 <file path=word/styles.xml><?xml version="1.0" encoding="utf-8"?>
-<w:styles xmlns:mc="http://schemas.openxmlformats.org/markup-compatibility/2006" xmlns:r="http://schemas.openxmlformats.org/officeDocument/2006/relationships" xmlns:w="http://schemas.openxmlformats.org/wordprocessingml/2006/main" xmlns:w14="http://schemas.microsoft.com/office/word/2010/wordml" xmlns:w15="http://schemas.microsoft.com/office/word/2012/wordml" xmlns:w16cex="http://schemas.microsoft.com/office/word/2018/wordml/cex" xmlns:w16cid="http://schemas.microsoft.com/office/word/2016/wordml/cid" xmlns:w16="http://schemas.microsoft.com/office/word/2018/wordml" xmlns:w16du="http://schemas.microsoft.com/office/word/2023/wordml/word16du" xmlns:w16sdtdh="http://schemas.microsoft.com/office/word/2020/wordml/sdtdatahash" xmlns:w16sdtfl="http://schemas.microsoft.com/office/word/2024/wordml/sdtformatlock" xmlns:w16se="http://schemas.microsoft.com/office/word/2015/wordml/symex" mc:Ignorable="w14 w15 w16se w16cid w16 w16cex w16sdtdh w16sdtfl w16du">
+<w:styles xmlns:mc="http://schemas.openxmlformats.org/markup-compatibility/2006" xmlns:r="http://schemas.openxmlformats.org/officeDocument/2006/relationships" xmlns:w="http://schemas.openxmlformats.org/wordprocessingml/2006/main" xmlns:w14="http://schemas.microsoft.com/office/word/2010/wordml" xmlns:w15="http://schemas.microsoft.com/office/word/2012/wordml" xmlns:w16se="http://schemas.microsoft.com/office/word/2015/wordml/symex" mc:Ignorable="w14 w15 w16se">
   <w:docDefaults>
     <w:rPrDefault>
       <w:rPr>
@@ -3204,7 +3203,7 @@
       </w:pPr>
     </w:pPrDefault>
   </w:docDefaults>
-  <w:latentStyles w:defLockedState="0" w:defUIPriority="99" w:defSemiHidden="0" w:defUnhideWhenUsed="0" w:defQFormat="0" w:count="376">
+  <w:latentStyles w:defLockedState="0" w:defUIPriority="99" w:defSemiHidden="0" w:defUnhideWhenUsed="0" w:defQFormat="0" w:count="371">
     <w:lsdException w:name="Normal" w:uiPriority="0" w:qFormat="1"/>
     <w:lsdException w:name="heading 1" w:uiPriority="9" w:qFormat="1"/>
     <w:lsdException w:name="heading 2" w:semiHidden="1" w:uiPriority="9" w:unhideWhenUsed="1" w:qFormat="1"/>
@@ -3576,11 +3575,6 @@
     <w:lsdException w:name="List Table 5 Dark Accent 6" w:uiPriority="50"/>
     <w:lsdException w:name="List Table 6 Colorful Accent 6" w:uiPriority="51"/>
     <w:lsdException w:name="List Table 7 Colorful Accent 6" w:uiPriority="52"/>
-    <w:lsdException w:name="Mention" w:semiHidden="1" w:unhideWhenUsed="1"/>
-    <w:lsdException w:name="Smart Hyperlink" w:semiHidden="1" w:unhideWhenUsed="1"/>
-    <w:lsdException w:name="Hashtag" w:semiHidden="1" w:unhideWhenUsed="1"/>
-    <w:lsdException w:name="Unresolved Mention" w:semiHidden="1" w:unhideWhenUsed="1"/>
-    <w:lsdException w:name="Smart Link" w:semiHidden="1" w:unhideWhenUsed="1"/>
   </w:latentStyles>
   <w:style w:type="paragraph" w:default="1" w:styleId="a">
     <w:name w:val="Normal"/>

--- a/lab1/Отчет.docx
+++ b/lab1/Отчет.docx
@@ -981,274 +981,6 @@
           </wp:inline>
         </w:drawing>
       </w:r>
-    </w:p>
-    <w:p>
-      <w:pPr>
-        <w:rPr>
-          <w:lang w:val="ru-RU"/>
-        </w:rPr>
-      </w:pPr>
-      <w:r>
-        <w:rPr>
-          <w:lang w:val="ru-RU"/>
-        </w:rPr>
-        <w:t xml:space="preserve">Ровное </w:t>
-      </w:r>
-      <w:r>
-        <w:rPr>
-          <w:b/>
-          <w:lang w:val="ru-RU"/>
-        </w:rPr>
-        <w:t>плато</w:t>
-      </w:r>
-      <w:r>
-        <w:rPr>
-          <w:lang w:val="ru-RU"/>
-        </w:rPr>
-        <w:t xml:space="preserve"> уже не было ровным. Прямо </w:t>
-      </w:r>
-      <w:r>
-        <w:rPr>
-          <w:b/>
-          <w:lang w:val="ru-RU"/>
-        </w:rPr>
-        <w:t>под ними</w:t>
-      </w:r>
-      <w:r>
-        <w:rPr>
-          <w:lang w:val="ru-RU"/>
-        </w:rPr>
-        <w:t xml:space="preserve"> сформировалась огромная </w:t>
-      </w:r>
-      <w:r>
-        <w:rPr>
-          <w:b/>
-          <w:lang w:val="ru-RU"/>
-        </w:rPr>
-        <w:t>выпуклость</w:t>
-      </w:r>
-      <w:r>
-        <w:rPr>
-          <w:lang w:val="ru-RU"/>
-        </w:rPr>
-        <w:t xml:space="preserve">, разорванная на самой </w:t>
-      </w:r>
-      <w:r>
-        <w:rPr>
-          <w:b/>
-          <w:lang w:val="ru-RU"/>
-        </w:rPr>
-        <w:t>вершине</w:t>
-      </w:r>
-      <w:r>
-        <w:rPr>
-          <w:lang w:val="ru-RU"/>
-        </w:rPr>
-        <w:t xml:space="preserve"> -- в том </w:t>
-      </w:r>
-      <w:r>
-        <w:rPr>
-          <w:b/>
-          <w:lang w:val="ru-RU"/>
-        </w:rPr>
-        <w:t>месте</w:t>
-      </w:r>
-      <w:r>
-        <w:rPr>
-          <w:lang w:val="ru-RU"/>
-        </w:rPr>
-        <w:t xml:space="preserve">, где </w:t>
-      </w:r>
-      <w:r>
-        <w:rPr>
-          <w:b/>
-          <w:lang w:val="ru-RU"/>
-        </w:rPr>
-        <w:t>корабль</w:t>
-      </w:r>
-      <w:r>
-        <w:rPr>
-          <w:lang w:val="ru-RU"/>
-        </w:rPr>
-        <w:t xml:space="preserve"> </w:t>
-      </w:r>
-      <w:proofErr w:type="spellStart"/>
-      <w:r>
-        <w:rPr>
-          <w:lang w:val="ru-RU"/>
-        </w:rPr>
-        <w:t>выпрастался</w:t>
-      </w:r>
-      <w:proofErr w:type="spellEnd"/>
-      <w:r>
-        <w:rPr>
-          <w:lang w:val="ru-RU"/>
-        </w:rPr>
-        <w:t xml:space="preserve"> из цепких объятий. Гигантские </w:t>
-      </w:r>
-      <w:r>
-        <w:rPr>
-          <w:b/>
-          <w:lang w:val="ru-RU"/>
-        </w:rPr>
-        <w:t>ложноножки</w:t>
-      </w:r>
-      <w:r>
-        <w:rPr>
-          <w:lang w:val="ru-RU"/>
-        </w:rPr>
-        <w:t xml:space="preserve"> в </w:t>
-      </w:r>
-      <w:r>
-        <w:rPr>
-          <w:b/>
-          <w:lang w:val="ru-RU"/>
-        </w:rPr>
-        <w:t>ярости</w:t>
-      </w:r>
-      <w:r>
-        <w:rPr>
-          <w:lang w:val="ru-RU"/>
-        </w:rPr>
-        <w:t xml:space="preserve"> </w:t>
-      </w:r>
-      <w:r>
-        <w:rPr>
-          <w:b/>
-          <w:lang w:val="ru-RU"/>
-        </w:rPr>
-        <w:t>беспорядочно</w:t>
-      </w:r>
-      <w:r>
-        <w:rPr>
-          <w:lang w:val="ru-RU"/>
-        </w:rPr>
-        <w:t xml:space="preserve"> хлестали во всех направлениях над образовавшимся провалом, будто пытаясь вновь ухватить добычу, которая только что ускользнула из их объятий. </w:t>
-      </w:r>
-      <w:r>
-        <w:rPr>
-          <w:b/>
-          <w:lang w:val="ru-RU"/>
-        </w:rPr>
-        <w:t>Глядя</w:t>
-      </w:r>
-      <w:r>
-        <w:rPr>
-          <w:lang w:val="ru-RU"/>
-        </w:rPr>
-        <w:t xml:space="preserve"> на все это с изумлением, к которому примешивалась и немалая доля страха, </w:t>
-      </w:r>
-      <w:proofErr w:type="spellStart"/>
-      <w:r>
-        <w:rPr>
-          <w:b/>
-          <w:lang w:val="ru-RU"/>
-        </w:rPr>
-        <w:t>Олвин</w:t>
-      </w:r>
-      <w:proofErr w:type="spellEnd"/>
-      <w:r>
-        <w:rPr>
-          <w:lang w:val="ru-RU"/>
-        </w:rPr>
-        <w:t xml:space="preserve"> успел заметить какое-то </w:t>
-      </w:r>
-      <w:r>
-        <w:rPr>
-          <w:b/>
-          <w:lang w:val="ru-RU"/>
-        </w:rPr>
-        <w:t>пульсирующее</w:t>
-      </w:r>
-      <w:r>
-        <w:rPr>
-          <w:lang w:val="ru-RU"/>
-        </w:rPr>
-        <w:t xml:space="preserve"> алое </w:t>
-      </w:r>
-      <w:r>
-        <w:rPr>
-          <w:b/>
-          <w:lang w:val="ru-RU"/>
-        </w:rPr>
-        <w:t>отверстие</w:t>
-      </w:r>
-      <w:r>
-        <w:rPr>
-          <w:lang w:val="ru-RU"/>
-        </w:rPr>
-        <w:t xml:space="preserve"> -- возможно, ротовое, обрамленное </w:t>
-      </w:r>
-      <w:proofErr w:type="spellStart"/>
-      <w:r>
-        <w:rPr>
-          <w:lang w:val="ru-RU"/>
-        </w:rPr>
-        <w:t>хлыстообразными</w:t>
-      </w:r>
-      <w:proofErr w:type="spellEnd"/>
-      <w:r>
-        <w:rPr>
-          <w:lang w:val="ru-RU"/>
-        </w:rPr>
-        <w:t xml:space="preserve"> </w:t>
-      </w:r>
-      <w:proofErr w:type="spellStart"/>
-      <w:r>
-        <w:rPr>
-          <w:b/>
-          <w:lang w:val="ru-RU"/>
-        </w:rPr>
-        <w:t>шупальцами</w:t>
-      </w:r>
-      <w:proofErr w:type="spellEnd"/>
-      <w:r>
-        <w:rPr>
-          <w:lang w:val="ru-RU"/>
-        </w:rPr>
-        <w:t xml:space="preserve">, которые бились в </w:t>
-      </w:r>
-      <w:r>
-        <w:rPr>
-          <w:b/>
-          <w:lang w:val="ru-RU"/>
-        </w:rPr>
-        <w:t>унисон</w:t>
-      </w:r>
-      <w:r>
-        <w:rPr>
-          <w:lang w:val="ru-RU"/>
-        </w:rPr>
-        <w:t xml:space="preserve">, отправляя все, что к ним попадало, в зияющую </w:t>
-      </w:r>
-      <w:r>
-        <w:rPr>
-          <w:b/>
-          <w:lang w:val="ru-RU"/>
-        </w:rPr>
-        <w:t>пасть</w:t>
-      </w:r>
-      <w:r>
-        <w:rPr>
-          <w:lang w:val="ru-RU"/>
-        </w:rPr>
-        <w:t>.</w:t>
-      </w:r>
-    </w:p>
-    <w:p>
-      <w:pPr>
-        <w:spacing w:after="160" w:line="278" w:lineRule="auto"/>
-        <w:rPr>
-          <w:rFonts w:eastAsiaTheme="majorEastAsia" w:cstheme="majorBidi"/>
-          <w:b/>
-          <w:color w:val="000000" w:themeColor="text1"/>
-          <w:kern w:val="2"/>
-          <w:sz w:val="32"/>
-          <w:szCs w:val="32"/>
-          <w:lang w:val="ru-RU"/>
-          <w14:ligatures w14:val="standardContextual"/>
-        </w:rPr>
-      </w:pPr>
       <w:r>
         <w:rPr>
           <w:lang w:val="ru-RU"/>
@@ -1373,6 +1105,13 @@
           <w:lang w:val="ru-RU"/>
         </w:rPr>
         <w:t>Ассоциативная</w:t>
+      </w:r>
+      <w:r>
+        <w:rPr>
+          <w:b/>
+          <w:bCs/>
+        </w:rPr>
+        <w:t>:</w:t>
       </w:r>
       <w:r>
         <w:t xml:space="preserve"> </w:t>
@@ -1468,8 +1207,6 @@
       <w:r>
         <w:br w:type="page"/>
       </w:r>
-      <w:bookmarkStart w:id="0" w:name="_GoBack"/>
-      <w:bookmarkEnd w:id="0"/>
     </w:p>
     <w:p>
       <w:pPr>
@@ -1497,6 +1234,10 @@
         </w:rPr>
       </w:pPr>
       <w:r>
+        <w:rPr>
+          <w:noProof/>
+          <w:lang w:val="ru-RU" w:eastAsia="ru-RU"/>
+        </w:rPr>
         <w:drawing>
           <wp:inline distT="0" distB="0" distL="0" distR="0" wp14:anchorId="0F5DFF09" wp14:editId="42DD6DB0">
             <wp:extent cx="5731510" cy="1560195"/>
@@ -1555,6 +1296,9 @@
     <w:p>
       <w:pPr>
         <w:pStyle w:val="2"/>
+        <w:rPr>
+          <w:lang w:val="ru-RU"/>
+        </w:rPr>
       </w:pPr>
       <w:r>
         <w:rPr>
@@ -1564,6 +1308,9 @@
         <w:t>Реализация</w:t>
       </w:r>
       <w:r>
+        <w:rPr>
+          <w:lang w:val="ru-RU"/>
+        </w:rPr>
         <w:t xml:space="preserve"> </w:t>
       </w:r>
       <w:proofErr w:type="spellStart"/>
@@ -1575,6 +1322,9 @@
       </w:r>
       <w:proofErr w:type="spellEnd"/>
       <w:r>
+        <w:rPr>
+          <w:lang w:val="ru-RU"/>
+        </w:rPr>
         <w:t xml:space="preserve"> </w:t>
       </w:r>
       <w:r>
@@ -1584,6 +1334,9 @@
         <w:t>модели</w:t>
       </w:r>
       <w:r>
+        <w:rPr>
+          <w:lang w:val="ru-RU"/>
+        </w:rPr>
         <w:t xml:space="preserve"> </w:t>
       </w:r>
       <w:r>
@@ -1593,6 +1346,9 @@
         <w:t>на</w:t>
       </w:r>
       <w:r>
+        <w:rPr>
+          <w:lang w:val="ru-RU"/>
+        </w:rPr>
         <w:t xml:space="preserve"> </w:t>
       </w:r>
       <w:r>
@@ -1600,111 +1356,5583 @@
       </w:r>
     </w:p>
     <w:p>
-      <w:r>
+      <w:pPr>
+        <w:shd w:val="clear" w:color="auto" w:fill="121314"/>
+        <w:spacing w:after="0" w:line="285" w:lineRule="atLeast"/>
+        <w:rPr>
+          <w:rFonts w:ascii="Consolas" w:eastAsia="Times New Roman" w:hAnsi="Consolas" w:cs="Times New Roman"/>
+          <w:color w:val="BBBEBF"/>
+          <w:sz w:val="21"/>
+          <w:szCs w:val="21"/>
+          <w:lang w:val="ru-RU" w:eastAsia="ru-RU"/>
+        </w:rPr>
+      </w:pPr>
+      <w:r>
+        <w:rPr>
+          <w:rFonts w:ascii="Consolas" w:eastAsia="Times New Roman" w:hAnsi="Consolas" w:cs="Times New Roman"/>
+          <w:color w:val="FF7B72"/>
+          <w:sz w:val="21"/>
+          <w:szCs w:val="21"/>
+          <w:lang w:val="ru-RU" w:eastAsia="ru-RU"/>
+        </w:rPr>
+        <w:t>BEGIN</w:t>
+      </w:r>
+      <w:r>
+        <w:rPr>
+          <w:rFonts w:ascii="Consolas" w:eastAsia="Times New Roman" w:hAnsi="Consolas" w:cs="Times New Roman"/>
+          <w:color w:val="BBBEBF"/>
+          <w:sz w:val="21"/>
+          <w:szCs w:val="21"/>
+          <w:lang w:val="ru-RU" w:eastAsia="ru-RU"/>
+        </w:rPr>
+        <w:t>;</w:t>
+      </w:r>
+    </w:p>
+    <w:p>
+      <w:pPr>
+        <w:shd w:val="clear" w:color="auto" w:fill="121314"/>
+        <w:spacing w:after="0" w:line="285" w:lineRule="atLeast"/>
+        <w:rPr>
+          <w:rFonts w:ascii="Consolas" w:eastAsia="Times New Roman" w:hAnsi="Consolas" w:cs="Times New Roman"/>
+          <w:color w:val="BBBEBF"/>
+          <w:sz w:val="21"/>
+          <w:szCs w:val="21"/>
+          <w:lang w:val="ru-RU" w:eastAsia="ru-RU"/>
+        </w:rPr>
+      </w:pPr>
+    </w:p>
+    <w:p>
+      <w:pPr>
+        <w:shd w:val="clear" w:color="auto" w:fill="121314"/>
+        <w:spacing w:after="0" w:line="285" w:lineRule="atLeast"/>
+        <w:rPr>
+          <w:rFonts w:ascii="Consolas" w:eastAsia="Times New Roman" w:hAnsi="Consolas" w:cs="Times New Roman"/>
+          <w:color w:val="BBBEBF"/>
+          <w:sz w:val="21"/>
+          <w:szCs w:val="21"/>
+          <w:lang w:eastAsia="ru-RU"/>
+        </w:rPr>
+      </w:pPr>
+      <w:r>
+        <w:rPr>
+          <w:rFonts w:ascii="Consolas" w:eastAsia="Times New Roman" w:hAnsi="Consolas" w:cs="Times New Roman"/>
+          <w:color w:val="FF7B72"/>
+          <w:sz w:val="21"/>
+          <w:szCs w:val="21"/>
+          <w:lang w:eastAsia="ru-RU"/>
+        </w:rPr>
         <w:t>CREATE</w:t>
       </w:r>
       <w:r>
+        <w:rPr>
+          <w:rFonts w:ascii="Consolas" w:eastAsia="Times New Roman" w:hAnsi="Consolas" w:cs="Times New Roman"/>
+          <w:color w:val="BBBEBF"/>
+          <w:sz w:val="21"/>
+          <w:szCs w:val="21"/>
+          <w:lang w:eastAsia="ru-RU"/>
+        </w:rPr>
         <w:t xml:space="preserve"> </w:t>
       </w:r>
       <w:r>
+        <w:rPr>
+          <w:rFonts w:ascii="Consolas" w:eastAsia="Times New Roman" w:hAnsi="Consolas" w:cs="Times New Roman"/>
+          <w:color w:val="FF7B72"/>
+          <w:sz w:val="21"/>
+          <w:szCs w:val="21"/>
+          <w:lang w:eastAsia="ru-RU"/>
+        </w:rPr>
+        <w:t>TYPE</w:t>
+      </w:r>
+      <w:r>
+        <w:rPr>
+          <w:rFonts w:ascii="Consolas" w:eastAsia="Times New Roman" w:hAnsi="Consolas" w:cs="Times New Roman"/>
+          <w:color w:val="BBBEBF"/>
+          <w:sz w:val="21"/>
+          <w:szCs w:val="21"/>
+          <w:lang w:eastAsia="ru-RU"/>
+        </w:rPr>
+        <w:t xml:space="preserve"> </w:t>
+      </w:r>
+      <w:r>
+        <w:rPr>
+          <w:rFonts w:ascii="Consolas" w:eastAsia="Times New Roman" w:hAnsi="Consolas" w:cs="Times New Roman"/>
+          <w:color w:val="D2A8FF"/>
+          <w:sz w:val="21"/>
+          <w:szCs w:val="21"/>
+          <w:lang w:eastAsia="ru-RU"/>
+        </w:rPr>
+        <w:t>sex</w:t>
+      </w:r>
+      <w:r>
+        <w:rPr>
+          <w:rFonts w:ascii="Consolas" w:eastAsia="Times New Roman" w:hAnsi="Consolas" w:cs="Times New Roman"/>
+          <w:color w:val="BBBEBF"/>
+          <w:sz w:val="21"/>
+          <w:szCs w:val="21"/>
+          <w:lang w:eastAsia="ru-RU"/>
+        </w:rPr>
+        <w:t xml:space="preserve"> </w:t>
+      </w:r>
+      <w:r>
+        <w:rPr>
+          <w:rFonts w:ascii="Consolas" w:eastAsia="Times New Roman" w:hAnsi="Consolas" w:cs="Times New Roman"/>
+          <w:color w:val="FF7B72"/>
+          <w:sz w:val="21"/>
+          <w:szCs w:val="21"/>
+          <w:lang w:eastAsia="ru-RU"/>
+        </w:rPr>
+        <w:t>AS</w:t>
+      </w:r>
+      <w:r>
+        <w:rPr>
+          <w:rFonts w:ascii="Consolas" w:eastAsia="Times New Roman" w:hAnsi="Consolas" w:cs="Times New Roman"/>
+          <w:color w:val="BBBEBF"/>
+          <w:sz w:val="21"/>
+          <w:szCs w:val="21"/>
+          <w:lang w:eastAsia="ru-RU"/>
+        </w:rPr>
+        <w:t xml:space="preserve"> ENUM (</w:t>
+      </w:r>
+      <w:r>
+        <w:rPr>
+          <w:rFonts w:ascii="Consolas" w:eastAsia="Times New Roman" w:hAnsi="Consolas" w:cs="Times New Roman"/>
+          <w:color w:val="A5D6FF"/>
+          <w:sz w:val="21"/>
+          <w:szCs w:val="21"/>
+          <w:lang w:eastAsia="ru-RU"/>
+        </w:rPr>
+        <w:t>'man'</w:t>
+      </w:r>
+      <w:r>
+        <w:rPr>
+          <w:rFonts w:ascii="Consolas" w:eastAsia="Times New Roman" w:hAnsi="Consolas" w:cs="Times New Roman"/>
+          <w:color w:val="BBBEBF"/>
+          <w:sz w:val="21"/>
+          <w:szCs w:val="21"/>
+          <w:lang w:eastAsia="ru-RU"/>
+        </w:rPr>
+        <w:t xml:space="preserve">, </w:t>
+      </w:r>
+      <w:r>
+        <w:rPr>
+          <w:rFonts w:ascii="Consolas" w:eastAsia="Times New Roman" w:hAnsi="Consolas" w:cs="Times New Roman"/>
+          <w:color w:val="A5D6FF"/>
+          <w:sz w:val="21"/>
+          <w:szCs w:val="21"/>
+          <w:lang w:eastAsia="ru-RU"/>
+        </w:rPr>
+        <w:t>'woman'</w:t>
+      </w:r>
+      <w:r>
+        <w:rPr>
+          <w:rFonts w:ascii="Consolas" w:eastAsia="Times New Roman" w:hAnsi="Consolas" w:cs="Times New Roman"/>
+          <w:color w:val="BBBEBF"/>
+          <w:sz w:val="21"/>
+          <w:szCs w:val="21"/>
+          <w:lang w:eastAsia="ru-RU"/>
+        </w:rPr>
+        <w:t>);</w:t>
+      </w:r>
+    </w:p>
+    <w:p>
+      <w:pPr>
+        <w:shd w:val="clear" w:color="auto" w:fill="121314"/>
+        <w:spacing w:after="0" w:line="285" w:lineRule="atLeast"/>
+        <w:rPr>
+          <w:rFonts w:ascii="Consolas" w:eastAsia="Times New Roman" w:hAnsi="Consolas" w:cs="Times New Roman"/>
+          <w:color w:val="BBBEBF"/>
+          <w:sz w:val="21"/>
+          <w:szCs w:val="21"/>
+          <w:lang w:eastAsia="ru-RU"/>
+        </w:rPr>
+      </w:pPr>
+      <w:r>
+        <w:rPr>
+          <w:rFonts w:ascii="Consolas" w:eastAsia="Times New Roman" w:hAnsi="Consolas" w:cs="Times New Roman"/>
+          <w:color w:val="FF7B72"/>
+          <w:sz w:val="21"/>
+          <w:szCs w:val="21"/>
+          <w:lang w:eastAsia="ru-RU"/>
+        </w:rPr>
+        <w:t>CREATE</w:t>
+      </w:r>
+      <w:r>
+        <w:rPr>
+          <w:rFonts w:ascii="Consolas" w:eastAsia="Times New Roman" w:hAnsi="Consolas" w:cs="Times New Roman"/>
+          <w:color w:val="BBBEBF"/>
+          <w:sz w:val="21"/>
+          <w:szCs w:val="21"/>
+          <w:lang w:eastAsia="ru-RU"/>
+        </w:rPr>
+        <w:t xml:space="preserve"> </w:t>
+      </w:r>
+      <w:r>
+        <w:rPr>
+          <w:rFonts w:ascii="Consolas" w:eastAsia="Times New Roman" w:hAnsi="Consolas" w:cs="Times New Roman"/>
+          <w:color w:val="FF7B72"/>
+          <w:sz w:val="21"/>
+          <w:szCs w:val="21"/>
+          <w:lang w:eastAsia="ru-RU"/>
+        </w:rPr>
+        <w:t>TYPE</w:t>
+      </w:r>
+      <w:r>
+        <w:rPr>
+          <w:rFonts w:ascii="Consolas" w:eastAsia="Times New Roman" w:hAnsi="Consolas" w:cs="Times New Roman"/>
+          <w:color w:val="BBBEBF"/>
+          <w:sz w:val="21"/>
+          <w:szCs w:val="21"/>
+          <w:lang w:eastAsia="ru-RU"/>
+        </w:rPr>
+        <w:t xml:space="preserve"> </w:t>
+      </w:r>
+      <w:r>
+        <w:rPr>
+          <w:rFonts w:ascii="Consolas" w:eastAsia="Times New Roman" w:hAnsi="Consolas" w:cs="Times New Roman"/>
+          <w:color w:val="D2A8FF"/>
+          <w:sz w:val="21"/>
+          <w:szCs w:val="21"/>
+          <w:lang w:eastAsia="ru-RU"/>
+        </w:rPr>
+        <w:t>major</w:t>
+      </w:r>
+      <w:r>
+        <w:rPr>
+          <w:rFonts w:ascii="Consolas" w:eastAsia="Times New Roman" w:hAnsi="Consolas" w:cs="Times New Roman"/>
+          <w:color w:val="BBBEBF"/>
+          <w:sz w:val="21"/>
+          <w:szCs w:val="21"/>
+          <w:lang w:eastAsia="ru-RU"/>
+        </w:rPr>
+        <w:t xml:space="preserve"> </w:t>
+      </w:r>
+      <w:r>
+        <w:rPr>
+          <w:rFonts w:ascii="Consolas" w:eastAsia="Times New Roman" w:hAnsi="Consolas" w:cs="Times New Roman"/>
+          <w:color w:val="FF7B72"/>
+          <w:sz w:val="21"/>
+          <w:szCs w:val="21"/>
+          <w:lang w:eastAsia="ru-RU"/>
+        </w:rPr>
+        <w:t>AS</w:t>
+      </w:r>
+      <w:r>
+        <w:rPr>
+          <w:rFonts w:ascii="Consolas" w:eastAsia="Times New Roman" w:hAnsi="Consolas" w:cs="Times New Roman"/>
+          <w:color w:val="BBBEBF"/>
+          <w:sz w:val="21"/>
+          <w:szCs w:val="21"/>
+          <w:lang w:eastAsia="ru-RU"/>
+        </w:rPr>
+        <w:t xml:space="preserve"> ENUM (</w:t>
+      </w:r>
+      <w:r>
+        <w:rPr>
+          <w:rFonts w:ascii="Consolas" w:eastAsia="Times New Roman" w:hAnsi="Consolas" w:cs="Times New Roman"/>
+          <w:color w:val="A5D6FF"/>
+          <w:sz w:val="21"/>
+          <w:szCs w:val="21"/>
+          <w:lang w:eastAsia="ru-RU"/>
+        </w:rPr>
+        <w:t>'captain'</w:t>
+      </w:r>
+      <w:r>
+        <w:rPr>
+          <w:rFonts w:ascii="Consolas" w:eastAsia="Times New Roman" w:hAnsi="Consolas" w:cs="Times New Roman"/>
+          <w:color w:val="BBBEBF"/>
+          <w:sz w:val="21"/>
+          <w:szCs w:val="21"/>
+          <w:lang w:eastAsia="ru-RU"/>
+        </w:rPr>
+        <w:t xml:space="preserve">, </w:t>
+      </w:r>
+      <w:r>
+        <w:rPr>
+          <w:rFonts w:ascii="Consolas" w:eastAsia="Times New Roman" w:hAnsi="Consolas" w:cs="Times New Roman"/>
+          <w:color w:val="A5D6FF"/>
+          <w:sz w:val="21"/>
+          <w:szCs w:val="21"/>
+          <w:lang w:eastAsia="ru-RU"/>
+        </w:rPr>
+        <w:t>'engineer'</w:t>
+      </w:r>
+      <w:r>
+        <w:rPr>
+          <w:rFonts w:ascii="Consolas" w:eastAsia="Times New Roman" w:hAnsi="Consolas" w:cs="Times New Roman"/>
+          <w:color w:val="BBBEBF"/>
+          <w:sz w:val="21"/>
+          <w:szCs w:val="21"/>
+          <w:lang w:eastAsia="ru-RU"/>
+        </w:rPr>
+        <w:t xml:space="preserve">, </w:t>
+      </w:r>
+      <w:r>
+        <w:rPr>
+          <w:rFonts w:ascii="Consolas" w:eastAsia="Times New Roman" w:hAnsi="Consolas" w:cs="Times New Roman"/>
+          <w:color w:val="A5D6FF"/>
+          <w:sz w:val="21"/>
+          <w:szCs w:val="21"/>
+          <w:lang w:eastAsia="ru-RU"/>
+        </w:rPr>
+        <w:t>'cook'</w:t>
+      </w:r>
+      <w:r>
+        <w:rPr>
+          <w:rFonts w:ascii="Consolas" w:eastAsia="Times New Roman" w:hAnsi="Consolas" w:cs="Times New Roman"/>
+          <w:color w:val="BBBEBF"/>
+          <w:sz w:val="21"/>
+          <w:szCs w:val="21"/>
+          <w:lang w:eastAsia="ru-RU"/>
+        </w:rPr>
+        <w:t xml:space="preserve">, </w:t>
+      </w:r>
+      <w:r>
+        <w:rPr>
+          <w:rFonts w:ascii="Consolas" w:eastAsia="Times New Roman" w:hAnsi="Consolas" w:cs="Times New Roman"/>
+          <w:color w:val="A5D6FF"/>
+          <w:sz w:val="21"/>
+          <w:szCs w:val="21"/>
+          <w:lang w:eastAsia="ru-RU"/>
+        </w:rPr>
+        <w:t>'cleaner'</w:t>
+      </w:r>
+      <w:r>
+        <w:rPr>
+          <w:rFonts w:ascii="Consolas" w:eastAsia="Times New Roman" w:hAnsi="Consolas" w:cs="Times New Roman"/>
+          <w:color w:val="BBBEBF"/>
+          <w:sz w:val="21"/>
+          <w:szCs w:val="21"/>
+          <w:lang w:eastAsia="ru-RU"/>
+        </w:rPr>
+        <w:t>);</w:t>
+      </w:r>
+    </w:p>
+    <w:p>
+      <w:pPr>
+        <w:shd w:val="clear" w:color="auto" w:fill="121314"/>
+        <w:spacing w:after="0" w:line="285" w:lineRule="atLeast"/>
+        <w:rPr>
+          <w:rFonts w:ascii="Consolas" w:eastAsia="Times New Roman" w:hAnsi="Consolas" w:cs="Times New Roman"/>
+          <w:color w:val="BBBEBF"/>
+          <w:sz w:val="21"/>
+          <w:szCs w:val="21"/>
+          <w:lang w:eastAsia="ru-RU"/>
+        </w:rPr>
+      </w:pPr>
+    </w:p>
+    <w:p>
+      <w:pPr>
+        <w:shd w:val="clear" w:color="auto" w:fill="121314"/>
+        <w:spacing w:after="0" w:line="285" w:lineRule="atLeast"/>
+        <w:rPr>
+          <w:rFonts w:ascii="Consolas" w:eastAsia="Times New Roman" w:hAnsi="Consolas" w:cs="Times New Roman"/>
+          <w:color w:val="BBBEBF"/>
+          <w:sz w:val="21"/>
+          <w:szCs w:val="21"/>
+          <w:lang w:eastAsia="ru-RU"/>
+        </w:rPr>
+      </w:pPr>
+      <w:r>
+        <w:rPr>
+          <w:rFonts w:ascii="Consolas" w:eastAsia="Times New Roman" w:hAnsi="Consolas" w:cs="Times New Roman"/>
+          <w:color w:val="FF7B72"/>
+          <w:sz w:val="21"/>
+          <w:szCs w:val="21"/>
+          <w:lang w:eastAsia="ru-RU"/>
+        </w:rPr>
+        <w:t>CREATE</w:t>
+      </w:r>
+      <w:r>
+        <w:rPr>
+          <w:rFonts w:ascii="Consolas" w:eastAsia="Times New Roman" w:hAnsi="Consolas" w:cs="Times New Roman"/>
+          <w:color w:val="BBBEBF"/>
+          <w:sz w:val="21"/>
+          <w:szCs w:val="21"/>
+          <w:lang w:eastAsia="ru-RU"/>
+        </w:rPr>
+        <w:t xml:space="preserve"> </w:t>
+      </w:r>
+      <w:r>
+        <w:rPr>
+          <w:rFonts w:ascii="Consolas" w:eastAsia="Times New Roman" w:hAnsi="Consolas" w:cs="Times New Roman"/>
+          <w:color w:val="FF7B72"/>
+          <w:sz w:val="21"/>
+          <w:szCs w:val="21"/>
+          <w:lang w:eastAsia="ru-RU"/>
+        </w:rPr>
         <w:t>TABLE</w:t>
       </w:r>
       <w:r>
+        <w:rPr>
+          <w:rFonts w:ascii="Consolas" w:eastAsia="Times New Roman" w:hAnsi="Consolas" w:cs="Times New Roman"/>
+          <w:color w:val="BBBEBF"/>
+          <w:sz w:val="21"/>
+          <w:szCs w:val="21"/>
+          <w:lang w:eastAsia="ru-RU"/>
+        </w:rPr>
         <w:t xml:space="preserve"> </w:t>
       </w:r>
-      <w:proofErr w:type="gramStart"/>
-      <w:r>
-        <w:t>OBSE</w:t>
-      </w:r>
-      <w:r>
-        <w:t>RVER</w:t>
-      </w:r>
-      <w:r>
+      <w:r>
+        <w:rPr>
+          <w:rFonts w:ascii="Consolas" w:eastAsia="Times New Roman" w:hAnsi="Consolas" w:cs="Times New Roman"/>
+          <w:color w:val="D2A8FF"/>
+          <w:sz w:val="21"/>
+          <w:szCs w:val="21"/>
+          <w:lang w:eastAsia="ru-RU"/>
+        </w:rPr>
+        <w:t>ship</w:t>
+      </w:r>
+      <w:r>
+        <w:rPr>
+          <w:rFonts w:ascii="Consolas" w:eastAsia="Times New Roman" w:hAnsi="Consolas" w:cs="Times New Roman"/>
+          <w:color w:val="BBBEBF"/>
+          <w:sz w:val="21"/>
+          <w:szCs w:val="21"/>
+          <w:lang w:eastAsia="ru-RU"/>
+        </w:rPr>
+        <w:t xml:space="preserve"> (</w:t>
+      </w:r>
+    </w:p>
+    <w:p>
+      <w:pPr>
+        <w:shd w:val="clear" w:color="auto" w:fill="121314"/>
+        <w:spacing w:after="0" w:line="285" w:lineRule="atLeast"/>
+        <w:rPr>
+          <w:rFonts w:ascii="Consolas" w:eastAsia="Times New Roman" w:hAnsi="Consolas" w:cs="Times New Roman"/>
+          <w:color w:val="BBBEBF"/>
+          <w:sz w:val="21"/>
+          <w:szCs w:val="21"/>
+          <w:lang w:eastAsia="ru-RU"/>
+        </w:rPr>
+      </w:pPr>
+      <w:r>
+        <w:rPr>
+          <w:rFonts w:ascii="Consolas" w:eastAsia="Times New Roman" w:hAnsi="Consolas" w:cs="Times New Roman"/>
+          <w:color w:val="BBBEBF"/>
+          <w:sz w:val="21"/>
+          <w:szCs w:val="21"/>
+          <w:lang w:eastAsia="ru-RU"/>
+        </w:rPr>
+        <w:t xml:space="preserve">    id </w:t>
+      </w:r>
+      <w:r>
+        <w:rPr>
+          <w:rFonts w:ascii="Consolas" w:eastAsia="Times New Roman" w:hAnsi="Consolas" w:cs="Times New Roman"/>
+          <w:color w:val="FF7B72"/>
+          <w:sz w:val="21"/>
+          <w:szCs w:val="21"/>
+          <w:lang w:eastAsia="ru-RU"/>
+        </w:rPr>
+        <w:t>SERIAL</w:t>
+      </w:r>
+      <w:r>
+        <w:rPr>
+          <w:rFonts w:ascii="Consolas" w:eastAsia="Times New Roman" w:hAnsi="Consolas" w:cs="Times New Roman"/>
+          <w:color w:val="BBBEBF"/>
+          <w:sz w:val="21"/>
+          <w:szCs w:val="21"/>
+          <w:lang w:eastAsia="ru-RU"/>
+        </w:rPr>
+        <w:t xml:space="preserve"> </w:t>
+      </w:r>
+      <w:r>
+        <w:rPr>
+          <w:rFonts w:ascii="Consolas" w:eastAsia="Times New Roman" w:hAnsi="Consolas" w:cs="Times New Roman"/>
+          <w:color w:val="569CD6"/>
+          <w:sz w:val="21"/>
+          <w:szCs w:val="21"/>
+          <w:lang w:eastAsia="ru-RU"/>
+        </w:rPr>
+        <w:t>PRIMARY KEY</w:t>
+      </w:r>
+      <w:r>
+        <w:rPr>
+          <w:rFonts w:ascii="Consolas" w:eastAsia="Times New Roman" w:hAnsi="Consolas" w:cs="Times New Roman"/>
+          <w:color w:val="BBBEBF"/>
+          <w:sz w:val="21"/>
+          <w:szCs w:val="21"/>
+          <w:lang w:eastAsia="ru-RU"/>
+        </w:rPr>
+        <w:t>,</w:t>
+      </w:r>
+    </w:p>
+    <w:p>
+      <w:pPr>
+        <w:shd w:val="clear" w:color="auto" w:fill="121314"/>
+        <w:spacing w:after="0" w:line="285" w:lineRule="atLeast"/>
+        <w:rPr>
+          <w:rFonts w:ascii="Consolas" w:eastAsia="Times New Roman" w:hAnsi="Consolas" w:cs="Times New Roman"/>
+          <w:color w:val="BBBEBF"/>
+          <w:sz w:val="21"/>
+          <w:szCs w:val="21"/>
+          <w:lang w:eastAsia="ru-RU"/>
+        </w:rPr>
+      </w:pPr>
+      <w:r>
+        <w:rPr>
+          <w:rFonts w:ascii="Consolas" w:eastAsia="Times New Roman" w:hAnsi="Consolas" w:cs="Times New Roman"/>
+          <w:color w:val="BBBEBF"/>
+          <w:sz w:val="21"/>
+          <w:szCs w:val="21"/>
+          <w:lang w:eastAsia="ru-RU"/>
+        </w:rPr>
+        <w:t xml:space="preserve">    </w:t>
+      </w:r>
+      <w:r>
+        <w:rPr>
+          <w:rFonts w:ascii="Consolas" w:eastAsia="Times New Roman" w:hAnsi="Consolas" w:cs="Times New Roman"/>
+          <w:color w:val="FF7B72"/>
+          <w:sz w:val="21"/>
+          <w:szCs w:val="21"/>
+          <w:lang w:eastAsia="ru-RU"/>
+        </w:rPr>
+        <w:t>name</w:t>
+      </w:r>
+      <w:r>
+        <w:rPr>
+          <w:rFonts w:ascii="Consolas" w:eastAsia="Times New Roman" w:hAnsi="Consolas" w:cs="Times New Roman"/>
+          <w:color w:val="BBBEBF"/>
+          <w:sz w:val="21"/>
+          <w:szCs w:val="21"/>
+          <w:lang w:eastAsia="ru-RU"/>
+        </w:rPr>
+        <w:t xml:space="preserve"> </w:t>
+      </w:r>
+      <w:r>
+        <w:rPr>
+          <w:rFonts w:ascii="Consolas" w:eastAsia="Times New Roman" w:hAnsi="Consolas" w:cs="Times New Roman"/>
+          <w:color w:val="FF7B72"/>
+          <w:sz w:val="21"/>
+          <w:szCs w:val="21"/>
+          <w:lang w:eastAsia="ru-RU"/>
+        </w:rPr>
+        <w:t>TEXT</w:t>
+      </w:r>
+      <w:r>
+        <w:rPr>
+          <w:rFonts w:ascii="Consolas" w:eastAsia="Times New Roman" w:hAnsi="Consolas" w:cs="Times New Roman"/>
+          <w:color w:val="BBBEBF"/>
+          <w:sz w:val="21"/>
+          <w:szCs w:val="21"/>
+          <w:lang w:eastAsia="ru-RU"/>
+        </w:rPr>
+        <w:t>,</w:t>
+      </w:r>
+    </w:p>
+    <w:p>
+      <w:pPr>
+        <w:shd w:val="clear" w:color="auto" w:fill="121314"/>
+        <w:spacing w:after="0" w:line="285" w:lineRule="atLeast"/>
+        <w:rPr>
+          <w:rFonts w:ascii="Consolas" w:eastAsia="Times New Roman" w:hAnsi="Consolas" w:cs="Times New Roman"/>
+          <w:color w:val="BBBEBF"/>
+          <w:sz w:val="21"/>
+          <w:szCs w:val="21"/>
+          <w:lang w:eastAsia="ru-RU"/>
+        </w:rPr>
+      </w:pPr>
+      <w:r>
+        <w:rPr>
+          <w:rFonts w:ascii="Consolas" w:eastAsia="Times New Roman" w:hAnsi="Consolas" w:cs="Times New Roman"/>
+          <w:color w:val="BBBEBF"/>
+          <w:sz w:val="21"/>
+          <w:szCs w:val="21"/>
+          <w:lang w:eastAsia="ru-RU"/>
+        </w:rPr>
+        <w:t xml:space="preserve">    </w:t>
+      </w:r>
+      <w:r>
+        <w:rPr>
+          <w:rFonts w:ascii="Consolas" w:eastAsia="Times New Roman" w:hAnsi="Consolas" w:cs="Times New Roman"/>
+          <w:color w:val="FF7B72"/>
+          <w:sz w:val="21"/>
+          <w:szCs w:val="21"/>
+          <w:lang w:eastAsia="ru-RU"/>
+        </w:rPr>
+        <w:t>description</w:t>
+      </w:r>
+      <w:r>
+        <w:rPr>
+          <w:rFonts w:ascii="Consolas" w:eastAsia="Times New Roman" w:hAnsi="Consolas" w:cs="Times New Roman"/>
+          <w:color w:val="BBBEBF"/>
+          <w:sz w:val="21"/>
+          <w:szCs w:val="21"/>
+          <w:lang w:eastAsia="ru-RU"/>
+        </w:rPr>
+        <w:t xml:space="preserve"> </w:t>
+      </w:r>
+      <w:r>
+        <w:rPr>
+          <w:rFonts w:ascii="Consolas" w:eastAsia="Times New Roman" w:hAnsi="Consolas" w:cs="Times New Roman"/>
+          <w:color w:val="FF7B72"/>
+          <w:sz w:val="21"/>
+          <w:szCs w:val="21"/>
+          <w:lang w:eastAsia="ru-RU"/>
+        </w:rPr>
+        <w:t>TEXT</w:t>
+      </w:r>
+    </w:p>
+    <w:p>
+      <w:pPr>
+        <w:shd w:val="clear" w:color="auto" w:fill="121314"/>
+        <w:spacing w:after="0" w:line="285" w:lineRule="atLeast"/>
+        <w:rPr>
+          <w:rFonts w:ascii="Consolas" w:eastAsia="Times New Roman" w:hAnsi="Consolas" w:cs="Times New Roman"/>
+          <w:color w:val="BBBEBF"/>
+          <w:sz w:val="21"/>
+          <w:szCs w:val="21"/>
+          <w:lang w:eastAsia="ru-RU"/>
+        </w:rPr>
+      </w:pPr>
+      <w:r>
+        <w:rPr>
+          <w:rFonts w:ascii="Consolas" w:eastAsia="Times New Roman" w:hAnsi="Consolas" w:cs="Times New Roman"/>
+          <w:color w:val="BBBEBF"/>
+          <w:sz w:val="21"/>
+          <w:szCs w:val="21"/>
+          <w:lang w:eastAsia="ru-RU"/>
+        </w:rPr>
+        <w:t>);</w:t>
+      </w:r>
+    </w:p>
+    <w:p>
+      <w:pPr>
+        <w:shd w:val="clear" w:color="auto" w:fill="121314"/>
+        <w:spacing w:after="0" w:line="285" w:lineRule="atLeast"/>
+        <w:rPr>
+          <w:rFonts w:ascii="Consolas" w:eastAsia="Times New Roman" w:hAnsi="Consolas" w:cs="Times New Roman"/>
+          <w:color w:val="BBBEBF"/>
+          <w:sz w:val="21"/>
+          <w:szCs w:val="21"/>
+          <w:lang w:eastAsia="ru-RU"/>
+        </w:rPr>
+      </w:pPr>
+    </w:p>
+    <w:p>
+      <w:pPr>
+        <w:shd w:val="clear" w:color="auto" w:fill="121314"/>
+        <w:spacing w:after="0" w:line="285" w:lineRule="atLeast"/>
+        <w:rPr>
+          <w:rFonts w:ascii="Consolas" w:eastAsia="Times New Roman" w:hAnsi="Consolas" w:cs="Times New Roman"/>
+          <w:color w:val="BBBEBF"/>
+          <w:sz w:val="21"/>
+          <w:szCs w:val="21"/>
+          <w:lang w:eastAsia="ru-RU"/>
+        </w:rPr>
+      </w:pPr>
+      <w:r>
+        <w:rPr>
+          <w:rFonts w:ascii="Consolas" w:eastAsia="Times New Roman" w:hAnsi="Consolas" w:cs="Times New Roman"/>
+          <w:color w:val="FF7B72"/>
+          <w:sz w:val="21"/>
+          <w:szCs w:val="21"/>
+          <w:lang w:eastAsia="ru-RU"/>
+        </w:rPr>
+        <w:t>CREATE</w:t>
+      </w:r>
+      <w:r>
+        <w:rPr>
+          <w:rFonts w:ascii="Consolas" w:eastAsia="Times New Roman" w:hAnsi="Consolas" w:cs="Times New Roman"/>
+          <w:color w:val="BBBEBF"/>
+          <w:sz w:val="21"/>
+          <w:szCs w:val="21"/>
+          <w:lang w:eastAsia="ru-RU"/>
+        </w:rPr>
+        <w:t xml:space="preserve"> </w:t>
+      </w:r>
+      <w:r>
+        <w:rPr>
+          <w:rFonts w:ascii="Consolas" w:eastAsia="Times New Roman" w:hAnsi="Consolas" w:cs="Times New Roman"/>
+          <w:color w:val="FF7B72"/>
+          <w:sz w:val="21"/>
+          <w:szCs w:val="21"/>
+          <w:lang w:eastAsia="ru-RU"/>
+        </w:rPr>
+        <w:t>TABLE</w:t>
+      </w:r>
+      <w:r>
+        <w:rPr>
+          <w:rFonts w:ascii="Consolas" w:eastAsia="Times New Roman" w:hAnsi="Consolas" w:cs="Times New Roman"/>
+          <w:color w:val="BBBEBF"/>
+          <w:sz w:val="21"/>
+          <w:szCs w:val="21"/>
+          <w:lang w:eastAsia="ru-RU"/>
+        </w:rPr>
+        <w:t xml:space="preserve"> </w:t>
+      </w:r>
+      <w:r>
+        <w:rPr>
+          <w:rFonts w:ascii="Consolas" w:eastAsia="Times New Roman" w:hAnsi="Consolas" w:cs="Times New Roman"/>
+          <w:color w:val="D2A8FF"/>
+          <w:sz w:val="21"/>
+          <w:szCs w:val="21"/>
+          <w:lang w:eastAsia="ru-RU"/>
+        </w:rPr>
+        <w:t>human</w:t>
+      </w:r>
+      <w:r>
+        <w:rPr>
+          <w:rFonts w:ascii="Consolas" w:eastAsia="Times New Roman" w:hAnsi="Consolas" w:cs="Times New Roman"/>
+          <w:color w:val="BBBEBF"/>
+          <w:sz w:val="21"/>
+          <w:szCs w:val="21"/>
+          <w:lang w:eastAsia="ru-RU"/>
+        </w:rPr>
+        <w:t xml:space="preserve"> (</w:t>
+      </w:r>
+    </w:p>
+    <w:p>
+      <w:pPr>
+        <w:shd w:val="clear" w:color="auto" w:fill="121314"/>
+        <w:spacing w:after="0" w:line="285" w:lineRule="atLeast"/>
+        <w:rPr>
+          <w:rFonts w:ascii="Consolas" w:eastAsia="Times New Roman" w:hAnsi="Consolas" w:cs="Times New Roman"/>
+          <w:color w:val="BBBEBF"/>
+          <w:sz w:val="21"/>
+          <w:szCs w:val="21"/>
+          <w:lang w:eastAsia="ru-RU"/>
+        </w:rPr>
+      </w:pPr>
+      <w:r>
+        <w:rPr>
+          <w:rFonts w:ascii="Consolas" w:eastAsia="Times New Roman" w:hAnsi="Consolas" w:cs="Times New Roman"/>
+          <w:color w:val="BBBEBF"/>
+          <w:sz w:val="21"/>
+          <w:szCs w:val="21"/>
+          <w:lang w:eastAsia="ru-RU"/>
+        </w:rPr>
+        <w:t xml:space="preserve">    id </w:t>
+      </w:r>
+      <w:r>
+        <w:rPr>
+          <w:rFonts w:ascii="Consolas" w:eastAsia="Times New Roman" w:hAnsi="Consolas" w:cs="Times New Roman"/>
+          <w:color w:val="FF7B72"/>
+          <w:sz w:val="21"/>
+          <w:szCs w:val="21"/>
+          <w:lang w:eastAsia="ru-RU"/>
+        </w:rPr>
+        <w:t>SERIAL</w:t>
+      </w:r>
+      <w:r>
+        <w:rPr>
+          <w:rFonts w:ascii="Consolas" w:eastAsia="Times New Roman" w:hAnsi="Consolas" w:cs="Times New Roman"/>
+          <w:color w:val="BBBEBF"/>
+          <w:sz w:val="21"/>
+          <w:szCs w:val="21"/>
+          <w:lang w:eastAsia="ru-RU"/>
+        </w:rPr>
+        <w:t xml:space="preserve"> </w:t>
+      </w:r>
+      <w:r>
+        <w:rPr>
+          <w:rFonts w:ascii="Consolas" w:eastAsia="Times New Roman" w:hAnsi="Consolas" w:cs="Times New Roman"/>
+          <w:color w:val="569CD6"/>
+          <w:sz w:val="21"/>
+          <w:szCs w:val="21"/>
+          <w:lang w:eastAsia="ru-RU"/>
+        </w:rPr>
+        <w:t>PRIMARY KEY</w:t>
+      </w:r>
+      <w:r>
+        <w:rPr>
+          <w:rFonts w:ascii="Consolas" w:eastAsia="Times New Roman" w:hAnsi="Consolas" w:cs="Times New Roman"/>
+          <w:color w:val="BBBEBF"/>
+          <w:sz w:val="21"/>
+          <w:szCs w:val="21"/>
+          <w:lang w:eastAsia="ru-RU"/>
+        </w:rPr>
+        <w:t>,</w:t>
+      </w:r>
+    </w:p>
+    <w:p>
+      <w:pPr>
+        <w:shd w:val="clear" w:color="auto" w:fill="121314"/>
+        <w:spacing w:after="0" w:line="285" w:lineRule="atLeast"/>
+        <w:rPr>
+          <w:rFonts w:ascii="Consolas" w:eastAsia="Times New Roman" w:hAnsi="Consolas" w:cs="Times New Roman"/>
+          <w:color w:val="BBBEBF"/>
+          <w:sz w:val="21"/>
+          <w:szCs w:val="21"/>
+          <w:lang w:eastAsia="ru-RU"/>
+        </w:rPr>
+      </w:pPr>
+      <w:r>
+        <w:rPr>
+          <w:rFonts w:ascii="Consolas" w:eastAsia="Times New Roman" w:hAnsi="Consolas" w:cs="Times New Roman"/>
+          <w:color w:val="BBBEBF"/>
+          <w:sz w:val="21"/>
+          <w:szCs w:val="21"/>
+          <w:lang w:eastAsia="ru-RU"/>
+        </w:rPr>
+        <w:t xml:space="preserve">    </w:t>
+      </w:r>
+      <w:r>
+        <w:rPr>
+          <w:rFonts w:ascii="Consolas" w:eastAsia="Times New Roman" w:hAnsi="Consolas" w:cs="Times New Roman"/>
+          <w:color w:val="FF7B72"/>
+          <w:sz w:val="21"/>
+          <w:szCs w:val="21"/>
+          <w:lang w:eastAsia="ru-RU"/>
+        </w:rPr>
+        <w:t>name</w:t>
+      </w:r>
+      <w:r>
+        <w:rPr>
+          <w:rFonts w:ascii="Consolas" w:eastAsia="Times New Roman" w:hAnsi="Consolas" w:cs="Times New Roman"/>
+          <w:color w:val="BBBEBF"/>
+          <w:sz w:val="21"/>
+          <w:szCs w:val="21"/>
+          <w:lang w:eastAsia="ru-RU"/>
+        </w:rPr>
+        <w:t xml:space="preserve"> </w:t>
+      </w:r>
+      <w:r>
+        <w:rPr>
+          <w:rFonts w:ascii="Consolas" w:eastAsia="Times New Roman" w:hAnsi="Consolas" w:cs="Times New Roman"/>
+          <w:color w:val="FF7B72"/>
+          <w:sz w:val="21"/>
+          <w:szCs w:val="21"/>
+          <w:lang w:eastAsia="ru-RU"/>
+        </w:rPr>
+        <w:t>TEXT</w:t>
+      </w:r>
+      <w:r>
+        <w:rPr>
+          <w:rFonts w:ascii="Consolas" w:eastAsia="Times New Roman" w:hAnsi="Consolas" w:cs="Times New Roman"/>
+          <w:color w:val="BBBEBF"/>
+          <w:sz w:val="21"/>
+          <w:szCs w:val="21"/>
+          <w:lang w:eastAsia="ru-RU"/>
+        </w:rPr>
+        <w:t xml:space="preserve"> </w:t>
+      </w:r>
+      <w:r>
+        <w:rPr>
+          <w:rFonts w:ascii="Consolas" w:eastAsia="Times New Roman" w:hAnsi="Consolas" w:cs="Times New Roman"/>
+          <w:color w:val="FF7B72"/>
+          <w:sz w:val="21"/>
+          <w:szCs w:val="21"/>
+          <w:lang w:eastAsia="ru-RU"/>
+        </w:rPr>
+        <w:t>NOT NULL</w:t>
+      </w:r>
+      <w:r>
+        <w:rPr>
+          <w:rFonts w:ascii="Consolas" w:eastAsia="Times New Roman" w:hAnsi="Consolas" w:cs="Times New Roman"/>
+          <w:color w:val="BBBEBF"/>
+          <w:sz w:val="21"/>
+          <w:szCs w:val="21"/>
+          <w:lang w:eastAsia="ru-RU"/>
+        </w:rPr>
+        <w:t>,</w:t>
+      </w:r>
+    </w:p>
+    <w:p>
+      <w:pPr>
+        <w:shd w:val="clear" w:color="auto" w:fill="121314"/>
+        <w:spacing w:after="0" w:line="285" w:lineRule="atLeast"/>
+        <w:rPr>
+          <w:rFonts w:ascii="Consolas" w:eastAsia="Times New Roman" w:hAnsi="Consolas" w:cs="Times New Roman"/>
+          <w:color w:val="BBBEBF"/>
+          <w:sz w:val="21"/>
+          <w:szCs w:val="21"/>
+          <w:lang w:eastAsia="ru-RU"/>
+        </w:rPr>
+      </w:pPr>
+      <w:r>
+        <w:rPr>
+          <w:rFonts w:ascii="Consolas" w:eastAsia="Times New Roman" w:hAnsi="Consolas" w:cs="Times New Roman"/>
+          <w:color w:val="BBBEBF"/>
+          <w:sz w:val="21"/>
+          <w:szCs w:val="21"/>
+          <w:lang w:eastAsia="ru-RU"/>
+        </w:rPr>
+        <w:t xml:space="preserve">    age </w:t>
+      </w:r>
+      <w:r>
+        <w:rPr>
+          <w:rFonts w:ascii="Consolas" w:eastAsia="Times New Roman" w:hAnsi="Consolas" w:cs="Times New Roman"/>
+          <w:color w:val="FF7B72"/>
+          <w:sz w:val="21"/>
+          <w:szCs w:val="21"/>
+          <w:lang w:eastAsia="ru-RU"/>
+        </w:rPr>
+        <w:t>INTEGER</w:t>
+      </w:r>
+      <w:r>
+        <w:rPr>
+          <w:rFonts w:ascii="Consolas" w:eastAsia="Times New Roman" w:hAnsi="Consolas" w:cs="Times New Roman"/>
+          <w:color w:val="BBBEBF"/>
+          <w:sz w:val="21"/>
+          <w:szCs w:val="21"/>
+          <w:lang w:eastAsia="ru-RU"/>
+        </w:rPr>
+        <w:t xml:space="preserve"> </w:t>
+      </w:r>
+      <w:r>
+        <w:rPr>
+          <w:rFonts w:ascii="Consolas" w:eastAsia="Times New Roman" w:hAnsi="Consolas" w:cs="Times New Roman"/>
+          <w:color w:val="FF7B72"/>
+          <w:sz w:val="21"/>
+          <w:szCs w:val="21"/>
+          <w:lang w:eastAsia="ru-RU"/>
+        </w:rPr>
+        <w:t>NOT NULL</w:t>
+      </w:r>
+      <w:r>
+        <w:rPr>
+          <w:rFonts w:ascii="Consolas" w:eastAsia="Times New Roman" w:hAnsi="Consolas" w:cs="Times New Roman"/>
+          <w:color w:val="BBBEBF"/>
+          <w:sz w:val="21"/>
+          <w:szCs w:val="21"/>
+          <w:lang w:eastAsia="ru-RU"/>
+        </w:rPr>
+        <w:t xml:space="preserve"> </w:t>
+      </w:r>
+      <w:r>
+        <w:rPr>
+          <w:rFonts w:ascii="Consolas" w:eastAsia="Times New Roman" w:hAnsi="Consolas" w:cs="Times New Roman"/>
+          <w:color w:val="569CD6"/>
+          <w:sz w:val="21"/>
+          <w:szCs w:val="21"/>
+          <w:lang w:eastAsia="ru-RU"/>
+        </w:rPr>
+        <w:t>CHECK</w:t>
+      </w:r>
+      <w:r>
+        <w:rPr>
+          <w:rFonts w:ascii="Consolas" w:eastAsia="Times New Roman" w:hAnsi="Consolas" w:cs="Times New Roman"/>
+          <w:color w:val="BBBEBF"/>
+          <w:sz w:val="21"/>
+          <w:szCs w:val="21"/>
+          <w:lang w:eastAsia="ru-RU"/>
+        </w:rPr>
+        <w:t xml:space="preserve"> (age </w:t>
+      </w:r>
+      <w:r>
+        <w:rPr>
+          <w:rFonts w:ascii="Consolas" w:eastAsia="Times New Roman" w:hAnsi="Consolas" w:cs="Times New Roman"/>
+          <w:color w:val="D4D4D4"/>
+          <w:sz w:val="21"/>
+          <w:szCs w:val="21"/>
+          <w:lang w:eastAsia="ru-RU"/>
+        </w:rPr>
+        <w:t>&gt;</w:t>
+      </w:r>
+      <w:r>
+        <w:rPr>
+          <w:rFonts w:ascii="Consolas" w:eastAsia="Times New Roman" w:hAnsi="Consolas" w:cs="Times New Roman"/>
+          <w:color w:val="BBBEBF"/>
+          <w:sz w:val="21"/>
+          <w:szCs w:val="21"/>
+          <w:lang w:eastAsia="ru-RU"/>
+        </w:rPr>
+        <w:t xml:space="preserve"> </w:t>
+      </w:r>
+      <w:r>
+        <w:rPr>
+          <w:rFonts w:ascii="Consolas" w:eastAsia="Times New Roman" w:hAnsi="Consolas" w:cs="Times New Roman"/>
+          <w:color w:val="B5CEA8"/>
+          <w:sz w:val="21"/>
+          <w:szCs w:val="21"/>
+          <w:lang w:eastAsia="ru-RU"/>
+        </w:rPr>
+        <w:t>0</w:t>
+      </w:r>
+      <w:r>
+        <w:rPr>
+          <w:rFonts w:ascii="Consolas" w:eastAsia="Times New Roman" w:hAnsi="Consolas" w:cs="Times New Roman"/>
+          <w:color w:val="BBBEBF"/>
+          <w:sz w:val="21"/>
+          <w:szCs w:val="21"/>
+          <w:lang w:eastAsia="ru-RU"/>
+        </w:rPr>
+        <w:t>),</w:t>
+      </w:r>
+    </w:p>
+    <w:p>
+      <w:pPr>
+        <w:shd w:val="clear" w:color="auto" w:fill="121314"/>
+        <w:spacing w:after="0" w:line="285" w:lineRule="atLeast"/>
+        <w:rPr>
+          <w:rFonts w:ascii="Consolas" w:eastAsia="Times New Roman" w:hAnsi="Consolas" w:cs="Times New Roman"/>
+          <w:color w:val="BBBEBF"/>
+          <w:sz w:val="21"/>
+          <w:szCs w:val="21"/>
+          <w:lang w:val="ru-RU" w:eastAsia="ru-RU"/>
+        </w:rPr>
+      </w:pPr>
+      <w:r>
+        <w:rPr>
+          <w:rFonts w:ascii="Consolas" w:eastAsia="Times New Roman" w:hAnsi="Consolas" w:cs="Times New Roman"/>
+          <w:color w:val="BBBEBF"/>
+          <w:sz w:val="21"/>
+          <w:szCs w:val="21"/>
+          <w:lang w:eastAsia="ru-RU"/>
+        </w:rPr>
+        <w:t xml:space="preserve">    </w:t>
+      </w:r>
+      <w:proofErr w:type="spellStart"/>
+      <w:r>
+        <w:rPr>
+          <w:rFonts w:ascii="Consolas" w:eastAsia="Times New Roman" w:hAnsi="Consolas" w:cs="Times New Roman"/>
+          <w:color w:val="BBBEBF"/>
+          <w:sz w:val="21"/>
+          <w:szCs w:val="21"/>
+          <w:lang w:val="ru-RU" w:eastAsia="ru-RU"/>
+        </w:rPr>
+        <w:t>major</w:t>
+      </w:r>
+      <w:proofErr w:type="spellEnd"/>
+      <w:r>
+        <w:rPr>
+          <w:rFonts w:ascii="Consolas" w:eastAsia="Times New Roman" w:hAnsi="Consolas" w:cs="Times New Roman"/>
+          <w:color w:val="BBBEBF"/>
+          <w:sz w:val="21"/>
+          <w:szCs w:val="21"/>
+          <w:lang w:val="ru-RU" w:eastAsia="ru-RU"/>
+        </w:rPr>
+        <w:t xml:space="preserve"> </w:t>
+      </w:r>
+      <w:proofErr w:type="spellStart"/>
+      <w:r>
+        <w:rPr>
+          <w:rFonts w:ascii="Consolas" w:eastAsia="Times New Roman" w:hAnsi="Consolas" w:cs="Times New Roman"/>
+          <w:color w:val="BBBEBF"/>
+          <w:sz w:val="21"/>
+          <w:szCs w:val="21"/>
+          <w:lang w:val="ru-RU" w:eastAsia="ru-RU"/>
+        </w:rPr>
+        <w:t>major</w:t>
+      </w:r>
+      <w:proofErr w:type="spellEnd"/>
+      <w:r>
+        <w:rPr>
+          <w:rFonts w:ascii="Consolas" w:eastAsia="Times New Roman" w:hAnsi="Consolas" w:cs="Times New Roman"/>
+          <w:color w:val="BBBEBF"/>
+          <w:sz w:val="21"/>
+          <w:szCs w:val="21"/>
+          <w:lang w:val="ru-RU" w:eastAsia="ru-RU"/>
+        </w:rPr>
+        <w:t>,</w:t>
+      </w:r>
+    </w:p>
+    <w:p>
+      <w:pPr>
+        <w:shd w:val="clear" w:color="auto" w:fill="121314"/>
+        <w:spacing w:after="0" w:line="285" w:lineRule="atLeast"/>
+        <w:rPr>
+          <w:rFonts w:ascii="Consolas" w:eastAsia="Times New Roman" w:hAnsi="Consolas" w:cs="Times New Roman"/>
+          <w:color w:val="BBBEBF"/>
+          <w:sz w:val="21"/>
+          <w:szCs w:val="21"/>
+          <w:lang w:eastAsia="ru-RU"/>
+        </w:rPr>
+      </w:pPr>
+      <w:r>
+        <w:rPr>
+          <w:rFonts w:ascii="Consolas" w:eastAsia="Times New Roman" w:hAnsi="Consolas" w:cs="Times New Roman"/>
+          <w:color w:val="BBBEBF"/>
+          <w:sz w:val="21"/>
+          <w:szCs w:val="21"/>
+          <w:lang w:eastAsia="ru-RU"/>
+        </w:rPr>
+        <w:t xml:space="preserve">    sex </w:t>
+      </w:r>
+      <w:proofErr w:type="spellStart"/>
+      <w:r>
+        <w:rPr>
+          <w:rFonts w:ascii="Consolas" w:eastAsia="Times New Roman" w:hAnsi="Consolas" w:cs="Times New Roman"/>
+          <w:color w:val="BBBEBF"/>
+          <w:sz w:val="21"/>
+          <w:szCs w:val="21"/>
+          <w:lang w:eastAsia="ru-RU"/>
+        </w:rPr>
+        <w:t>sex</w:t>
+      </w:r>
+      <w:proofErr w:type="spellEnd"/>
+      <w:r>
+        <w:rPr>
+          <w:rFonts w:ascii="Consolas" w:eastAsia="Times New Roman" w:hAnsi="Consolas" w:cs="Times New Roman"/>
+          <w:color w:val="BBBEBF"/>
+          <w:sz w:val="21"/>
+          <w:szCs w:val="21"/>
+          <w:lang w:eastAsia="ru-RU"/>
+        </w:rPr>
+        <w:t xml:space="preserve"> </w:t>
+      </w:r>
+      <w:r>
+        <w:rPr>
+          <w:rFonts w:ascii="Consolas" w:eastAsia="Times New Roman" w:hAnsi="Consolas" w:cs="Times New Roman"/>
+          <w:color w:val="FF7B72"/>
+          <w:sz w:val="21"/>
+          <w:szCs w:val="21"/>
+          <w:lang w:eastAsia="ru-RU"/>
+        </w:rPr>
+        <w:t>NOT NULL</w:t>
+      </w:r>
+      <w:r>
+        <w:rPr>
+          <w:rFonts w:ascii="Consolas" w:eastAsia="Times New Roman" w:hAnsi="Consolas" w:cs="Times New Roman"/>
+          <w:color w:val="BBBEBF"/>
+          <w:sz w:val="21"/>
+          <w:szCs w:val="21"/>
+          <w:lang w:eastAsia="ru-RU"/>
+        </w:rPr>
+        <w:t xml:space="preserve"> </w:t>
+      </w:r>
+      <w:r>
+        <w:rPr>
+          <w:rFonts w:ascii="Consolas" w:eastAsia="Times New Roman" w:hAnsi="Consolas" w:cs="Times New Roman"/>
+          <w:color w:val="569CD6"/>
+          <w:sz w:val="21"/>
+          <w:szCs w:val="21"/>
+          <w:lang w:eastAsia="ru-RU"/>
+        </w:rPr>
+        <w:t>DEFAULT</w:t>
+      </w:r>
+      <w:r>
+        <w:rPr>
+          <w:rFonts w:ascii="Consolas" w:eastAsia="Times New Roman" w:hAnsi="Consolas" w:cs="Times New Roman"/>
+          <w:color w:val="BBBEBF"/>
+          <w:sz w:val="21"/>
+          <w:szCs w:val="21"/>
+          <w:lang w:eastAsia="ru-RU"/>
+        </w:rPr>
+        <w:t xml:space="preserve"> </w:t>
+      </w:r>
+      <w:r>
+        <w:rPr>
+          <w:rFonts w:ascii="Consolas" w:eastAsia="Times New Roman" w:hAnsi="Consolas" w:cs="Times New Roman"/>
+          <w:color w:val="A5D6FF"/>
+          <w:sz w:val="21"/>
+          <w:szCs w:val="21"/>
+          <w:lang w:eastAsia="ru-RU"/>
+        </w:rPr>
+        <w:t>'man'</w:t>
+      </w:r>
+      <w:r>
+        <w:rPr>
+          <w:rFonts w:ascii="Consolas" w:eastAsia="Times New Roman" w:hAnsi="Consolas" w:cs="Times New Roman"/>
+          <w:color w:val="BBBEBF"/>
+          <w:sz w:val="21"/>
+          <w:szCs w:val="21"/>
+          <w:lang w:eastAsia="ru-RU"/>
+        </w:rPr>
+        <w:t>,</w:t>
+      </w:r>
+    </w:p>
+    <w:p>
+      <w:pPr>
+        <w:shd w:val="clear" w:color="auto" w:fill="121314"/>
+        <w:spacing w:after="0" w:line="285" w:lineRule="atLeast"/>
+        <w:rPr>
+          <w:rFonts w:ascii="Consolas" w:eastAsia="Times New Roman" w:hAnsi="Consolas" w:cs="Times New Roman"/>
+          <w:color w:val="BBBEBF"/>
+          <w:sz w:val="21"/>
+          <w:szCs w:val="21"/>
+          <w:lang w:eastAsia="ru-RU"/>
+        </w:rPr>
+      </w:pPr>
+      <w:r>
+        <w:rPr>
+          <w:rFonts w:ascii="Consolas" w:eastAsia="Times New Roman" w:hAnsi="Consolas" w:cs="Times New Roman"/>
+          <w:color w:val="BBBEBF"/>
+          <w:sz w:val="21"/>
+          <w:szCs w:val="21"/>
+          <w:lang w:eastAsia="ru-RU"/>
+        </w:rPr>
+        <w:t xml:space="preserve">    </w:t>
+      </w:r>
+      <w:proofErr w:type="spellStart"/>
+      <w:r>
+        <w:rPr>
+          <w:rFonts w:ascii="Consolas" w:eastAsia="Times New Roman" w:hAnsi="Consolas" w:cs="Times New Roman"/>
+          <w:color w:val="BBBEBF"/>
+          <w:sz w:val="21"/>
+          <w:szCs w:val="21"/>
+          <w:lang w:eastAsia="ru-RU"/>
+        </w:rPr>
+        <w:t>ship_id</w:t>
+      </w:r>
+      <w:proofErr w:type="spellEnd"/>
+      <w:r>
+        <w:rPr>
+          <w:rFonts w:ascii="Consolas" w:eastAsia="Times New Roman" w:hAnsi="Consolas" w:cs="Times New Roman"/>
+          <w:color w:val="BBBEBF"/>
+          <w:sz w:val="21"/>
+          <w:szCs w:val="21"/>
+          <w:lang w:eastAsia="ru-RU"/>
+        </w:rPr>
+        <w:t xml:space="preserve"> </w:t>
+      </w:r>
+      <w:r>
+        <w:rPr>
+          <w:rFonts w:ascii="Consolas" w:eastAsia="Times New Roman" w:hAnsi="Consolas" w:cs="Times New Roman"/>
+          <w:color w:val="FF7B72"/>
+          <w:sz w:val="21"/>
+          <w:szCs w:val="21"/>
+          <w:lang w:eastAsia="ru-RU"/>
+        </w:rPr>
+        <w:t>INTEGER</w:t>
+      </w:r>
+      <w:r>
+        <w:rPr>
+          <w:rFonts w:ascii="Consolas" w:eastAsia="Times New Roman" w:hAnsi="Consolas" w:cs="Times New Roman"/>
+          <w:color w:val="BBBEBF"/>
+          <w:sz w:val="21"/>
+          <w:szCs w:val="21"/>
+          <w:lang w:eastAsia="ru-RU"/>
+        </w:rPr>
+        <w:t xml:space="preserve"> </w:t>
+      </w:r>
+      <w:r>
+        <w:rPr>
+          <w:rFonts w:ascii="Consolas" w:eastAsia="Times New Roman" w:hAnsi="Consolas" w:cs="Times New Roman"/>
+          <w:color w:val="569CD6"/>
+          <w:sz w:val="21"/>
+          <w:szCs w:val="21"/>
+          <w:lang w:eastAsia="ru-RU"/>
+        </w:rPr>
+        <w:t>REFERENCES</w:t>
+      </w:r>
+      <w:r>
+        <w:rPr>
+          <w:rFonts w:ascii="Consolas" w:eastAsia="Times New Roman" w:hAnsi="Consolas" w:cs="Times New Roman"/>
+          <w:color w:val="BBBEBF"/>
+          <w:sz w:val="21"/>
+          <w:szCs w:val="21"/>
+          <w:lang w:eastAsia="ru-RU"/>
+        </w:rPr>
+        <w:t xml:space="preserve"> ship(id)</w:t>
+      </w:r>
+    </w:p>
+    <w:p>
+      <w:pPr>
+        <w:shd w:val="clear" w:color="auto" w:fill="121314"/>
+        <w:spacing w:after="0" w:line="285" w:lineRule="atLeast"/>
+        <w:rPr>
+          <w:rFonts w:ascii="Consolas" w:eastAsia="Times New Roman" w:hAnsi="Consolas" w:cs="Times New Roman"/>
+          <w:color w:val="BBBEBF"/>
+          <w:sz w:val="21"/>
+          <w:szCs w:val="21"/>
+          <w:lang w:eastAsia="ru-RU"/>
+        </w:rPr>
+      </w:pPr>
+      <w:r>
+        <w:rPr>
+          <w:rFonts w:ascii="Consolas" w:eastAsia="Times New Roman" w:hAnsi="Consolas" w:cs="Times New Roman"/>
+          <w:color w:val="BBBEBF"/>
+          <w:sz w:val="21"/>
+          <w:szCs w:val="21"/>
+          <w:lang w:eastAsia="ru-RU"/>
+        </w:rPr>
+        <w:t>);</w:t>
+      </w:r>
+    </w:p>
+    <w:p>
+      <w:pPr>
+        <w:shd w:val="clear" w:color="auto" w:fill="121314"/>
+        <w:spacing w:after="0" w:line="285" w:lineRule="atLeast"/>
+        <w:rPr>
+          <w:rFonts w:ascii="Consolas" w:eastAsia="Times New Roman" w:hAnsi="Consolas" w:cs="Times New Roman"/>
+          <w:color w:val="BBBEBF"/>
+          <w:sz w:val="21"/>
+          <w:szCs w:val="21"/>
+          <w:lang w:eastAsia="ru-RU"/>
+        </w:rPr>
+      </w:pPr>
+    </w:p>
+    <w:p>
+      <w:pPr>
+        <w:shd w:val="clear" w:color="auto" w:fill="121314"/>
+        <w:spacing w:after="0" w:line="285" w:lineRule="atLeast"/>
+        <w:rPr>
+          <w:rFonts w:ascii="Consolas" w:eastAsia="Times New Roman" w:hAnsi="Consolas" w:cs="Times New Roman"/>
+          <w:color w:val="BBBEBF"/>
+          <w:sz w:val="21"/>
+          <w:szCs w:val="21"/>
+          <w:lang w:eastAsia="ru-RU"/>
+        </w:rPr>
+      </w:pPr>
+      <w:r>
+        <w:rPr>
+          <w:rFonts w:ascii="Consolas" w:eastAsia="Times New Roman" w:hAnsi="Consolas" w:cs="Times New Roman"/>
+          <w:color w:val="FF7B72"/>
+          <w:sz w:val="21"/>
+          <w:szCs w:val="21"/>
+          <w:lang w:eastAsia="ru-RU"/>
+        </w:rPr>
+        <w:t>CREATE</w:t>
+      </w:r>
+      <w:r>
+        <w:rPr>
+          <w:rFonts w:ascii="Consolas" w:eastAsia="Times New Roman" w:hAnsi="Consolas" w:cs="Times New Roman"/>
+          <w:color w:val="BBBEBF"/>
+          <w:sz w:val="21"/>
+          <w:szCs w:val="21"/>
+          <w:lang w:eastAsia="ru-RU"/>
+        </w:rPr>
+        <w:t xml:space="preserve"> </w:t>
+      </w:r>
+      <w:r>
+        <w:rPr>
+          <w:rFonts w:ascii="Consolas" w:eastAsia="Times New Roman" w:hAnsi="Consolas" w:cs="Times New Roman"/>
+          <w:color w:val="FF7B72"/>
+          <w:sz w:val="21"/>
+          <w:szCs w:val="21"/>
+          <w:lang w:eastAsia="ru-RU"/>
+        </w:rPr>
+        <w:t>TABLE</w:t>
+      </w:r>
+      <w:r>
+        <w:rPr>
+          <w:rFonts w:ascii="Consolas" w:eastAsia="Times New Roman" w:hAnsi="Consolas" w:cs="Times New Roman"/>
+          <w:color w:val="BBBEBF"/>
+          <w:sz w:val="21"/>
+          <w:szCs w:val="21"/>
+          <w:lang w:eastAsia="ru-RU"/>
+        </w:rPr>
+        <w:t xml:space="preserve"> </w:t>
+      </w:r>
+      <w:r>
+        <w:rPr>
+          <w:rFonts w:ascii="Consolas" w:eastAsia="Times New Roman" w:hAnsi="Consolas" w:cs="Times New Roman"/>
+          <w:color w:val="D2A8FF"/>
+          <w:sz w:val="21"/>
+          <w:szCs w:val="21"/>
+          <w:lang w:eastAsia="ru-RU"/>
+        </w:rPr>
+        <w:t>location</w:t>
+      </w:r>
+      <w:r>
+        <w:rPr>
+          <w:rFonts w:ascii="Consolas" w:eastAsia="Times New Roman" w:hAnsi="Consolas" w:cs="Times New Roman"/>
+          <w:color w:val="BBBEBF"/>
+          <w:sz w:val="21"/>
+          <w:szCs w:val="21"/>
+          <w:lang w:eastAsia="ru-RU"/>
+        </w:rPr>
+        <w:t xml:space="preserve"> (</w:t>
+      </w:r>
+    </w:p>
+    <w:p>
+      <w:pPr>
+        <w:shd w:val="clear" w:color="auto" w:fill="121314"/>
+        <w:spacing w:after="0" w:line="285" w:lineRule="atLeast"/>
+        <w:rPr>
+          <w:rFonts w:ascii="Consolas" w:eastAsia="Times New Roman" w:hAnsi="Consolas" w:cs="Times New Roman"/>
+          <w:color w:val="BBBEBF"/>
+          <w:sz w:val="21"/>
+          <w:szCs w:val="21"/>
+          <w:lang w:eastAsia="ru-RU"/>
+        </w:rPr>
+      </w:pPr>
+      <w:r>
+        <w:rPr>
+          <w:rFonts w:ascii="Consolas" w:eastAsia="Times New Roman" w:hAnsi="Consolas" w:cs="Times New Roman"/>
+          <w:color w:val="BBBEBF"/>
+          <w:sz w:val="21"/>
+          <w:szCs w:val="21"/>
+          <w:lang w:eastAsia="ru-RU"/>
+        </w:rPr>
+        <w:t xml:space="preserve">    id </w:t>
+      </w:r>
+      <w:r>
+        <w:rPr>
+          <w:rFonts w:ascii="Consolas" w:eastAsia="Times New Roman" w:hAnsi="Consolas" w:cs="Times New Roman"/>
+          <w:color w:val="FF7B72"/>
+          <w:sz w:val="21"/>
+          <w:szCs w:val="21"/>
+          <w:lang w:eastAsia="ru-RU"/>
+        </w:rPr>
+        <w:t>SERIAL</w:t>
+      </w:r>
+      <w:r>
+        <w:rPr>
+          <w:rFonts w:ascii="Consolas" w:eastAsia="Times New Roman" w:hAnsi="Consolas" w:cs="Times New Roman"/>
+          <w:color w:val="BBBEBF"/>
+          <w:sz w:val="21"/>
+          <w:szCs w:val="21"/>
+          <w:lang w:eastAsia="ru-RU"/>
+        </w:rPr>
+        <w:t xml:space="preserve"> </w:t>
+      </w:r>
+      <w:r>
+        <w:rPr>
+          <w:rFonts w:ascii="Consolas" w:eastAsia="Times New Roman" w:hAnsi="Consolas" w:cs="Times New Roman"/>
+          <w:color w:val="569CD6"/>
+          <w:sz w:val="21"/>
+          <w:szCs w:val="21"/>
+          <w:lang w:eastAsia="ru-RU"/>
+        </w:rPr>
+        <w:t>PRIMARY KEY</w:t>
+      </w:r>
+      <w:r>
+        <w:rPr>
+          <w:rFonts w:ascii="Consolas" w:eastAsia="Times New Roman" w:hAnsi="Consolas" w:cs="Times New Roman"/>
+          <w:color w:val="BBBEBF"/>
+          <w:sz w:val="21"/>
+          <w:szCs w:val="21"/>
+          <w:lang w:eastAsia="ru-RU"/>
+        </w:rPr>
+        <w:t>,</w:t>
+      </w:r>
+    </w:p>
+    <w:p>
+      <w:pPr>
+        <w:shd w:val="clear" w:color="auto" w:fill="121314"/>
+        <w:spacing w:after="0" w:line="285" w:lineRule="atLeast"/>
+        <w:rPr>
+          <w:rFonts w:ascii="Consolas" w:eastAsia="Times New Roman" w:hAnsi="Consolas" w:cs="Times New Roman"/>
+          <w:color w:val="BBBEBF"/>
+          <w:sz w:val="21"/>
+          <w:szCs w:val="21"/>
+          <w:lang w:eastAsia="ru-RU"/>
+        </w:rPr>
+      </w:pPr>
+      <w:r>
+        <w:rPr>
+          <w:rFonts w:ascii="Consolas" w:eastAsia="Times New Roman" w:hAnsi="Consolas" w:cs="Times New Roman"/>
+          <w:color w:val="BBBEBF"/>
+          <w:sz w:val="21"/>
+          <w:szCs w:val="21"/>
+          <w:lang w:eastAsia="ru-RU"/>
+        </w:rPr>
+        <w:t xml:space="preserve">    </w:t>
+      </w:r>
+      <w:r>
+        <w:rPr>
+          <w:rFonts w:ascii="Consolas" w:eastAsia="Times New Roman" w:hAnsi="Consolas" w:cs="Times New Roman"/>
+          <w:color w:val="FF7B72"/>
+          <w:sz w:val="21"/>
+          <w:szCs w:val="21"/>
+          <w:lang w:eastAsia="ru-RU"/>
+        </w:rPr>
+        <w:t>name</w:t>
+      </w:r>
+      <w:r>
+        <w:rPr>
+          <w:rFonts w:ascii="Consolas" w:eastAsia="Times New Roman" w:hAnsi="Consolas" w:cs="Times New Roman"/>
+          <w:color w:val="BBBEBF"/>
+          <w:sz w:val="21"/>
+          <w:szCs w:val="21"/>
+          <w:lang w:eastAsia="ru-RU"/>
+        </w:rPr>
+        <w:t xml:space="preserve"> </w:t>
+      </w:r>
+      <w:r>
+        <w:rPr>
+          <w:rFonts w:ascii="Consolas" w:eastAsia="Times New Roman" w:hAnsi="Consolas" w:cs="Times New Roman"/>
+          <w:color w:val="FF7B72"/>
+          <w:sz w:val="21"/>
+          <w:szCs w:val="21"/>
+          <w:lang w:eastAsia="ru-RU"/>
+        </w:rPr>
+        <w:t>TEXT</w:t>
+      </w:r>
+      <w:r>
+        <w:rPr>
+          <w:rFonts w:ascii="Consolas" w:eastAsia="Times New Roman" w:hAnsi="Consolas" w:cs="Times New Roman"/>
+          <w:color w:val="BBBEBF"/>
+          <w:sz w:val="21"/>
+          <w:szCs w:val="21"/>
+          <w:lang w:eastAsia="ru-RU"/>
+        </w:rPr>
+        <w:t>,</w:t>
+      </w:r>
+    </w:p>
+    <w:p>
+      <w:pPr>
+        <w:shd w:val="clear" w:color="auto" w:fill="121314"/>
+        <w:spacing w:after="0" w:line="285" w:lineRule="atLeast"/>
+        <w:rPr>
+          <w:rFonts w:ascii="Consolas" w:eastAsia="Times New Roman" w:hAnsi="Consolas" w:cs="Times New Roman"/>
+          <w:color w:val="BBBEBF"/>
+          <w:sz w:val="21"/>
+          <w:szCs w:val="21"/>
+          <w:lang w:eastAsia="ru-RU"/>
+        </w:rPr>
+      </w:pPr>
+      <w:r>
+        <w:rPr>
+          <w:rFonts w:ascii="Consolas" w:eastAsia="Times New Roman" w:hAnsi="Consolas" w:cs="Times New Roman"/>
+          <w:color w:val="BBBEBF"/>
+          <w:sz w:val="21"/>
+          <w:szCs w:val="21"/>
+          <w:lang w:eastAsia="ru-RU"/>
+        </w:rPr>
+        <w:t xml:space="preserve">    </w:t>
+      </w:r>
+      <w:r>
+        <w:rPr>
+          <w:rFonts w:ascii="Consolas" w:eastAsia="Times New Roman" w:hAnsi="Consolas" w:cs="Times New Roman"/>
+          <w:color w:val="FF7B72"/>
+          <w:sz w:val="21"/>
+          <w:szCs w:val="21"/>
+          <w:lang w:eastAsia="ru-RU"/>
+        </w:rPr>
+        <w:t>description</w:t>
+      </w:r>
+      <w:r>
+        <w:rPr>
+          <w:rFonts w:ascii="Consolas" w:eastAsia="Times New Roman" w:hAnsi="Consolas" w:cs="Times New Roman"/>
+          <w:color w:val="BBBEBF"/>
+          <w:sz w:val="21"/>
+          <w:szCs w:val="21"/>
+          <w:lang w:eastAsia="ru-RU"/>
+        </w:rPr>
+        <w:t xml:space="preserve"> </w:t>
+      </w:r>
+      <w:r>
+        <w:rPr>
+          <w:rFonts w:ascii="Consolas" w:eastAsia="Times New Roman" w:hAnsi="Consolas" w:cs="Times New Roman"/>
+          <w:color w:val="FF7B72"/>
+          <w:sz w:val="21"/>
+          <w:szCs w:val="21"/>
+          <w:lang w:eastAsia="ru-RU"/>
+        </w:rPr>
+        <w:t>TEXT</w:t>
+      </w:r>
+    </w:p>
+    <w:p>
+      <w:pPr>
+        <w:shd w:val="clear" w:color="auto" w:fill="121314"/>
+        <w:spacing w:after="0" w:line="285" w:lineRule="atLeast"/>
+        <w:rPr>
+          <w:rFonts w:ascii="Consolas" w:eastAsia="Times New Roman" w:hAnsi="Consolas" w:cs="Times New Roman"/>
+          <w:color w:val="BBBEBF"/>
+          <w:sz w:val="21"/>
+          <w:szCs w:val="21"/>
+          <w:lang w:eastAsia="ru-RU"/>
+        </w:rPr>
+      </w:pPr>
+      <w:r>
+        <w:rPr>
+          <w:rFonts w:ascii="Consolas" w:eastAsia="Times New Roman" w:hAnsi="Consolas" w:cs="Times New Roman"/>
+          <w:color w:val="BBBEBF"/>
+          <w:sz w:val="21"/>
+          <w:szCs w:val="21"/>
+          <w:lang w:eastAsia="ru-RU"/>
+        </w:rPr>
+        <w:t>);</w:t>
+      </w:r>
+    </w:p>
+    <w:p>
+      <w:pPr>
+        <w:shd w:val="clear" w:color="auto" w:fill="121314"/>
+        <w:spacing w:after="0" w:line="285" w:lineRule="atLeast"/>
+        <w:rPr>
+          <w:rFonts w:ascii="Consolas" w:eastAsia="Times New Roman" w:hAnsi="Consolas" w:cs="Times New Roman"/>
+          <w:color w:val="BBBEBF"/>
+          <w:sz w:val="21"/>
+          <w:szCs w:val="21"/>
+          <w:lang w:eastAsia="ru-RU"/>
+        </w:rPr>
+      </w:pPr>
+    </w:p>
+    <w:p>
+      <w:pPr>
+        <w:shd w:val="clear" w:color="auto" w:fill="121314"/>
+        <w:spacing w:after="0" w:line="285" w:lineRule="atLeast"/>
+        <w:rPr>
+          <w:rFonts w:ascii="Consolas" w:eastAsia="Times New Roman" w:hAnsi="Consolas" w:cs="Times New Roman"/>
+          <w:color w:val="BBBEBF"/>
+          <w:sz w:val="21"/>
+          <w:szCs w:val="21"/>
+          <w:lang w:eastAsia="ru-RU"/>
+        </w:rPr>
+      </w:pPr>
+      <w:r>
+        <w:rPr>
+          <w:rFonts w:ascii="Consolas" w:eastAsia="Times New Roman" w:hAnsi="Consolas" w:cs="Times New Roman"/>
+          <w:color w:val="FF7B72"/>
+          <w:sz w:val="21"/>
+          <w:szCs w:val="21"/>
+          <w:lang w:eastAsia="ru-RU"/>
+        </w:rPr>
+        <w:t>CREATE</w:t>
+      </w:r>
+      <w:r>
+        <w:rPr>
+          <w:rFonts w:ascii="Consolas" w:eastAsia="Times New Roman" w:hAnsi="Consolas" w:cs="Times New Roman"/>
+          <w:color w:val="BBBEBF"/>
+          <w:sz w:val="21"/>
+          <w:szCs w:val="21"/>
+          <w:lang w:eastAsia="ru-RU"/>
+        </w:rPr>
+        <w:t xml:space="preserve"> </w:t>
+      </w:r>
+      <w:r>
+        <w:rPr>
+          <w:rFonts w:ascii="Consolas" w:eastAsia="Times New Roman" w:hAnsi="Consolas" w:cs="Times New Roman"/>
+          <w:color w:val="FF7B72"/>
+          <w:sz w:val="21"/>
+          <w:szCs w:val="21"/>
+          <w:lang w:eastAsia="ru-RU"/>
+        </w:rPr>
+        <w:t>TABLE</w:t>
+      </w:r>
+      <w:r>
+        <w:rPr>
+          <w:rFonts w:ascii="Consolas" w:eastAsia="Times New Roman" w:hAnsi="Consolas" w:cs="Times New Roman"/>
+          <w:color w:val="BBBEBF"/>
+          <w:sz w:val="21"/>
+          <w:szCs w:val="21"/>
+          <w:lang w:eastAsia="ru-RU"/>
+        </w:rPr>
+        <w:t xml:space="preserve"> </w:t>
+      </w:r>
+      <w:r>
+        <w:rPr>
+          <w:rFonts w:ascii="Consolas" w:eastAsia="Times New Roman" w:hAnsi="Consolas" w:cs="Times New Roman"/>
+          <w:color w:val="D2A8FF"/>
+          <w:sz w:val="21"/>
+          <w:szCs w:val="21"/>
+          <w:lang w:eastAsia="ru-RU"/>
+        </w:rPr>
+        <w:t>action</w:t>
+      </w:r>
+      <w:r>
+        <w:rPr>
+          <w:rFonts w:ascii="Consolas" w:eastAsia="Times New Roman" w:hAnsi="Consolas" w:cs="Times New Roman"/>
+          <w:color w:val="BBBEBF"/>
+          <w:sz w:val="21"/>
+          <w:szCs w:val="21"/>
+          <w:lang w:eastAsia="ru-RU"/>
+        </w:rPr>
+        <w:t xml:space="preserve"> (</w:t>
+      </w:r>
+    </w:p>
+    <w:p>
+      <w:pPr>
+        <w:shd w:val="clear" w:color="auto" w:fill="121314"/>
+        <w:spacing w:after="0" w:line="285" w:lineRule="atLeast"/>
+        <w:rPr>
+          <w:rFonts w:ascii="Consolas" w:eastAsia="Times New Roman" w:hAnsi="Consolas" w:cs="Times New Roman"/>
+          <w:color w:val="BBBEBF"/>
+          <w:sz w:val="21"/>
+          <w:szCs w:val="21"/>
+          <w:lang w:eastAsia="ru-RU"/>
+        </w:rPr>
+      </w:pPr>
+      <w:r>
+        <w:rPr>
+          <w:rFonts w:ascii="Consolas" w:eastAsia="Times New Roman" w:hAnsi="Consolas" w:cs="Times New Roman"/>
+          <w:color w:val="BBBEBF"/>
+          <w:sz w:val="21"/>
+          <w:szCs w:val="21"/>
+          <w:lang w:eastAsia="ru-RU"/>
+        </w:rPr>
+        <w:t xml:space="preserve">    id </w:t>
+      </w:r>
+      <w:r>
+        <w:rPr>
+          <w:rFonts w:ascii="Consolas" w:eastAsia="Times New Roman" w:hAnsi="Consolas" w:cs="Times New Roman"/>
+          <w:color w:val="FF7B72"/>
+          <w:sz w:val="21"/>
+          <w:szCs w:val="21"/>
+          <w:lang w:eastAsia="ru-RU"/>
+        </w:rPr>
+        <w:t>SERIAL</w:t>
+      </w:r>
+      <w:r>
+        <w:rPr>
+          <w:rFonts w:ascii="Consolas" w:eastAsia="Times New Roman" w:hAnsi="Consolas" w:cs="Times New Roman"/>
+          <w:color w:val="BBBEBF"/>
+          <w:sz w:val="21"/>
+          <w:szCs w:val="21"/>
+          <w:lang w:eastAsia="ru-RU"/>
+        </w:rPr>
+        <w:t xml:space="preserve"> </w:t>
+      </w:r>
+      <w:r>
+        <w:rPr>
+          <w:rFonts w:ascii="Consolas" w:eastAsia="Times New Roman" w:hAnsi="Consolas" w:cs="Times New Roman"/>
+          <w:color w:val="569CD6"/>
+          <w:sz w:val="21"/>
+          <w:szCs w:val="21"/>
+          <w:lang w:eastAsia="ru-RU"/>
+        </w:rPr>
+        <w:t>PRIMARY KEY</w:t>
+      </w:r>
+      <w:r>
+        <w:rPr>
+          <w:rFonts w:ascii="Consolas" w:eastAsia="Times New Roman" w:hAnsi="Consolas" w:cs="Times New Roman"/>
+          <w:color w:val="BBBEBF"/>
+          <w:sz w:val="21"/>
+          <w:szCs w:val="21"/>
+          <w:lang w:eastAsia="ru-RU"/>
+        </w:rPr>
+        <w:t>,</w:t>
+      </w:r>
+    </w:p>
+    <w:p>
+      <w:pPr>
+        <w:shd w:val="clear" w:color="auto" w:fill="121314"/>
+        <w:spacing w:after="0" w:line="285" w:lineRule="atLeast"/>
+        <w:rPr>
+          <w:rFonts w:ascii="Consolas" w:eastAsia="Times New Roman" w:hAnsi="Consolas" w:cs="Times New Roman"/>
+          <w:color w:val="BBBEBF"/>
+          <w:sz w:val="21"/>
+          <w:szCs w:val="21"/>
+          <w:lang w:eastAsia="ru-RU"/>
+        </w:rPr>
+      </w:pPr>
+      <w:r>
+        <w:rPr>
+          <w:rFonts w:ascii="Consolas" w:eastAsia="Times New Roman" w:hAnsi="Consolas" w:cs="Times New Roman"/>
+          <w:color w:val="BBBEBF"/>
+          <w:sz w:val="21"/>
+          <w:szCs w:val="21"/>
+          <w:lang w:eastAsia="ru-RU"/>
+        </w:rPr>
+        <w:t xml:space="preserve">    </w:t>
+      </w:r>
+      <w:r>
+        <w:rPr>
+          <w:rFonts w:ascii="Consolas" w:eastAsia="Times New Roman" w:hAnsi="Consolas" w:cs="Times New Roman"/>
+          <w:color w:val="FF7B72"/>
+          <w:sz w:val="21"/>
+          <w:szCs w:val="21"/>
+          <w:lang w:eastAsia="ru-RU"/>
+        </w:rPr>
+        <w:t>name</w:t>
+      </w:r>
+      <w:r>
+        <w:rPr>
+          <w:rFonts w:ascii="Consolas" w:eastAsia="Times New Roman" w:hAnsi="Consolas" w:cs="Times New Roman"/>
+          <w:color w:val="BBBEBF"/>
+          <w:sz w:val="21"/>
+          <w:szCs w:val="21"/>
+          <w:lang w:eastAsia="ru-RU"/>
+        </w:rPr>
+        <w:t xml:space="preserve"> </w:t>
+      </w:r>
+      <w:r>
+        <w:rPr>
+          <w:rFonts w:ascii="Consolas" w:eastAsia="Times New Roman" w:hAnsi="Consolas" w:cs="Times New Roman"/>
+          <w:color w:val="FF7B72"/>
+          <w:sz w:val="21"/>
+          <w:szCs w:val="21"/>
+          <w:lang w:eastAsia="ru-RU"/>
+        </w:rPr>
+        <w:t>TEXT</w:t>
+      </w:r>
+      <w:r>
+        <w:rPr>
+          <w:rFonts w:ascii="Consolas" w:eastAsia="Times New Roman" w:hAnsi="Consolas" w:cs="Times New Roman"/>
+          <w:color w:val="BBBEBF"/>
+          <w:sz w:val="21"/>
+          <w:szCs w:val="21"/>
+          <w:lang w:eastAsia="ru-RU"/>
+        </w:rPr>
+        <w:t>,</w:t>
+      </w:r>
+    </w:p>
+    <w:p>
+      <w:pPr>
+        <w:shd w:val="clear" w:color="auto" w:fill="121314"/>
+        <w:spacing w:after="0" w:line="285" w:lineRule="atLeast"/>
+        <w:rPr>
+          <w:rFonts w:ascii="Consolas" w:eastAsia="Times New Roman" w:hAnsi="Consolas" w:cs="Times New Roman"/>
+          <w:color w:val="BBBEBF"/>
+          <w:sz w:val="21"/>
+          <w:szCs w:val="21"/>
+          <w:lang w:eastAsia="ru-RU"/>
+        </w:rPr>
+      </w:pPr>
+      <w:r>
+        <w:rPr>
+          <w:rFonts w:ascii="Consolas" w:eastAsia="Times New Roman" w:hAnsi="Consolas" w:cs="Times New Roman"/>
+          <w:color w:val="BBBEBF"/>
+          <w:sz w:val="21"/>
+          <w:szCs w:val="21"/>
+          <w:lang w:eastAsia="ru-RU"/>
+        </w:rPr>
+        <w:t xml:space="preserve">    </w:t>
+      </w:r>
+      <w:r>
+        <w:rPr>
+          <w:rFonts w:ascii="Consolas" w:eastAsia="Times New Roman" w:hAnsi="Consolas" w:cs="Times New Roman"/>
+          <w:color w:val="FF7B72"/>
+          <w:sz w:val="21"/>
+          <w:szCs w:val="21"/>
+          <w:lang w:eastAsia="ru-RU"/>
+        </w:rPr>
+        <w:t>description</w:t>
+      </w:r>
+      <w:r>
+        <w:rPr>
+          <w:rFonts w:ascii="Consolas" w:eastAsia="Times New Roman" w:hAnsi="Consolas" w:cs="Times New Roman"/>
+          <w:color w:val="BBBEBF"/>
+          <w:sz w:val="21"/>
+          <w:szCs w:val="21"/>
+          <w:lang w:eastAsia="ru-RU"/>
+        </w:rPr>
+        <w:t xml:space="preserve"> </w:t>
+      </w:r>
+      <w:r>
+        <w:rPr>
+          <w:rFonts w:ascii="Consolas" w:eastAsia="Times New Roman" w:hAnsi="Consolas" w:cs="Times New Roman"/>
+          <w:color w:val="FF7B72"/>
+          <w:sz w:val="21"/>
+          <w:szCs w:val="21"/>
+          <w:lang w:eastAsia="ru-RU"/>
+        </w:rPr>
+        <w:t>TEXT</w:t>
+      </w:r>
+      <w:r>
+        <w:rPr>
+          <w:rFonts w:ascii="Consolas" w:eastAsia="Times New Roman" w:hAnsi="Consolas" w:cs="Times New Roman"/>
+          <w:color w:val="BBBEBF"/>
+          <w:sz w:val="21"/>
+          <w:szCs w:val="21"/>
+          <w:lang w:eastAsia="ru-RU"/>
+        </w:rPr>
+        <w:t>,</w:t>
+      </w:r>
+    </w:p>
+    <w:p>
+      <w:pPr>
+        <w:shd w:val="clear" w:color="auto" w:fill="121314"/>
+        <w:spacing w:after="0" w:line="285" w:lineRule="atLeast"/>
+        <w:rPr>
+          <w:rFonts w:ascii="Consolas" w:eastAsia="Times New Roman" w:hAnsi="Consolas" w:cs="Times New Roman"/>
+          <w:color w:val="BBBEBF"/>
+          <w:sz w:val="21"/>
+          <w:szCs w:val="21"/>
+          <w:lang w:eastAsia="ru-RU"/>
+        </w:rPr>
+      </w:pPr>
+      <w:r>
+        <w:rPr>
+          <w:rFonts w:ascii="Consolas" w:eastAsia="Times New Roman" w:hAnsi="Consolas" w:cs="Times New Roman"/>
+          <w:color w:val="BBBEBF"/>
+          <w:sz w:val="21"/>
+          <w:szCs w:val="21"/>
+          <w:lang w:eastAsia="ru-RU"/>
+        </w:rPr>
+        <w:t xml:space="preserve">    </w:t>
+      </w:r>
+      <w:proofErr w:type="spellStart"/>
+      <w:r>
+        <w:rPr>
+          <w:rFonts w:ascii="Consolas" w:eastAsia="Times New Roman" w:hAnsi="Consolas" w:cs="Times New Roman"/>
+          <w:color w:val="BBBEBF"/>
+          <w:sz w:val="21"/>
+          <w:szCs w:val="21"/>
+          <w:lang w:eastAsia="ru-RU"/>
+        </w:rPr>
+        <w:t>ship_id</w:t>
+      </w:r>
+      <w:proofErr w:type="spellEnd"/>
+      <w:r>
+        <w:rPr>
+          <w:rFonts w:ascii="Consolas" w:eastAsia="Times New Roman" w:hAnsi="Consolas" w:cs="Times New Roman"/>
+          <w:color w:val="BBBEBF"/>
+          <w:sz w:val="21"/>
+          <w:szCs w:val="21"/>
+          <w:lang w:eastAsia="ru-RU"/>
+        </w:rPr>
+        <w:t xml:space="preserve"> </w:t>
+      </w:r>
+      <w:r>
+        <w:rPr>
+          <w:rFonts w:ascii="Consolas" w:eastAsia="Times New Roman" w:hAnsi="Consolas" w:cs="Times New Roman"/>
+          <w:color w:val="FF7B72"/>
+          <w:sz w:val="21"/>
+          <w:szCs w:val="21"/>
+          <w:lang w:eastAsia="ru-RU"/>
+        </w:rPr>
+        <w:t>INTEGER</w:t>
+      </w:r>
+      <w:r>
+        <w:rPr>
+          <w:rFonts w:ascii="Consolas" w:eastAsia="Times New Roman" w:hAnsi="Consolas" w:cs="Times New Roman"/>
+          <w:color w:val="BBBEBF"/>
+          <w:sz w:val="21"/>
+          <w:szCs w:val="21"/>
+          <w:lang w:eastAsia="ru-RU"/>
+        </w:rPr>
+        <w:t xml:space="preserve"> </w:t>
+      </w:r>
+      <w:r>
+        <w:rPr>
+          <w:rFonts w:ascii="Consolas" w:eastAsia="Times New Roman" w:hAnsi="Consolas" w:cs="Times New Roman"/>
+          <w:color w:val="FF7B72"/>
+          <w:sz w:val="21"/>
+          <w:szCs w:val="21"/>
+          <w:lang w:eastAsia="ru-RU"/>
+        </w:rPr>
+        <w:t>NOT NULL</w:t>
+      </w:r>
+      <w:r>
+        <w:rPr>
+          <w:rFonts w:ascii="Consolas" w:eastAsia="Times New Roman" w:hAnsi="Consolas" w:cs="Times New Roman"/>
+          <w:color w:val="BBBEBF"/>
+          <w:sz w:val="21"/>
+          <w:szCs w:val="21"/>
+          <w:lang w:eastAsia="ru-RU"/>
+        </w:rPr>
+        <w:t xml:space="preserve"> </w:t>
+      </w:r>
+      <w:r>
+        <w:rPr>
+          <w:rFonts w:ascii="Consolas" w:eastAsia="Times New Roman" w:hAnsi="Consolas" w:cs="Times New Roman"/>
+          <w:color w:val="569CD6"/>
+          <w:sz w:val="21"/>
+          <w:szCs w:val="21"/>
+          <w:lang w:eastAsia="ru-RU"/>
+        </w:rPr>
+        <w:t>REFERENCES</w:t>
+      </w:r>
+      <w:r>
+        <w:rPr>
+          <w:rFonts w:ascii="Consolas" w:eastAsia="Times New Roman" w:hAnsi="Consolas" w:cs="Times New Roman"/>
+          <w:color w:val="BBBEBF"/>
+          <w:sz w:val="21"/>
+          <w:szCs w:val="21"/>
+          <w:lang w:eastAsia="ru-RU"/>
+        </w:rPr>
+        <w:t xml:space="preserve"> ship(id),</w:t>
+      </w:r>
+    </w:p>
+    <w:p>
+      <w:pPr>
+        <w:shd w:val="clear" w:color="auto" w:fill="121314"/>
+        <w:spacing w:after="0" w:line="285" w:lineRule="atLeast"/>
+        <w:rPr>
+          <w:rFonts w:ascii="Consolas" w:eastAsia="Times New Roman" w:hAnsi="Consolas" w:cs="Times New Roman"/>
+          <w:color w:val="BBBEBF"/>
+          <w:sz w:val="21"/>
+          <w:szCs w:val="21"/>
+          <w:lang w:eastAsia="ru-RU"/>
+        </w:rPr>
+      </w:pPr>
+      <w:r>
+        <w:rPr>
+          <w:rFonts w:ascii="Consolas" w:eastAsia="Times New Roman" w:hAnsi="Consolas" w:cs="Times New Roman"/>
+          <w:color w:val="BBBEBF"/>
+          <w:sz w:val="21"/>
+          <w:szCs w:val="21"/>
+          <w:lang w:eastAsia="ru-RU"/>
+        </w:rPr>
+        <w:t xml:space="preserve">    </w:t>
+      </w:r>
+      <w:proofErr w:type="spellStart"/>
+      <w:r>
+        <w:rPr>
+          <w:rFonts w:ascii="Consolas" w:eastAsia="Times New Roman" w:hAnsi="Consolas" w:cs="Times New Roman"/>
+          <w:color w:val="BBBEBF"/>
+          <w:sz w:val="21"/>
+          <w:szCs w:val="21"/>
+          <w:lang w:eastAsia="ru-RU"/>
+        </w:rPr>
+        <w:t>location_id</w:t>
+      </w:r>
+      <w:proofErr w:type="spellEnd"/>
+      <w:r>
+        <w:rPr>
+          <w:rFonts w:ascii="Consolas" w:eastAsia="Times New Roman" w:hAnsi="Consolas" w:cs="Times New Roman"/>
+          <w:color w:val="BBBEBF"/>
+          <w:sz w:val="21"/>
+          <w:szCs w:val="21"/>
+          <w:lang w:eastAsia="ru-RU"/>
+        </w:rPr>
+        <w:t xml:space="preserve"> </w:t>
+      </w:r>
+      <w:r>
+        <w:rPr>
+          <w:rFonts w:ascii="Consolas" w:eastAsia="Times New Roman" w:hAnsi="Consolas" w:cs="Times New Roman"/>
+          <w:color w:val="FF7B72"/>
+          <w:sz w:val="21"/>
+          <w:szCs w:val="21"/>
+          <w:lang w:eastAsia="ru-RU"/>
+        </w:rPr>
+        <w:t>INTEGER</w:t>
+      </w:r>
+      <w:r>
+        <w:rPr>
+          <w:rFonts w:ascii="Consolas" w:eastAsia="Times New Roman" w:hAnsi="Consolas" w:cs="Times New Roman"/>
+          <w:color w:val="BBBEBF"/>
+          <w:sz w:val="21"/>
+          <w:szCs w:val="21"/>
+          <w:lang w:eastAsia="ru-RU"/>
+        </w:rPr>
+        <w:t xml:space="preserve"> </w:t>
+      </w:r>
+      <w:r>
+        <w:rPr>
+          <w:rFonts w:ascii="Consolas" w:eastAsia="Times New Roman" w:hAnsi="Consolas" w:cs="Times New Roman"/>
+          <w:color w:val="FF7B72"/>
+          <w:sz w:val="21"/>
+          <w:szCs w:val="21"/>
+          <w:lang w:eastAsia="ru-RU"/>
+        </w:rPr>
+        <w:t>NOT NULL</w:t>
+      </w:r>
+      <w:r>
+        <w:rPr>
+          <w:rFonts w:ascii="Consolas" w:eastAsia="Times New Roman" w:hAnsi="Consolas" w:cs="Times New Roman"/>
+          <w:color w:val="BBBEBF"/>
+          <w:sz w:val="21"/>
+          <w:szCs w:val="21"/>
+          <w:lang w:eastAsia="ru-RU"/>
+        </w:rPr>
+        <w:t xml:space="preserve"> </w:t>
+      </w:r>
+      <w:r>
+        <w:rPr>
+          <w:rFonts w:ascii="Consolas" w:eastAsia="Times New Roman" w:hAnsi="Consolas" w:cs="Times New Roman"/>
+          <w:color w:val="569CD6"/>
+          <w:sz w:val="21"/>
+          <w:szCs w:val="21"/>
+          <w:lang w:eastAsia="ru-RU"/>
+        </w:rPr>
+        <w:t>REFERENCES</w:t>
+      </w:r>
+      <w:r>
+        <w:rPr>
+          <w:rFonts w:ascii="Consolas" w:eastAsia="Times New Roman" w:hAnsi="Consolas" w:cs="Times New Roman"/>
+          <w:color w:val="BBBEBF"/>
+          <w:sz w:val="21"/>
+          <w:szCs w:val="21"/>
+          <w:lang w:eastAsia="ru-RU"/>
+        </w:rPr>
+        <w:t xml:space="preserve"> </w:t>
+      </w:r>
+      <w:r>
+        <w:rPr>
+          <w:rFonts w:ascii="Consolas" w:eastAsia="Times New Roman" w:hAnsi="Consolas" w:cs="Times New Roman"/>
+          <w:color w:val="FF7B72"/>
+          <w:sz w:val="21"/>
+          <w:szCs w:val="21"/>
+          <w:lang w:eastAsia="ru-RU"/>
+        </w:rPr>
+        <w:t>location</w:t>
+      </w:r>
+      <w:r>
+        <w:rPr>
+          <w:rFonts w:ascii="Consolas" w:eastAsia="Times New Roman" w:hAnsi="Consolas" w:cs="Times New Roman"/>
+          <w:color w:val="BBBEBF"/>
+          <w:sz w:val="21"/>
+          <w:szCs w:val="21"/>
+          <w:lang w:eastAsia="ru-RU"/>
+        </w:rPr>
+        <w:t>(id),</w:t>
+      </w:r>
+    </w:p>
+    <w:p>
+      <w:pPr>
+        <w:shd w:val="clear" w:color="auto" w:fill="121314"/>
+        <w:spacing w:after="0" w:line="285" w:lineRule="atLeast"/>
+        <w:rPr>
+          <w:rFonts w:ascii="Consolas" w:eastAsia="Times New Roman" w:hAnsi="Consolas" w:cs="Times New Roman"/>
+          <w:color w:val="BBBEBF"/>
+          <w:sz w:val="21"/>
+          <w:szCs w:val="21"/>
+          <w:lang w:eastAsia="ru-RU"/>
+        </w:rPr>
+      </w:pPr>
+      <w:r>
+        <w:rPr>
+          <w:rFonts w:ascii="Consolas" w:eastAsia="Times New Roman" w:hAnsi="Consolas" w:cs="Times New Roman"/>
+          <w:color w:val="BBBEBF"/>
+          <w:sz w:val="21"/>
+          <w:szCs w:val="21"/>
+          <w:lang w:eastAsia="ru-RU"/>
+        </w:rPr>
+        <w:t xml:space="preserve">    </w:t>
+      </w:r>
+      <w:r>
+        <w:rPr>
+          <w:rFonts w:ascii="Consolas" w:eastAsia="Times New Roman" w:hAnsi="Consolas" w:cs="Times New Roman"/>
+          <w:color w:val="FF7B72"/>
+          <w:sz w:val="21"/>
+          <w:szCs w:val="21"/>
+          <w:lang w:eastAsia="ru-RU"/>
+        </w:rPr>
+        <w:t>time</w:t>
+      </w:r>
+      <w:r>
+        <w:rPr>
+          <w:rFonts w:ascii="Consolas" w:eastAsia="Times New Roman" w:hAnsi="Consolas" w:cs="Times New Roman"/>
+          <w:color w:val="BBBEBF"/>
+          <w:sz w:val="21"/>
+          <w:szCs w:val="21"/>
+          <w:lang w:eastAsia="ru-RU"/>
+        </w:rPr>
+        <w:t xml:space="preserve"> </w:t>
+      </w:r>
+      <w:r>
+        <w:rPr>
+          <w:rFonts w:ascii="Consolas" w:eastAsia="Times New Roman" w:hAnsi="Consolas" w:cs="Times New Roman"/>
+          <w:color w:val="FF7B72"/>
+          <w:sz w:val="21"/>
+          <w:szCs w:val="21"/>
+          <w:lang w:eastAsia="ru-RU"/>
+        </w:rPr>
+        <w:t>TIMESTAMP</w:t>
+      </w:r>
+      <w:r>
+        <w:rPr>
+          <w:rFonts w:ascii="Consolas" w:eastAsia="Times New Roman" w:hAnsi="Consolas" w:cs="Times New Roman"/>
+          <w:color w:val="BBBEBF"/>
+          <w:sz w:val="21"/>
+          <w:szCs w:val="21"/>
+          <w:lang w:eastAsia="ru-RU"/>
+        </w:rPr>
+        <w:t xml:space="preserve"> </w:t>
+      </w:r>
+      <w:r>
+        <w:rPr>
+          <w:rFonts w:ascii="Consolas" w:eastAsia="Times New Roman" w:hAnsi="Consolas" w:cs="Times New Roman"/>
+          <w:color w:val="FF7B72"/>
+          <w:sz w:val="21"/>
+          <w:szCs w:val="21"/>
+          <w:lang w:eastAsia="ru-RU"/>
+        </w:rPr>
+        <w:t>NOT NULL</w:t>
+      </w:r>
+      <w:r>
+        <w:rPr>
+          <w:rFonts w:ascii="Consolas" w:eastAsia="Times New Roman" w:hAnsi="Consolas" w:cs="Times New Roman"/>
+          <w:color w:val="BBBEBF"/>
+          <w:sz w:val="21"/>
+          <w:szCs w:val="21"/>
+          <w:lang w:eastAsia="ru-RU"/>
+        </w:rPr>
+        <w:t xml:space="preserve"> </w:t>
+      </w:r>
+      <w:r>
+        <w:rPr>
+          <w:rFonts w:ascii="Consolas" w:eastAsia="Times New Roman" w:hAnsi="Consolas" w:cs="Times New Roman"/>
+          <w:color w:val="569CD6"/>
+          <w:sz w:val="21"/>
+          <w:szCs w:val="21"/>
+          <w:lang w:eastAsia="ru-RU"/>
+        </w:rPr>
+        <w:t>DEFAULT</w:t>
+      </w:r>
+      <w:r>
+        <w:rPr>
+          <w:rFonts w:ascii="Consolas" w:eastAsia="Times New Roman" w:hAnsi="Consolas" w:cs="Times New Roman"/>
+          <w:color w:val="BBBEBF"/>
+          <w:sz w:val="21"/>
+          <w:szCs w:val="21"/>
+          <w:lang w:eastAsia="ru-RU"/>
+        </w:rPr>
+        <w:t xml:space="preserve"> CURRENT_TIMESTAMP,</w:t>
+      </w:r>
+    </w:p>
+    <w:p>
+      <w:pPr>
+        <w:shd w:val="clear" w:color="auto" w:fill="121314"/>
+        <w:spacing w:after="0" w:line="285" w:lineRule="atLeast"/>
+        <w:rPr>
+          <w:rFonts w:ascii="Consolas" w:eastAsia="Times New Roman" w:hAnsi="Consolas" w:cs="Times New Roman"/>
+          <w:color w:val="BBBEBF"/>
+          <w:sz w:val="21"/>
+          <w:szCs w:val="21"/>
+          <w:lang w:eastAsia="ru-RU"/>
+        </w:rPr>
+      </w:pPr>
+      <w:r>
+        <w:rPr>
+          <w:rFonts w:ascii="Consolas" w:eastAsia="Times New Roman" w:hAnsi="Consolas" w:cs="Times New Roman"/>
+          <w:color w:val="BBBEBF"/>
+          <w:sz w:val="21"/>
+          <w:szCs w:val="21"/>
+          <w:lang w:eastAsia="ru-RU"/>
+        </w:rPr>
+        <w:t xml:space="preserve">    result </w:t>
+      </w:r>
+      <w:r>
+        <w:rPr>
+          <w:rFonts w:ascii="Consolas" w:eastAsia="Times New Roman" w:hAnsi="Consolas" w:cs="Times New Roman"/>
+          <w:color w:val="FF7B72"/>
+          <w:sz w:val="21"/>
+          <w:szCs w:val="21"/>
+          <w:lang w:eastAsia="ru-RU"/>
+        </w:rPr>
+        <w:t>BOOLEAN</w:t>
+      </w:r>
+    </w:p>
+    <w:p>
+      <w:pPr>
+        <w:shd w:val="clear" w:color="auto" w:fill="121314"/>
+        <w:spacing w:after="0" w:line="285" w:lineRule="atLeast"/>
+        <w:rPr>
+          <w:rFonts w:ascii="Consolas" w:eastAsia="Times New Roman" w:hAnsi="Consolas" w:cs="Times New Roman"/>
+          <w:color w:val="BBBEBF"/>
+          <w:sz w:val="21"/>
+          <w:szCs w:val="21"/>
+          <w:lang w:eastAsia="ru-RU"/>
+        </w:rPr>
+      </w:pPr>
+      <w:r>
+        <w:rPr>
+          <w:rFonts w:ascii="Consolas" w:eastAsia="Times New Roman" w:hAnsi="Consolas" w:cs="Times New Roman"/>
+          <w:color w:val="BBBEBF"/>
+          <w:sz w:val="21"/>
+          <w:szCs w:val="21"/>
+          <w:lang w:eastAsia="ru-RU"/>
+        </w:rPr>
+        <w:t>);</w:t>
+      </w:r>
+    </w:p>
+    <w:p>
+      <w:pPr>
+        <w:shd w:val="clear" w:color="auto" w:fill="121314"/>
+        <w:spacing w:after="0" w:line="285" w:lineRule="atLeast"/>
+        <w:rPr>
+          <w:rFonts w:ascii="Consolas" w:eastAsia="Times New Roman" w:hAnsi="Consolas" w:cs="Times New Roman"/>
+          <w:color w:val="BBBEBF"/>
+          <w:sz w:val="21"/>
+          <w:szCs w:val="21"/>
+          <w:lang w:eastAsia="ru-RU"/>
+        </w:rPr>
+      </w:pPr>
+    </w:p>
+    <w:p>
+      <w:pPr>
+        <w:shd w:val="clear" w:color="auto" w:fill="121314"/>
+        <w:spacing w:after="0" w:line="285" w:lineRule="atLeast"/>
+        <w:rPr>
+          <w:rFonts w:ascii="Consolas" w:eastAsia="Times New Roman" w:hAnsi="Consolas" w:cs="Times New Roman"/>
+          <w:color w:val="BBBEBF"/>
+          <w:sz w:val="21"/>
+          <w:szCs w:val="21"/>
+          <w:lang w:eastAsia="ru-RU"/>
+        </w:rPr>
+      </w:pPr>
+      <w:r>
+        <w:rPr>
+          <w:rFonts w:ascii="Consolas" w:eastAsia="Times New Roman" w:hAnsi="Consolas" w:cs="Times New Roman"/>
+          <w:color w:val="FF7B72"/>
+          <w:sz w:val="21"/>
+          <w:szCs w:val="21"/>
+          <w:lang w:eastAsia="ru-RU"/>
+        </w:rPr>
+        <w:t>CREATE</w:t>
+      </w:r>
+      <w:r>
+        <w:rPr>
+          <w:rFonts w:ascii="Consolas" w:eastAsia="Times New Roman" w:hAnsi="Consolas" w:cs="Times New Roman"/>
+          <w:color w:val="BBBEBF"/>
+          <w:sz w:val="21"/>
+          <w:szCs w:val="21"/>
+          <w:lang w:eastAsia="ru-RU"/>
+        </w:rPr>
+        <w:t xml:space="preserve"> </w:t>
+      </w:r>
+      <w:r>
+        <w:rPr>
+          <w:rFonts w:ascii="Consolas" w:eastAsia="Times New Roman" w:hAnsi="Consolas" w:cs="Times New Roman"/>
+          <w:color w:val="FF7B72"/>
+          <w:sz w:val="21"/>
+          <w:szCs w:val="21"/>
+          <w:lang w:eastAsia="ru-RU"/>
+        </w:rPr>
+        <w:t>TABLE</w:t>
+      </w:r>
+      <w:r>
+        <w:rPr>
+          <w:rFonts w:ascii="Consolas" w:eastAsia="Times New Roman" w:hAnsi="Consolas" w:cs="Times New Roman"/>
+          <w:color w:val="BBBEBF"/>
+          <w:sz w:val="21"/>
+          <w:szCs w:val="21"/>
+          <w:lang w:eastAsia="ru-RU"/>
+        </w:rPr>
+        <w:t xml:space="preserve"> </w:t>
+      </w:r>
+      <w:r>
+        <w:rPr>
+          <w:rFonts w:ascii="Consolas" w:eastAsia="Times New Roman" w:hAnsi="Consolas" w:cs="Times New Roman"/>
+          <w:color w:val="D2A8FF"/>
+          <w:sz w:val="21"/>
+          <w:szCs w:val="21"/>
+          <w:lang w:eastAsia="ru-RU"/>
+        </w:rPr>
+        <w:t>entity</w:t>
+      </w:r>
+      <w:r>
+        <w:rPr>
+          <w:rFonts w:ascii="Consolas" w:eastAsia="Times New Roman" w:hAnsi="Consolas" w:cs="Times New Roman"/>
+          <w:color w:val="BBBEBF"/>
+          <w:sz w:val="21"/>
+          <w:szCs w:val="21"/>
+          <w:lang w:eastAsia="ru-RU"/>
+        </w:rPr>
+        <w:t xml:space="preserve"> (</w:t>
+      </w:r>
+    </w:p>
+    <w:p>
+      <w:pPr>
+        <w:shd w:val="clear" w:color="auto" w:fill="121314"/>
+        <w:spacing w:after="0" w:line="285" w:lineRule="atLeast"/>
+        <w:rPr>
+          <w:rFonts w:ascii="Consolas" w:eastAsia="Times New Roman" w:hAnsi="Consolas" w:cs="Times New Roman"/>
+          <w:color w:val="BBBEBF"/>
+          <w:sz w:val="21"/>
+          <w:szCs w:val="21"/>
+          <w:lang w:eastAsia="ru-RU"/>
+        </w:rPr>
+      </w:pPr>
+      <w:r>
+        <w:rPr>
+          <w:rFonts w:ascii="Consolas" w:eastAsia="Times New Roman" w:hAnsi="Consolas" w:cs="Times New Roman"/>
+          <w:color w:val="BBBEBF"/>
+          <w:sz w:val="21"/>
+          <w:szCs w:val="21"/>
+          <w:lang w:eastAsia="ru-RU"/>
+        </w:rPr>
+        <w:t xml:space="preserve">    id </w:t>
+      </w:r>
+      <w:r>
+        <w:rPr>
+          <w:rFonts w:ascii="Consolas" w:eastAsia="Times New Roman" w:hAnsi="Consolas" w:cs="Times New Roman"/>
+          <w:color w:val="FF7B72"/>
+          <w:sz w:val="21"/>
+          <w:szCs w:val="21"/>
+          <w:lang w:eastAsia="ru-RU"/>
+        </w:rPr>
+        <w:t>SERIAL</w:t>
+      </w:r>
+      <w:r>
+        <w:rPr>
+          <w:rFonts w:ascii="Consolas" w:eastAsia="Times New Roman" w:hAnsi="Consolas" w:cs="Times New Roman"/>
+          <w:color w:val="BBBEBF"/>
+          <w:sz w:val="21"/>
+          <w:szCs w:val="21"/>
+          <w:lang w:eastAsia="ru-RU"/>
+        </w:rPr>
+        <w:t xml:space="preserve"> </w:t>
+      </w:r>
+      <w:r>
+        <w:rPr>
+          <w:rFonts w:ascii="Consolas" w:eastAsia="Times New Roman" w:hAnsi="Consolas" w:cs="Times New Roman"/>
+          <w:color w:val="569CD6"/>
+          <w:sz w:val="21"/>
+          <w:szCs w:val="21"/>
+          <w:lang w:eastAsia="ru-RU"/>
+        </w:rPr>
+        <w:t>PRIMARY KEY</w:t>
+      </w:r>
+      <w:r>
+        <w:rPr>
+          <w:rFonts w:ascii="Consolas" w:eastAsia="Times New Roman" w:hAnsi="Consolas" w:cs="Times New Roman"/>
+          <w:color w:val="BBBEBF"/>
+          <w:sz w:val="21"/>
+          <w:szCs w:val="21"/>
+          <w:lang w:eastAsia="ru-RU"/>
+        </w:rPr>
+        <w:t>,</w:t>
+      </w:r>
+    </w:p>
+    <w:p>
+      <w:pPr>
+        <w:shd w:val="clear" w:color="auto" w:fill="121314"/>
+        <w:spacing w:after="0" w:line="285" w:lineRule="atLeast"/>
+        <w:rPr>
+          <w:rFonts w:ascii="Consolas" w:eastAsia="Times New Roman" w:hAnsi="Consolas" w:cs="Times New Roman"/>
+          <w:color w:val="BBBEBF"/>
+          <w:sz w:val="21"/>
+          <w:szCs w:val="21"/>
+          <w:lang w:eastAsia="ru-RU"/>
+        </w:rPr>
+      </w:pPr>
+      <w:r>
+        <w:rPr>
+          <w:rFonts w:ascii="Consolas" w:eastAsia="Times New Roman" w:hAnsi="Consolas" w:cs="Times New Roman"/>
+          <w:color w:val="BBBEBF"/>
+          <w:sz w:val="21"/>
+          <w:szCs w:val="21"/>
+          <w:lang w:eastAsia="ru-RU"/>
+        </w:rPr>
+        <w:t xml:space="preserve">    </w:t>
+      </w:r>
+      <w:r>
+        <w:rPr>
+          <w:rFonts w:ascii="Consolas" w:eastAsia="Times New Roman" w:hAnsi="Consolas" w:cs="Times New Roman"/>
+          <w:color w:val="FF7B72"/>
+          <w:sz w:val="21"/>
+          <w:szCs w:val="21"/>
+          <w:lang w:eastAsia="ru-RU"/>
+        </w:rPr>
+        <w:t>name</w:t>
+      </w:r>
+      <w:r>
+        <w:rPr>
+          <w:rFonts w:ascii="Consolas" w:eastAsia="Times New Roman" w:hAnsi="Consolas" w:cs="Times New Roman"/>
+          <w:color w:val="BBBEBF"/>
+          <w:sz w:val="21"/>
+          <w:szCs w:val="21"/>
+          <w:lang w:eastAsia="ru-RU"/>
+        </w:rPr>
+        <w:t xml:space="preserve"> </w:t>
+      </w:r>
+      <w:r>
+        <w:rPr>
+          <w:rFonts w:ascii="Consolas" w:eastAsia="Times New Roman" w:hAnsi="Consolas" w:cs="Times New Roman"/>
+          <w:color w:val="FF7B72"/>
+          <w:sz w:val="21"/>
+          <w:szCs w:val="21"/>
+          <w:lang w:eastAsia="ru-RU"/>
+        </w:rPr>
+        <w:t>TEXT</w:t>
+      </w:r>
+      <w:r>
+        <w:rPr>
+          <w:rFonts w:ascii="Consolas" w:eastAsia="Times New Roman" w:hAnsi="Consolas" w:cs="Times New Roman"/>
+          <w:color w:val="BBBEBF"/>
+          <w:sz w:val="21"/>
+          <w:szCs w:val="21"/>
+          <w:lang w:eastAsia="ru-RU"/>
+        </w:rPr>
+        <w:t>,</w:t>
+      </w:r>
+    </w:p>
+    <w:p>
+      <w:pPr>
+        <w:shd w:val="clear" w:color="auto" w:fill="121314"/>
+        <w:spacing w:after="0" w:line="285" w:lineRule="atLeast"/>
+        <w:rPr>
+          <w:rFonts w:ascii="Consolas" w:eastAsia="Times New Roman" w:hAnsi="Consolas" w:cs="Times New Roman"/>
+          <w:color w:val="BBBEBF"/>
+          <w:sz w:val="21"/>
+          <w:szCs w:val="21"/>
+          <w:lang w:eastAsia="ru-RU"/>
+        </w:rPr>
+      </w:pPr>
+      <w:r>
+        <w:rPr>
+          <w:rFonts w:ascii="Consolas" w:eastAsia="Times New Roman" w:hAnsi="Consolas" w:cs="Times New Roman"/>
+          <w:color w:val="BBBEBF"/>
+          <w:sz w:val="21"/>
+          <w:szCs w:val="21"/>
+          <w:lang w:eastAsia="ru-RU"/>
+        </w:rPr>
+        <w:t xml:space="preserve">    </w:t>
+      </w:r>
+      <w:r>
+        <w:rPr>
+          <w:rFonts w:ascii="Consolas" w:eastAsia="Times New Roman" w:hAnsi="Consolas" w:cs="Times New Roman"/>
+          <w:color w:val="FF7B72"/>
+          <w:sz w:val="21"/>
+          <w:szCs w:val="21"/>
+          <w:lang w:eastAsia="ru-RU"/>
+        </w:rPr>
+        <w:t>description</w:t>
+      </w:r>
+      <w:r>
+        <w:rPr>
+          <w:rFonts w:ascii="Consolas" w:eastAsia="Times New Roman" w:hAnsi="Consolas" w:cs="Times New Roman"/>
+          <w:color w:val="BBBEBF"/>
+          <w:sz w:val="21"/>
+          <w:szCs w:val="21"/>
+          <w:lang w:eastAsia="ru-RU"/>
+        </w:rPr>
+        <w:t xml:space="preserve"> </w:t>
+      </w:r>
+      <w:r>
+        <w:rPr>
+          <w:rFonts w:ascii="Consolas" w:eastAsia="Times New Roman" w:hAnsi="Consolas" w:cs="Times New Roman"/>
+          <w:color w:val="FF7B72"/>
+          <w:sz w:val="21"/>
+          <w:szCs w:val="21"/>
+          <w:lang w:eastAsia="ru-RU"/>
+        </w:rPr>
+        <w:t>TEXT</w:t>
+      </w:r>
+    </w:p>
+    <w:p>
+      <w:pPr>
+        <w:shd w:val="clear" w:color="auto" w:fill="121314"/>
+        <w:spacing w:after="0" w:line="285" w:lineRule="atLeast"/>
+        <w:rPr>
+          <w:rFonts w:ascii="Consolas" w:eastAsia="Times New Roman" w:hAnsi="Consolas" w:cs="Times New Roman"/>
+          <w:color w:val="BBBEBF"/>
+          <w:sz w:val="21"/>
+          <w:szCs w:val="21"/>
+          <w:lang w:eastAsia="ru-RU"/>
+        </w:rPr>
+      </w:pPr>
+      <w:r>
+        <w:rPr>
+          <w:rFonts w:ascii="Consolas" w:eastAsia="Times New Roman" w:hAnsi="Consolas" w:cs="Times New Roman"/>
+          <w:color w:val="BBBEBF"/>
+          <w:sz w:val="21"/>
+          <w:szCs w:val="21"/>
+          <w:lang w:eastAsia="ru-RU"/>
+        </w:rPr>
+        <w:t>);</w:t>
+      </w:r>
+    </w:p>
+    <w:p>
+      <w:pPr>
+        <w:shd w:val="clear" w:color="auto" w:fill="121314"/>
+        <w:spacing w:after="0" w:line="285" w:lineRule="atLeast"/>
+        <w:rPr>
+          <w:rFonts w:ascii="Consolas" w:eastAsia="Times New Roman" w:hAnsi="Consolas" w:cs="Times New Roman"/>
+          <w:color w:val="BBBEBF"/>
+          <w:sz w:val="21"/>
+          <w:szCs w:val="21"/>
+          <w:lang w:eastAsia="ru-RU"/>
+        </w:rPr>
+      </w:pPr>
+    </w:p>
+    <w:p>
+      <w:pPr>
+        <w:shd w:val="clear" w:color="auto" w:fill="121314"/>
+        <w:spacing w:after="0" w:line="285" w:lineRule="atLeast"/>
+        <w:rPr>
+          <w:rFonts w:ascii="Consolas" w:eastAsia="Times New Roman" w:hAnsi="Consolas" w:cs="Times New Roman"/>
+          <w:color w:val="BBBEBF"/>
+          <w:sz w:val="21"/>
+          <w:szCs w:val="21"/>
+          <w:lang w:eastAsia="ru-RU"/>
+        </w:rPr>
+      </w:pPr>
+      <w:r>
+        <w:rPr>
+          <w:rFonts w:ascii="Consolas" w:eastAsia="Times New Roman" w:hAnsi="Consolas" w:cs="Times New Roman"/>
+          <w:color w:val="FF7B72"/>
+          <w:sz w:val="21"/>
+          <w:szCs w:val="21"/>
+          <w:lang w:eastAsia="ru-RU"/>
+        </w:rPr>
+        <w:t>CREATE</w:t>
+      </w:r>
+      <w:r>
+        <w:rPr>
+          <w:rFonts w:ascii="Consolas" w:eastAsia="Times New Roman" w:hAnsi="Consolas" w:cs="Times New Roman"/>
+          <w:color w:val="BBBEBF"/>
+          <w:sz w:val="21"/>
+          <w:szCs w:val="21"/>
+          <w:lang w:eastAsia="ru-RU"/>
+        </w:rPr>
+        <w:t xml:space="preserve"> </w:t>
+      </w:r>
+      <w:r>
+        <w:rPr>
+          <w:rFonts w:ascii="Consolas" w:eastAsia="Times New Roman" w:hAnsi="Consolas" w:cs="Times New Roman"/>
+          <w:color w:val="FF7B72"/>
+          <w:sz w:val="21"/>
+          <w:szCs w:val="21"/>
+          <w:lang w:eastAsia="ru-RU"/>
+        </w:rPr>
+        <w:t>TABLE</w:t>
+      </w:r>
+      <w:r>
+        <w:rPr>
+          <w:rFonts w:ascii="Consolas" w:eastAsia="Times New Roman" w:hAnsi="Consolas" w:cs="Times New Roman"/>
+          <w:color w:val="BBBEBF"/>
+          <w:sz w:val="21"/>
+          <w:szCs w:val="21"/>
+          <w:lang w:eastAsia="ru-RU"/>
+        </w:rPr>
+        <w:t xml:space="preserve"> </w:t>
+      </w:r>
+      <w:proofErr w:type="spellStart"/>
+      <w:r>
+        <w:rPr>
+          <w:rFonts w:ascii="Consolas" w:eastAsia="Times New Roman" w:hAnsi="Consolas" w:cs="Times New Roman"/>
+          <w:color w:val="D2A8FF"/>
+          <w:sz w:val="21"/>
+          <w:szCs w:val="21"/>
+          <w:lang w:eastAsia="ru-RU"/>
+        </w:rPr>
+        <w:t>entities_action</w:t>
+      </w:r>
+      <w:proofErr w:type="spellEnd"/>
+      <w:r>
+        <w:rPr>
+          <w:rFonts w:ascii="Consolas" w:eastAsia="Times New Roman" w:hAnsi="Consolas" w:cs="Times New Roman"/>
+          <w:color w:val="BBBEBF"/>
+          <w:sz w:val="21"/>
+          <w:szCs w:val="21"/>
+          <w:lang w:eastAsia="ru-RU"/>
+        </w:rPr>
+        <w:t xml:space="preserve"> (</w:t>
+      </w:r>
+    </w:p>
+    <w:p>
+      <w:pPr>
+        <w:shd w:val="clear" w:color="auto" w:fill="121314"/>
+        <w:spacing w:after="0" w:line="285" w:lineRule="atLeast"/>
+        <w:rPr>
+          <w:rFonts w:ascii="Consolas" w:eastAsia="Times New Roman" w:hAnsi="Consolas" w:cs="Times New Roman"/>
+          <w:color w:val="BBBEBF"/>
+          <w:sz w:val="21"/>
+          <w:szCs w:val="21"/>
+          <w:lang w:eastAsia="ru-RU"/>
+        </w:rPr>
+      </w:pPr>
+      <w:r>
+        <w:rPr>
+          <w:rFonts w:ascii="Consolas" w:eastAsia="Times New Roman" w:hAnsi="Consolas" w:cs="Times New Roman"/>
+          <w:color w:val="BBBEBF"/>
+          <w:sz w:val="21"/>
+          <w:szCs w:val="21"/>
+          <w:lang w:eastAsia="ru-RU"/>
+        </w:rPr>
+        <w:t xml:space="preserve">    id </w:t>
+      </w:r>
+      <w:r>
+        <w:rPr>
+          <w:rFonts w:ascii="Consolas" w:eastAsia="Times New Roman" w:hAnsi="Consolas" w:cs="Times New Roman"/>
+          <w:color w:val="FF7B72"/>
+          <w:sz w:val="21"/>
+          <w:szCs w:val="21"/>
+          <w:lang w:eastAsia="ru-RU"/>
+        </w:rPr>
+        <w:t>SERIAL</w:t>
+      </w:r>
+      <w:r>
+        <w:rPr>
+          <w:rFonts w:ascii="Consolas" w:eastAsia="Times New Roman" w:hAnsi="Consolas" w:cs="Times New Roman"/>
+          <w:color w:val="BBBEBF"/>
+          <w:sz w:val="21"/>
+          <w:szCs w:val="21"/>
+          <w:lang w:eastAsia="ru-RU"/>
+        </w:rPr>
+        <w:t xml:space="preserve"> </w:t>
+      </w:r>
+      <w:r>
+        <w:rPr>
+          <w:rFonts w:ascii="Consolas" w:eastAsia="Times New Roman" w:hAnsi="Consolas" w:cs="Times New Roman"/>
+          <w:color w:val="569CD6"/>
+          <w:sz w:val="21"/>
+          <w:szCs w:val="21"/>
+          <w:lang w:eastAsia="ru-RU"/>
+        </w:rPr>
+        <w:t>PRIMARY KEY</w:t>
+      </w:r>
+      <w:r>
+        <w:rPr>
+          <w:rFonts w:ascii="Consolas" w:eastAsia="Times New Roman" w:hAnsi="Consolas" w:cs="Times New Roman"/>
+          <w:color w:val="BBBEBF"/>
+          <w:sz w:val="21"/>
+          <w:szCs w:val="21"/>
+          <w:lang w:eastAsia="ru-RU"/>
+        </w:rPr>
+        <w:t>,</w:t>
+      </w:r>
+    </w:p>
+    <w:p>
+      <w:pPr>
+        <w:shd w:val="clear" w:color="auto" w:fill="121314"/>
+        <w:spacing w:after="0" w:line="285" w:lineRule="atLeast"/>
+        <w:rPr>
+          <w:rFonts w:ascii="Consolas" w:eastAsia="Times New Roman" w:hAnsi="Consolas" w:cs="Times New Roman"/>
+          <w:color w:val="BBBEBF"/>
+          <w:sz w:val="21"/>
+          <w:szCs w:val="21"/>
+          <w:lang w:eastAsia="ru-RU"/>
+        </w:rPr>
+      </w:pPr>
+      <w:r>
+        <w:rPr>
+          <w:rFonts w:ascii="Consolas" w:eastAsia="Times New Roman" w:hAnsi="Consolas" w:cs="Times New Roman"/>
+          <w:color w:val="BBBEBF"/>
+          <w:sz w:val="21"/>
+          <w:szCs w:val="21"/>
+          <w:lang w:eastAsia="ru-RU"/>
+        </w:rPr>
+        <w:t xml:space="preserve">    </w:t>
+      </w:r>
+      <w:proofErr w:type="spellStart"/>
+      <w:r>
+        <w:rPr>
+          <w:rFonts w:ascii="Consolas" w:eastAsia="Times New Roman" w:hAnsi="Consolas" w:cs="Times New Roman"/>
+          <w:color w:val="BBBEBF"/>
+          <w:sz w:val="21"/>
+          <w:szCs w:val="21"/>
+          <w:lang w:eastAsia="ru-RU"/>
+        </w:rPr>
+        <w:t>entity_id</w:t>
+      </w:r>
+      <w:proofErr w:type="spellEnd"/>
+      <w:r>
+        <w:rPr>
+          <w:rFonts w:ascii="Consolas" w:eastAsia="Times New Roman" w:hAnsi="Consolas" w:cs="Times New Roman"/>
+          <w:color w:val="BBBEBF"/>
+          <w:sz w:val="21"/>
+          <w:szCs w:val="21"/>
+          <w:lang w:eastAsia="ru-RU"/>
+        </w:rPr>
+        <w:t xml:space="preserve"> </w:t>
+      </w:r>
+      <w:r>
+        <w:rPr>
+          <w:rFonts w:ascii="Consolas" w:eastAsia="Times New Roman" w:hAnsi="Consolas" w:cs="Times New Roman"/>
+          <w:color w:val="FF7B72"/>
+          <w:sz w:val="21"/>
+          <w:szCs w:val="21"/>
+          <w:lang w:eastAsia="ru-RU"/>
+        </w:rPr>
+        <w:t>INTEGER</w:t>
+      </w:r>
+      <w:r>
+        <w:rPr>
+          <w:rFonts w:ascii="Consolas" w:eastAsia="Times New Roman" w:hAnsi="Consolas" w:cs="Times New Roman"/>
+          <w:color w:val="BBBEBF"/>
+          <w:sz w:val="21"/>
+          <w:szCs w:val="21"/>
+          <w:lang w:eastAsia="ru-RU"/>
+        </w:rPr>
+        <w:t xml:space="preserve"> </w:t>
+      </w:r>
+      <w:r>
+        <w:rPr>
+          <w:rFonts w:ascii="Consolas" w:eastAsia="Times New Roman" w:hAnsi="Consolas" w:cs="Times New Roman"/>
+          <w:color w:val="FF7B72"/>
+          <w:sz w:val="21"/>
+          <w:szCs w:val="21"/>
+          <w:lang w:eastAsia="ru-RU"/>
+        </w:rPr>
+        <w:t>NOT NULL</w:t>
+      </w:r>
+      <w:r>
+        <w:rPr>
+          <w:rFonts w:ascii="Consolas" w:eastAsia="Times New Roman" w:hAnsi="Consolas" w:cs="Times New Roman"/>
+          <w:color w:val="BBBEBF"/>
+          <w:sz w:val="21"/>
+          <w:szCs w:val="21"/>
+          <w:lang w:eastAsia="ru-RU"/>
+        </w:rPr>
+        <w:t xml:space="preserve"> </w:t>
+      </w:r>
+      <w:r>
+        <w:rPr>
+          <w:rFonts w:ascii="Consolas" w:eastAsia="Times New Roman" w:hAnsi="Consolas" w:cs="Times New Roman"/>
+          <w:color w:val="569CD6"/>
+          <w:sz w:val="21"/>
+          <w:szCs w:val="21"/>
+          <w:lang w:eastAsia="ru-RU"/>
+        </w:rPr>
+        <w:t>REFERENCES</w:t>
+      </w:r>
+      <w:r>
+        <w:rPr>
+          <w:rFonts w:ascii="Consolas" w:eastAsia="Times New Roman" w:hAnsi="Consolas" w:cs="Times New Roman"/>
+          <w:color w:val="BBBEBF"/>
+          <w:sz w:val="21"/>
+          <w:szCs w:val="21"/>
+          <w:lang w:eastAsia="ru-RU"/>
+        </w:rPr>
+        <w:t xml:space="preserve"> entity(id),</w:t>
+      </w:r>
+    </w:p>
+    <w:p>
+      <w:pPr>
+        <w:shd w:val="clear" w:color="auto" w:fill="121314"/>
+        <w:spacing w:after="0" w:line="285" w:lineRule="atLeast"/>
+        <w:rPr>
+          <w:rFonts w:ascii="Consolas" w:eastAsia="Times New Roman" w:hAnsi="Consolas" w:cs="Times New Roman"/>
+          <w:color w:val="BBBEBF"/>
+          <w:sz w:val="21"/>
+          <w:szCs w:val="21"/>
+          <w:lang w:eastAsia="ru-RU"/>
+        </w:rPr>
+      </w:pPr>
+      <w:r>
+        <w:rPr>
+          <w:rFonts w:ascii="Consolas" w:eastAsia="Times New Roman" w:hAnsi="Consolas" w:cs="Times New Roman"/>
+          <w:color w:val="BBBEBF"/>
+          <w:sz w:val="21"/>
+          <w:szCs w:val="21"/>
+          <w:lang w:eastAsia="ru-RU"/>
+        </w:rPr>
+        <w:t xml:space="preserve">    </w:t>
+      </w:r>
+      <w:proofErr w:type="spellStart"/>
+      <w:r>
+        <w:rPr>
+          <w:rFonts w:ascii="Consolas" w:eastAsia="Times New Roman" w:hAnsi="Consolas" w:cs="Times New Roman"/>
+          <w:color w:val="BBBEBF"/>
+          <w:sz w:val="21"/>
+          <w:szCs w:val="21"/>
+          <w:lang w:eastAsia="ru-RU"/>
+        </w:rPr>
+        <w:t>action_id</w:t>
+      </w:r>
+      <w:proofErr w:type="spellEnd"/>
+      <w:r>
+        <w:rPr>
+          <w:rFonts w:ascii="Consolas" w:eastAsia="Times New Roman" w:hAnsi="Consolas" w:cs="Times New Roman"/>
+          <w:color w:val="BBBEBF"/>
+          <w:sz w:val="21"/>
+          <w:szCs w:val="21"/>
+          <w:lang w:eastAsia="ru-RU"/>
+        </w:rPr>
+        <w:t xml:space="preserve"> </w:t>
+      </w:r>
+      <w:r>
+        <w:rPr>
+          <w:rFonts w:ascii="Consolas" w:eastAsia="Times New Roman" w:hAnsi="Consolas" w:cs="Times New Roman"/>
+          <w:color w:val="FF7B72"/>
+          <w:sz w:val="21"/>
+          <w:szCs w:val="21"/>
+          <w:lang w:eastAsia="ru-RU"/>
+        </w:rPr>
+        <w:t>INTEGER</w:t>
+      </w:r>
+      <w:r>
+        <w:rPr>
+          <w:rFonts w:ascii="Consolas" w:eastAsia="Times New Roman" w:hAnsi="Consolas" w:cs="Times New Roman"/>
+          <w:color w:val="BBBEBF"/>
+          <w:sz w:val="21"/>
+          <w:szCs w:val="21"/>
+          <w:lang w:eastAsia="ru-RU"/>
+        </w:rPr>
+        <w:t xml:space="preserve"> </w:t>
+      </w:r>
+      <w:r>
+        <w:rPr>
+          <w:rFonts w:ascii="Consolas" w:eastAsia="Times New Roman" w:hAnsi="Consolas" w:cs="Times New Roman"/>
+          <w:color w:val="FF7B72"/>
+          <w:sz w:val="21"/>
+          <w:szCs w:val="21"/>
+          <w:lang w:eastAsia="ru-RU"/>
+        </w:rPr>
+        <w:t>NOT NULL</w:t>
+      </w:r>
+      <w:r>
+        <w:rPr>
+          <w:rFonts w:ascii="Consolas" w:eastAsia="Times New Roman" w:hAnsi="Consolas" w:cs="Times New Roman"/>
+          <w:color w:val="BBBEBF"/>
+          <w:sz w:val="21"/>
+          <w:szCs w:val="21"/>
+          <w:lang w:eastAsia="ru-RU"/>
+        </w:rPr>
+        <w:t xml:space="preserve"> </w:t>
+      </w:r>
+      <w:r>
+        <w:rPr>
+          <w:rFonts w:ascii="Consolas" w:eastAsia="Times New Roman" w:hAnsi="Consolas" w:cs="Times New Roman"/>
+          <w:color w:val="569CD6"/>
+          <w:sz w:val="21"/>
+          <w:szCs w:val="21"/>
+          <w:lang w:eastAsia="ru-RU"/>
+        </w:rPr>
+        <w:t>REFERENCES</w:t>
+      </w:r>
+      <w:r>
+        <w:rPr>
+          <w:rFonts w:ascii="Consolas" w:eastAsia="Times New Roman" w:hAnsi="Consolas" w:cs="Times New Roman"/>
+          <w:color w:val="BBBEBF"/>
+          <w:sz w:val="21"/>
+          <w:szCs w:val="21"/>
+          <w:lang w:eastAsia="ru-RU"/>
+        </w:rPr>
+        <w:t xml:space="preserve"> </w:t>
+      </w:r>
+      <w:r>
+        <w:rPr>
+          <w:rFonts w:ascii="Consolas" w:eastAsia="Times New Roman" w:hAnsi="Consolas" w:cs="Times New Roman"/>
+          <w:color w:val="FF7B72"/>
+          <w:sz w:val="21"/>
+          <w:szCs w:val="21"/>
+          <w:lang w:eastAsia="ru-RU"/>
+        </w:rPr>
+        <w:t>action</w:t>
+      </w:r>
+      <w:r>
+        <w:rPr>
+          <w:rFonts w:ascii="Consolas" w:eastAsia="Times New Roman" w:hAnsi="Consolas" w:cs="Times New Roman"/>
+          <w:color w:val="BBBEBF"/>
+          <w:sz w:val="21"/>
+          <w:szCs w:val="21"/>
+          <w:lang w:eastAsia="ru-RU"/>
+        </w:rPr>
+        <w:t>(id)</w:t>
+      </w:r>
+    </w:p>
+    <w:p>
+      <w:pPr>
+        <w:shd w:val="clear" w:color="auto" w:fill="121314"/>
+        <w:spacing w:after="0" w:line="285" w:lineRule="atLeast"/>
+        <w:rPr>
+          <w:rFonts w:ascii="Consolas" w:eastAsia="Times New Roman" w:hAnsi="Consolas" w:cs="Times New Roman"/>
+          <w:color w:val="BBBEBF"/>
+          <w:sz w:val="21"/>
+          <w:szCs w:val="21"/>
+          <w:lang w:eastAsia="ru-RU"/>
+        </w:rPr>
+      </w:pPr>
+      <w:r>
+        <w:rPr>
+          <w:rFonts w:ascii="Consolas" w:eastAsia="Times New Roman" w:hAnsi="Consolas" w:cs="Times New Roman"/>
+          <w:color w:val="BBBEBF"/>
+          <w:sz w:val="21"/>
+          <w:szCs w:val="21"/>
+          <w:lang w:eastAsia="ru-RU"/>
+        </w:rPr>
+        <w:t>);</w:t>
+      </w:r>
+    </w:p>
+    <w:p>
+      <w:pPr>
+        <w:shd w:val="clear" w:color="auto" w:fill="121314"/>
+        <w:spacing w:after="0" w:line="285" w:lineRule="atLeast"/>
+        <w:rPr>
+          <w:rFonts w:ascii="Consolas" w:eastAsia="Times New Roman" w:hAnsi="Consolas" w:cs="Times New Roman"/>
+          <w:color w:val="BBBEBF"/>
+          <w:sz w:val="21"/>
+          <w:szCs w:val="21"/>
+          <w:lang w:eastAsia="ru-RU"/>
+        </w:rPr>
+      </w:pPr>
+      <w:r>
+        <w:rPr>
+          <w:rFonts w:ascii="Consolas" w:eastAsia="Times New Roman" w:hAnsi="Consolas" w:cs="Times New Roman"/>
+          <w:color w:val="FF7B72"/>
+          <w:sz w:val="21"/>
+          <w:szCs w:val="21"/>
+          <w:lang w:eastAsia="ru-RU"/>
+        </w:rPr>
+        <w:lastRenderedPageBreak/>
+        <w:t>INSERT INTO</w:t>
+      </w:r>
+      <w:r>
+        <w:rPr>
+          <w:rFonts w:ascii="Consolas" w:eastAsia="Times New Roman" w:hAnsi="Consolas" w:cs="Times New Roman"/>
+          <w:color w:val="BBBEBF"/>
+          <w:sz w:val="21"/>
+          <w:szCs w:val="21"/>
+          <w:lang w:eastAsia="ru-RU"/>
+        </w:rPr>
+        <w:t xml:space="preserve"> ship (</w:t>
+      </w:r>
+      <w:r>
+        <w:rPr>
+          <w:rFonts w:ascii="Consolas" w:eastAsia="Times New Roman" w:hAnsi="Consolas" w:cs="Times New Roman"/>
+          <w:color w:val="FF7B72"/>
+          <w:sz w:val="21"/>
+          <w:szCs w:val="21"/>
+          <w:lang w:eastAsia="ru-RU"/>
+        </w:rPr>
+        <w:t>name</w:t>
+      </w:r>
+      <w:r>
+        <w:rPr>
+          <w:rFonts w:ascii="Consolas" w:eastAsia="Times New Roman" w:hAnsi="Consolas" w:cs="Times New Roman"/>
+          <w:color w:val="BBBEBF"/>
+          <w:sz w:val="21"/>
+          <w:szCs w:val="21"/>
+          <w:lang w:eastAsia="ru-RU"/>
+        </w:rPr>
+        <w:t xml:space="preserve">, </w:t>
+      </w:r>
+      <w:r>
+        <w:rPr>
+          <w:rFonts w:ascii="Consolas" w:eastAsia="Times New Roman" w:hAnsi="Consolas" w:cs="Times New Roman"/>
+          <w:color w:val="FF7B72"/>
+          <w:sz w:val="21"/>
+          <w:szCs w:val="21"/>
+          <w:lang w:eastAsia="ru-RU"/>
+        </w:rPr>
+        <w:t>description</w:t>
+      </w:r>
+      <w:r>
+        <w:rPr>
+          <w:rFonts w:ascii="Consolas" w:eastAsia="Times New Roman" w:hAnsi="Consolas" w:cs="Times New Roman"/>
+          <w:color w:val="BBBEBF"/>
+          <w:sz w:val="21"/>
+          <w:szCs w:val="21"/>
+          <w:lang w:eastAsia="ru-RU"/>
+        </w:rPr>
+        <w:t xml:space="preserve">) </w:t>
+      </w:r>
+      <w:r>
+        <w:rPr>
+          <w:rFonts w:ascii="Consolas" w:eastAsia="Times New Roman" w:hAnsi="Consolas" w:cs="Times New Roman"/>
+          <w:color w:val="FF7B72"/>
+          <w:sz w:val="21"/>
+          <w:szCs w:val="21"/>
+          <w:lang w:eastAsia="ru-RU"/>
+        </w:rPr>
+        <w:t>VALUES</w:t>
+      </w:r>
+    </w:p>
+    <w:p>
+      <w:pPr>
+        <w:shd w:val="clear" w:color="auto" w:fill="121314"/>
+        <w:spacing w:after="0" w:line="285" w:lineRule="atLeast"/>
+        <w:rPr>
+          <w:rFonts w:ascii="Consolas" w:eastAsia="Times New Roman" w:hAnsi="Consolas" w:cs="Times New Roman"/>
+          <w:color w:val="BBBEBF"/>
+          <w:sz w:val="21"/>
+          <w:szCs w:val="21"/>
+          <w:lang w:val="ru-RU" w:eastAsia="ru-RU"/>
+        </w:rPr>
+      </w:pPr>
+      <w:r>
+        <w:rPr>
+          <w:rFonts w:ascii="Consolas" w:eastAsia="Times New Roman" w:hAnsi="Consolas" w:cs="Times New Roman"/>
+          <w:color w:val="BBBEBF"/>
+          <w:sz w:val="21"/>
+          <w:szCs w:val="21"/>
+          <w:lang w:val="ru-RU" w:eastAsia="ru-RU"/>
+        </w:rPr>
         <w:t>(</w:t>
       </w:r>
-      <w:proofErr w:type="gramEnd"/>
-    </w:p>
-    <w:p>
-      <w:r>
-        <w:t>OBSERVER_ID integer,</w:t>
-      </w:r>
-    </w:p>
-    <w:p>
-      <w:proofErr w:type="gramStart"/>
-      <w:r>
-        <w:t>NAME  text</w:t>
-      </w:r>
-      <w:proofErr w:type="gramEnd"/>
-      <w:r>
-        <w:t>,</w:t>
-      </w:r>
-    </w:p>
-    <w:p>
-      <w:r>
-        <w:t>SEX text,</w:t>
-      </w:r>
-    </w:p>
-    <w:p>
-      <w:r>
-        <w:t>EMOTIONAL text,</w:t>
-      </w:r>
-    </w:p>
-    <w:p>
-      <w:r>
-        <w:t xml:space="preserve">IS_OBSERV </w:t>
+      <w:r>
+        <w:rPr>
+          <w:rFonts w:ascii="Consolas" w:eastAsia="Times New Roman" w:hAnsi="Consolas" w:cs="Times New Roman"/>
+          <w:color w:val="A5D6FF"/>
+          <w:sz w:val="21"/>
+          <w:szCs w:val="21"/>
+          <w:lang w:val="ru-RU" w:eastAsia="ru-RU"/>
+        </w:rPr>
+        <w:t>'</w:t>
       </w:r>
       <w:proofErr w:type="spellStart"/>
       <w:r>
-        <w:t>boolean</w:t>
+        <w:rPr>
+          <w:rFonts w:ascii="Consolas" w:eastAsia="Times New Roman" w:hAnsi="Consolas" w:cs="Times New Roman"/>
+          <w:color w:val="A5D6FF"/>
+          <w:sz w:val="21"/>
+          <w:szCs w:val="21"/>
+          <w:lang w:val="ru-RU" w:eastAsia="ru-RU"/>
+        </w:rPr>
+        <w:t>Покойоколка</w:t>
       </w:r>
       <w:proofErr w:type="spellEnd"/>
       <w:r>
-        <w:t>,</w:t>
-      </w:r>
-    </w:p>
-    <w:p>
-      <w:r>
-        <w:t>USE TELESCOP integer,</w:t>
-      </w:r>
-    </w:p>
-    <w:p>
-      <w:r>
-        <w:t>IDEA_IS_CHANGE Boolean</w:t>
-      </w:r>
-    </w:p>
-    <w:p>
-      <w:r>
+        <w:rPr>
+          <w:rFonts w:ascii="Consolas" w:eastAsia="Times New Roman" w:hAnsi="Consolas" w:cs="Times New Roman"/>
+          <w:color w:val="A5D6FF"/>
+          <w:sz w:val="21"/>
+          <w:szCs w:val="21"/>
+          <w:lang w:val="ru-RU" w:eastAsia="ru-RU"/>
+        </w:rPr>
+        <w:t>'</w:t>
+      </w:r>
+      <w:r>
+        <w:rPr>
+          <w:rFonts w:ascii="Consolas" w:eastAsia="Times New Roman" w:hAnsi="Consolas" w:cs="Times New Roman"/>
+          <w:color w:val="BBBEBF"/>
+          <w:sz w:val="21"/>
+          <w:szCs w:val="21"/>
+          <w:lang w:val="ru-RU" w:eastAsia="ru-RU"/>
+        </w:rPr>
+        <w:t xml:space="preserve">, </w:t>
+      </w:r>
+      <w:r>
+        <w:rPr>
+          <w:rFonts w:ascii="Consolas" w:eastAsia="Times New Roman" w:hAnsi="Consolas" w:cs="Times New Roman"/>
+          <w:color w:val="A5D6FF"/>
+          <w:sz w:val="21"/>
+          <w:szCs w:val="21"/>
+          <w:lang w:val="ru-RU" w:eastAsia="ru-RU"/>
+        </w:rPr>
+        <w:t xml:space="preserve">'Загадочное судно с хранителями </w:t>
+      </w:r>
+      <w:proofErr w:type="spellStart"/>
+      <w:r>
+        <w:rPr>
+          <w:rFonts w:ascii="Consolas" w:eastAsia="Times New Roman" w:hAnsi="Consolas" w:cs="Times New Roman"/>
+          <w:color w:val="A5D6FF"/>
+          <w:sz w:val="21"/>
+          <w:szCs w:val="21"/>
+          <w:lang w:val="ru-RU" w:eastAsia="ru-RU"/>
+        </w:rPr>
+        <w:t>свэга</w:t>
+      </w:r>
+      <w:proofErr w:type="spellEnd"/>
+      <w:r>
+        <w:rPr>
+          <w:rFonts w:ascii="Consolas" w:eastAsia="Times New Roman" w:hAnsi="Consolas" w:cs="Times New Roman"/>
+          <w:color w:val="A5D6FF"/>
+          <w:sz w:val="21"/>
+          <w:szCs w:val="21"/>
+          <w:lang w:val="ru-RU" w:eastAsia="ru-RU"/>
+        </w:rPr>
+        <w:t xml:space="preserve"> в синих кепках'</w:t>
+      </w:r>
+      <w:r>
+        <w:rPr>
+          <w:rFonts w:ascii="Consolas" w:eastAsia="Times New Roman" w:hAnsi="Consolas" w:cs="Times New Roman"/>
+          <w:color w:val="BBBEBF"/>
+          <w:sz w:val="21"/>
+          <w:szCs w:val="21"/>
+          <w:lang w:val="ru-RU" w:eastAsia="ru-RU"/>
+        </w:rPr>
+        <w:t>),</w:t>
+      </w:r>
+    </w:p>
+    <w:p>
+      <w:pPr>
+        <w:shd w:val="clear" w:color="auto" w:fill="121314"/>
+        <w:spacing w:after="0" w:line="285" w:lineRule="atLeast"/>
+        <w:rPr>
+          <w:rFonts w:ascii="Consolas" w:eastAsia="Times New Roman" w:hAnsi="Consolas" w:cs="Times New Roman"/>
+          <w:color w:val="BBBEBF"/>
+          <w:sz w:val="21"/>
+          <w:szCs w:val="21"/>
+          <w:lang w:val="ru-RU" w:eastAsia="ru-RU"/>
+        </w:rPr>
+      </w:pPr>
+      <w:r>
+        <w:rPr>
+          <w:rFonts w:ascii="Consolas" w:eastAsia="Times New Roman" w:hAnsi="Consolas" w:cs="Times New Roman"/>
+          <w:color w:val="BBBEBF"/>
+          <w:sz w:val="21"/>
+          <w:szCs w:val="21"/>
+          <w:lang w:val="ru-RU" w:eastAsia="ru-RU"/>
+        </w:rPr>
+        <w:t>(</w:t>
+      </w:r>
+      <w:r>
+        <w:rPr>
+          <w:rFonts w:ascii="Consolas" w:eastAsia="Times New Roman" w:hAnsi="Consolas" w:cs="Times New Roman"/>
+          <w:color w:val="A5D6FF"/>
+          <w:sz w:val="21"/>
+          <w:szCs w:val="21"/>
+          <w:lang w:val="ru-RU" w:eastAsia="ru-RU"/>
+        </w:rPr>
+        <w:t>'67-й покоритель'</w:t>
+      </w:r>
+      <w:r>
+        <w:rPr>
+          <w:rFonts w:ascii="Consolas" w:eastAsia="Times New Roman" w:hAnsi="Consolas" w:cs="Times New Roman"/>
+          <w:color w:val="BBBEBF"/>
+          <w:sz w:val="21"/>
+          <w:szCs w:val="21"/>
+          <w:lang w:val="ru-RU" w:eastAsia="ru-RU"/>
+        </w:rPr>
+        <w:t xml:space="preserve">, </w:t>
+      </w:r>
+      <w:r>
+        <w:rPr>
+          <w:rFonts w:ascii="Consolas" w:eastAsia="Times New Roman" w:hAnsi="Consolas" w:cs="Times New Roman"/>
+          <w:color w:val="A5D6FF"/>
+          <w:sz w:val="21"/>
+          <w:szCs w:val="21"/>
+          <w:lang w:val="ru-RU" w:eastAsia="ru-RU"/>
+        </w:rPr>
+        <w:t>'Давным-давно утерянная среди песков времени легенда'</w:t>
+      </w:r>
+      <w:r>
+        <w:rPr>
+          <w:rFonts w:ascii="Consolas" w:eastAsia="Times New Roman" w:hAnsi="Consolas" w:cs="Times New Roman"/>
+          <w:color w:val="BBBEBF"/>
+          <w:sz w:val="21"/>
+          <w:szCs w:val="21"/>
+          <w:lang w:val="ru-RU" w:eastAsia="ru-RU"/>
+        </w:rPr>
+        <w:t>),</w:t>
+      </w:r>
+    </w:p>
+    <w:p>
+      <w:pPr>
+        <w:shd w:val="clear" w:color="auto" w:fill="121314"/>
+        <w:spacing w:after="0" w:line="285" w:lineRule="atLeast"/>
+        <w:rPr>
+          <w:rFonts w:ascii="Consolas" w:eastAsia="Times New Roman" w:hAnsi="Consolas" w:cs="Times New Roman"/>
+          <w:color w:val="BBBEBF"/>
+          <w:sz w:val="21"/>
+          <w:szCs w:val="21"/>
+          <w:lang w:val="ru-RU" w:eastAsia="ru-RU"/>
+        </w:rPr>
+      </w:pPr>
+      <w:r>
+        <w:rPr>
+          <w:rFonts w:ascii="Consolas" w:eastAsia="Times New Roman" w:hAnsi="Consolas" w:cs="Times New Roman"/>
+          <w:color w:val="BBBEBF"/>
+          <w:sz w:val="21"/>
+          <w:szCs w:val="21"/>
+          <w:lang w:val="ru-RU" w:eastAsia="ru-RU"/>
+        </w:rPr>
+        <w:t>(</w:t>
+      </w:r>
+      <w:r>
+        <w:rPr>
+          <w:rFonts w:ascii="Consolas" w:eastAsia="Times New Roman" w:hAnsi="Consolas" w:cs="Times New Roman"/>
+          <w:color w:val="A5D6FF"/>
+          <w:sz w:val="21"/>
+          <w:szCs w:val="21"/>
+          <w:lang w:val="ru-RU" w:eastAsia="ru-RU"/>
+        </w:rPr>
+        <w:t>'Т.Ю.'</w:t>
+      </w:r>
+      <w:r>
+        <w:rPr>
+          <w:rFonts w:ascii="Consolas" w:eastAsia="Times New Roman" w:hAnsi="Consolas" w:cs="Times New Roman"/>
+          <w:color w:val="BBBEBF"/>
+          <w:sz w:val="21"/>
+          <w:szCs w:val="21"/>
+          <w:lang w:val="ru-RU" w:eastAsia="ru-RU"/>
+        </w:rPr>
+        <w:t xml:space="preserve">, </w:t>
+      </w:r>
+      <w:r>
+        <w:rPr>
+          <w:rFonts w:ascii="Consolas" w:eastAsia="Times New Roman" w:hAnsi="Consolas" w:cs="Times New Roman"/>
+          <w:color w:val="A5D6FF"/>
+          <w:sz w:val="21"/>
+          <w:szCs w:val="21"/>
+          <w:lang w:val="ru-RU" w:eastAsia="ru-RU"/>
+        </w:rPr>
+        <w:t xml:space="preserve">'Летающая обитель </w:t>
+      </w:r>
+      <w:proofErr w:type="spellStart"/>
+      <w:r>
+        <w:rPr>
+          <w:rFonts w:ascii="Consolas" w:eastAsia="Times New Roman" w:hAnsi="Consolas" w:cs="Times New Roman"/>
+          <w:color w:val="A5D6FF"/>
+          <w:sz w:val="21"/>
+          <w:szCs w:val="21"/>
+          <w:lang w:val="ru-RU" w:eastAsia="ru-RU"/>
+        </w:rPr>
+        <w:t>космо</w:t>
+      </w:r>
+      <w:proofErr w:type="spellEnd"/>
+      <w:r>
+        <w:rPr>
+          <w:rFonts w:ascii="Consolas" w:eastAsia="Times New Roman" w:hAnsi="Consolas" w:cs="Times New Roman"/>
+          <w:color w:val="A5D6FF"/>
+          <w:sz w:val="21"/>
+          <w:szCs w:val="21"/>
+          <w:lang w:val="ru-RU" w:eastAsia="ru-RU"/>
+        </w:rPr>
+        <w:t>-варваров'</w:t>
+      </w:r>
+      <w:r>
+        <w:rPr>
+          <w:rFonts w:ascii="Consolas" w:eastAsia="Times New Roman" w:hAnsi="Consolas" w:cs="Times New Roman"/>
+          <w:color w:val="BBBEBF"/>
+          <w:sz w:val="21"/>
+          <w:szCs w:val="21"/>
+          <w:lang w:val="ru-RU" w:eastAsia="ru-RU"/>
+        </w:rPr>
         <w:t>);</w:t>
       </w:r>
     </w:p>
     <w:p>
-      <w:r>
-        <w:t>CREATE TABLE PLANET (</w:t>
-      </w:r>
-    </w:p>
-    <w:p>
-      <w:pPr>
-        <w:rPr>
-          <w:lang w:val="ru-RU"/>
-        </w:rPr>
-      </w:pPr>
-      <w:r>
-        <w:t>PLANET</w:t>
-      </w:r>
-      <w:r>
-        <w:rPr>
-          <w:lang w:val="ru-RU"/>
-        </w:rPr>
-        <w:t>_</w:t>
-      </w:r>
-      <w:r>
-        <w:t>ID</w:t>
-      </w:r>
-      <w:r>
-        <w:rPr>
-          <w:lang w:val="ru-RU"/>
-        </w:rPr>
-        <w:t xml:space="preserve">  </w:t>
+      <w:pPr>
+        <w:shd w:val="clear" w:color="auto" w:fill="121314"/>
+        <w:spacing w:after="0" w:line="285" w:lineRule="atLeast"/>
+        <w:rPr>
+          <w:rFonts w:ascii="Consolas" w:eastAsia="Times New Roman" w:hAnsi="Consolas" w:cs="Times New Roman"/>
+          <w:color w:val="BBBEBF"/>
+          <w:sz w:val="21"/>
+          <w:szCs w:val="21"/>
+          <w:lang w:val="ru-RU" w:eastAsia="ru-RU"/>
+        </w:rPr>
+      </w:pPr>
+    </w:p>
+    <w:p>
+      <w:pPr>
+        <w:shd w:val="clear" w:color="auto" w:fill="121314"/>
+        <w:spacing w:after="0" w:line="285" w:lineRule="atLeast"/>
+        <w:rPr>
+          <w:rFonts w:ascii="Consolas" w:eastAsia="Times New Roman" w:hAnsi="Consolas" w:cs="Times New Roman"/>
+          <w:color w:val="BBBEBF"/>
+          <w:sz w:val="21"/>
+          <w:szCs w:val="21"/>
+          <w:lang w:eastAsia="ru-RU"/>
+        </w:rPr>
+      </w:pPr>
+      <w:r>
+        <w:rPr>
+          <w:rFonts w:ascii="Consolas" w:eastAsia="Times New Roman" w:hAnsi="Consolas" w:cs="Times New Roman"/>
+          <w:color w:val="FF7B72"/>
+          <w:sz w:val="21"/>
+          <w:szCs w:val="21"/>
+          <w:lang w:eastAsia="ru-RU"/>
+        </w:rPr>
+        <w:t>INSERT INTO</w:t>
+      </w:r>
+      <w:r>
+        <w:rPr>
+          <w:rFonts w:ascii="Consolas" w:eastAsia="Times New Roman" w:hAnsi="Consolas" w:cs="Times New Roman"/>
+          <w:color w:val="BBBEBF"/>
+          <w:sz w:val="21"/>
+          <w:szCs w:val="21"/>
+          <w:lang w:eastAsia="ru-RU"/>
+        </w:rPr>
+        <w:t xml:space="preserve"> human (</w:t>
+      </w:r>
+      <w:r>
+        <w:rPr>
+          <w:rFonts w:ascii="Consolas" w:eastAsia="Times New Roman" w:hAnsi="Consolas" w:cs="Times New Roman"/>
+          <w:color w:val="FF7B72"/>
+          <w:sz w:val="21"/>
+          <w:szCs w:val="21"/>
+          <w:lang w:eastAsia="ru-RU"/>
+        </w:rPr>
+        <w:t>name</w:t>
+      </w:r>
+      <w:r>
+        <w:rPr>
+          <w:rFonts w:ascii="Consolas" w:eastAsia="Times New Roman" w:hAnsi="Consolas" w:cs="Times New Roman"/>
+          <w:color w:val="BBBEBF"/>
+          <w:sz w:val="21"/>
+          <w:szCs w:val="21"/>
+          <w:lang w:eastAsia="ru-RU"/>
+        </w:rPr>
+        <w:t xml:space="preserve">, age, major, sex, </w:t>
+      </w:r>
+      <w:proofErr w:type="spellStart"/>
+      <w:r>
+        <w:rPr>
+          <w:rFonts w:ascii="Consolas" w:eastAsia="Times New Roman" w:hAnsi="Consolas" w:cs="Times New Roman"/>
+          <w:color w:val="BBBEBF"/>
+          <w:sz w:val="21"/>
+          <w:szCs w:val="21"/>
+          <w:lang w:eastAsia="ru-RU"/>
+        </w:rPr>
+        <w:t>ship_id</w:t>
+      </w:r>
+      <w:proofErr w:type="spellEnd"/>
+      <w:r>
+        <w:rPr>
+          <w:rFonts w:ascii="Consolas" w:eastAsia="Times New Roman" w:hAnsi="Consolas" w:cs="Times New Roman"/>
+          <w:color w:val="BBBEBF"/>
+          <w:sz w:val="21"/>
+          <w:szCs w:val="21"/>
+          <w:lang w:eastAsia="ru-RU"/>
+        </w:rPr>
+        <w:t xml:space="preserve">) </w:t>
+      </w:r>
+      <w:r>
+        <w:rPr>
+          <w:rFonts w:ascii="Consolas" w:eastAsia="Times New Roman" w:hAnsi="Consolas" w:cs="Times New Roman"/>
+          <w:color w:val="FF7B72"/>
+          <w:sz w:val="21"/>
+          <w:szCs w:val="21"/>
+          <w:lang w:eastAsia="ru-RU"/>
+        </w:rPr>
+        <w:t>VALUES</w:t>
+      </w:r>
+    </w:p>
+    <w:p>
+      <w:pPr>
+        <w:shd w:val="clear" w:color="auto" w:fill="121314"/>
+        <w:spacing w:after="0" w:line="285" w:lineRule="atLeast"/>
+        <w:rPr>
+          <w:rFonts w:ascii="Consolas" w:eastAsia="Times New Roman" w:hAnsi="Consolas" w:cs="Times New Roman"/>
+          <w:color w:val="BBBEBF"/>
+          <w:sz w:val="21"/>
+          <w:szCs w:val="21"/>
+          <w:lang w:eastAsia="ru-RU"/>
+        </w:rPr>
+      </w:pPr>
+      <w:r>
+        <w:rPr>
+          <w:rFonts w:ascii="Consolas" w:eastAsia="Times New Roman" w:hAnsi="Consolas" w:cs="Times New Roman"/>
+          <w:color w:val="BBBEBF"/>
+          <w:sz w:val="21"/>
+          <w:szCs w:val="21"/>
+          <w:lang w:eastAsia="ru-RU"/>
+        </w:rPr>
+        <w:t>(</w:t>
+      </w:r>
+      <w:r>
+        <w:rPr>
+          <w:rFonts w:ascii="Consolas" w:eastAsia="Times New Roman" w:hAnsi="Consolas" w:cs="Times New Roman"/>
+          <w:color w:val="A5D6FF"/>
+          <w:sz w:val="21"/>
+          <w:szCs w:val="21"/>
+          <w:lang w:eastAsia="ru-RU"/>
+        </w:rPr>
+        <w:t>'</w:t>
+      </w:r>
+      <w:r>
+        <w:rPr>
+          <w:rFonts w:ascii="Consolas" w:eastAsia="Times New Roman" w:hAnsi="Consolas" w:cs="Times New Roman"/>
+          <w:color w:val="A5D6FF"/>
+          <w:sz w:val="21"/>
+          <w:szCs w:val="21"/>
+          <w:lang w:val="ru-RU" w:eastAsia="ru-RU"/>
+        </w:rPr>
+        <w:t>Егор</w:t>
+      </w:r>
+      <w:r>
+        <w:rPr>
+          <w:rFonts w:ascii="Consolas" w:eastAsia="Times New Roman" w:hAnsi="Consolas" w:cs="Times New Roman"/>
+          <w:color w:val="A5D6FF"/>
+          <w:sz w:val="21"/>
+          <w:szCs w:val="21"/>
+          <w:lang w:eastAsia="ru-RU"/>
+        </w:rPr>
+        <w:t>'</w:t>
+      </w:r>
+      <w:r>
+        <w:rPr>
+          <w:rFonts w:ascii="Consolas" w:eastAsia="Times New Roman" w:hAnsi="Consolas" w:cs="Times New Roman"/>
+          <w:color w:val="BBBEBF"/>
+          <w:sz w:val="21"/>
+          <w:szCs w:val="21"/>
+          <w:lang w:eastAsia="ru-RU"/>
+        </w:rPr>
+        <w:t xml:space="preserve">, </w:t>
+      </w:r>
+      <w:r>
+        <w:rPr>
+          <w:rFonts w:ascii="Consolas" w:eastAsia="Times New Roman" w:hAnsi="Consolas" w:cs="Times New Roman"/>
+          <w:color w:val="B5CEA8"/>
+          <w:sz w:val="21"/>
+          <w:szCs w:val="21"/>
+          <w:lang w:eastAsia="ru-RU"/>
+        </w:rPr>
+        <w:t>52</w:t>
+      </w:r>
+      <w:r>
+        <w:rPr>
+          <w:rFonts w:ascii="Consolas" w:eastAsia="Times New Roman" w:hAnsi="Consolas" w:cs="Times New Roman"/>
+          <w:color w:val="BBBEBF"/>
+          <w:sz w:val="21"/>
+          <w:szCs w:val="21"/>
+          <w:lang w:eastAsia="ru-RU"/>
+        </w:rPr>
+        <w:t xml:space="preserve">, </w:t>
+      </w:r>
+      <w:r>
+        <w:rPr>
+          <w:rFonts w:ascii="Consolas" w:eastAsia="Times New Roman" w:hAnsi="Consolas" w:cs="Times New Roman"/>
+          <w:color w:val="A5D6FF"/>
+          <w:sz w:val="21"/>
+          <w:szCs w:val="21"/>
+          <w:lang w:eastAsia="ru-RU"/>
+        </w:rPr>
+        <w:t>'cook'</w:t>
+      </w:r>
+      <w:r>
+        <w:rPr>
+          <w:rFonts w:ascii="Consolas" w:eastAsia="Times New Roman" w:hAnsi="Consolas" w:cs="Times New Roman"/>
+          <w:color w:val="BBBEBF"/>
+          <w:sz w:val="21"/>
+          <w:szCs w:val="21"/>
+          <w:lang w:eastAsia="ru-RU"/>
+        </w:rPr>
+        <w:t xml:space="preserve">, </w:t>
+      </w:r>
+      <w:r>
+        <w:rPr>
+          <w:rFonts w:ascii="Consolas" w:eastAsia="Times New Roman" w:hAnsi="Consolas" w:cs="Times New Roman"/>
+          <w:color w:val="569CD6"/>
+          <w:sz w:val="21"/>
+          <w:szCs w:val="21"/>
+          <w:lang w:eastAsia="ru-RU"/>
+        </w:rPr>
+        <w:t>DEFAULT</w:t>
+      </w:r>
+      <w:r>
+        <w:rPr>
+          <w:rFonts w:ascii="Consolas" w:eastAsia="Times New Roman" w:hAnsi="Consolas" w:cs="Times New Roman"/>
+          <w:color w:val="BBBEBF"/>
+          <w:sz w:val="21"/>
+          <w:szCs w:val="21"/>
+          <w:lang w:eastAsia="ru-RU"/>
+        </w:rPr>
+        <w:t xml:space="preserve">, </w:t>
+      </w:r>
+      <w:r>
+        <w:rPr>
+          <w:rFonts w:ascii="Consolas" w:eastAsia="Times New Roman" w:hAnsi="Consolas" w:cs="Times New Roman"/>
+          <w:color w:val="B5CEA8"/>
+          <w:sz w:val="21"/>
+          <w:szCs w:val="21"/>
+          <w:lang w:eastAsia="ru-RU"/>
+        </w:rPr>
+        <w:t>1</w:t>
+      </w:r>
+      <w:r>
+        <w:rPr>
+          <w:rFonts w:ascii="Consolas" w:eastAsia="Times New Roman" w:hAnsi="Consolas" w:cs="Times New Roman"/>
+          <w:color w:val="BBBEBF"/>
+          <w:sz w:val="21"/>
+          <w:szCs w:val="21"/>
+          <w:lang w:eastAsia="ru-RU"/>
+        </w:rPr>
+        <w:t>),</w:t>
+      </w:r>
+    </w:p>
+    <w:p>
+      <w:pPr>
+        <w:shd w:val="clear" w:color="auto" w:fill="121314"/>
+        <w:spacing w:after="0" w:line="285" w:lineRule="atLeast"/>
+        <w:rPr>
+          <w:rFonts w:ascii="Consolas" w:eastAsia="Times New Roman" w:hAnsi="Consolas" w:cs="Times New Roman"/>
+          <w:color w:val="BBBEBF"/>
+          <w:sz w:val="21"/>
+          <w:szCs w:val="21"/>
+          <w:lang w:eastAsia="ru-RU"/>
+        </w:rPr>
+      </w:pPr>
+      <w:r>
+        <w:rPr>
+          <w:rFonts w:ascii="Consolas" w:eastAsia="Times New Roman" w:hAnsi="Consolas" w:cs="Times New Roman"/>
+          <w:color w:val="BBBEBF"/>
+          <w:sz w:val="21"/>
+          <w:szCs w:val="21"/>
+          <w:lang w:eastAsia="ru-RU"/>
+        </w:rPr>
+        <w:t>(</w:t>
+      </w:r>
+      <w:r>
+        <w:rPr>
+          <w:rFonts w:ascii="Consolas" w:eastAsia="Times New Roman" w:hAnsi="Consolas" w:cs="Times New Roman"/>
+          <w:color w:val="A5D6FF"/>
+          <w:sz w:val="21"/>
+          <w:szCs w:val="21"/>
+          <w:lang w:eastAsia="ru-RU"/>
+        </w:rPr>
+        <w:t>'</w:t>
+      </w:r>
+      <w:r>
+        <w:rPr>
+          <w:rFonts w:ascii="Consolas" w:eastAsia="Times New Roman" w:hAnsi="Consolas" w:cs="Times New Roman"/>
+          <w:color w:val="A5D6FF"/>
+          <w:sz w:val="21"/>
+          <w:szCs w:val="21"/>
+          <w:lang w:val="ru-RU" w:eastAsia="ru-RU"/>
+        </w:rPr>
+        <w:t>Боб</w:t>
+      </w:r>
+      <w:r>
+        <w:rPr>
+          <w:rFonts w:ascii="Consolas" w:eastAsia="Times New Roman" w:hAnsi="Consolas" w:cs="Times New Roman"/>
+          <w:color w:val="A5D6FF"/>
+          <w:sz w:val="21"/>
+          <w:szCs w:val="21"/>
+          <w:lang w:eastAsia="ru-RU"/>
+        </w:rPr>
+        <w:t>'</w:t>
+      </w:r>
+      <w:r>
+        <w:rPr>
+          <w:rFonts w:ascii="Consolas" w:eastAsia="Times New Roman" w:hAnsi="Consolas" w:cs="Times New Roman"/>
+          <w:color w:val="BBBEBF"/>
+          <w:sz w:val="21"/>
+          <w:szCs w:val="21"/>
+          <w:lang w:eastAsia="ru-RU"/>
+        </w:rPr>
+        <w:t xml:space="preserve">, </w:t>
+      </w:r>
+      <w:r>
+        <w:rPr>
+          <w:rFonts w:ascii="Consolas" w:eastAsia="Times New Roman" w:hAnsi="Consolas" w:cs="Times New Roman"/>
+          <w:color w:val="B5CEA8"/>
+          <w:sz w:val="21"/>
+          <w:szCs w:val="21"/>
+          <w:lang w:eastAsia="ru-RU"/>
+        </w:rPr>
+        <w:t>67</w:t>
+      </w:r>
+      <w:r>
+        <w:rPr>
+          <w:rFonts w:ascii="Consolas" w:eastAsia="Times New Roman" w:hAnsi="Consolas" w:cs="Times New Roman"/>
+          <w:color w:val="BBBEBF"/>
+          <w:sz w:val="21"/>
+          <w:szCs w:val="21"/>
+          <w:lang w:eastAsia="ru-RU"/>
+        </w:rPr>
+        <w:t xml:space="preserve">, </w:t>
+      </w:r>
+      <w:r>
+        <w:rPr>
+          <w:rFonts w:ascii="Consolas" w:eastAsia="Times New Roman" w:hAnsi="Consolas" w:cs="Times New Roman"/>
+          <w:color w:val="A5D6FF"/>
+          <w:sz w:val="21"/>
+          <w:szCs w:val="21"/>
+          <w:lang w:eastAsia="ru-RU"/>
+        </w:rPr>
+        <w:t>'cleaner'</w:t>
+      </w:r>
+      <w:r>
+        <w:rPr>
+          <w:rFonts w:ascii="Consolas" w:eastAsia="Times New Roman" w:hAnsi="Consolas" w:cs="Times New Roman"/>
+          <w:color w:val="BBBEBF"/>
+          <w:sz w:val="21"/>
+          <w:szCs w:val="21"/>
+          <w:lang w:eastAsia="ru-RU"/>
+        </w:rPr>
+        <w:t xml:space="preserve">, </w:t>
+      </w:r>
+      <w:r>
+        <w:rPr>
+          <w:rFonts w:ascii="Consolas" w:eastAsia="Times New Roman" w:hAnsi="Consolas" w:cs="Times New Roman"/>
+          <w:color w:val="569CD6"/>
+          <w:sz w:val="21"/>
+          <w:szCs w:val="21"/>
+          <w:lang w:eastAsia="ru-RU"/>
+        </w:rPr>
+        <w:t>DEFAULT</w:t>
+      </w:r>
+      <w:r>
+        <w:rPr>
+          <w:rFonts w:ascii="Consolas" w:eastAsia="Times New Roman" w:hAnsi="Consolas" w:cs="Times New Roman"/>
+          <w:color w:val="BBBEBF"/>
+          <w:sz w:val="21"/>
+          <w:szCs w:val="21"/>
+          <w:lang w:eastAsia="ru-RU"/>
+        </w:rPr>
+        <w:t xml:space="preserve">, </w:t>
+      </w:r>
+      <w:r>
+        <w:rPr>
+          <w:rFonts w:ascii="Consolas" w:eastAsia="Times New Roman" w:hAnsi="Consolas" w:cs="Times New Roman"/>
+          <w:color w:val="B5CEA8"/>
+          <w:sz w:val="21"/>
+          <w:szCs w:val="21"/>
+          <w:lang w:eastAsia="ru-RU"/>
+        </w:rPr>
+        <w:t>3</w:t>
+      </w:r>
+      <w:r>
+        <w:rPr>
+          <w:rFonts w:ascii="Consolas" w:eastAsia="Times New Roman" w:hAnsi="Consolas" w:cs="Times New Roman"/>
+          <w:color w:val="BBBEBF"/>
+          <w:sz w:val="21"/>
+          <w:szCs w:val="21"/>
+          <w:lang w:eastAsia="ru-RU"/>
+        </w:rPr>
+        <w:t>),</w:t>
+      </w:r>
+    </w:p>
+    <w:p>
+      <w:pPr>
+        <w:shd w:val="clear" w:color="auto" w:fill="121314"/>
+        <w:spacing w:after="0" w:line="285" w:lineRule="atLeast"/>
+        <w:rPr>
+          <w:rFonts w:ascii="Consolas" w:eastAsia="Times New Roman" w:hAnsi="Consolas" w:cs="Times New Roman"/>
+          <w:color w:val="BBBEBF"/>
+          <w:sz w:val="21"/>
+          <w:szCs w:val="21"/>
+          <w:lang w:eastAsia="ru-RU"/>
+        </w:rPr>
+      </w:pPr>
+      <w:r>
+        <w:rPr>
+          <w:rFonts w:ascii="Consolas" w:eastAsia="Times New Roman" w:hAnsi="Consolas" w:cs="Times New Roman"/>
+          <w:color w:val="BBBEBF"/>
+          <w:sz w:val="21"/>
+          <w:szCs w:val="21"/>
+          <w:lang w:eastAsia="ru-RU"/>
+        </w:rPr>
+        <w:t>(</w:t>
+      </w:r>
+      <w:r>
+        <w:rPr>
+          <w:rFonts w:ascii="Consolas" w:eastAsia="Times New Roman" w:hAnsi="Consolas" w:cs="Times New Roman"/>
+          <w:color w:val="A5D6FF"/>
+          <w:sz w:val="21"/>
+          <w:szCs w:val="21"/>
+          <w:lang w:eastAsia="ru-RU"/>
+        </w:rPr>
+        <w:t>'</w:t>
+      </w:r>
+      <w:r>
+        <w:rPr>
+          <w:rFonts w:ascii="Consolas" w:eastAsia="Times New Roman" w:hAnsi="Consolas" w:cs="Times New Roman"/>
+          <w:color w:val="A5D6FF"/>
+          <w:sz w:val="21"/>
+          <w:szCs w:val="21"/>
+          <w:lang w:val="ru-RU" w:eastAsia="ru-RU"/>
+        </w:rPr>
+        <w:t>Угара</w:t>
+      </w:r>
+      <w:r>
+        <w:rPr>
+          <w:rFonts w:ascii="Consolas" w:eastAsia="Times New Roman" w:hAnsi="Consolas" w:cs="Times New Roman"/>
+          <w:color w:val="A5D6FF"/>
+          <w:sz w:val="21"/>
+          <w:szCs w:val="21"/>
+          <w:lang w:eastAsia="ru-RU"/>
+        </w:rPr>
+        <w:t>'</w:t>
+      </w:r>
+      <w:r>
+        <w:rPr>
+          <w:rFonts w:ascii="Consolas" w:eastAsia="Times New Roman" w:hAnsi="Consolas" w:cs="Times New Roman"/>
+          <w:color w:val="BBBEBF"/>
+          <w:sz w:val="21"/>
+          <w:szCs w:val="21"/>
+          <w:lang w:eastAsia="ru-RU"/>
+        </w:rPr>
+        <w:t xml:space="preserve">, </w:t>
+      </w:r>
+      <w:r>
+        <w:rPr>
+          <w:rFonts w:ascii="Consolas" w:eastAsia="Times New Roman" w:hAnsi="Consolas" w:cs="Times New Roman"/>
+          <w:color w:val="B5CEA8"/>
+          <w:sz w:val="21"/>
+          <w:szCs w:val="21"/>
+          <w:lang w:eastAsia="ru-RU"/>
+        </w:rPr>
+        <w:t>1488</w:t>
+      </w:r>
+      <w:r>
+        <w:rPr>
+          <w:rFonts w:ascii="Consolas" w:eastAsia="Times New Roman" w:hAnsi="Consolas" w:cs="Times New Roman"/>
+          <w:color w:val="BBBEBF"/>
+          <w:sz w:val="21"/>
+          <w:szCs w:val="21"/>
+          <w:lang w:eastAsia="ru-RU"/>
+        </w:rPr>
+        <w:t xml:space="preserve">, </w:t>
+      </w:r>
+      <w:r>
+        <w:rPr>
+          <w:rFonts w:ascii="Consolas" w:eastAsia="Times New Roman" w:hAnsi="Consolas" w:cs="Times New Roman"/>
+          <w:color w:val="FF7B72"/>
+          <w:sz w:val="21"/>
+          <w:szCs w:val="21"/>
+          <w:lang w:eastAsia="ru-RU"/>
+        </w:rPr>
+        <w:t>NULL</w:t>
+      </w:r>
+      <w:r>
+        <w:rPr>
+          <w:rFonts w:ascii="Consolas" w:eastAsia="Times New Roman" w:hAnsi="Consolas" w:cs="Times New Roman"/>
+          <w:color w:val="BBBEBF"/>
+          <w:sz w:val="21"/>
+          <w:szCs w:val="21"/>
+          <w:lang w:eastAsia="ru-RU"/>
+        </w:rPr>
+        <w:t xml:space="preserve">, </w:t>
+      </w:r>
+      <w:r>
+        <w:rPr>
+          <w:rFonts w:ascii="Consolas" w:eastAsia="Times New Roman" w:hAnsi="Consolas" w:cs="Times New Roman"/>
+          <w:color w:val="A5D6FF"/>
+          <w:sz w:val="21"/>
+          <w:szCs w:val="21"/>
+          <w:lang w:eastAsia="ru-RU"/>
+        </w:rPr>
+        <w:t>'woman'</w:t>
+      </w:r>
+      <w:r>
+        <w:rPr>
+          <w:rFonts w:ascii="Consolas" w:eastAsia="Times New Roman" w:hAnsi="Consolas" w:cs="Times New Roman"/>
+          <w:color w:val="BBBEBF"/>
+          <w:sz w:val="21"/>
+          <w:szCs w:val="21"/>
+          <w:lang w:eastAsia="ru-RU"/>
+        </w:rPr>
+        <w:t xml:space="preserve">, </w:t>
+      </w:r>
+      <w:r>
+        <w:rPr>
+          <w:rFonts w:ascii="Consolas" w:eastAsia="Times New Roman" w:hAnsi="Consolas" w:cs="Times New Roman"/>
+          <w:color w:val="B5CEA8"/>
+          <w:sz w:val="21"/>
+          <w:szCs w:val="21"/>
+          <w:lang w:eastAsia="ru-RU"/>
+        </w:rPr>
+        <w:t>3</w:t>
+      </w:r>
+      <w:r>
+        <w:rPr>
+          <w:rFonts w:ascii="Consolas" w:eastAsia="Times New Roman" w:hAnsi="Consolas" w:cs="Times New Roman"/>
+          <w:color w:val="BBBEBF"/>
+          <w:sz w:val="21"/>
+          <w:szCs w:val="21"/>
+          <w:lang w:eastAsia="ru-RU"/>
+        </w:rPr>
+        <w:t>),</w:t>
+      </w:r>
+    </w:p>
+    <w:p>
+      <w:pPr>
+        <w:shd w:val="clear" w:color="auto" w:fill="121314"/>
+        <w:spacing w:after="0" w:line="285" w:lineRule="atLeast"/>
+        <w:rPr>
+          <w:rFonts w:ascii="Consolas" w:eastAsia="Times New Roman" w:hAnsi="Consolas" w:cs="Times New Roman"/>
+          <w:color w:val="BBBEBF"/>
+          <w:sz w:val="21"/>
+          <w:szCs w:val="21"/>
+          <w:lang w:eastAsia="ru-RU"/>
+        </w:rPr>
+      </w:pPr>
+      <w:r>
+        <w:rPr>
+          <w:rFonts w:ascii="Consolas" w:eastAsia="Times New Roman" w:hAnsi="Consolas" w:cs="Times New Roman"/>
+          <w:color w:val="BBBEBF"/>
+          <w:sz w:val="21"/>
+          <w:szCs w:val="21"/>
+          <w:lang w:eastAsia="ru-RU"/>
+        </w:rPr>
+        <w:t>(</w:t>
+      </w:r>
+      <w:r>
+        <w:rPr>
+          <w:rFonts w:ascii="Consolas" w:eastAsia="Times New Roman" w:hAnsi="Consolas" w:cs="Times New Roman"/>
+          <w:color w:val="A5D6FF"/>
+          <w:sz w:val="21"/>
+          <w:szCs w:val="21"/>
+          <w:lang w:eastAsia="ru-RU"/>
+        </w:rPr>
+        <w:t>'</w:t>
+      </w:r>
+      <w:r>
+        <w:rPr>
+          <w:rFonts w:ascii="Consolas" w:eastAsia="Times New Roman" w:hAnsi="Consolas" w:cs="Times New Roman"/>
+          <w:color w:val="A5D6FF"/>
+          <w:sz w:val="21"/>
+          <w:szCs w:val="21"/>
+          <w:lang w:val="ru-RU" w:eastAsia="ru-RU"/>
+        </w:rPr>
+        <w:t>Последний</w:t>
+      </w:r>
+      <w:r>
+        <w:rPr>
+          <w:rFonts w:ascii="Consolas" w:eastAsia="Times New Roman" w:hAnsi="Consolas" w:cs="Times New Roman"/>
+          <w:color w:val="A5D6FF"/>
+          <w:sz w:val="21"/>
+          <w:szCs w:val="21"/>
+          <w:lang w:eastAsia="ru-RU"/>
+        </w:rPr>
+        <w:t xml:space="preserve"> </w:t>
+      </w:r>
+      <w:r>
+        <w:rPr>
+          <w:rFonts w:ascii="Consolas" w:eastAsia="Times New Roman" w:hAnsi="Consolas" w:cs="Times New Roman"/>
+          <w:color w:val="A5D6FF"/>
+          <w:sz w:val="21"/>
+          <w:szCs w:val="21"/>
+          <w:lang w:val="ru-RU" w:eastAsia="ru-RU"/>
+        </w:rPr>
+        <w:t>выживший</w:t>
+      </w:r>
+      <w:r>
+        <w:rPr>
+          <w:rFonts w:ascii="Consolas" w:eastAsia="Times New Roman" w:hAnsi="Consolas" w:cs="Times New Roman"/>
+          <w:color w:val="A5D6FF"/>
+          <w:sz w:val="21"/>
+          <w:szCs w:val="21"/>
+          <w:lang w:eastAsia="ru-RU"/>
+        </w:rPr>
+        <w:t>'</w:t>
+      </w:r>
+      <w:r>
+        <w:rPr>
+          <w:rFonts w:ascii="Consolas" w:eastAsia="Times New Roman" w:hAnsi="Consolas" w:cs="Times New Roman"/>
+          <w:color w:val="BBBEBF"/>
+          <w:sz w:val="21"/>
+          <w:szCs w:val="21"/>
+          <w:lang w:eastAsia="ru-RU"/>
+        </w:rPr>
+        <w:t xml:space="preserve">, </w:t>
+      </w:r>
+      <w:r>
+        <w:rPr>
+          <w:rFonts w:ascii="Consolas" w:eastAsia="Times New Roman" w:hAnsi="Consolas" w:cs="Times New Roman"/>
+          <w:color w:val="B5CEA8"/>
+          <w:sz w:val="21"/>
+          <w:szCs w:val="21"/>
+          <w:lang w:eastAsia="ru-RU"/>
+        </w:rPr>
+        <w:t>1000000000</w:t>
+      </w:r>
+      <w:r>
+        <w:rPr>
+          <w:rFonts w:ascii="Consolas" w:eastAsia="Times New Roman" w:hAnsi="Consolas" w:cs="Times New Roman"/>
+          <w:color w:val="BBBEBF"/>
+          <w:sz w:val="21"/>
+          <w:szCs w:val="21"/>
+          <w:lang w:eastAsia="ru-RU"/>
+        </w:rPr>
+        <w:t xml:space="preserve">, </w:t>
+      </w:r>
+      <w:r>
+        <w:rPr>
+          <w:rFonts w:ascii="Consolas" w:eastAsia="Times New Roman" w:hAnsi="Consolas" w:cs="Times New Roman"/>
+          <w:color w:val="A5D6FF"/>
+          <w:sz w:val="21"/>
+          <w:szCs w:val="21"/>
+          <w:lang w:eastAsia="ru-RU"/>
+        </w:rPr>
+        <w:t>'captain'</w:t>
+      </w:r>
+      <w:r>
+        <w:rPr>
+          <w:rFonts w:ascii="Consolas" w:eastAsia="Times New Roman" w:hAnsi="Consolas" w:cs="Times New Roman"/>
+          <w:color w:val="BBBEBF"/>
+          <w:sz w:val="21"/>
+          <w:szCs w:val="21"/>
+          <w:lang w:eastAsia="ru-RU"/>
+        </w:rPr>
+        <w:t xml:space="preserve">, </w:t>
+      </w:r>
+      <w:r>
+        <w:rPr>
+          <w:rFonts w:ascii="Consolas" w:eastAsia="Times New Roman" w:hAnsi="Consolas" w:cs="Times New Roman"/>
+          <w:color w:val="569CD6"/>
+          <w:sz w:val="21"/>
+          <w:szCs w:val="21"/>
+          <w:lang w:eastAsia="ru-RU"/>
+        </w:rPr>
+        <w:t>DEFAULT</w:t>
+      </w:r>
+      <w:r>
+        <w:rPr>
+          <w:rFonts w:ascii="Consolas" w:eastAsia="Times New Roman" w:hAnsi="Consolas" w:cs="Times New Roman"/>
+          <w:color w:val="BBBEBF"/>
+          <w:sz w:val="21"/>
+          <w:szCs w:val="21"/>
+          <w:lang w:eastAsia="ru-RU"/>
+        </w:rPr>
+        <w:t xml:space="preserve">, </w:t>
+      </w:r>
+      <w:r>
+        <w:rPr>
+          <w:rFonts w:ascii="Consolas" w:eastAsia="Times New Roman" w:hAnsi="Consolas" w:cs="Times New Roman"/>
+          <w:color w:val="B5CEA8"/>
+          <w:sz w:val="21"/>
+          <w:szCs w:val="21"/>
+          <w:lang w:eastAsia="ru-RU"/>
+        </w:rPr>
+        <w:t>2</w:t>
+      </w:r>
+      <w:r>
+        <w:rPr>
+          <w:rFonts w:ascii="Consolas" w:eastAsia="Times New Roman" w:hAnsi="Consolas" w:cs="Times New Roman"/>
+          <w:color w:val="BBBEBF"/>
+          <w:sz w:val="21"/>
+          <w:szCs w:val="21"/>
+          <w:lang w:eastAsia="ru-RU"/>
+        </w:rPr>
+        <w:t>);</w:t>
+      </w:r>
+    </w:p>
+    <w:p>
+      <w:pPr>
+        <w:shd w:val="clear" w:color="auto" w:fill="121314"/>
+        <w:spacing w:after="0" w:line="285" w:lineRule="atLeast"/>
+        <w:rPr>
+          <w:rFonts w:ascii="Consolas" w:eastAsia="Times New Roman" w:hAnsi="Consolas" w:cs="Times New Roman"/>
+          <w:color w:val="BBBEBF"/>
+          <w:sz w:val="21"/>
+          <w:szCs w:val="21"/>
+          <w:lang w:eastAsia="ru-RU"/>
+        </w:rPr>
+      </w:pPr>
+    </w:p>
+    <w:p>
+      <w:pPr>
+        <w:shd w:val="clear" w:color="auto" w:fill="121314"/>
+        <w:spacing w:after="0" w:line="285" w:lineRule="atLeast"/>
+        <w:rPr>
+          <w:rFonts w:ascii="Consolas" w:eastAsia="Times New Roman" w:hAnsi="Consolas" w:cs="Times New Roman"/>
+          <w:color w:val="BBBEBF"/>
+          <w:sz w:val="21"/>
+          <w:szCs w:val="21"/>
+          <w:lang w:eastAsia="ru-RU"/>
+        </w:rPr>
+      </w:pPr>
+      <w:r>
+        <w:rPr>
+          <w:rFonts w:ascii="Consolas" w:eastAsia="Times New Roman" w:hAnsi="Consolas" w:cs="Times New Roman"/>
+          <w:color w:val="FF7B72"/>
+          <w:sz w:val="21"/>
+          <w:szCs w:val="21"/>
+          <w:lang w:eastAsia="ru-RU"/>
+        </w:rPr>
+        <w:t>INSERT INTO</w:t>
+      </w:r>
+      <w:r>
+        <w:rPr>
+          <w:rFonts w:ascii="Consolas" w:eastAsia="Times New Roman" w:hAnsi="Consolas" w:cs="Times New Roman"/>
+          <w:color w:val="BBBEBF"/>
+          <w:sz w:val="21"/>
+          <w:szCs w:val="21"/>
+          <w:lang w:eastAsia="ru-RU"/>
+        </w:rPr>
+        <w:t xml:space="preserve"> </w:t>
+      </w:r>
+      <w:r>
+        <w:rPr>
+          <w:rFonts w:ascii="Consolas" w:eastAsia="Times New Roman" w:hAnsi="Consolas" w:cs="Times New Roman"/>
+          <w:color w:val="FF7B72"/>
+          <w:sz w:val="21"/>
+          <w:szCs w:val="21"/>
+          <w:lang w:eastAsia="ru-RU"/>
+        </w:rPr>
+        <w:t>location</w:t>
+      </w:r>
+      <w:r>
+        <w:rPr>
+          <w:rFonts w:ascii="Consolas" w:eastAsia="Times New Roman" w:hAnsi="Consolas" w:cs="Times New Roman"/>
+          <w:color w:val="BBBEBF"/>
+          <w:sz w:val="21"/>
+          <w:szCs w:val="21"/>
+          <w:lang w:eastAsia="ru-RU"/>
+        </w:rPr>
+        <w:t xml:space="preserve"> (</w:t>
+      </w:r>
+      <w:r>
+        <w:rPr>
+          <w:rFonts w:ascii="Consolas" w:eastAsia="Times New Roman" w:hAnsi="Consolas" w:cs="Times New Roman"/>
+          <w:color w:val="FF7B72"/>
+          <w:sz w:val="21"/>
+          <w:szCs w:val="21"/>
+          <w:lang w:eastAsia="ru-RU"/>
+        </w:rPr>
+        <w:t>name</w:t>
+      </w:r>
+      <w:r>
+        <w:rPr>
+          <w:rFonts w:ascii="Consolas" w:eastAsia="Times New Roman" w:hAnsi="Consolas" w:cs="Times New Roman"/>
+          <w:color w:val="BBBEBF"/>
+          <w:sz w:val="21"/>
+          <w:szCs w:val="21"/>
+          <w:lang w:eastAsia="ru-RU"/>
+        </w:rPr>
+        <w:t xml:space="preserve">, </w:t>
+      </w:r>
+      <w:r>
+        <w:rPr>
+          <w:rFonts w:ascii="Consolas" w:eastAsia="Times New Roman" w:hAnsi="Consolas" w:cs="Times New Roman"/>
+          <w:color w:val="FF7B72"/>
+          <w:sz w:val="21"/>
+          <w:szCs w:val="21"/>
+          <w:lang w:eastAsia="ru-RU"/>
+        </w:rPr>
+        <w:t>description</w:t>
+      </w:r>
+      <w:r>
+        <w:rPr>
+          <w:rFonts w:ascii="Consolas" w:eastAsia="Times New Roman" w:hAnsi="Consolas" w:cs="Times New Roman"/>
+          <w:color w:val="BBBEBF"/>
+          <w:sz w:val="21"/>
+          <w:szCs w:val="21"/>
+          <w:lang w:eastAsia="ru-RU"/>
+        </w:rPr>
+        <w:t>)</w:t>
+      </w:r>
+    </w:p>
+    <w:p>
+      <w:pPr>
+        <w:shd w:val="clear" w:color="auto" w:fill="121314"/>
+        <w:spacing w:after="0" w:line="285" w:lineRule="atLeast"/>
+        <w:rPr>
+          <w:rFonts w:ascii="Consolas" w:eastAsia="Times New Roman" w:hAnsi="Consolas" w:cs="Times New Roman"/>
+          <w:color w:val="BBBEBF"/>
+          <w:sz w:val="21"/>
+          <w:szCs w:val="21"/>
+          <w:lang w:val="ru-RU" w:eastAsia="ru-RU"/>
+        </w:rPr>
+      </w:pPr>
+      <w:r>
+        <w:rPr>
+          <w:rFonts w:ascii="Consolas" w:eastAsia="Times New Roman" w:hAnsi="Consolas" w:cs="Times New Roman"/>
+          <w:color w:val="FF7B72"/>
+          <w:sz w:val="21"/>
+          <w:szCs w:val="21"/>
+          <w:lang w:val="ru-RU" w:eastAsia="ru-RU"/>
+        </w:rPr>
+        <w:t>VALUES</w:t>
+      </w:r>
+      <w:r>
+        <w:rPr>
+          <w:rFonts w:ascii="Consolas" w:eastAsia="Times New Roman" w:hAnsi="Consolas" w:cs="Times New Roman"/>
+          <w:color w:val="BBBEBF"/>
+          <w:sz w:val="21"/>
+          <w:szCs w:val="21"/>
+          <w:lang w:val="ru-RU" w:eastAsia="ru-RU"/>
+        </w:rPr>
+        <w:t xml:space="preserve"> (</w:t>
+      </w:r>
+      <w:r>
+        <w:rPr>
+          <w:rFonts w:ascii="Consolas" w:eastAsia="Times New Roman" w:hAnsi="Consolas" w:cs="Times New Roman"/>
+          <w:color w:val="A5D6FF"/>
+          <w:sz w:val="21"/>
+          <w:szCs w:val="21"/>
+          <w:lang w:val="ru-RU" w:eastAsia="ru-RU"/>
+        </w:rPr>
+        <w:t>'Олимп'</w:t>
+      </w:r>
+      <w:r>
+        <w:rPr>
+          <w:rFonts w:ascii="Consolas" w:eastAsia="Times New Roman" w:hAnsi="Consolas" w:cs="Times New Roman"/>
+          <w:color w:val="BBBEBF"/>
+          <w:sz w:val="21"/>
+          <w:szCs w:val="21"/>
+          <w:lang w:val="ru-RU" w:eastAsia="ru-RU"/>
+        </w:rPr>
+        <w:t xml:space="preserve">, </w:t>
+      </w:r>
+      <w:r>
+        <w:rPr>
+          <w:rFonts w:ascii="Consolas" w:eastAsia="Times New Roman" w:hAnsi="Consolas" w:cs="Times New Roman"/>
+          <w:color w:val="A5D6FF"/>
+          <w:sz w:val="21"/>
+          <w:szCs w:val="21"/>
+          <w:lang w:val="ru-RU" w:eastAsia="ru-RU"/>
+        </w:rPr>
+        <w:t>'Место, где встречаются легенды космического дрейфа'</w:t>
+      </w:r>
+      <w:r>
+        <w:rPr>
+          <w:rFonts w:ascii="Consolas" w:eastAsia="Times New Roman" w:hAnsi="Consolas" w:cs="Times New Roman"/>
+          <w:color w:val="BBBEBF"/>
+          <w:sz w:val="21"/>
+          <w:szCs w:val="21"/>
+          <w:lang w:val="ru-RU" w:eastAsia="ru-RU"/>
+        </w:rPr>
+        <w:t>);</w:t>
+      </w:r>
+    </w:p>
+    <w:p>
+      <w:pPr>
+        <w:shd w:val="clear" w:color="auto" w:fill="121314"/>
+        <w:spacing w:after="0" w:line="285" w:lineRule="atLeast"/>
+        <w:rPr>
+          <w:rFonts w:ascii="Consolas" w:eastAsia="Times New Roman" w:hAnsi="Consolas" w:cs="Times New Roman"/>
+          <w:color w:val="BBBEBF"/>
+          <w:sz w:val="21"/>
+          <w:szCs w:val="21"/>
+          <w:lang w:val="ru-RU" w:eastAsia="ru-RU"/>
+        </w:rPr>
+      </w:pPr>
+    </w:p>
+    <w:p>
+      <w:pPr>
+        <w:shd w:val="clear" w:color="auto" w:fill="121314"/>
+        <w:spacing w:after="0" w:line="285" w:lineRule="atLeast"/>
+        <w:rPr>
+          <w:rFonts w:ascii="Consolas" w:eastAsia="Times New Roman" w:hAnsi="Consolas" w:cs="Times New Roman"/>
+          <w:color w:val="BBBEBF"/>
+          <w:sz w:val="21"/>
+          <w:szCs w:val="21"/>
+          <w:lang w:eastAsia="ru-RU"/>
+        </w:rPr>
+      </w:pPr>
+      <w:r>
+        <w:rPr>
+          <w:rFonts w:ascii="Consolas" w:eastAsia="Times New Roman" w:hAnsi="Consolas" w:cs="Times New Roman"/>
+          <w:color w:val="FF7B72"/>
+          <w:sz w:val="21"/>
+          <w:szCs w:val="21"/>
+          <w:lang w:eastAsia="ru-RU"/>
+        </w:rPr>
+        <w:t>INSERT INTO</w:t>
+      </w:r>
+      <w:r>
+        <w:rPr>
+          <w:rFonts w:ascii="Consolas" w:eastAsia="Times New Roman" w:hAnsi="Consolas" w:cs="Times New Roman"/>
+          <w:color w:val="BBBEBF"/>
+          <w:sz w:val="21"/>
+          <w:szCs w:val="21"/>
+          <w:lang w:eastAsia="ru-RU"/>
+        </w:rPr>
+        <w:t xml:space="preserve"> entity (</w:t>
+      </w:r>
+      <w:r>
+        <w:rPr>
+          <w:rFonts w:ascii="Consolas" w:eastAsia="Times New Roman" w:hAnsi="Consolas" w:cs="Times New Roman"/>
+          <w:color w:val="FF7B72"/>
+          <w:sz w:val="21"/>
+          <w:szCs w:val="21"/>
+          <w:lang w:eastAsia="ru-RU"/>
+        </w:rPr>
+        <w:t>name</w:t>
+      </w:r>
+      <w:r>
+        <w:rPr>
+          <w:rFonts w:ascii="Consolas" w:eastAsia="Times New Roman" w:hAnsi="Consolas" w:cs="Times New Roman"/>
+          <w:color w:val="BBBEBF"/>
+          <w:sz w:val="21"/>
+          <w:szCs w:val="21"/>
+          <w:lang w:eastAsia="ru-RU"/>
+        </w:rPr>
+        <w:t xml:space="preserve">, </w:t>
+      </w:r>
+      <w:r>
+        <w:rPr>
+          <w:rFonts w:ascii="Consolas" w:eastAsia="Times New Roman" w:hAnsi="Consolas" w:cs="Times New Roman"/>
+          <w:color w:val="FF7B72"/>
+          <w:sz w:val="21"/>
+          <w:szCs w:val="21"/>
+          <w:lang w:eastAsia="ru-RU"/>
+        </w:rPr>
+        <w:t>description</w:t>
+      </w:r>
+      <w:r>
+        <w:rPr>
+          <w:rFonts w:ascii="Consolas" w:eastAsia="Times New Roman" w:hAnsi="Consolas" w:cs="Times New Roman"/>
+          <w:color w:val="BBBEBF"/>
+          <w:sz w:val="21"/>
+          <w:szCs w:val="21"/>
+          <w:lang w:eastAsia="ru-RU"/>
+        </w:rPr>
+        <w:t xml:space="preserve">) </w:t>
+      </w:r>
+      <w:r>
+        <w:rPr>
+          <w:rFonts w:ascii="Consolas" w:eastAsia="Times New Roman" w:hAnsi="Consolas" w:cs="Times New Roman"/>
+          <w:color w:val="FF7B72"/>
+          <w:sz w:val="21"/>
+          <w:szCs w:val="21"/>
+          <w:lang w:eastAsia="ru-RU"/>
+        </w:rPr>
+        <w:t>VALUES</w:t>
+      </w:r>
+    </w:p>
+    <w:p>
+      <w:pPr>
+        <w:shd w:val="clear" w:color="auto" w:fill="121314"/>
+        <w:spacing w:after="0" w:line="285" w:lineRule="atLeast"/>
+        <w:rPr>
+          <w:rFonts w:ascii="Consolas" w:eastAsia="Times New Roman" w:hAnsi="Consolas" w:cs="Times New Roman"/>
+          <w:color w:val="BBBEBF"/>
+          <w:sz w:val="21"/>
+          <w:szCs w:val="21"/>
+          <w:lang w:val="ru-RU" w:eastAsia="ru-RU"/>
+        </w:rPr>
+      </w:pPr>
+      <w:r>
+        <w:rPr>
+          <w:rFonts w:ascii="Consolas" w:eastAsia="Times New Roman" w:hAnsi="Consolas" w:cs="Times New Roman"/>
+          <w:color w:val="BBBEBF"/>
+          <w:sz w:val="21"/>
+          <w:szCs w:val="21"/>
+          <w:lang w:val="ru-RU" w:eastAsia="ru-RU"/>
+        </w:rPr>
+        <w:t>(</w:t>
+      </w:r>
+      <w:r>
+        <w:rPr>
+          <w:rFonts w:ascii="Consolas" w:eastAsia="Times New Roman" w:hAnsi="Consolas" w:cs="Times New Roman"/>
+          <w:color w:val="A5D6FF"/>
+          <w:sz w:val="21"/>
+          <w:szCs w:val="21"/>
+          <w:lang w:val="ru-RU" w:eastAsia="ru-RU"/>
+        </w:rPr>
+        <w:t>'Трактор'</w:t>
+      </w:r>
+      <w:r>
+        <w:rPr>
+          <w:rFonts w:ascii="Consolas" w:eastAsia="Times New Roman" w:hAnsi="Consolas" w:cs="Times New Roman"/>
+          <w:color w:val="BBBEBF"/>
+          <w:sz w:val="21"/>
+          <w:szCs w:val="21"/>
+          <w:lang w:val="ru-RU" w:eastAsia="ru-RU"/>
+        </w:rPr>
+        <w:t xml:space="preserve">, </w:t>
+      </w:r>
+      <w:r>
+        <w:rPr>
+          <w:rFonts w:ascii="Consolas" w:eastAsia="Times New Roman" w:hAnsi="Consolas" w:cs="Times New Roman"/>
+          <w:color w:val="A5D6FF"/>
+          <w:sz w:val="21"/>
+          <w:szCs w:val="21"/>
+          <w:lang w:val="ru-RU" w:eastAsia="ru-RU"/>
+        </w:rPr>
+        <w:t>'</w:t>
+      </w:r>
+      <w:proofErr w:type="spellStart"/>
+      <w:r>
+        <w:rPr>
+          <w:rFonts w:ascii="Consolas" w:eastAsia="Times New Roman" w:hAnsi="Consolas" w:cs="Times New Roman"/>
+          <w:color w:val="A5D6FF"/>
+          <w:sz w:val="21"/>
+          <w:szCs w:val="21"/>
+          <w:lang w:val="ru-RU" w:eastAsia="ru-RU"/>
+        </w:rPr>
+        <w:t>Наиужаснейший</w:t>
+      </w:r>
+      <w:proofErr w:type="spellEnd"/>
+      <w:r>
+        <w:rPr>
+          <w:rFonts w:ascii="Consolas" w:eastAsia="Times New Roman" w:hAnsi="Consolas" w:cs="Times New Roman"/>
+          <w:color w:val="A5D6FF"/>
+          <w:sz w:val="21"/>
+          <w:szCs w:val="21"/>
+          <w:lang w:val="ru-RU" w:eastAsia="ru-RU"/>
+        </w:rPr>
+        <w:t xml:space="preserve"> монстр из всех существовавших'</w:t>
+      </w:r>
+      <w:r>
+        <w:rPr>
+          <w:rFonts w:ascii="Consolas" w:eastAsia="Times New Roman" w:hAnsi="Consolas" w:cs="Times New Roman"/>
+          <w:color w:val="BBBEBF"/>
+          <w:sz w:val="21"/>
+          <w:szCs w:val="21"/>
+          <w:lang w:val="ru-RU" w:eastAsia="ru-RU"/>
+        </w:rPr>
+        <w:t>),</w:t>
+      </w:r>
+    </w:p>
+    <w:p>
+      <w:pPr>
+        <w:shd w:val="clear" w:color="auto" w:fill="121314"/>
+        <w:spacing w:after="0" w:line="285" w:lineRule="atLeast"/>
+        <w:rPr>
+          <w:rFonts w:ascii="Consolas" w:eastAsia="Times New Roman" w:hAnsi="Consolas" w:cs="Times New Roman"/>
+          <w:color w:val="BBBEBF"/>
+          <w:sz w:val="21"/>
+          <w:szCs w:val="21"/>
+          <w:lang w:eastAsia="ru-RU"/>
+        </w:rPr>
+      </w:pPr>
+      <w:r>
+        <w:rPr>
+          <w:rFonts w:ascii="Consolas" w:eastAsia="Times New Roman" w:hAnsi="Consolas" w:cs="Times New Roman"/>
+          <w:color w:val="BBBEBF"/>
+          <w:sz w:val="21"/>
+          <w:szCs w:val="21"/>
+          <w:lang w:eastAsia="ru-RU"/>
+        </w:rPr>
+        <w:t>(</w:t>
+      </w:r>
+      <w:r>
+        <w:rPr>
+          <w:rFonts w:ascii="Consolas" w:eastAsia="Times New Roman" w:hAnsi="Consolas" w:cs="Times New Roman"/>
+          <w:color w:val="A5D6FF"/>
+          <w:sz w:val="21"/>
+          <w:szCs w:val="21"/>
+          <w:lang w:eastAsia="ru-RU"/>
+        </w:rPr>
+        <w:t>'</w:t>
+      </w:r>
+      <w:r>
+        <w:rPr>
+          <w:rFonts w:ascii="Consolas" w:eastAsia="Times New Roman" w:hAnsi="Consolas" w:cs="Times New Roman"/>
+          <w:color w:val="A5D6FF"/>
+          <w:sz w:val="21"/>
+          <w:szCs w:val="21"/>
+          <w:lang w:val="ru-RU" w:eastAsia="ru-RU"/>
+        </w:rPr>
+        <w:t>Карман</w:t>
+      </w:r>
+      <w:r>
+        <w:rPr>
+          <w:rFonts w:ascii="Consolas" w:eastAsia="Times New Roman" w:hAnsi="Consolas" w:cs="Times New Roman"/>
+          <w:color w:val="A5D6FF"/>
+          <w:sz w:val="21"/>
+          <w:szCs w:val="21"/>
+          <w:lang w:eastAsia="ru-RU"/>
+        </w:rPr>
+        <w:t>'</w:t>
+      </w:r>
+      <w:r>
+        <w:rPr>
+          <w:rFonts w:ascii="Consolas" w:eastAsia="Times New Roman" w:hAnsi="Consolas" w:cs="Times New Roman"/>
+          <w:color w:val="BBBEBF"/>
+          <w:sz w:val="21"/>
+          <w:szCs w:val="21"/>
+          <w:lang w:eastAsia="ru-RU"/>
+        </w:rPr>
+        <w:t xml:space="preserve">, </w:t>
+      </w:r>
+      <w:r>
+        <w:rPr>
+          <w:rFonts w:ascii="Consolas" w:eastAsia="Times New Roman" w:hAnsi="Consolas" w:cs="Times New Roman"/>
+          <w:color w:val="A5D6FF"/>
+          <w:sz w:val="21"/>
+          <w:szCs w:val="21"/>
+          <w:lang w:eastAsia="ru-RU"/>
+        </w:rPr>
+        <w:t>'</w:t>
+      </w:r>
+      <w:r>
+        <w:rPr>
+          <w:rFonts w:ascii="Consolas" w:eastAsia="Times New Roman" w:hAnsi="Consolas" w:cs="Times New Roman"/>
+          <w:color w:val="A5D6FF"/>
+          <w:sz w:val="21"/>
+          <w:szCs w:val="21"/>
+          <w:lang w:val="ru-RU" w:eastAsia="ru-RU"/>
+        </w:rPr>
+        <w:t>Правая</w:t>
+      </w:r>
+      <w:r>
+        <w:rPr>
+          <w:rFonts w:ascii="Consolas" w:eastAsia="Times New Roman" w:hAnsi="Consolas" w:cs="Times New Roman"/>
+          <w:color w:val="A5D6FF"/>
+          <w:sz w:val="21"/>
+          <w:szCs w:val="21"/>
+          <w:lang w:eastAsia="ru-RU"/>
+        </w:rPr>
+        <w:t xml:space="preserve"> </w:t>
+      </w:r>
+      <w:r>
+        <w:rPr>
+          <w:rFonts w:ascii="Consolas" w:eastAsia="Times New Roman" w:hAnsi="Consolas" w:cs="Times New Roman"/>
+          <w:color w:val="A5D6FF"/>
+          <w:sz w:val="21"/>
+          <w:szCs w:val="21"/>
+          <w:lang w:val="ru-RU" w:eastAsia="ru-RU"/>
+        </w:rPr>
+        <w:t>рука</w:t>
+      </w:r>
+      <w:r>
+        <w:rPr>
+          <w:rFonts w:ascii="Consolas" w:eastAsia="Times New Roman" w:hAnsi="Consolas" w:cs="Times New Roman"/>
+          <w:color w:val="A5D6FF"/>
+          <w:sz w:val="21"/>
+          <w:szCs w:val="21"/>
+          <w:lang w:eastAsia="ru-RU"/>
+        </w:rPr>
+        <w:t xml:space="preserve"> </w:t>
+      </w:r>
+      <w:r>
+        <w:rPr>
+          <w:rFonts w:ascii="Consolas" w:eastAsia="Times New Roman" w:hAnsi="Consolas" w:cs="Times New Roman"/>
+          <w:color w:val="A5D6FF"/>
+          <w:sz w:val="21"/>
+          <w:szCs w:val="21"/>
+          <w:lang w:val="ru-RU" w:eastAsia="ru-RU"/>
+        </w:rPr>
+        <w:t>Трактора</w:t>
+      </w:r>
+      <w:r>
+        <w:rPr>
+          <w:rFonts w:ascii="Consolas" w:eastAsia="Times New Roman" w:hAnsi="Consolas" w:cs="Times New Roman"/>
+          <w:color w:val="A5D6FF"/>
+          <w:sz w:val="21"/>
+          <w:szCs w:val="21"/>
+          <w:lang w:eastAsia="ru-RU"/>
+        </w:rPr>
+        <w:t>'</w:t>
+      </w:r>
+      <w:r>
+        <w:rPr>
+          <w:rFonts w:ascii="Consolas" w:eastAsia="Times New Roman" w:hAnsi="Consolas" w:cs="Times New Roman"/>
+          <w:color w:val="BBBEBF"/>
+          <w:sz w:val="21"/>
+          <w:szCs w:val="21"/>
+          <w:lang w:eastAsia="ru-RU"/>
+        </w:rPr>
+        <w:t>);</w:t>
+      </w:r>
+    </w:p>
+    <w:p>
+      <w:pPr>
+        <w:shd w:val="clear" w:color="auto" w:fill="121314"/>
+        <w:spacing w:after="0" w:line="285" w:lineRule="atLeast"/>
+        <w:rPr>
+          <w:rFonts w:ascii="Consolas" w:eastAsia="Times New Roman" w:hAnsi="Consolas" w:cs="Times New Roman"/>
+          <w:color w:val="BBBEBF"/>
+          <w:sz w:val="21"/>
+          <w:szCs w:val="21"/>
+          <w:lang w:eastAsia="ru-RU"/>
+        </w:rPr>
+      </w:pPr>
+    </w:p>
+    <w:p>
+      <w:pPr>
+        <w:shd w:val="clear" w:color="auto" w:fill="121314"/>
+        <w:spacing w:after="0" w:line="285" w:lineRule="atLeast"/>
+        <w:rPr>
+          <w:rFonts w:ascii="Consolas" w:eastAsia="Times New Roman" w:hAnsi="Consolas" w:cs="Times New Roman"/>
+          <w:color w:val="BBBEBF"/>
+          <w:sz w:val="21"/>
+          <w:szCs w:val="21"/>
+          <w:lang w:eastAsia="ru-RU"/>
+        </w:rPr>
+      </w:pPr>
+      <w:r>
+        <w:rPr>
+          <w:rFonts w:ascii="Consolas" w:eastAsia="Times New Roman" w:hAnsi="Consolas" w:cs="Times New Roman"/>
+          <w:color w:val="FF7B72"/>
+          <w:sz w:val="21"/>
+          <w:szCs w:val="21"/>
+          <w:lang w:eastAsia="ru-RU"/>
+        </w:rPr>
+        <w:t>INSERT INTO</w:t>
+      </w:r>
+      <w:r>
+        <w:rPr>
+          <w:rFonts w:ascii="Consolas" w:eastAsia="Times New Roman" w:hAnsi="Consolas" w:cs="Times New Roman"/>
+          <w:color w:val="BBBEBF"/>
+          <w:sz w:val="21"/>
+          <w:szCs w:val="21"/>
+          <w:lang w:eastAsia="ru-RU"/>
+        </w:rPr>
+        <w:t xml:space="preserve"> </w:t>
+      </w:r>
+      <w:r>
+        <w:rPr>
+          <w:rFonts w:ascii="Consolas" w:eastAsia="Times New Roman" w:hAnsi="Consolas" w:cs="Times New Roman"/>
+          <w:color w:val="FF7B72"/>
+          <w:sz w:val="21"/>
+          <w:szCs w:val="21"/>
+          <w:lang w:eastAsia="ru-RU"/>
+        </w:rPr>
+        <w:t>action</w:t>
+      </w:r>
+      <w:r>
+        <w:rPr>
+          <w:rFonts w:ascii="Consolas" w:eastAsia="Times New Roman" w:hAnsi="Consolas" w:cs="Times New Roman"/>
+          <w:color w:val="BBBEBF"/>
+          <w:sz w:val="21"/>
+          <w:szCs w:val="21"/>
+          <w:lang w:eastAsia="ru-RU"/>
+        </w:rPr>
+        <w:t xml:space="preserve"> (</w:t>
+      </w:r>
+      <w:r>
+        <w:rPr>
+          <w:rFonts w:ascii="Consolas" w:eastAsia="Times New Roman" w:hAnsi="Consolas" w:cs="Times New Roman"/>
+          <w:color w:val="FF7B72"/>
+          <w:sz w:val="21"/>
+          <w:szCs w:val="21"/>
+          <w:lang w:eastAsia="ru-RU"/>
+        </w:rPr>
+        <w:t>name</w:t>
+      </w:r>
+      <w:r>
+        <w:rPr>
+          <w:rFonts w:ascii="Consolas" w:eastAsia="Times New Roman" w:hAnsi="Consolas" w:cs="Times New Roman"/>
+          <w:color w:val="BBBEBF"/>
+          <w:sz w:val="21"/>
+          <w:szCs w:val="21"/>
+          <w:lang w:eastAsia="ru-RU"/>
+        </w:rPr>
+        <w:t xml:space="preserve">, </w:t>
+      </w:r>
+      <w:r>
+        <w:rPr>
+          <w:rFonts w:ascii="Consolas" w:eastAsia="Times New Roman" w:hAnsi="Consolas" w:cs="Times New Roman"/>
+          <w:color w:val="FF7B72"/>
+          <w:sz w:val="21"/>
+          <w:szCs w:val="21"/>
+          <w:lang w:eastAsia="ru-RU"/>
+        </w:rPr>
+        <w:t>description</w:t>
+      </w:r>
+      <w:r>
+        <w:rPr>
+          <w:rFonts w:ascii="Consolas" w:eastAsia="Times New Roman" w:hAnsi="Consolas" w:cs="Times New Roman"/>
+          <w:color w:val="BBBEBF"/>
+          <w:sz w:val="21"/>
+          <w:szCs w:val="21"/>
+          <w:lang w:eastAsia="ru-RU"/>
+        </w:rPr>
+        <w:t xml:space="preserve">, </w:t>
+      </w:r>
+      <w:proofErr w:type="spellStart"/>
+      <w:r>
+        <w:rPr>
+          <w:rFonts w:ascii="Consolas" w:eastAsia="Times New Roman" w:hAnsi="Consolas" w:cs="Times New Roman"/>
+          <w:color w:val="BBBEBF"/>
+          <w:sz w:val="21"/>
+          <w:szCs w:val="21"/>
+          <w:lang w:eastAsia="ru-RU"/>
+        </w:rPr>
+        <w:t>ship_id</w:t>
+      </w:r>
+      <w:proofErr w:type="spellEnd"/>
+      <w:r>
+        <w:rPr>
+          <w:rFonts w:ascii="Consolas" w:eastAsia="Times New Roman" w:hAnsi="Consolas" w:cs="Times New Roman"/>
+          <w:color w:val="BBBEBF"/>
+          <w:sz w:val="21"/>
+          <w:szCs w:val="21"/>
+          <w:lang w:eastAsia="ru-RU"/>
+        </w:rPr>
+        <w:t xml:space="preserve">, </w:t>
+      </w:r>
+      <w:proofErr w:type="spellStart"/>
+      <w:r>
+        <w:rPr>
+          <w:rFonts w:ascii="Consolas" w:eastAsia="Times New Roman" w:hAnsi="Consolas" w:cs="Times New Roman"/>
+          <w:color w:val="BBBEBF"/>
+          <w:sz w:val="21"/>
+          <w:szCs w:val="21"/>
+          <w:lang w:eastAsia="ru-RU"/>
+        </w:rPr>
+        <w:t>location_id</w:t>
+      </w:r>
+      <w:proofErr w:type="spellEnd"/>
+      <w:r>
+        <w:rPr>
+          <w:rFonts w:ascii="Consolas" w:eastAsia="Times New Roman" w:hAnsi="Consolas" w:cs="Times New Roman"/>
+          <w:color w:val="BBBEBF"/>
+          <w:sz w:val="21"/>
+          <w:szCs w:val="21"/>
+          <w:lang w:eastAsia="ru-RU"/>
+        </w:rPr>
+        <w:t xml:space="preserve">, </w:t>
+      </w:r>
+      <w:r>
+        <w:rPr>
+          <w:rFonts w:ascii="Consolas" w:eastAsia="Times New Roman" w:hAnsi="Consolas" w:cs="Times New Roman"/>
+          <w:color w:val="FF7B72"/>
+          <w:sz w:val="21"/>
+          <w:szCs w:val="21"/>
+          <w:lang w:eastAsia="ru-RU"/>
+        </w:rPr>
+        <w:t>time</w:t>
+      </w:r>
+      <w:r>
+        <w:rPr>
+          <w:rFonts w:ascii="Consolas" w:eastAsia="Times New Roman" w:hAnsi="Consolas" w:cs="Times New Roman"/>
+          <w:color w:val="BBBEBF"/>
+          <w:sz w:val="21"/>
+          <w:szCs w:val="21"/>
+          <w:lang w:eastAsia="ru-RU"/>
+        </w:rPr>
+        <w:t xml:space="preserve">, result) </w:t>
+      </w:r>
+      <w:r>
+        <w:rPr>
+          <w:rFonts w:ascii="Consolas" w:eastAsia="Times New Roman" w:hAnsi="Consolas" w:cs="Times New Roman"/>
+          <w:color w:val="FF7B72"/>
+          <w:sz w:val="21"/>
+          <w:szCs w:val="21"/>
+          <w:lang w:eastAsia="ru-RU"/>
+        </w:rPr>
+        <w:t>VALUES</w:t>
+      </w:r>
+      <w:r>
+        <w:rPr>
+          <w:rFonts w:ascii="Consolas" w:eastAsia="Times New Roman" w:hAnsi="Consolas" w:cs="Times New Roman"/>
+          <w:color w:val="BBBEBF"/>
+          <w:sz w:val="21"/>
+          <w:szCs w:val="21"/>
+          <w:lang w:eastAsia="ru-RU"/>
+        </w:rPr>
+        <w:t xml:space="preserve"> </w:t>
+      </w:r>
+    </w:p>
+    <w:p>
+      <w:pPr>
+        <w:shd w:val="clear" w:color="auto" w:fill="121314"/>
+        <w:spacing w:after="0" w:line="285" w:lineRule="atLeast"/>
+        <w:rPr>
+          <w:rFonts w:ascii="Consolas" w:eastAsia="Times New Roman" w:hAnsi="Consolas" w:cs="Times New Roman"/>
+          <w:color w:val="BBBEBF"/>
+          <w:sz w:val="21"/>
+          <w:szCs w:val="21"/>
+          <w:lang w:val="ru-RU" w:eastAsia="ru-RU"/>
+        </w:rPr>
+      </w:pPr>
+      <w:r>
+        <w:rPr>
+          <w:rFonts w:ascii="Consolas" w:eastAsia="Times New Roman" w:hAnsi="Consolas" w:cs="Times New Roman"/>
+          <w:color w:val="BBBEBF"/>
+          <w:sz w:val="21"/>
+          <w:szCs w:val="21"/>
+          <w:lang w:val="ru-RU" w:eastAsia="ru-RU"/>
+        </w:rPr>
+        <w:t>(</w:t>
+      </w:r>
+      <w:r>
+        <w:rPr>
+          <w:rFonts w:ascii="Consolas" w:eastAsia="Times New Roman" w:hAnsi="Consolas" w:cs="Times New Roman"/>
+          <w:color w:val="A5D6FF"/>
+          <w:sz w:val="21"/>
+          <w:szCs w:val="21"/>
+          <w:lang w:val="ru-RU" w:eastAsia="ru-RU"/>
+        </w:rPr>
+        <w:t xml:space="preserve">'Прах </w:t>
+      </w:r>
+      <w:proofErr w:type="spellStart"/>
+      <w:r>
+        <w:rPr>
+          <w:rFonts w:ascii="Consolas" w:eastAsia="Times New Roman" w:hAnsi="Consolas" w:cs="Times New Roman"/>
+          <w:color w:val="A5D6FF"/>
+          <w:sz w:val="21"/>
+          <w:szCs w:val="21"/>
+          <w:lang w:val="ru-RU" w:eastAsia="ru-RU"/>
+        </w:rPr>
+        <w:t>Покойоколки</w:t>
+      </w:r>
+      <w:proofErr w:type="spellEnd"/>
+      <w:r>
+        <w:rPr>
+          <w:rFonts w:ascii="Consolas" w:eastAsia="Times New Roman" w:hAnsi="Consolas" w:cs="Times New Roman"/>
+          <w:color w:val="A5D6FF"/>
+          <w:sz w:val="21"/>
+          <w:szCs w:val="21"/>
+          <w:lang w:val="ru-RU" w:eastAsia="ru-RU"/>
+        </w:rPr>
+        <w:t>'</w:t>
+      </w:r>
+      <w:r>
+        <w:rPr>
+          <w:rFonts w:ascii="Consolas" w:eastAsia="Times New Roman" w:hAnsi="Consolas" w:cs="Times New Roman"/>
+          <w:color w:val="BBBEBF"/>
+          <w:sz w:val="21"/>
+          <w:szCs w:val="21"/>
+          <w:lang w:val="ru-RU" w:eastAsia="ru-RU"/>
+        </w:rPr>
+        <w:t xml:space="preserve">, </w:t>
+      </w:r>
+      <w:r>
+        <w:rPr>
+          <w:rFonts w:ascii="Consolas" w:eastAsia="Times New Roman" w:hAnsi="Consolas" w:cs="Times New Roman"/>
+          <w:color w:val="A5D6FF"/>
+          <w:sz w:val="21"/>
+          <w:szCs w:val="21"/>
+          <w:lang w:val="ru-RU" w:eastAsia="ru-RU"/>
+        </w:rPr>
+        <w:t xml:space="preserve">'В первые моменты Олимпийской резни корабль </w:t>
+      </w:r>
+      <w:proofErr w:type="spellStart"/>
+      <w:r>
+        <w:rPr>
+          <w:rFonts w:ascii="Consolas" w:eastAsia="Times New Roman" w:hAnsi="Consolas" w:cs="Times New Roman"/>
+          <w:color w:val="A5D6FF"/>
+          <w:sz w:val="21"/>
+          <w:szCs w:val="21"/>
+          <w:lang w:val="ru-RU" w:eastAsia="ru-RU"/>
+        </w:rPr>
+        <w:t>Покойоколка</w:t>
+      </w:r>
+      <w:proofErr w:type="spellEnd"/>
+      <w:r>
+        <w:rPr>
+          <w:rFonts w:ascii="Consolas" w:eastAsia="Times New Roman" w:hAnsi="Consolas" w:cs="Times New Roman"/>
+          <w:color w:val="A5D6FF"/>
+          <w:sz w:val="21"/>
+          <w:szCs w:val="21"/>
+          <w:lang w:val="ru-RU" w:eastAsia="ru-RU"/>
+        </w:rPr>
+        <w:t xml:space="preserve"> обрел вечный покой'</w:t>
+      </w:r>
+      <w:r>
+        <w:rPr>
+          <w:rFonts w:ascii="Consolas" w:eastAsia="Times New Roman" w:hAnsi="Consolas" w:cs="Times New Roman"/>
+          <w:color w:val="BBBEBF"/>
+          <w:sz w:val="21"/>
+          <w:szCs w:val="21"/>
+          <w:lang w:val="ru-RU" w:eastAsia="ru-RU"/>
+        </w:rPr>
+        <w:t xml:space="preserve">, </w:t>
+      </w:r>
+      <w:r>
+        <w:rPr>
+          <w:rFonts w:ascii="Consolas" w:eastAsia="Times New Roman" w:hAnsi="Consolas" w:cs="Times New Roman"/>
+          <w:color w:val="B5CEA8"/>
+          <w:sz w:val="21"/>
+          <w:szCs w:val="21"/>
+          <w:lang w:val="ru-RU" w:eastAsia="ru-RU"/>
+        </w:rPr>
+        <w:t>1</w:t>
+      </w:r>
+      <w:r>
+        <w:rPr>
+          <w:rFonts w:ascii="Consolas" w:eastAsia="Times New Roman" w:hAnsi="Consolas" w:cs="Times New Roman"/>
+          <w:color w:val="BBBEBF"/>
+          <w:sz w:val="21"/>
+          <w:szCs w:val="21"/>
+          <w:lang w:val="ru-RU" w:eastAsia="ru-RU"/>
+        </w:rPr>
+        <w:t xml:space="preserve">, </w:t>
+      </w:r>
+      <w:r>
+        <w:rPr>
+          <w:rFonts w:ascii="Consolas" w:eastAsia="Times New Roman" w:hAnsi="Consolas" w:cs="Times New Roman"/>
+          <w:color w:val="B5CEA8"/>
+          <w:sz w:val="21"/>
+          <w:szCs w:val="21"/>
+          <w:lang w:val="ru-RU" w:eastAsia="ru-RU"/>
+        </w:rPr>
+        <w:t>1</w:t>
+      </w:r>
+      <w:r>
+        <w:rPr>
+          <w:rFonts w:ascii="Consolas" w:eastAsia="Times New Roman" w:hAnsi="Consolas" w:cs="Times New Roman"/>
+          <w:color w:val="BBBEBF"/>
+          <w:sz w:val="21"/>
+          <w:szCs w:val="21"/>
+          <w:lang w:val="ru-RU" w:eastAsia="ru-RU"/>
+        </w:rPr>
+        <w:t xml:space="preserve">, </w:t>
+      </w:r>
+      <w:r>
+        <w:rPr>
+          <w:rFonts w:ascii="Consolas" w:eastAsia="Times New Roman" w:hAnsi="Consolas" w:cs="Times New Roman"/>
+          <w:color w:val="A5D6FF"/>
+          <w:sz w:val="21"/>
+          <w:szCs w:val="21"/>
+          <w:lang w:val="ru-RU" w:eastAsia="ru-RU"/>
+        </w:rPr>
+        <w:t>'2976-01-18 15:28:00'</w:t>
+      </w:r>
+      <w:r>
+        <w:rPr>
+          <w:rFonts w:ascii="Consolas" w:eastAsia="Times New Roman" w:hAnsi="Consolas" w:cs="Times New Roman"/>
+          <w:color w:val="BBBEBF"/>
+          <w:sz w:val="21"/>
+          <w:szCs w:val="21"/>
+          <w:lang w:val="ru-RU" w:eastAsia="ru-RU"/>
+        </w:rPr>
+        <w:t>, TRUE),</w:t>
+      </w:r>
+    </w:p>
+    <w:p>
+      <w:pPr>
+        <w:shd w:val="clear" w:color="auto" w:fill="121314"/>
+        <w:spacing w:after="0" w:line="285" w:lineRule="atLeast"/>
+        <w:rPr>
+          <w:rFonts w:ascii="Consolas" w:eastAsia="Times New Roman" w:hAnsi="Consolas" w:cs="Times New Roman"/>
+          <w:color w:val="BBBEBF"/>
+          <w:sz w:val="21"/>
+          <w:szCs w:val="21"/>
+          <w:lang w:val="ru-RU" w:eastAsia="ru-RU"/>
+        </w:rPr>
+      </w:pPr>
+      <w:r>
+        <w:rPr>
+          <w:rFonts w:ascii="Consolas" w:eastAsia="Times New Roman" w:hAnsi="Consolas" w:cs="Times New Roman"/>
+          <w:color w:val="BBBEBF"/>
+          <w:sz w:val="21"/>
+          <w:szCs w:val="21"/>
+          <w:lang w:val="ru-RU" w:eastAsia="ru-RU"/>
+        </w:rPr>
+        <w:t>(</w:t>
+      </w:r>
+      <w:r>
+        <w:rPr>
+          <w:rFonts w:ascii="Consolas" w:eastAsia="Times New Roman" w:hAnsi="Consolas" w:cs="Times New Roman"/>
+          <w:color w:val="A5D6FF"/>
+          <w:sz w:val="21"/>
+          <w:szCs w:val="21"/>
+          <w:lang w:val="ru-RU" w:eastAsia="ru-RU"/>
+        </w:rPr>
+        <w:t>'Ликбез'</w:t>
+      </w:r>
+      <w:r>
+        <w:rPr>
+          <w:rFonts w:ascii="Consolas" w:eastAsia="Times New Roman" w:hAnsi="Consolas" w:cs="Times New Roman"/>
+          <w:color w:val="BBBEBF"/>
+          <w:sz w:val="21"/>
+          <w:szCs w:val="21"/>
+          <w:lang w:val="ru-RU" w:eastAsia="ru-RU"/>
+        </w:rPr>
+        <w:t xml:space="preserve">, </w:t>
+      </w:r>
+      <w:r>
+        <w:rPr>
+          <w:rFonts w:ascii="Consolas" w:eastAsia="Times New Roman" w:hAnsi="Consolas" w:cs="Times New Roman"/>
+          <w:color w:val="A5D6FF"/>
+          <w:sz w:val="21"/>
+          <w:szCs w:val="21"/>
+          <w:lang w:val="ru-RU" w:eastAsia="ru-RU"/>
+        </w:rPr>
+        <w:t xml:space="preserve">'Не успел никто опомнится после Праха </w:t>
+      </w:r>
+      <w:proofErr w:type="spellStart"/>
+      <w:r>
+        <w:rPr>
+          <w:rFonts w:ascii="Consolas" w:eastAsia="Times New Roman" w:hAnsi="Consolas" w:cs="Times New Roman"/>
+          <w:color w:val="A5D6FF"/>
+          <w:sz w:val="21"/>
+          <w:szCs w:val="21"/>
+          <w:lang w:val="ru-RU" w:eastAsia="ru-RU"/>
+        </w:rPr>
+        <w:t>Покойоколки</w:t>
+      </w:r>
+      <w:proofErr w:type="spellEnd"/>
+      <w:r>
+        <w:rPr>
+          <w:rFonts w:ascii="Consolas" w:eastAsia="Times New Roman" w:hAnsi="Consolas" w:cs="Times New Roman"/>
+          <w:color w:val="A5D6FF"/>
+          <w:sz w:val="21"/>
+          <w:szCs w:val="21"/>
+          <w:lang w:val="ru-RU" w:eastAsia="ru-RU"/>
+        </w:rPr>
+        <w:t>, как тут же судно Т.Ю погрузилось в пасть Кармана'</w:t>
+      </w:r>
+      <w:r>
+        <w:rPr>
+          <w:rFonts w:ascii="Consolas" w:eastAsia="Times New Roman" w:hAnsi="Consolas" w:cs="Times New Roman"/>
+          <w:color w:val="BBBEBF"/>
+          <w:sz w:val="21"/>
+          <w:szCs w:val="21"/>
+          <w:lang w:val="ru-RU" w:eastAsia="ru-RU"/>
+        </w:rPr>
+        <w:t xml:space="preserve">, </w:t>
+      </w:r>
+      <w:r>
+        <w:rPr>
+          <w:rFonts w:ascii="Consolas" w:eastAsia="Times New Roman" w:hAnsi="Consolas" w:cs="Times New Roman"/>
+          <w:color w:val="B5CEA8"/>
+          <w:sz w:val="21"/>
+          <w:szCs w:val="21"/>
+          <w:lang w:val="ru-RU" w:eastAsia="ru-RU"/>
+        </w:rPr>
+        <w:t>3</w:t>
+      </w:r>
+      <w:r>
+        <w:rPr>
+          <w:rFonts w:ascii="Consolas" w:eastAsia="Times New Roman" w:hAnsi="Consolas" w:cs="Times New Roman"/>
+          <w:color w:val="BBBEBF"/>
+          <w:sz w:val="21"/>
+          <w:szCs w:val="21"/>
+          <w:lang w:val="ru-RU" w:eastAsia="ru-RU"/>
+        </w:rPr>
+        <w:t xml:space="preserve">, </w:t>
+      </w:r>
+      <w:r>
+        <w:rPr>
+          <w:rFonts w:ascii="Consolas" w:eastAsia="Times New Roman" w:hAnsi="Consolas" w:cs="Times New Roman"/>
+          <w:color w:val="B5CEA8"/>
+          <w:sz w:val="21"/>
+          <w:szCs w:val="21"/>
+          <w:lang w:val="ru-RU" w:eastAsia="ru-RU"/>
+        </w:rPr>
+        <w:t>1</w:t>
+      </w:r>
+      <w:r>
+        <w:rPr>
+          <w:rFonts w:ascii="Consolas" w:eastAsia="Times New Roman" w:hAnsi="Consolas" w:cs="Times New Roman"/>
+          <w:color w:val="BBBEBF"/>
+          <w:sz w:val="21"/>
+          <w:szCs w:val="21"/>
+          <w:lang w:val="ru-RU" w:eastAsia="ru-RU"/>
+        </w:rPr>
+        <w:t xml:space="preserve">, </w:t>
+      </w:r>
+      <w:r>
+        <w:rPr>
+          <w:rFonts w:ascii="Consolas" w:eastAsia="Times New Roman" w:hAnsi="Consolas" w:cs="Times New Roman"/>
+          <w:color w:val="A5D6FF"/>
+          <w:sz w:val="21"/>
+          <w:szCs w:val="21"/>
+          <w:lang w:val="ru-RU" w:eastAsia="ru-RU"/>
+        </w:rPr>
+        <w:t>'2976-01-18 15:30:47'</w:t>
+      </w:r>
+      <w:r>
+        <w:rPr>
+          <w:rFonts w:ascii="Consolas" w:eastAsia="Times New Roman" w:hAnsi="Consolas" w:cs="Times New Roman"/>
+          <w:color w:val="BBBEBF"/>
+          <w:sz w:val="21"/>
+          <w:szCs w:val="21"/>
+          <w:lang w:val="ru-RU" w:eastAsia="ru-RU"/>
+        </w:rPr>
+        <w:t>, TRUE),</w:t>
+      </w:r>
+    </w:p>
+    <w:p>
+      <w:pPr>
+        <w:shd w:val="clear" w:color="auto" w:fill="121314"/>
+        <w:spacing w:after="0" w:line="285" w:lineRule="atLeast"/>
+        <w:rPr>
+          <w:rFonts w:ascii="Consolas" w:eastAsia="Times New Roman" w:hAnsi="Consolas" w:cs="Times New Roman"/>
+          <w:color w:val="BBBEBF"/>
+          <w:sz w:val="21"/>
+          <w:szCs w:val="21"/>
+          <w:lang w:val="ru-RU" w:eastAsia="ru-RU"/>
+        </w:rPr>
+      </w:pPr>
+      <w:r>
+        <w:rPr>
+          <w:rFonts w:ascii="Consolas" w:eastAsia="Times New Roman" w:hAnsi="Consolas" w:cs="Times New Roman"/>
+          <w:color w:val="BBBEBF"/>
+          <w:sz w:val="21"/>
+          <w:szCs w:val="21"/>
+          <w:lang w:val="ru-RU" w:eastAsia="ru-RU"/>
+        </w:rPr>
+        <w:t>(</w:t>
+      </w:r>
+      <w:r>
+        <w:rPr>
+          <w:rFonts w:ascii="Consolas" w:eastAsia="Times New Roman" w:hAnsi="Consolas" w:cs="Times New Roman"/>
+          <w:color w:val="A5D6FF"/>
+          <w:sz w:val="21"/>
+          <w:szCs w:val="21"/>
+          <w:lang w:val="ru-RU" w:eastAsia="ru-RU"/>
+        </w:rPr>
+        <w:t>'Покоритель покорил'</w:t>
+      </w:r>
+      <w:r>
+        <w:rPr>
+          <w:rFonts w:ascii="Consolas" w:eastAsia="Times New Roman" w:hAnsi="Consolas" w:cs="Times New Roman"/>
+          <w:color w:val="BBBEBF"/>
+          <w:sz w:val="21"/>
+          <w:szCs w:val="21"/>
+          <w:lang w:val="ru-RU" w:eastAsia="ru-RU"/>
+        </w:rPr>
+        <w:t xml:space="preserve">, </w:t>
+      </w:r>
+      <w:r>
+        <w:rPr>
+          <w:rFonts w:ascii="Consolas" w:eastAsia="Times New Roman" w:hAnsi="Consolas" w:cs="Times New Roman"/>
+          <w:color w:val="A5D6FF"/>
+          <w:sz w:val="21"/>
+          <w:szCs w:val="21"/>
+          <w:lang w:val="ru-RU" w:eastAsia="ru-RU"/>
+        </w:rPr>
+        <w:t>'Единственным выжившим при Олимпе стал капитан 67-го покорителя'</w:t>
+      </w:r>
+      <w:r>
+        <w:rPr>
+          <w:rFonts w:ascii="Consolas" w:eastAsia="Times New Roman" w:hAnsi="Consolas" w:cs="Times New Roman"/>
+          <w:color w:val="BBBEBF"/>
+          <w:sz w:val="21"/>
+          <w:szCs w:val="21"/>
+          <w:lang w:val="ru-RU" w:eastAsia="ru-RU"/>
+        </w:rPr>
+        <w:t xml:space="preserve">, </w:t>
+      </w:r>
+      <w:r>
+        <w:rPr>
+          <w:rFonts w:ascii="Consolas" w:eastAsia="Times New Roman" w:hAnsi="Consolas" w:cs="Times New Roman"/>
+          <w:color w:val="B5CEA8"/>
+          <w:sz w:val="21"/>
+          <w:szCs w:val="21"/>
+          <w:lang w:val="ru-RU" w:eastAsia="ru-RU"/>
+        </w:rPr>
+        <w:t>2</w:t>
+      </w:r>
+      <w:r>
+        <w:rPr>
+          <w:rFonts w:ascii="Consolas" w:eastAsia="Times New Roman" w:hAnsi="Consolas" w:cs="Times New Roman"/>
+          <w:color w:val="BBBEBF"/>
+          <w:sz w:val="21"/>
+          <w:szCs w:val="21"/>
+          <w:lang w:val="ru-RU" w:eastAsia="ru-RU"/>
+        </w:rPr>
+        <w:t xml:space="preserve">, </w:t>
+      </w:r>
+      <w:r>
+        <w:rPr>
+          <w:rFonts w:ascii="Consolas" w:eastAsia="Times New Roman" w:hAnsi="Consolas" w:cs="Times New Roman"/>
+          <w:color w:val="B5CEA8"/>
+          <w:sz w:val="21"/>
+          <w:szCs w:val="21"/>
+          <w:lang w:val="ru-RU" w:eastAsia="ru-RU"/>
+        </w:rPr>
+        <w:t>1</w:t>
+      </w:r>
+      <w:r>
+        <w:rPr>
+          <w:rFonts w:ascii="Consolas" w:eastAsia="Times New Roman" w:hAnsi="Consolas" w:cs="Times New Roman"/>
+          <w:color w:val="BBBEBF"/>
+          <w:sz w:val="21"/>
+          <w:szCs w:val="21"/>
+          <w:lang w:val="ru-RU" w:eastAsia="ru-RU"/>
+        </w:rPr>
+        <w:t xml:space="preserve">, </w:t>
+      </w:r>
+      <w:r>
+        <w:rPr>
+          <w:rFonts w:ascii="Consolas" w:eastAsia="Times New Roman" w:hAnsi="Consolas" w:cs="Times New Roman"/>
+          <w:color w:val="A5D6FF"/>
+          <w:sz w:val="21"/>
+          <w:szCs w:val="21"/>
+          <w:lang w:val="ru-RU" w:eastAsia="ru-RU"/>
+        </w:rPr>
+        <w:t>'2976-01-18 16:02:14'</w:t>
+      </w:r>
+      <w:r>
+        <w:rPr>
+          <w:rFonts w:ascii="Consolas" w:eastAsia="Times New Roman" w:hAnsi="Consolas" w:cs="Times New Roman"/>
+          <w:color w:val="BBBEBF"/>
+          <w:sz w:val="21"/>
+          <w:szCs w:val="21"/>
+          <w:lang w:val="ru-RU" w:eastAsia="ru-RU"/>
+        </w:rPr>
+        <w:t>, FALSE);</w:t>
+      </w:r>
+    </w:p>
+    <w:p>
+      <w:pPr>
+        <w:shd w:val="clear" w:color="auto" w:fill="121314"/>
+        <w:spacing w:after="0" w:line="285" w:lineRule="atLeast"/>
+        <w:rPr>
+          <w:rFonts w:ascii="Consolas" w:eastAsia="Times New Roman" w:hAnsi="Consolas" w:cs="Times New Roman"/>
+          <w:color w:val="BBBEBF"/>
+          <w:sz w:val="21"/>
+          <w:szCs w:val="21"/>
+          <w:lang w:val="ru-RU" w:eastAsia="ru-RU"/>
+        </w:rPr>
+      </w:pPr>
+    </w:p>
+    <w:p>
+      <w:pPr>
+        <w:shd w:val="clear" w:color="auto" w:fill="121314"/>
+        <w:spacing w:after="0" w:line="285" w:lineRule="atLeast"/>
+        <w:rPr>
+          <w:rFonts w:ascii="Consolas" w:eastAsia="Times New Roman" w:hAnsi="Consolas" w:cs="Times New Roman"/>
+          <w:color w:val="BBBEBF"/>
+          <w:sz w:val="21"/>
+          <w:szCs w:val="21"/>
+          <w:lang w:eastAsia="ru-RU"/>
+        </w:rPr>
+      </w:pPr>
+      <w:r>
+        <w:rPr>
+          <w:rFonts w:ascii="Consolas" w:eastAsia="Times New Roman" w:hAnsi="Consolas" w:cs="Times New Roman"/>
+          <w:color w:val="FF7B72"/>
+          <w:sz w:val="21"/>
+          <w:szCs w:val="21"/>
+          <w:lang w:eastAsia="ru-RU"/>
+        </w:rPr>
+        <w:t>INSERT INTO</w:t>
+      </w:r>
+      <w:r>
+        <w:rPr>
+          <w:rFonts w:ascii="Consolas" w:eastAsia="Times New Roman" w:hAnsi="Consolas" w:cs="Times New Roman"/>
+          <w:color w:val="BBBEBF"/>
+          <w:sz w:val="21"/>
+          <w:szCs w:val="21"/>
+          <w:lang w:eastAsia="ru-RU"/>
+        </w:rPr>
+        <w:t xml:space="preserve"> </w:t>
+      </w:r>
+      <w:proofErr w:type="spellStart"/>
+      <w:r>
+        <w:rPr>
+          <w:rFonts w:ascii="Consolas" w:eastAsia="Times New Roman" w:hAnsi="Consolas" w:cs="Times New Roman"/>
+          <w:color w:val="BBBEBF"/>
+          <w:sz w:val="21"/>
+          <w:szCs w:val="21"/>
+          <w:lang w:eastAsia="ru-RU"/>
+        </w:rPr>
+        <w:t>entities_action</w:t>
+      </w:r>
+      <w:proofErr w:type="spellEnd"/>
+      <w:r>
+        <w:rPr>
+          <w:rFonts w:ascii="Consolas" w:eastAsia="Times New Roman" w:hAnsi="Consolas" w:cs="Times New Roman"/>
+          <w:color w:val="BBBEBF"/>
+          <w:sz w:val="21"/>
+          <w:szCs w:val="21"/>
+          <w:lang w:eastAsia="ru-RU"/>
+        </w:rPr>
+        <w:t xml:space="preserve"> (</w:t>
+      </w:r>
+      <w:proofErr w:type="spellStart"/>
+      <w:r>
+        <w:rPr>
+          <w:rFonts w:ascii="Consolas" w:eastAsia="Times New Roman" w:hAnsi="Consolas" w:cs="Times New Roman"/>
+          <w:color w:val="BBBEBF"/>
+          <w:sz w:val="21"/>
+          <w:szCs w:val="21"/>
+          <w:lang w:eastAsia="ru-RU"/>
+        </w:rPr>
+        <w:t>entity_id</w:t>
+      </w:r>
+      <w:proofErr w:type="spellEnd"/>
+      <w:r>
+        <w:rPr>
+          <w:rFonts w:ascii="Consolas" w:eastAsia="Times New Roman" w:hAnsi="Consolas" w:cs="Times New Roman"/>
+          <w:color w:val="BBBEBF"/>
+          <w:sz w:val="21"/>
+          <w:szCs w:val="21"/>
+          <w:lang w:eastAsia="ru-RU"/>
+        </w:rPr>
+        <w:t xml:space="preserve">, </w:t>
+      </w:r>
+      <w:proofErr w:type="spellStart"/>
+      <w:r>
+        <w:rPr>
+          <w:rFonts w:ascii="Consolas" w:eastAsia="Times New Roman" w:hAnsi="Consolas" w:cs="Times New Roman"/>
+          <w:color w:val="BBBEBF"/>
+          <w:sz w:val="21"/>
+          <w:szCs w:val="21"/>
+          <w:lang w:eastAsia="ru-RU"/>
+        </w:rPr>
+        <w:t>action_id</w:t>
+      </w:r>
+      <w:proofErr w:type="spellEnd"/>
+      <w:r>
+        <w:rPr>
+          <w:rFonts w:ascii="Consolas" w:eastAsia="Times New Roman" w:hAnsi="Consolas" w:cs="Times New Roman"/>
+          <w:color w:val="BBBEBF"/>
+          <w:sz w:val="21"/>
+          <w:szCs w:val="21"/>
+          <w:lang w:eastAsia="ru-RU"/>
+        </w:rPr>
+        <w:t xml:space="preserve">) </w:t>
+      </w:r>
+      <w:r>
+        <w:rPr>
+          <w:rFonts w:ascii="Consolas" w:eastAsia="Times New Roman" w:hAnsi="Consolas" w:cs="Times New Roman"/>
+          <w:color w:val="FF7B72"/>
+          <w:sz w:val="21"/>
+          <w:szCs w:val="21"/>
+          <w:lang w:eastAsia="ru-RU"/>
+        </w:rPr>
+        <w:t>VALUES</w:t>
+      </w:r>
+    </w:p>
+    <w:p>
+      <w:pPr>
+        <w:shd w:val="clear" w:color="auto" w:fill="121314"/>
+        <w:spacing w:after="0" w:line="285" w:lineRule="atLeast"/>
+        <w:rPr>
+          <w:rFonts w:ascii="Consolas" w:eastAsia="Times New Roman" w:hAnsi="Consolas" w:cs="Times New Roman"/>
+          <w:color w:val="BBBEBF"/>
+          <w:sz w:val="21"/>
+          <w:szCs w:val="21"/>
+          <w:lang w:eastAsia="ru-RU"/>
+        </w:rPr>
+      </w:pPr>
+      <w:r>
+        <w:rPr>
+          <w:rFonts w:ascii="Consolas" w:eastAsia="Times New Roman" w:hAnsi="Consolas" w:cs="Times New Roman"/>
+          <w:color w:val="BBBEBF"/>
+          <w:sz w:val="21"/>
+          <w:szCs w:val="21"/>
+          <w:lang w:eastAsia="ru-RU"/>
+        </w:rPr>
+        <w:t>(</w:t>
+      </w:r>
+      <w:r>
+        <w:rPr>
+          <w:rFonts w:ascii="Consolas" w:eastAsia="Times New Roman" w:hAnsi="Consolas" w:cs="Times New Roman"/>
+          <w:color w:val="B5CEA8"/>
+          <w:sz w:val="21"/>
+          <w:szCs w:val="21"/>
+          <w:lang w:eastAsia="ru-RU"/>
+        </w:rPr>
+        <w:t>1</w:t>
+      </w:r>
+      <w:r>
+        <w:rPr>
+          <w:rFonts w:ascii="Consolas" w:eastAsia="Times New Roman" w:hAnsi="Consolas" w:cs="Times New Roman"/>
+          <w:color w:val="BBBEBF"/>
+          <w:sz w:val="21"/>
+          <w:szCs w:val="21"/>
+          <w:lang w:eastAsia="ru-RU"/>
+        </w:rPr>
+        <w:t xml:space="preserve">, </w:t>
+      </w:r>
+      <w:r>
+        <w:rPr>
+          <w:rFonts w:ascii="Consolas" w:eastAsia="Times New Roman" w:hAnsi="Consolas" w:cs="Times New Roman"/>
+          <w:color w:val="B5CEA8"/>
+          <w:sz w:val="21"/>
+          <w:szCs w:val="21"/>
+          <w:lang w:eastAsia="ru-RU"/>
+        </w:rPr>
+        <w:t>1</w:t>
+      </w:r>
+      <w:r>
+        <w:rPr>
+          <w:rFonts w:ascii="Consolas" w:eastAsia="Times New Roman" w:hAnsi="Consolas" w:cs="Times New Roman"/>
+          <w:color w:val="BBBEBF"/>
+          <w:sz w:val="21"/>
+          <w:szCs w:val="21"/>
+          <w:lang w:eastAsia="ru-RU"/>
+        </w:rPr>
+        <w:t>),</w:t>
+      </w:r>
+    </w:p>
+    <w:p>
+      <w:pPr>
+        <w:shd w:val="clear" w:color="auto" w:fill="121314"/>
+        <w:spacing w:after="0" w:line="285" w:lineRule="atLeast"/>
+        <w:rPr>
+          <w:rFonts w:ascii="Consolas" w:eastAsia="Times New Roman" w:hAnsi="Consolas" w:cs="Times New Roman"/>
+          <w:color w:val="BBBEBF"/>
+          <w:sz w:val="21"/>
+          <w:szCs w:val="21"/>
+          <w:lang w:eastAsia="ru-RU"/>
+        </w:rPr>
+      </w:pPr>
+      <w:r>
+        <w:rPr>
+          <w:rFonts w:ascii="Consolas" w:eastAsia="Times New Roman" w:hAnsi="Consolas" w:cs="Times New Roman"/>
+          <w:color w:val="BBBEBF"/>
+          <w:sz w:val="21"/>
+          <w:szCs w:val="21"/>
+          <w:lang w:eastAsia="ru-RU"/>
+        </w:rPr>
+        <w:t>(</w:t>
+      </w:r>
+      <w:r>
+        <w:rPr>
+          <w:rFonts w:ascii="Consolas" w:eastAsia="Times New Roman" w:hAnsi="Consolas" w:cs="Times New Roman"/>
+          <w:color w:val="B5CEA8"/>
+          <w:sz w:val="21"/>
+          <w:szCs w:val="21"/>
+          <w:lang w:eastAsia="ru-RU"/>
+        </w:rPr>
+        <w:t>1</w:t>
+      </w:r>
+      <w:r>
+        <w:rPr>
+          <w:rFonts w:ascii="Consolas" w:eastAsia="Times New Roman" w:hAnsi="Consolas" w:cs="Times New Roman"/>
+          <w:color w:val="BBBEBF"/>
+          <w:sz w:val="21"/>
+          <w:szCs w:val="21"/>
+          <w:lang w:eastAsia="ru-RU"/>
+        </w:rPr>
+        <w:t xml:space="preserve">, </w:t>
+      </w:r>
+      <w:r>
+        <w:rPr>
+          <w:rFonts w:ascii="Consolas" w:eastAsia="Times New Roman" w:hAnsi="Consolas" w:cs="Times New Roman"/>
+          <w:color w:val="B5CEA8"/>
+          <w:sz w:val="21"/>
+          <w:szCs w:val="21"/>
+          <w:lang w:eastAsia="ru-RU"/>
+        </w:rPr>
+        <w:t>2</w:t>
+      </w:r>
+      <w:r>
+        <w:rPr>
+          <w:rFonts w:ascii="Consolas" w:eastAsia="Times New Roman" w:hAnsi="Consolas" w:cs="Times New Roman"/>
+          <w:color w:val="BBBEBF"/>
+          <w:sz w:val="21"/>
+          <w:szCs w:val="21"/>
+          <w:lang w:eastAsia="ru-RU"/>
+        </w:rPr>
+        <w:t>),</w:t>
+      </w:r>
+    </w:p>
+    <w:p>
+      <w:pPr>
+        <w:shd w:val="clear" w:color="auto" w:fill="121314"/>
+        <w:spacing w:after="0" w:line="285" w:lineRule="atLeast"/>
+        <w:rPr>
+          <w:rFonts w:ascii="Consolas" w:eastAsia="Times New Roman" w:hAnsi="Consolas" w:cs="Times New Roman"/>
+          <w:color w:val="BBBEBF"/>
+          <w:sz w:val="21"/>
+          <w:szCs w:val="21"/>
+          <w:lang w:eastAsia="ru-RU"/>
+        </w:rPr>
+      </w:pPr>
+      <w:r>
+        <w:rPr>
+          <w:rFonts w:ascii="Consolas" w:eastAsia="Times New Roman" w:hAnsi="Consolas" w:cs="Times New Roman"/>
+          <w:color w:val="BBBEBF"/>
+          <w:sz w:val="21"/>
+          <w:szCs w:val="21"/>
+          <w:lang w:eastAsia="ru-RU"/>
+        </w:rPr>
+        <w:t>(</w:t>
+      </w:r>
+      <w:r>
+        <w:rPr>
+          <w:rFonts w:ascii="Consolas" w:eastAsia="Times New Roman" w:hAnsi="Consolas" w:cs="Times New Roman"/>
+          <w:color w:val="B5CEA8"/>
+          <w:sz w:val="21"/>
+          <w:szCs w:val="21"/>
+          <w:lang w:eastAsia="ru-RU"/>
+        </w:rPr>
+        <w:t>1</w:t>
+      </w:r>
+      <w:r>
+        <w:rPr>
+          <w:rFonts w:ascii="Consolas" w:eastAsia="Times New Roman" w:hAnsi="Consolas" w:cs="Times New Roman"/>
+          <w:color w:val="BBBEBF"/>
+          <w:sz w:val="21"/>
+          <w:szCs w:val="21"/>
+          <w:lang w:eastAsia="ru-RU"/>
+        </w:rPr>
+        <w:t xml:space="preserve">, </w:t>
+      </w:r>
+      <w:r>
+        <w:rPr>
+          <w:rFonts w:ascii="Consolas" w:eastAsia="Times New Roman" w:hAnsi="Consolas" w:cs="Times New Roman"/>
+          <w:color w:val="B5CEA8"/>
+          <w:sz w:val="21"/>
+          <w:szCs w:val="21"/>
+          <w:lang w:eastAsia="ru-RU"/>
+        </w:rPr>
+        <w:t>3</w:t>
+      </w:r>
+      <w:r>
+        <w:rPr>
+          <w:rFonts w:ascii="Consolas" w:eastAsia="Times New Roman" w:hAnsi="Consolas" w:cs="Times New Roman"/>
+          <w:color w:val="BBBEBF"/>
+          <w:sz w:val="21"/>
+          <w:szCs w:val="21"/>
+          <w:lang w:eastAsia="ru-RU"/>
+        </w:rPr>
+        <w:t>),</w:t>
+      </w:r>
+    </w:p>
+    <w:p>
+      <w:pPr>
+        <w:shd w:val="clear" w:color="auto" w:fill="121314"/>
+        <w:spacing w:after="0" w:line="285" w:lineRule="atLeast"/>
+        <w:rPr>
+          <w:rFonts w:ascii="Consolas" w:eastAsia="Times New Roman" w:hAnsi="Consolas" w:cs="Times New Roman"/>
+          <w:color w:val="BBBEBF"/>
+          <w:sz w:val="21"/>
+          <w:szCs w:val="21"/>
+          <w:lang w:eastAsia="ru-RU"/>
+        </w:rPr>
+      </w:pPr>
+      <w:r>
+        <w:rPr>
+          <w:rFonts w:ascii="Consolas" w:eastAsia="Times New Roman" w:hAnsi="Consolas" w:cs="Times New Roman"/>
+          <w:color w:val="BBBEBF"/>
+          <w:sz w:val="21"/>
+          <w:szCs w:val="21"/>
+          <w:lang w:eastAsia="ru-RU"/>
+        </w:rPr>
+        <w:t>(</w:t>
+      </w:r>
+      <w:r>
+        <w:rPr>
+          <w:rFonts w:ascii="Consolas" w:eastAsia="Times New Roman" w:hAnsi="Consolas" w:cs="Times New Roman"/>
+          <w:color w:val="B5CEA8"/>
+          <w:sz w:val="21"/>
+          <w:szCs w:val="21"/>
+          <w:lang w:eastAsia="ru-RU"/>
+        </w:rPr>
+        <w:t>2</w:t>
+      </w:r>
+      <w:r>
+        <w:rPr>
+          <w:rFonts w:ascii="Consolas" w:eastAsia="Times New Roman" w:hAnsi="Consolas" w:cs="Times New Roman"/>
+          <w:color w:val="BBBEBF"/>
+          <w:sz w:val="21"/>
+          <w:szCs w:val="21"/>
+          <w:lang w:eastAsia="ru-RU"/>
+        </w:rPr>
+        <w:t xml:space="preserve">, </w:t>
+      </w:r>
+      <w:r>
+        <w:rPr>
+          <w:rFonts w:ascii="Consolas" w:eastAsia="Times New Roman" w:hAnsi="Consolas" w:cs="Times New Roman"/>
+          <w:color w:val="B5CEA8"/>
+          <w:sz w:val="21"/>
+          <w:szCs w:val="21"/>
+          <w:lang w:eastAsia="ru-RU"/>
+        </w:rPr>
+        <w:t>2</w:t>
+      </w:r>
+      <w:r>
+        <w:rPr>
+          <w:rFonts w:ascii="Consolas" w:eastAsia="Times New Roman" w:hAnsi="Consolas" w:cs="Times New Roman"/>
+          <w:color w:val="BBBEBF"/>
+          <w:sz w:val="21"/>
+          <w:szCs w:val="21"/>
+          <w:lang w:eastAsia="ru-RU"/>
+        </w:rPr>
+        <w:t>),</w:t>
+      </w:r>
+    </w:p>
+    <w:p>
+      <w:pPr>
+        <w:shd w:val="clear" w:color="auto" w:fill="121314"/>
+        <w:spacing w:after="0" w:line="285" w:lineRule="atLeast"/>
+        <w:rPr>
+          <w:rFonts w:ascii="Consolas" w:eastAsia="Times New Roman" w:hAnsi="Consolas" w:cs="Times New Roman"/>
+          <w:color w:val="BBBEBF"/>
+          <w:sz w:val="21"/>
+          <w:szCs w:val="21"/>
+          <w:lang w:eastAsia="ru-RU"/>
+        </w:rPr>
+      </w:pPr>
+      <w:r>
+        <w:rPr>
+          <w:rFonts w:ascii="Consolas" w:eastAsia="Times New Roman" w:hAnsi="Consolas" w:cs="Times New Roman"/>
+          <w:color w:val="BBBEBF"/>
+          <w:sz w:val="21"/>
+          <w:szCs w:val="21"/>
+          <w:lang w:eastAsia="ru-RU"/>
+        </w:rPr>
+        <w:t>(</w:t>
+      </w:r>
+      <w:r>
+        <w:rPr>
+          <w:rFonts w:ascii="Consolas" w:eastAsia="Times New Roman" w:hAnsi="Consolas" w:cs="Times New Roman"/>
+          <w:color w:val="B5CEA8"/>
+          <w:sz w:val="21"/>
+          <w:szCs w:val="21"/>
+          <w:lang w:eastAsia="ru-RU"/>
+        </w:rPr>
+        <w:t>2</w:t>
+      </w:r>
+      <w:r>
+        <w:rPr>
+          <w:rFonts w:ascii="Consolas" w:eastAsia="Times New Roman" w:hAnsi="Consolas" w:cs="Times New Roman"/>
+          <w:color w:val="BBBEBF"/>
+          <w:sz w:val="21"/>
+          <w:szCs w:val="21"/>
+          <w:lang w:eastAsia="ru-RU"/>
+        </w:rPr>
+        <w:t xml:space="preserve">, </w:t>
+      </w:r>
+      <w:r>
+        <w:rPr>
+          <w:rFonts w:ascii="Consolas" w:eastAsia="Times New Roman" w:hAnsi="Consolas" w:cs="Times New Roman"/>
+          <w:color w:val="B5CEA8"/>
+          <w:sz w:val="21"/>
+          <w:szCs w:val="21"/>
+          <w:lang w:eastAsia="ru-RU"/>
+        </w:rPr>
+        <w:t>3</w:t>
+      </w:r>
+      <w:r>
+        <w:rPr>
+          <w:rFonts w:ascii="Consolas" w:eastAsia="Times New Roman" w:hAnsi="Consolas" w:cs="Times New Roman"/>
+          <w:color w:val="BBBEBF"/>
+          <w:sz w:val="21"/>
+          <w:szCs w:val="21"/>
+          <w:lang w:eastAsia="ru-RU"/>
+        </w:rPr>
+        <w:t>);</w:t>
+      </w:r>
+    </w:p>
+    <w:p>
+      <w:pPr>
+        <w:shd w:val="clear" w:color="auto" w:fill="121314"/>
+        <w:spacing w:after="0" w:line="285" w:lineRule="atLeast"/>
+        <w:rPr>
+          <w:rFonts w:ascii="Consolas" w:eastAsia="Times New Roman" w:hAnsi="Consolas" w:cs="Times New Roman"/>
+          <w:color w:val="BBBEBF"/>
+          <w:sz w:val="21"/>
+          <w:szCs w:val="21"/>
+          <w:lang w:eastAsia="ru-RU"/>
+        </w:rPr>
+      </w:pPr>
+    </w:p>
+    <w:p>
+      <w:pPr>
+        <w:shd w:val="clear" w:color="auto" w:fill="121314"/>
+        <w:spacing w:after="0" w:line="285" w:lineRule="atLeast"/>
+        <w:rPr>
+          <w:rFonts w:ascii="Consolas" w:eastAsia="Times New Roman" w:hAnsi="Consolas" w:cs="Times New Roman"/>
+          <w:color w:val="BBBEBF"/>
+          <w:sz w:val="21"/>
+          <w:szCs w:val="21"/>
+          <w:lang w:val="ru-RU" w:eastAsia="ru-RU"/>
+        </w:rPr>
+      </w:pPr>
+      <w:r>
+        <w:rPr>
+          <w:rFonts w:ascii="Consolas" w:eastAsia="Times New Roman" w:hAnsi="Consolas" w:cs="Times New Roman"/>
+          <w:color w:val="FF7B72"/>
+          <w:sz w:val="21"/>
+          <w:szCs w:val="21"/>
+          <w:lang w:val="ru-RU" w:eastAsia="ru-RU"/>
+        </w:rPr>
+        <w:t>COMMIT</w:t>
+      </w:r>
+      <w:r>
+        <w:rPr>
+          <w:rFonts w:ascii="Consolas" w:eastAsia="Times New Roman" w:hAnsi="Consolas" w:cs="Times New Roman"/>
+          <w:color w:val="BBBEBF"/>
+          <w:sz w:val="21"/>
+          <w:szCs w:val="21"/>
+          <w:lang w:val="ru-RU" w:eastAsia="ru-RU"/>
+        </w:rPr>
+        <w:t>;</w:t>
+      </w:r>
+    </w:p>
+    <w:p>
+      <w:pPr>
+        <w:spacing w:after="160" w:line="278" w:lineRule="auto"/>
+        <w:rPr>
+          <w:rFonts w:eastAsiaTheme="majorEastAsia" w:cstheme="majorBidi"/>
+          <w:b/>
+          <w:color w:val="000000" w:themeColor="text1"/>
+          <w:kern w:val="2"/>
+          <w:sz w:val="32"/>
+          <w:szCs w:val="32"/>
+          <w:lang w:val="ru-RU"/>
+          <w14:ligatures w14:val="standardContextual"/>
+        </w:rPr>
+      </w:pPr>
+      <w:r>
+        <w:rPr>
+          <w:lang w:val="ru-RU"/>
+        </w:rPr>
+        <w:br w:type="page"/>
       </w:r>
     </w:p>
     <w:p>
@@ -1718,6 +6946,7 @@
         <w:rPr>
           <w:lang w:val="ru-RU"/>
         </w:rPr>
+        <w:lastRenderedPageBreak/>
         <w:t>Вывод</w:t>
       </w:r>
     </w:p>
@@ -1779,79 +7008,41 @@
         <w:rPr>
           <w:lang w:val="ru-RU"/>
         </w:rPr>
-        <w:t>работы</w:t>
-      </w:r>
-      <w:r>
-        <w:rPr>
-          <w:lang w:val="ru-RU"/>
-        </w:rPr>
-        <w:t xml:space="preserve"> </w:t>
-      </w:r>
-      <w:r>
-        <w:rPr>
-          <w:lang w:val="ru-RU"/>
-        </w:rPr>
-        <w:t>я</w:t>
-      </w:r>
-      <w:r>
-        <w:rPr>
-          <w:lang w:val="ru-RU"/>
-        </w:rPr>
-        <w:t xml:space="preserve"> </w:t>
-      </w:r>
-      <w:r>
-        <w:rPr>
-          <w:lang w:val="ru-RU"/>
-        </w:rPr>
-        <w:t>научилась</w:t>
-      </w:r>
-      <w:r>
-        <w:rPr>
-          <w:lang w:val="ru-RU"/>
-        </w:rPr>
-        <w:t xml:space="preserve"> </w:t>
-      </w:r>
-      <w:r>
-        <w:rPr>
-          <w:lang w:val="ru-RU"/>
-        </w:rPr>
-        <w:t>составлять</w:t>
-      </w:r>
-      <w:r>
-        <w:rPr>
-          <w:lang w:val="ru-RU"/>
-        </w:rPr>
-        <w:t xml:space="preserve"> </w:t>
-      </w:r>
-      <w:r>
-        <w:rPr>
-          <w:lang w:val="ru-RU"/>
-        </w:rPr>
-        <w:t>инфологическую</w:t>
-      </w:r>
-      <w:r>
-        <w:rPr>
-          <w:lang w:val="ru-RU"/>
-        </w:rPr>
-        <w:t xml:space="preserve"> </w:t>
-      </w:r>
-      <w:r>
-        <w:rPr>
-          <w:lang w:val="ru-RU"/>
-        </w:rPr>
-        <w:t>и</w:t>
-      </w:r>
-      <w:r>
-        <w:rPr>
-          <w:lang w:val="ru-RU"/>
-        </w:rPr>
-        <w:t xml:space="preserve"> </w:t>
+        <w:t>я познакомился с принципом проектирования «</w:t>
       </w:r>
       <w:proofErr w:type="spellStart"/>
       <w:r>
         <w:rPr>
           <w:lang w:val="ru-RU"/>
         </w:rPr>
+        <w:t>Top</w:t>
+      </w:r>
+      <w:proofErr w:type="spellEnd"/>
+      <w:r>
+        <w:rPr>
+          <w:lang w:val="ru-RU"/>
+        </w:rPr>
+        <w:t xml:space="preserve"> – </w:t>
+      </w:r>
+      <w:proofErr w:type="spellStart"/>
+      <w:r>
+        <w:rPr>
+          <w:lang w:val="ru-RU"/>
+        </w:rPr>
+        <w:t>Down</w:t>
+      </w:r>
+      <w:proofErr w:type="spellEnd"/>
+      <w:r>
+        <w:rPr>
+          <w:lang w:val="ru-RU"/>
+        </w:rPr>
+        <w:t xml:space="preserve">», научился составлять инфологическую и </w:t>
+      </w:r>
+      <w:proofErr w:type="spellStart"/>
+      <w:r>
+        <w:rPr>
+          <w:lang w:val="ru-RU"/>
+        </w:rPr>
         <w:t>даталогическую</w:t>
       </w:r>
       <w:proofErr w:type="spellEnd"/>
@@ -1859,244 +7050,10 @@
         <w:rPr>
           <w:lang w:val="ru-RU"/>
         </w:rPr>
-        <w:t xml:space="preserve"> </w:t>
-      </w:r>
-      <w:r>
-        <w:rPr>
-          <w:lang w:val="ru-RU"/>
-        </w:rPr>
-        <w:t>модели</w:t>
-      </w:r>
-      <w:r>
-        <w:rPr>
-          <w:lang w:val="ru-RU"/>
-        </w:rPr>
-        <w:t xml:space="preserve"> </w:t>
-      </w:r>
-      <w:r>
-        <w:rPr>
-          <w:lang w:val="ru-RU"/>
-        </w:rPr>
-        <w:t>реляционной</w:t>
-      </w:r>
-      <w:r>
-        <w:rPr>
-          <w:lang w:val="ru-RU"/>
-        </w:rPr>
-        <w:t xml:space="preserve"> </w:t>
-      </w:r>
-      <w:r>
-        <w:rPr>
-          <w:lang w:val="ru-RU"/>
-        </w:rPr>
-        <w:t>БД</w:t>
-      </w:r>
-      <w:r>
-        <w:rPr>
-          <w:lang w:val="ru-RU"/>
-        </w:rPr>
-        <w:t xml:space="preserve">, </w:t>
-      </w:r>
-      <w:r>
-        <w:rPr>
-          <w:lang w:val="ru-RU"/>
-        </w:rPr>
-        <w:t>познакомилась</w:t>
-      </w:r>
-      <w:r>
-        <w:rPr>
-          <w:lang w:val="ru-RU"/>
-        </w:rPr>
-        <w:t xml:space="preserve"> </w:t>
-      </w:r>
-      <w:r>
-        <w:rPr>
-          <w:lang w:val="ru-RU"/>
-        </w:rPr>
-        <w:t>с</w:t>
-      </w:r>
-      <w:r>
-        <w:rPr>
-          <w:lang w:val="ru-RU"/>
-        </w:rPr>
-        <w:t xml:space="preserve"> </w:t>
-      </w:r>
-      <w:r>
-        <w:rPr>
-          <w:lang w:val="ru-RU"/>
-        </w:rPr>
-        <w:t>архитектурой</w:t>
-      </w:r>
-      <w:r>
-        <w:rPr>
-          <w:lang w:val="ru-RU"/>
-        </w:rPr>
-        <w:t xml:space="preserve"> </w:t>
-      </w:r>
-      <w:r>
-        <w:t>ANSI</w:t>
-      </w:r>
-      <w:r>
-        <w:rPr>
-          <w:lang w:val="ru-RU"/>
-        </w:rPr>
-        <w:t>-</w:t>
-      </w:r>
-      <w:r>
-        <w:t>SPARK</w:t>
-      </w:r>
-      <w:r>
-        <w:rPr>
-          <w:lang w:val="ru-RU"/>
-        </w:rPr>
-        <w:t xml:space="preserve">, </w:t>
-      </w:r>
-      <w:r>
-        <w:rPr>
-          <w:lang w:val="ru-RU"/>
-        </w:rPr>
-        <w:t>работала</w:t>
-      </w:r>
-      <w:r>
-        <w:rPr>
-          <w:lang w:val="ru-RU"/>
-        </w:rPr>
-        <w:t xml:space="preserve"> </w:t>
-      </w:r>
-      <w:r>
-        <w:rPr>
-          <w:lang w:val="ru-RU"/>
-        </w:rPr>
-        <w:t>с</w:t>
-      </w:r>
-      <w:r>
-        <w:rPr>
-          <w:lang w:val="ru-RU"/>
-        </w:rPr>
-        <w:t xml:space="preserve"> </w:t>
-      </w:r>
-      <w:r>
-        <w:rPr>
-          <w:lang w:val="ru-RU"/>
-        </w:rPr>
-        <w:t>языком</w:t>
-      </w:r>
-      <w:r>
-        <w:rPr>
-          <w:lang w:val="ru-RU"/>
-        </w:rPr>
-        <w:t xml:space="preserve"> </w:t>
-      </w:r>
-      <w:r>
-        <w:rPr>
-          <w:lang w:val="ru-RU"/>
-        </w:rPr>
-        <w:t>запросов</w:t>
-      </w:r>
-      <w:r>
-        <w:rPr>
-          <w:lang w:val="ru-RU"/>
-        </w:rPr>
-        <w:t xml:space="preserve"> </w:t>
-      </w:r>
-      <w:r>
-        <w:t>SQL</w:t>
-      </w:r>
-      <w:r>
-        <w:rPr>
-          <w:lang w:val="ru-RU"/>
-        </w:rPr>
-        <w:t xml:space="preserve"> </w:t>
-      </w:r>
-      <w:r>
-        <w:rPr>
-          <w:lang w:val="ru-RU"/>
-        </w:rPr>
-        <w:t>и</w:t>
-      </w:r>
-      <w:r>
-        <w:rPr>
-          <w:lang w:val="ru-RU"/>
-        </w:rPr>
-        <w:t xml:space="preserve"> </w:t>
-      </w:r>
-      <w:r>
-        <w:rPr>
-          <w:lang w:val="ru-RU"/>
-        </w:rPr>
-        <w:t>изучила</w:t>
-      </w:r>
-      <w:r>
-        <w:rPr>
-          <w:lang w:val="ru-RU"/>
-        </w:rPr>
-        <w:t xml:space="preserve">, </w:t>
-      </w:r>
-      <w:r>
-        <w:rPr>
-          <w:lang w:val="ru-RU"/>
-        </w:rPr>
-        <w:t>как</w:t>
-      </w:r>
-      <w:r>
-        <w:rPr>
-          <w:lang w:val="ru-RU"/>
-        </w:rPr>
-        <w:t xml:space="preserve"> </w:t>
-      </w:r>
-      <w:r>
-        <w:rPr>
-          <w:lang w:val="ru-RU"/>
-        </w:rPr>
-        <w:t>строить</w:t>
-      </w:r>
-      <w:r>
-        <w:rPr>
-          <w:lang w:val="ru-RU"/>
-        </w:rPr>
-        <w:t xml:space="preserve"> </w:t>
-      </w:r>
-      <w:proofErr w:type="spellStart"/>
-      <w:r>
-        <w:rPr>
-          <w:lang w:val="ru-RU"/>
-        </w:rPr>
-        <w:t>даталогическую</w:t>
-      </w:r>
-      <w:proofErr w:type="spellEnd"/>
-      <w:r>
-        <w:rPr>
-          <w:lang w:val="ru-RU"/>
-        </w:rPr>
-        <w:t xml:space="preserve"> </w:t>
-      </w:r>
-      <w:r>
-        <w:rPr>
-          <w:lang w:val="ru-RU"/>
-        </w:rPr>
-        <w:t>модель</w:t>
-      </w:r>
-      <w:r>
-        <w:rPr>
-          <w:lang w:val="ru-RU"/>
-        </w:rPr>
-        <w:t xml:space="preserve"> </w:t>
-      </w:r>
-      <w:r>
-        <w:rPr>
-          <w:lang w:val="ru-RU"/>
-        </w:rPr>
-        <w:t>в</w:t>
-      </w:r>
-      <w:r>
-        <w:rPr>
-          <w:lang w:val="ru-RU"/>
-        </w:rPr>
-        <w:t xml:space="preserve"> </w:t>
-      </w:r>
-      <w:r>
-        <w:t>PostgreSQL</w:t>
-      </w:r>
+        <w:t xml:space="preserve"> модель сущностей, по которым реализовал базу данных с помощью SQL.</w:t>
+      </w:r>
+      <w:bookmarkStart w:id="0" w:name="_GoBack"/>
+      <w:bookmarkEnd w:id="0"/>
     </w:p>
     <w:p>
       <w:pPr>
@@ -2350,7 +7307,7 @@
         <w:noProof/>
         <w:color w:val="000000" w:themeColor="text1"/>
       </w:rPr>
-      <w:t>4</w:t>
+      <w:t>7</w:t>
     </w:r>
     <w:r>
       <w:rPr>

--- a/lab1/Отчет.docx
+++ b/lab1/Отчет.docx
@@ -220,6 +220,8 @@
           <w:lang w:val="ru-RU"/>
         </w:rPr>
       </w:pPr>
+      <w:bookmarkStart w:id="0" w:name="_GoBack"/>
+      <w:bookmarkEnd w:id="0"/>
     </w:p>
     <w:p>
       <w:pPr>
@@ -1228,21 +1230,12 @@
       <w:proofErr w:type="spellEnd"/>
     </w:p>
     <w:p>
-      <w:pPr>
-        <w:rPr>
-          <w:lang w:val="ru-RU"/>
-        </w:rPr>
-      </w:pPr>
-      <w:r>
-        <w:rPr>
-          <w:noProof/>
-          <w:lang w:val="ru-RU" w:eastAsia="ru-RU"/>
-        </w:rPr>
+      <w:r>
         <w:drawing>
-          <wp:inline distT="0" distB="0" distL="0" distR="0" wp14:anchorId="0F5DFF09" wp14:editId="42DD6DB0">
-            <wp:extent cx="5731510" cy="1560195"/>
-            <wp:effectExtent l="0" t="0" r="2540" b="1905"/>
-            <wp:docPr id="3" name="Рисунок 3"/>
+          <wp:inline distT="0" distB="0" distL="0" distR="0" wp14:anchorId="29F4F2CB" wp14:editId="067160C7">
+            <wp:extent cx="5731510" cy="3152775"/>
+            <wp:effectExtent l="0" t="0" r="2540" b="9525"/>
+            <wp:docPr id="5" name="Рисунок 5"/>
             <wp:cNvGraphicFramePr>
               <a:graphicFrameLocks xmlns:a="http://schemas.openxmlformats.org/drawingml/2006/main" noChangeAspect="1"/>
             </wp:cNvGraphicFramePr>
@@ -1262,7 +1255,7 @@
                   <pic:spPr>
                     <a:xfrm>
                       <a:off x="0" y="0"/>
-                      <a:ext cx="5731510" cy="1560195"/>
+                      <a:ext cx="5731510" cy="3152775"/>
                     </a:xfrm>
                     <a:prstGeom prst="rect">
                       <a:avLst/>
@@ -1898,6 +1891,7 @@
         </w:rPr>
         <w:t xml:space="preserve"> </w:t>
       </w:r>
+      <w:proofErr w:type="gramStart"/>
       <w:r>
         <w:rPr>
           <w:rFonts w:ascii="Consolas" w:eastAsia="Times New Roman" w:hAnsi="Consolas" w:cs="Times New Roman"/>
@@ -1906,7 +1900,88 @@
           <w:szCs w:val="21"/>
           <w:lang w:eastAsia="ru-RU"/>
         </w:rPr>
-        <w:t>TEXT</w:t>
+        <w:t>VARCHAR</w:t>
+      </w:r>
+      <w:r>
+        <w:rPr>
+          <w:rFonts w:ascii="Consolas" w:eastAsia="Times New Roman" w:hAnsi="Consolas" w:cs="Times New Roman"/>
+          <w:color w:val="BBBEBF"/>
+          <w:sz w:val="21"/>
+          <w:szCs w:val="21"/>
+          <w:lang w:eastAsia="ru-RU"/>
+        </w:rPr>
+        <w:t>(</w:t>
+      </w:r>
+      <w:proofErr w:type="gramEnd"/>
+      <w:r>
+        <w:rPr>
+          <w:rFonts w:ascii="Consolas" w:eastAsia="Times New Roman" w:hAnsi="Consolas" w:cs="Times New Roman"/>
+          <w:color w:val="B5CEA8"/>
+          <w:sz w:val="21"/>
+          <w:szCs w:val="21"/>
+          <w:lang w:eastAsia="ru-RU"/>
+        </w:rPr>
+        <w:t>20</w:t>
+      </w:r>
+      <w:r>
+        <w:rPr>
+          <w:rFonts w:ascii="Consolas" w:eastAsia="Times New Roman" w:hAnsi="Consolas" w:cs="Times New Roman"/>
+          <w:color w:val="BBBEBF"/>
+          <w:sz w:val="21"/>
+          <w:szCs w:val="21"/>
+          <w:lang w:eastAsia="ru-RU"/>
+        </w:rPr>
+        <w:t xml:space="preserve">) </w:t>
+      </w:r>
+      <w:r>
+        <w:rPr>
+          <w:rFonts w:ascii="Consolas" w:eastAsia="Times New Roman" w:hAnsi="Consolas" w:cs="Times New Roman"/>
+          <w:color w:val="569CD6"/>
+          <w:sz w:val="21"/>
+          <w:szCs w:val="21"/>
+          <w:lang w:eastAsia="ru-RU"/>
+        </w:rPr>
+        <w:t>DEFAULT</w:t>
+      </w:r>
+      <w:r>
+        <w:rPr>
+          <w:rFonts w:ascii="Consolas" w:eastAsia="Times New Roman" w:hAnsi="Consolas" w:cs="Times New Roman"/>
+          <w:color w:val="BBBEBF"/>
+          <w:sz w:val="21"/>
+          <w:szCs w:val="21"/>
+          <w:lang w:eastAsia="ru-RU"/>
+        </w:rPr>
+        <w:t xml:space="preserve"> </w:t>
+      </w:r>
+      <w:r>
+        <w:rPr>
+          <w:rFonts w:ascii="Consolas" w:eastAsia="Times New Roman" w:hAnsi="Consolas" w:cs="Times New Roman"/>
+          <w:color w:val="A5D6FF"/>
+          <w:sz w:val="21"/>
+          <w:szCs w:val="21"/>
+          <w:lang w:eastAsia="ru-RU"/>
+        </w:rPr>
+        <w:t>'</w:t>
+      </w:r>
+      <w:r>
+        <w:rPr>
+          <w:rFonts w:ascii="Consolas" w:eastAsia="Times New Roman" w:hAnsi="Consolas" w:cs="Times New Roman"/>
+          <w:color w:val="A5D6FF"/>
+          <w:sz w:val="21"/>
+          <w:szCs w:val="21"/>
+          <w:lang w:val="ru-RU" w:eastAsia="ru-RU"/>
+        </w:rPr>
+        <w:t>Неизвестный</w:t>
+      </w:r>
+      <w:r>
+        <w:rPr>
+          <w:rFonts w:ascii="Consolas" w:eastAsia="Times New Roman" w:hAnsi="Consolas" w:cs="Times New Roman"/>
+          <w:color w:val="A5D6FF"/>
+          <w:sz w:val="21"/>
+          <w:szCs w:val="21"/>
+          <w:lang w:eastAsia="ru-RU"/>
+        </w:rPr>
+        <w:t>'</w:t>
       </w:r>
       <w:r>
         <w:rPr>
@@ -2186,6 +2261,7 @@
         </w:rPr>
         <w:t xml:space="preserve"> </w:t>
       </w:r>
+      <w:proofErr w:type="gramStart"/>
       <w:r>
         <w:rPr>
           <w:rFonts w:ascii="Consolas" w:eastAsia="Times New Roman" w:hAnsi="Consolas" w:cs="Times New Roman"/>
@@ -2194,17 +2270,38 @@
           <w:szCs w:val="21"/>
           <w:lang w:eastAsia="ru-RU"/>
         </w:rPr>
-        <w:t>TEXT</w:t>
-      </w:r>
-      <w:r>
-        <w:rPr>
-          <w:rFonts w:ascii="Consolas" w:eastAsia="Times New Roman" w:hAnsi="Consolas" w:cs="Times New Roman"/>
-          <w:color w:val="BBBEBF"/>
-          <w:sz w:val="21"/>
-          <w:szCs w:val="21"/>
-          <w:lang w:eastAsia="ru-RU"/>
-        </w:rPr>
-        <w:t xml:space="preserve"> </w:t>
+        <w:t>VARCHAR</w:t>
+      </w:r>
+      <w:r>
+        <w:rPr>
+          <w:rFonts w:ascii="Consolas" w:eastAsia="Times New Roman" w:hAnsi="Consolas" w:cs="Times New Roman"/>
+          <w:color w:val="BBBEBF"/>
+          <w:sz w:val="21"/>
+          <w:szCs w:val="21"/>
+          <w:lang w:eastAsia="ru-RU"/>
+        </w:rPr>
+        <w:t>(</w:t>
+      </w:r>
+      <w:proofErr w:type="gramEnd"/>
+      <w:r>
+        <w:rPr>
+          <w:rFonts w:ascii="Consolas" w:eastAsia="Times New Roman" w:hAnsi="Consolas" w:cs="Times New Roman"/>
+          <w:color w:val="B5CEA8"/>
+          <w:sz w:val="21"/>
+          <w:szCs w:val="21"/>
+          <w:lang w:eastAsia="ru-RU"/>
+        </w:rPr>
+        <w:t>20</w:t>
+      </w:r>
+      <w:r>
+        <w:rPr>
+          <w:rFonts w:ascii="Consolas" w:eastAsia="Times New Roman" w:hAnsi="Consolas" w:cs="Times New Roman"/>
+          <w:color w:val="BBBEBF"/>
+          <w:sz w:val="21"/>
+          <w:szCs w:val="21"/>
+          <w:lang w:eastAsia="ru-RU"/>
+        </w:rPr>
+        <w:t xml:space="preserve">) </w:t>
       </w:r>
       <w:r>
         <w:rPr>
@@ -2359,62 +2456,18 @@
           <w:color w:val="BBBEBF"/>
           <w:sz w:val="21"/>
           <w:szCs w:val="21"/>
-          <w:lang w:val="ru-RU" w:eastAsia="ru-RU"/>
-        </w:rPr>
-      </w:pPr>
-      <w:r>
-        <w:rPr>
-          <w:rFonts w:ascii="Consolas" w:eastAsia="Times New Roman" w:hAnsi="Consolas" w:cs="Times New Roman"/>
-          <w:color w:val="BBBEBF"/>
-          <w:sz w:val="21"/>
-          <w:szCs w:val="21"/>
-          <w:lang w:eastAsia="ru-RU"/>
-        </w:rPr>
-        <w:t xml:space="preserve">    </w:t>
-      </w:r>
-      <w:proofErr w:type="spellStart"/>
-      <w:r>
-        <w:rPr>
-          <w:rFonts w:ascii="Consolas" w:eastAsia="Times New Roman" w:hAnsi="Consolas" w:cs="Times New Roman"/>
-          <w:color w:val="BBBEBF"/>
-          <w:sz w:val="21"/>
-          <w:szCs w:val="21"/>
-          <w:lang w:val="ru-RU" w:eastAsia="ru-RU"/>
-        </w:rPr>
-        <w:t>major</w:t>
-      </w:r>
-      <w:proofErr w:type="spellEnd"/>
-      <w:r>
-        <w:rPr>
-          <w:rFonts w:ascii="Consolas" w:eastAsia="Times New Roman" w:hAnsi="Consolas" w:cs="Times New Roman"/>
-          <w:color w:val="BBBEBF"/>
-          <w:sz w:val="21"/>
-          <w:szCs w:val="21"/>
-          <w:lang w:val="ru-RU" w:eastAsia="ru-RU"/>
-        </w:rPr>
-        <w:t xml:space="preserve"> </w:t>
-      </w:r>
-      <w:proofErr w:type="spellStart"/>
-      <w:r>
-        <w:rPr>
-          <w:rFonts w:ascii="Consolas" w:eastAsia="Times New Roman" w:hAnsi="Consolas" w:cs="Times New Roman"/>
-          <w:color w:val="BBBEBF"/>
-          <w:sz w:val="21"/>
-          <w:szCs w:val="21"/>
-          <w:lang w:val="ru-RU" w:eastAsia="ru-RU"/>
-        </w:rPr>
-        <w:t>major</w:t>
-      </w:r>
-      <w:proofErr w:type="spellEnd"/>
-      <w:r>
-        <w:rPr>
-          <w:rFonts w:ascii="Consolas" w:eastAsia="Times New Roman" w:hAnsi="Consolas" w:cs="Times New Roman"/>
-          <w:color w:val="BBBEBF"/>
-          <w:sz w:val="21"/>
-          <w:szCs w:val="21"/>
-          <w:lang w:val="ru-RU" w:eastAsia="ru-RU"/>
-        </w:rPr>
-        <w:t>,</w:t>
+          <w:lang w:eastAsia="ru-RU"/>
+        </w:rPr>
+      </w:pPr>
+      <w:r>
+        <w:rPr>
+          <w:rFonts w:ascii="Consolas" w:eastAsia="Times New Roman" w:hAnsi="Consolas" w:cs="Times New Roman"/>
+          <w:color w:val="BBBEBF"/>
+          <w:sz w:val="21"/>
+          <w:szCs w:val="21"/>
+          <w:lang w:eastAsia="ru-RU"/>
+        </w:rPr>
+        <w:t>    major major,</w:t>
       </w:r>
     </w:p>
     <w:p>
@@ -2437,29 +2490,7 @@
           <w:szCs w:val="21"/>
           <w:lang w:eastAsia="ru-RU"/>
         </w:rPr>
-        <w:t xml:space="preserve">    sex </w:t>
-      </w:r>
-      <w:proofErr w:type="spellStart"/>
-      <w:r>
-        <w:rPr>
-          <w:rFonts w:ascii="Consolas" w:eastAsia="Times New Roman" w:hAnsi="Consolas" w:cs="Times New Roman"/>
-          <w:color w:val="BBBEBF"/>
-          <w:sz w:val="21"/>
-          <w:szCs w:val="21"/>
-          <w:lang w:eastAsia="ru-RU"/>
-        </w:rPr>
-        <w:t>sex</w:t>
-      </w:r>
-      <w:proofErr w:type="spellEnd"/>
-      <w:r>
-        <w:rPr>
-          <w:rFonts w:ascii="Consolas" w:eastAsia="Times New Roman" w:hAnsi="Consolas" w:cs="Times New Roman"/>
-          <w:color w:val="BBBEBF"/>
-          <w:sz w:val="21"/>
-          <w:szCs w:val="21"/>
-          <w:lang w:eastAsia="ru-RU"/>
-        </w:rPr>
-        <w:t xml:space="preserve"> </w:t>
+        <w:t xml:space="preserve">    sex sex </w:t>
       </w:r>
       <w:r>
         <w:rPr>
@@ -2542,20 +2573,18 @@
           <w:szCs w:val="21"/>
           <w:lang w:eastAsia="ru-RU"/>
         </w:rPr>
-        <w:t xml:space="preserve">    </w:t>
-      </w:r>
-      <w:proofErr w:type="spellStart"/>
-      <w:r>
-        <w:rPr>
-          <w:rFonts w:ascii="Consolas" w:eastAsia="Times New Roman" w:hAnsi="Consolas" w:cs="Times New Roman"/>
-          <w:color w:val="BBBEBF"/>
-          <w:sz w:val="21"/>
-          <w:szCs w:val="21"/>
-          <w:lang w:eastAsia="ru-RU"/>
-        </w:rPr>
-        <w:t>ship_id</w:t>
-      </w:r>
-      <w:proofErr w:type="spellEnd"/>
+        <w:t xml:space="preserve">    ship_id </w:t>
+      </w:r>
+      <w:r>
+        <w:rPr>
+          <w:rFonts w:ascii="Consolas" w:eastAsia="Times New Roman" w:hAnsi="Consolas" w:cs="Times New Roman"/>
+          <w:color w:val="FF7B72"/>
+          <w:sz w:val="21"/>
+          <w:szCs w:val="21"/>
+          <w:lang w:eastAsia="ru-RU"/>
+        </w:rPr>
+        <w:t>INTEGER</w:t>
+      </w:r>
       <w:r>
         <w:rPr>
           <w:rFonts w:ascii="Consolas" w:eastAsia="Times New Roman" w:hAnsi="Consolas" w:cs="Times New Roman"/>
@@ -2569,12 +2598,52 @@
       <w:r>
         <w:rPr>
           <w:rFonts w:ascii="Consolas" w:eastAsia="Times New Roman" w:hAnsi="Consolas" w:cs="Times New Roman"/>
+          <w:color w:val="569CD6"/>
+          <w:sz w:val="21"/>
+          <w:szCs w:val="21"/>
+          <w:lang w:eastAsia="ru-RU"/>
+        </w:rPr>
+        <w:t>REFERENCES</w:t>
+      </w:r>
+      <w:r>
+        <w:rPr>
+          <w:rFonts w:ascii="Consolas" w:eastAsia="Times New Roman" w:hAnsi="Consolas" w:cs="Times New Roman"/>
+          <w:color w:val="BBBEBF"/>
+          <w:sz w:val="21"/>
+          <w:szCs w:val="21"/>
+          <w:lang w:eastAsia="ru-RU"/>
+        </w:rPr>
+        <w:t xml:space="preserve"> ship(id) </w:t>
+      </w:r>
+      <w:r>
+        <w:rPr>
+          <w:rFonts w:ascii="Consolas" w:eastAsia="Times New Roman" w:hAnsi="Consolas" w:cs="Times New Roman"/>
+          <w:color w:val="569CD6"/>
+          <w:sz w:val="21"/>
+          <w:szCs w:val="21"/>
+          <w:lang w:eastAsia="ru-RU"/>
+        </w:rPr>
+        <w:t>ON DELETE</w:t>
+      </w:r>
+      <w:r>
+        <w:rPr>
+          <w:rFonts w:ascii="Consolas" w:eastAsia="Times New Roman" w:hAnsi="Consolas" w:cs="Times New Roman"/>
+          <w:color w:val="BBBEBF"/>
+          <w:sz w:val="21"/>
+          <w:szCs w:val="21"/>
+          <w:lang w:eastAsia="ru-RU"/>
+        </w:rPr>
+        <w:t xml:space="preserve"> </w:t>
+      </w:r>
+      <w:r>
+        <w:rPr>
+          <w:rFonts w:ascii="Consolas" w:eastAsia="Times New Roman" w:hAnsi="Consolas" w:cs="Times New Roman"/>
           <w:color w:val="FF7B72"/>
           <w:sz w:val="21"/>
           <w:szCs w:val="21"/>
           <w:lang w:eastAsia="ru-RU"/>
         </w:rPr>
-        <w:t>INTEGER</w:t>
+        <w:t>SET</w:t>
       </w:r>
       <w:r>
         <w:rPr>
@@ -2589,22 +2658,12 @@
       <w:r>
         <w:rPr>
           <w:rFonts w:ascii="Consolas" w:eastAsia="Times New Roman" w:hAnsi="Consolas" w:cs="Times New Roman"/>
-          <w:color w:val="569CD6"/>
-          <w:sz w:val="21"/>
-          <w:szCs w:val="21"/>
-          <w:lang w:eastAsia="ru-RU"/>
-        </w:rPr>
-        <w:t>REFERENCES</w:t>
-      </w:r>
-      <w:r>
-        <w:rPr>
-          <w:rFonts w:ascii="Consolas" w:eastAsia="Times New Roman" w:hAnsi="Consolas" w:cs="Times New Roman"/>
-          <w:color w:val="BBBEBF"/>
-          <w:sz w:val="21"/>
-          <w:szCs w:val="21"/>
-          <w:lang w:eastAsia="ru-RU"/>
-        </w:rPr>
-        <w:t xml:space="preserve"> ship(id)</w:t>
+          <w:color w:val="FF7B72"/>
+          <w:sz w:val="21"/>
+          <w:szCs w:val="21"/>
+          <w:lang w:eastAsia="ru-RU"/>
+        </w:rPr>
+        <w:t>NULL</w:t>
       </w:r>
     </w:p>
     <w:p>
@@ -2829,17 +2888,37 @@
           <w:szCs w:val="21"/>
           <w:lang w:eastAsia="ru-RU"/>
         </w:rPr>
-        <w:t>TEXT</w:t>
-      </w:r>
-      <w:r>
-        <w:rPr>
-          <w:rFonts w:ascii="Consolas" w:eastAsia="Times New Roman" w:hAnsi="Consolas" w:cs="Times New Roman"/>
-          <w:color w:val="BBBEBF"/>
-          <w:sz w:val="21"/>
-          <w:szCs w:val="21"/>
-          <w:lang w:eastAsia="ru-RU"/>
-        </w:rPr>
-        <w:t>,</w:t>
+        <w:t>VARCHAR</w:t>
+      </w:r>
+      <w:r>
+        <w:rPr>
+          <w:rFonts w:ascii="Consolas" w:eastAsia="Times New Roman" w:hAnsi="Consolas" w:cs="Times New Roman"/>
+          <w:color w:val="BBBEBF"/>
+          <w:sz w:val="21"/>
+          <w:szCs w:val="21"/>
+          <w:lang w:eastAsia="ru-RU"/>
+        </w:rPr>
+        <w:t>(</w:t>
+      </w:r>
+      <w:r>
+        <w:rPr>
+          <w:rFonts w:ascii="Consolas" w:eastAsia="Times New Roman" w:hAnsi="Consolas" w:cs="Times New Roman"/>
+          <w:color w:val="B5CEA8"/>
+          <w:sz w:val="21"/>
+          <w:szCs w:val="21"/>
+          <w:lang w:eastAsia="ru-RU"/>
+        </w:rPr>
+        <w:t>20</w:t>
+      </w:r>
+      <w:r>
+        <w:rPr>
+          <w:rFonts w:ascii="Consolas" w:eastAsia="Times New Roman" w:hAnsi="Consolas" w:cs="Times New Roman"/>
+          <w:color w:val="BBBEBF"/>
+          <w:sz w:val="21"/>
+          <w:szCs w:val="21"/>
+          <w:lang w:eastAsia="ru-RU"/>
+        </w:rPr>
+        <w:t>),</w:t>
       </w:r>
     </w:p>
     <w:p>
@@ -3117,17 +3196,37 @@
           <w:szCs w:val="21"/>
           <w:lang w:eastAsia="ru-RU"/>
         </w:rPr>
-        <w:t>TEXT</w:t>
-      </w:r>
-      <w:r>
-        <w:rPr>
-          <w:rFonts w:ascii="Consolas" w:eastAsia="Times New Roman" w:hAnsi="Consolas" w:cs="Times New Roman"/>
-          <w:color w:val="BBBEBF"/>
-          <w:sz w:val="21"/>
-          <w:szCs w:val="21"/>
-          <w:lang w:eastAsia="ru-RU"/>
-        </w:rPr>
-        <w:t>,</w:t>
+        <w:t>VARCHAR</w:t>
+      </w:r>
+      <w:r>
+        <w:rPr>
+          <w:rFonts w:ascii="Consolas" w:eastAsia="Times New Roman" w:hAnsi="Consolas" w:cs="Times New Roman"/>
+          <w:color w:val="BBBEBF"/>
+          <w:sz w:val="21"/>
+          <w:szCs w:val="21"/>
+          <w:lang w:eastAsia="ru-RU"/>
+        </w:rPr>
+        <w:t>(</w:t>
+      </w:r>
+      <w:r>
+        <w:rPr>
+          <w:rFonts w:ascii="Consolas" w:eastAsia="Times New Roman" w:hAnsi="Consolas" w:cs="Times New Roman"/>
+          <w:color w:val="B5CEA8"/>
+          <w:sz w:val="21"/>
+          <w:szCs w:val="21"/>
+          <w:lang w:eastAsia="ru-RU"/>
+        </w:rPr>
+        <w:t>20</w:t>
+      </w:r>
+      <w:r>
+        <w:rPr>
+          <w:rFonts w:ascii="Consolas" w:eastAsia="Times New Roman" w:hAnsi="Consolas" w:cs="Times New Roman"/>
+          <w:color w:val="BBBEBF"/>
+          <w:sz w:val="21"/>
+          <w:szCs w:val="21"/>
+          <w:lang w:eastAsia="ru-RU"/>
+        </w:rPr>
+        <w:t>),</w:t>
       </w:r>
     </w:p>
     <w:p>
@@ -3213,20 +3312,18 @@
           <w:szCs w:val="21"/>
           <w:lang w:eastAsia="ru-RU"/>
         </w:rPr>
-        <w:t xml:space="preserve">    </w:t>
-      </w:r>
-      <w:proofErr w:type="spellStart"/>
-      <w:r>
-        <w:rPr>
-          <w:rFonts w:ascii="Consolas" w:eastAsia="Times New Roman" w:hAnsi="Consolas" w:cs="Times New Roman"/>
-          <w:color w:val="BBBEBF"/>
-          <w:sz w:val="21"/>
-          <w:szCs w:val="21"/>
-          <w:lang w:eastAsia="ru-RU"/>
-        </w:rPr>
-        <w:t>ship_id</w:t>
-      </w:r>
-      <w:proofErr w:type="spellEnd"/>
+        <w:t xml:space="preserve">    ship_id </w:t>
+      </w:r>
+      <w:r>
+        <w:rPr>
+          <w:rFonts w:ascii="Consolas" w:eastAsia="Times New Roman" w:hAnsi="Consolas" w:cs="Times New Roman"/>
+          <w:color w:val="FF7B72"/>
+          <w:sz w:val="21"/>
+          <w:szCs w:val="21"/>
+          <w:lang w:eastAsia="ru-RU"/>
+        </w:rPr>
+        <w:t>INTEGER</w:t>
+      </w:r>
       <w:r>
         <w:rPr>
           <w:rFonts w:ascii="Consolas" w:eastAsia="Times New Roman" w:hAnsi="Consolas" w:cs="Times New Roman"/>
@@ -3245,7 +3342,7 @@
           <w:szCs w:val="21"/>
           <w:lang w:eastAsia="ru-RU"/>
         </w:rPr>
-        <w:t>INTEGER</w:t>
+        <w:t>NOT NULL</w:t>
       </w:r>
       <w:r>
         <w:rPr>
@@ -3260,26 +3357,6 @@
       <w:r>
         <w:rPr>
           <w:rFonts w:ascii="Consolas" w:eastAsia="Times New Roman" w:hAnsi="Consolas" w:cs="Times New Roman"/>
-          <w:color w:val="FF7B72"/>
-          <w:sz w:val="21"/>
-          <w:szCs w:val="21"/>
-          <w:lang w:eastAsia="ru-RU"/>
-        </w:rPr>
-        <w:t>NOT NULL</w:t>
-      </w:r>
-      <w:r>
-        <w:rPr>
-          <w:rFonts w:ascii="Consolas" w:eastAsia="Times New Roman" w:hAnsi="Consolas" w:cs="Times New Roman"/>
-          <w:color w:val="BBBEBF"/>
-          <w:sz w:val="21"/>
-          <w:szCs w:val="21"/>
-          <w:lang w:eastAsia="ru-RU"/>
-        </w:rPr>
-        <w:t xml:space="preserve"> </w:t>
-      </w:r>
-      <w:r>
-        <w:rPr>
-          <w:rFonts w:ascii="Consolas" w:eastAsia="Times New Roman" w:hAnsi="Consolas" w:cs="Times New Roman"/>
           <w:color w:val="569CD6"/>
           <w:sz w:val="21"/>
           <w:szCs w:val="21"/>
@@ -3295,7 +3372,27 @@
           <w:szCs w:val="21"/>
           <w:lang w:eastAsia="ru-RU"/>
         </w:rPr>
-        <w:t xml:space="preserve"> ship(id),</w:t>
+        <w:t xml:space="preserve"> ship(id) </w:t>
+      </w:r>
+      <w:r>
+        <w:rPr>
+          <w:rFonts w:ascii="Consolas" w:eastAsia="Times New Roman" w:hAnsi="Consolas" w:cs="Times New Roman"/>
+          <w:color w:val="569CD6"/>
+          <w:sz w:val="21"/>
+          <w:szCs w:val="21"/>
+          <w:lang w:eastAsia="ru-RU"/>
+        </w:rPr>
+        <w:t>ON DELETE</w:t>
+      </w:r>
+      <w:r>
+        <w:rPr>
+          <w:rFonts w:ascii="Consolas" w:eastAsia="Times New Roman" w:hAnsi="Consolas" w:cs="Times New Roman"/>
+          <w:color w:val="BBBEBF"/>
+          <w:sz w:val="21"/>
+          <w:szCs w:val="21"/>
+          <w:lang w:eastAsia="ru-RU"/>
+        </w:rPr>
+        <w:t xml:space="preserve"> RESTRICT,</w:t>
       </w:r>
     </w:p>
     <w:p>
@@ -3318,20 +3415,18 @@
           <w:szCs w:val="21"/>
           <w:lang w:eastAsia="ru-RU"/>
         </w:rPr>
-        <w:t xml:space="preserve">    </w:t>
-      </w:r>
-      <w:proofErr w:type="spellStart"/>
-      <w:r>
-        <w:rPr>
-          <w:rFonts w:ascii="Consolas" w:eastAsia="Times New Roman" w:hAnsi="Consolas" w:cs="Times New Roman"/>
-          <w:color w:val="BBBEBF"/>
-          <w:sz w:val="21"/>
-          <w:szCs w:val="21"/>
-          <w:lang w:eastAsia="ru-RU"/>
-        </w:rPr>
-        <w:t>location_id</w:t>
-      </w:r>
-      <w:proofErr w:type="spellEnd"/>
+        <w:t xml:space="preserve">    location_id </w:t>
+      </w:r>
+      <w:r>
+        <w:rPr>
+          <w:rFonts w:ascii="Consolas" w:eastAsia="Times New Roman" w:hAnsi="Consolas" w:cs="Times New Roman"/>
+          <w:color w:val="FF7B72"/>
+          <w:sz w:val="21"/>
+          <w:szCs w:val="21"/>
+          <w:lang w:eastAsia="ru-RU"/>
+        </w:rPr>
+        <w:t>INTEGER</w:t>
+      </w:r>
       <w:r>
         <w:rPr>
           <w:rFonts w:ascii="Consolas" w:eastAsia="Times New Roman" w:hAnsi="Consolas" w:cs="Times New Roman"/>
@@ -3350,7 +3445,7 @@
           <w:szCs w:val="21"/>
           <w:lang w:eastAsia="ru-RU"/>
         </w:rPr>
-        <w:t>INTEGER</w:t>
+        <w:t>NOT NULL</w:t>
       </w:r>
       <w:r>
         <w:rPr>
@@ -3365,22 +3460,42 @@
       <w:r>
         <w:rPr>
           <w:rFonts w:ascii="Consolas" w:eastAsia="Times New Roman" w:hAnsi="Consolas" w:cs="Times New Roman"/>
+          <w:color w:val="569CD6"/>
+          <w:sz w:val="21"/>
+          <w:szCs w:val="21"/>
+          <w:lang w:eastAsia="ru-RU"/>
+        </w:rPr>
+        <w:t>REFERENCES</w:t>
+      </w:r>
+      <w:r>
+        <w:rPr>
+          <w:rFonts w:ascii="Consolas" w:eastAsia="Times New Roman" w:hAnsi="Consolas" w:cs="Times New Roman"/>
+          <w:color w:val="BBBEBF"/>
+          <w:sz w:val="21"/>
+          <w:szCs w:val="21"/>
+          <w:lang w:eastAsia="ru-RU"/>
+        </w:rPr>
+        <w:t xml:space="preserve"> </w:t>
+      </w:r>
+      <w:r>
+        <w:rPr>
+          <w:rFonts w:ascii="Consolas" w:eastAsia="Times New Roman" w:hAnsi="Consolas" w:cs="Times New Roman"/>
           <w:color w:val="FF7B72"/>
           <w:sz w:val="21"/>
           <w:szCs w:val="21"/>
           <w:lang w:eastAsia="ru-RU"/>
         </w:rPr>
-        <w:t>NOT NULL</w:t>
-      </w:r>
-      <w:r>
-        <w:rPr>
-          <w:rFonts w:ascii="Consolas" w:eastAsia="Times New Roman" w:hAnsi="Consolas" w:cs="Times New Roman"/>
-          <w:color w:val="BBBEBF"/>
-          <w:sz w:val="21"/>
-          <w:szCs w:val="21"/>
-          <w:lang w:eastAsia="ru-RU"/>
-        </w:rPr>
-        <w:t xml:space="preserve"> </w:t>
+        <w:t>location</w:t>
+      </w:r>
+      <w:r>
+        <w:rPr>
+          <w:rFonts w:ascii="Consolas" w:eastAsia="Times New Roman" w:hAnsi="Consolas" w:cs="Times New Roman"/>
+          <w:color w:val="BBBEBF"/>
+          <w:sz w:val="21"/>
+          <w:szCs w:val="21"/>
+          <w:lang w:eastAsia="ru-RU"/>
+        </w:rPr>
+        <w:t xml:space="preserve">(id) </w:t>
       </w:r>
       <w:r>
         <w:rPr>
@@ -3390,37 +3505,17 @@
           <w:szCs w:val="21"/>
           <w:lang w:eastAsia="ru-RU"/>
         </w:rPr>
-        <w:t>REFERENCES</w:t>
-      </w:r>
-      <w:r>
-        <w:rPr>
-          <w:rFonts w:ascii="Consolas" w:eastAsia="Times New Roman" w:hAnsi="Consolas" w:cs="Times New Roman"/>
-          <w:color w:val="BBBEBF"/>
-          <w:sz w:val="21"/>
-          <w:szCs w:val="21"/>
-          <w:lang w:eastAsia="ru-RU"/>
-        </w:rPr>
-        <w:t xml:space="preserve"> </w:t>
-      </w:r>
-      <w:r>
-        <w:rPr>
-          <w:rFonts w:ascii="Consolas" w:eastAsia="Times New Roman" w:hAnsi="Consolas" w:cs="Times New Roman"/>
-          <w:color w:val="FF7B72"/>
-          <w:sz w:val="21"/>
-          <w:szCs w:val="21"/>
-          <w:lang w:eastAsia="ru-RU"/>
-        </w:rPr>
-        <w:t>location</w:t>
-      </w:r>
-      <w:r>
-        <w:rPr>
-          <w:rFonts w:ascii="Consolas" w:eastAsia="Times New Roman" w:hAnsi="Consolas" w:cs="Times New Roman"/>
-          <w:color w:val="BBBEBF"/>
-          <w:sz w:val="21"/>
-          <w:szCs w:val="21"/>
-          <w:lang w:eastAsia="ru-RU"/>
-        </w:rPr>
-        <w:t>(id),</w:t>
+        <w:t>ON DELETE</w:t>
+      </w:r>
+      <w:r>
+        <w:rPr>
+          <w:rFonts w:ascii="Consolas" w:eastAsia="Times New Roman" w:hAnsi="Consolas" w:cs="Times New Roman"/>
+          <w:color w:val="BBBEBF"/>
+          <w:sz w:val="21"/>
+          <w:szCs w:val="21"/>
+          <w:lang w:eastAsia="ru-RU"/>
+        </w:rPr>
+        <w:t xml:space="preserve"> RESTRICT,</w:t>
       </w:r>
     </w:p>
     <w:p>
@@ -3781,17 +3876,37 @@
           <w:szCs w:val="21"/>
           <w:lang w:eastAsia="ru-RU"/>
         </w:rPr>
-        <w:t>TEXT</w:t>
-      </w:r>
-      <w:r>
-        <w:rPr>
-          <w:rFonts w:ascii="Consolas" w:eastAsia="Times New Roman" w:hAnsi="Consolas" w:cs="Times New Roman"/>
-          <w:color w:val="BBBEBF"/>
-          <w:sz w:val="21"/>
-          <w:szCs w:val="21"/>
-          <w:lang w:eastAsia="ru-RU"/>
-        </w:rPr>
-        <w:t>,</w:t>
+        <w:t>VARCHAR</w:t>
+      </w:r>
+      <w:r>
+        <w:rPr>
+          <w:rFonts w:ascii="Consolas" w:eastAsia="Times New Roman" w:hAnsi="Consolas" w:cs="Times New Roman"/>
+          <w:color w:val="BBBEBF"/>
+          <w:sz w:val="21"/>
+          <w:szCs w:val="21"/>
+          <w:lang w:eastAsia="ru-RU"/>
+        </w:rPr>
+        <w:t>(</w:t>
+      </w:r>
+      <w:r>
+        <w:rPr>
+          <w:rFonts w:ascii="Consolas" w:eastAsia="Times New Roman" w:hAnsi="Consolas" w:cs="Times New Roman"/>
+          <w:color w:val="B5CEA8"/>
+          <w:sz w:val="21"/>
+          <w:szCs w:val="21"/>
+          <w:lang w:eastAsia="ru-RU"/>
+        </w:rPr>
+        <w:t>20</w:t>
+      </w:r>
+      <w:r>
+        <w:rPr>
+          <w:rFonts w:ascii="Consolas" w:eastAsia="Times New Roman" w:hAnsi="Consolas" w:cs="Times New Roman"/>
+          <w:color w:val="BBBEBF"/>
+          <w:sz w:val="21"/>
+          <w:szCs w:val="21"/>
+          <w:lang w:eastAsia="ru-RU"/>
+        </w:rPr>
+        <w:t>),</w:t>
       </w:r>
     </w:p>
     <w:p>
@@ -3935,7 +4050,6 @@
         </w:rPr>
         <w:t xml:space="preserve"> </w:t>
       </w:r>
-      <w:proofErr w:type="spellStart"/>
       <w:r>
         <w:rPr>
           <w:rFonts w:ascii="Consolas" w:eastAsia="Times New Roman" w:hAnsi="Consolas" w:cs="Times New Roman"/>
@@ -3946,7 +4060,6 @@
         </w:rPr>
         <w:t>entities_action</w:t>
       </w:r>
-      <w:proofErr w:type="spellEnd"/>
       <w:r>
         <w:rPr>
           <w:rFonts w:ascii="Consolas" w:eastAsia="Times New Roman" w:hAnsi="Consolas" w:cs="Times New Roman"/>
@@ -3978,7 +4091,7 @@
           <w:szCs w:val="21"/>
           <w:lang w:eastAsia="ru-RU"/>
         </w:rPr>
-        <w:t xml:space="preserve">    id </w:t>
+        <w:t xml:space="preserve">    entity_id </w:t>
       </w:r>
       <w:r>
         <w:rPr>
@@ -3988,7 +4101,7 @@
           <w:szCs w:val="21"/>
           <w:lang w:eastAsia="ru-RU"/>
         </w:rPr>
-        <w:t>SERIAL</w:t>
+        <w:t>INTEGER</w:t>
       </w:r>
       <w:r>
         <w:rPr>
@@ -4003,12 +4116,52 @@
       <w:r>
         <w:rPr>
           <w:rFonts w:ascii="Consolas" w:eastAsia="Times New Roman" w:hAnsi="Consolas" w:cs="Times New Roman"/>
+          <w:color w:val="FF7B72"/>
+          <w:sz w:val="21"/>
+          <w:szCs w:val="21"/>
+          <w:lang w:eastAsia="ru-RU"/>
+        </w:rPr>
+        <w:t>NOT NULL</w:t>
+      </w:r>
+      <w:r>
+        <w:rPr>
+          <w:rFonts w:ascii="Consolas" w:eastAsia="Times New Roman" w:hAnsi="Consolas" w:cs="Times New Roman"/>
+          <w:color w:val="BBBEBF"/>
+          <w:sz w:val="21"/>
+          <w:szCs w:val="21"/>
+          <w:lang w:eastAsia="ru-RU"/>
+        </w:rPr>
+        <w:t xml:space="preserve"> </w:t>
+      </w:r>
+      <w:r>
+        <w:rPr>
+          <w:rFonts w:ascii="Consolas" w:eastAsia="Times New Roman" w:hAnsi="Consolas" w:cs="Times New Roman"/>
           <w:color w:val="569CD6"/>
           <w:sz w:val="21"/>
           <w:szCs w:val="21"/>
           <w:lang w:eastAsia="ru-RU"/>
         </w:rPr>
-        <w:t>PRIMARY KEY</w:t>
+        <w:t>REFERENCES</w:t>
+      </w:r>
+      <w:r>
+        <w:rPr>
+          <w:rFonts w:ascii="Consolas" w:eastAsia="Times New Roman" w:hAnsi="Consolas" w:cs="Times New Roman"/>
+          <w:color w:val="BBBEBF"/>
+          <w:sz w:val="21"/>
+          <w:szCs w:val="21"/>
+          <w:lang w:eastAsia="ru-RU"/>
+        </w:rPr>
+        <w:t xml:space="preserve"> entity(id) </w:t>
+      </w:r>
+      <w:r>
+        <w:rPr>
+          <w:rFonts w:ascii="Consolas" w:eastAsia="Times New Roman" w:hAnsi="Consolas" w:cs="Times New Roman"/>
+          <w:color w:val="569CD6"/>
+          <w:sz w:val="21"/>
+          <w:szCs w:val="21"/>
+          <w:lang w:eastAsia="ru-RU"/>
+        </w:rPr>
+        <w:t>ON DELETE CASCADE</w:t>
       </w:r>
       <w:r>
         <w:rPr>
@@ -4041,20 +4194,18 @@
           <w:szCs w:val="21"/>
           <w:lang w:eastAsia="ru-RU"/>
         </w:rPr>
-        <w:t xml:space="preserve">    </w:t>
-      </w:r>
-      <w:proofErr w:type="spellStart"/>
-      <w:r>
-        <w:rPr>
-          <w:rFonts w:ascii="Consolas" w:eastAsia="Times New Roman" w:hAnsi="Consolas" w:cs="Times New Roman"/>
-          <w:color w:val="BBBEBF"/>
-          <w:sz w:val="21"/>
-          <w:szCs w:val="21"/>
-          <w:lang w:eastAsia="ru-RU"/>
-        </w:rPr>
-        <w:t>entity_id</w:t>
-      </w:r>
-      <w:proofErr w:type="spellEnd"/>
+        <w:t xml:space="preserve">    action_id </w:t>
+      </w:r>
+      <w:r>
+        <w:rPr>
+          <w:rFonts w:ascii="Consolas" w:eastAsia="Times New Roman" w:hAnsi="Consolas" w:cs="Times New Roman"/>
+          <w:color w:val="FF7B72"/>
+          <w:sz w:val="21"/>
+          <w:szCs w:val="21"/>
+          <w:lang w:eastAsia="ru-RU"/>
+        </w:rPr>
+        <w:t>INTEGER</w:t>
+      </w:r>
       <w:r>
         <w:rPr>
           <w:rFonts w:ascii="Consolas" w:eastAsia="Times New Roman" w:hAnsi="Consolas" w:cs="Times New Roman"/>
@@ -4073,7 +4224,7 @@
           <w:szCs w:val="21"/>
           <w:lang w:eastAsia="ru-RU"/>
         </w:rPr>
-        <w:t>INTEGER</w:t>
+        <w:t>NOT NULL</w:t>
       </w:r>
       <w:r>
         <w:rPr>
@@ -4088,22 +4239,42 @@
       <w:r>
         <w:rPr>
           <w:rFonts w:ascii="Consolas" w:eastAsia="Times New Roman" w:hAnsi="Consolas" w:cs="Times New Roman"/>
+          <w:color w:val="569CD6"/>
+          <w:sz w:val="21"/>
+          <w:szCs w:val="21"/>
+          <w:lang w:eastAsia="ru-RU"/>
+        </w:rPr>
+        <w:t>REFERENCES</w:t>
+      </w:r>
+      <w:r>
+        <w:rPr>
+          <w:rFonts w:ascii="Consolas" w:eastAsia="Times New Roman" w:hAnsi="Consolas" w:cs="Times New Roman"/>
+          <w:color w:val="BBBEBF"/>
+          <w:sz w:val="21"/>
+          <w:szCs w:val="21"/>
+          <w:lang w:eastAsia="ru-RU"/>
+        </w:rPr>
+        <w:t xml:space="preserve"> </w:t>
+      </w:r>
+      <w:r>
+        <w:rPr>
+          <w:rFonts w:ascii="Consolas" w:eastAsia="Times New Roman" w:hAnsi="Consolas" w:cs="Times New Roman"/>
           <w:color w:val="FF7B72"/>
           <w:sz w:val="21"/>
           <w:szCs w:val="21"/>
           <w:lang w:eastAsia="ru-RU"/>
         </w:rPr>
-        <w:t>NOT NULL</w:t>
-      </w:r>
-      <w:r>
-        <w:rPr>
-          <w:rFonts w:ascii="Consolas" w:eastAsia="Times New Roman" w:hAnsi="Consolas" w:cs="Times New Roman"/>
-          <w:color w:val="BBBEBF"/>
-          <w:sz w:val="21"/>
-          <w:szCs w:val="21"/>
-          <w:lang w:eastAsia="ru-RU"/>
-        </w:rPr>
-        <w:t xml:space="preserve"> </w:t>
+        <w:t>action</w:t>
+      </w:r>
+      <w:r>
+        <w:rPr>
+          <w:rFonts w:ascii="Consolas" w:eastAsia="Times New Roman" w:hAnsi="Consolas" w:cs="Times New Roman"/>
+          <w:color w:val="BBBEBF"/>
+          <w:sz w:val="21"/>
+          <w:szCs w:val="21"/>
+          <w:lang w:eastAsia="ru-RU"/>
+        </w:rPr>
+        <w:t xml:space="preserve">(id) </w:t>
       </w:r>
       <w:r>
         <w:rPr>
@@ -4113,17 +4284,17 @@
           <w:szCs w:val="21"/>
           <w:lang w:eastAsia="ru-RU"/>
         </w:rPr>
-        <w:t>REFERENCES</w:t>
-      </w:r>
-      <w:r>
-        <w:rPr>
-          <w:rFonts w:ascii="Consolas" w:eastAsia="Times New Roman" w:hAnsi="Consolas" w:cs="Times New Roman"/>
-          <w:color w:val="BBBEBF"/>
-          <w:sz w:val="21"/>
-          <w:szCs w:val="21"/>
-          <w:lang w:eastAsia="ru-RU"/>
-        </w:rPr>
-        <w:t xml:space="preserve"> entity(id),</w:t>
+        <w:t>ON DELETE CASCADE</w:t>
+      </w:r>
+      <w:r>
+        <w:rPr>
+          <w:rFonts w:ascii="Consolas" w:eastAsia="Times New Roman" w:hAnsi="Consolas" w:cs="Times New Roman"/>
+          <w:color w:val="BBBEBF"/>
+          <w:sz w:val="21"/>
+          <w:szCs w:val="21"/>
+          <w:lang w:eastAsia="ru-RU"/>
+        </w:rPr>
+        <w:t>,</w:t>
       </w:r>
     </w:p>
     <w:p>
@@ -4148,68 +4319,6 @@
         </w:rPr>
         <w:t xml:space="preserve">    </w:t>
       </w:r>
-      <w:proofErr w:type="spellStart"/>
-      <w:r>
-        <w:rPr>
-          <w:rFonts w:ascii="Consolas" w:eastAsia="Times New Roman" w:hAnsi="Consolas" w:cs="Times New Roman"/>
-          <w:color w:val="BBBEBF"/>
-          <w:sz w:val="21"/>
-          <w:szCs w:val="21"/>
-          <w:lang w:eastAsia="ru-RU"/>
-        </w:rPr>
-        <w:t>action_id</w:t>
-      </w:r>
-      <w:proofErr w:type="spellEnd"/>
-      <w:r>
-        <w:rPr>
-          <w:rFonts w:ascii="Consolas" w:eastAsia="Times New Roman" w:hAnsi="Consolas" w:cs="Times New Roman"/>
-          <w:color w:val="BBBEBF"/>
-          <w:sz w:val="21"/>
-          <w:szCs w:val="21"/>
-          <w:lang w:eastAsia="ru-RU"/>
-        </w:rPr>
-        <w:t xml:space="preserve"> </w:t>
-      </w:r>
-      <w:r>
-        <w:rPr>
-          <w:rFonts w:ascii="Consolas" w:eastAsia="Times New Roman" w:hAnsi="Consolas" w:cs="Times New Roman"/>
-          <w:color w:val="FF7B72"/>
-          <w:sz w:val="21"/>
-          <w:szCs w:val="21"/>
-          <w:lang w:eastAsia="ru-RU"/>
-        </w:rPr>
-        <w:t>INTEGER</w:t>
-      </w:r>
-      <w:r>
-        <w:rPr>
-          <w:rFonts w:ascii="Consolas" w:eastAsia="Times New Roman" w:hAnsi="Consolas" w:cs="Times New Roman"/>
-          <w:color w:val="BBBEBF"/>
-          <w:sz w:val="21"/>
-          <w:szCs w:val="21"/>
-          <w:lang w:eastAsia="ru-RU"/>
-        </w:rPr>
-        <w:t xml:space="preserve"> </w:t>
-      </w:r>
-      <w:r>
-        <w:rPr>
-          <w:rFonts w:ascii="Consolas" w:eastAsia="Times New Roman" w:hAnsi="Consolas" w:cs="Times New Roman"/>
-          <w:color w:val="FF7B72"/>
-          <w:sz w:val="21"/>
-          <w:szCs w:val="21"/>
-          <w:lang w:eastAsia="ru-RU"/>
-        </w:rPr>
-        <w:t>NOT NULL</w:t>
-      </w:r>
-      <w:r>
-        <w:rPr>
-          <w:rFonts w:ascii="Consolas" w:eastAsia="Times New Roman" w:hAnsi="Consolas" w:cs="Times New Roman"/>
-          <w:color w:val="BBBEBF"/>
-          <w:sz w:val="21"/>
-          <w:szCs w:val="21"/>
-          <w:lang w:eastAsia="ru-RU"/>
-        </w:rPr>
-        <w:t xml:space="preserve"> </w:t>
-      </w:r>
       <w:r>
         <w:rPr>
           <w:rFonts w:ascii="Consolas" w:eastAsia="Times New Roman" w:hAnsi="Consolas" w:cs="Times New Roman"/>
@@ -4218,37 +4327,17 @@
           <w:szCs w:val="21"/>
           <w:lang w:eastAsia="ru-RU"/>
         </w:rPr>
-        <w:t>REFERENCES</w:t>
-      </w:r>
-      <w:r>
-        <w:rPr>
-          <w:rFonts w:ascii="Consolas" w:eastAsia="Times New Roman" w:hAnsi="Consolas" w:cs="Times New Roman"/>
-          <w:color w:val="BBBEBF"/>
-          <w:sz w:val="21"/>
-          <w:szCs w:val="21"/>
-          <w:lang w:eastAsia="ru-RU"/>
-        </w:rPr>
-        <w:t xml:space="preserve"> </w:t>
-      </w:r>
-      <w:r>
-        <w:rPr>
-          <w:rFonts w:ascii="Consolas" w:eastAsia="Times New Roman" w:hAnsi="Consolas" w:cs="Times New Roman"/>
-          <w:color w:val="FF7B72"/>
-          <w:sz w:val="21"/>
-          <w:szCs w:val="21"/>
-          <w:lang w:eastAsia="ru-RU"/>
-        </w:rPr>
-        <w:t>action</w:t>
-      </w:r>
-      <w:r>
-        <w:rPr>
-          <w:rFonts w:ascii="Consolas" w:eastAsia="Times New Roman" w:hAnsi="Consolas" w:cs="Times New Roman"/>
-          <w:color w:val="BBBEBF"/>
-          <w:sz w:val="21"/>
-          <w:szCs w:val="21"/>
-          <w:lang w:eastAsia="ru-RU"/>
-        </w:rPr>
-        <w:t>(id)</w:t>
+        <w:t>PRIMARY KEY</w:t>
+      </w:r>
+      <w:r>
+        <w:rPr>
+          <w:rFonts w:ascii="Consolas" w:eastAsia="Times New Roman" w:hAnsi="Consolas" w:cs="Times New Roman"/>
+          <w:color w:val="BBBEBF"/>
+          <w:sz w:val="21"/>
+          <w:szCs w:val="21"/>
+          <w:lang w:eastAsia="ru-RU"/>
+        </w:rPr>
+        <w:t xml:space="preserve"> (entity_id, action_id)</w:t>
       </w:r>
     </w:p>
     <w:p>
@@ -4260,16 +4349,16 @@
           <w:color w:val="BBBEBF"/>
           <w:sz w:val="21"/>
           <w:szCs w:val="21"/>
-          <w:lang w:eastAsia="ru-RU"/>
-        </w:rPr>
-      </w:pPr>
-      <w:r>
-        <w:rPr>
-          <w:rFonts w:ascii="Consolas" w:eastAsia="Times New Roman" w:hAnsi="Consolas" w:cs="Times New Roman"/>
-          <w:color w:val="BBBEBF"/>
-          <w:sz w:val="21"/>
-          <w:szCs w:val="21"/>
-          <w:lang w:eastAsia="ru-RU"/>
+          <w:lang w:val="ru-RU" w:eastAsia="ru-RU"/>
+        </w:rPr>
+      </w:pPr>
+      <w:r>
+        <w:rPr>
+          <w:rFonts w:ascii="Consolas" w:eastAsia="Times New Roman" w:hAnsi="Consolas" w:cs="Times New Roman"/>
+          <w:color w:val="BBBEBF"/>
+          <w:sz w:val="21"/>
+          <w:szCs w:val="21"/>
+          <w:lang w:val="ru-RU" w:eastAsia="ru-RU"/>
         </w:rPr>
         <w:t>);</w:t>
       </w:r>
@@ -4280,83 +4369,12 @@
         <w:spacing w:after="0" w:line="285" w:lineRule="atLeast"/>
         <w:rPr>
           <w:rFonts w:ascii="Consolas" w:eastAsia="Times New Roman" w:hAnsi="Consolas" w:cs="Times New Roman"/>
-          <w:color w:val="BBBEBF"/>
-          <w:sz w:val="21"/>
-          <w:szCs w:val="21"/>
-          <w:lang w:eastAsia="ru-RU"/>
-        </w:rPr>
-      </w:pPr>
-      <w:r>
-        <w:rPr>
-          <w:rFonts w:ascii="Consolas" w:eastAsia="Times New Roman" w:hAnsi="Consolas" w:cs="Times New Roman"/>
           <w:color w:val="FF7B72"/>
           <w:sz w:val="21"/>
           <w:szCs w:val="21"/>
           <w:lang w:eastAsia="ru-RU"/>
         </w:rPr>
-        <w:lastRenderedPageBreak/>
-        <w:t>INSERT INTO</w:t>
-      </w:r>
-      <w:r>
-        <w:rPr>
-          <w:rFonts w:ascii="Consolas" w:eastAsia="Times New Roman" w:hAnsi="Consolas" w:cs="Times New Roman"/>
-          <w:color w:val="BBBEBF"/>
-          <w:sz w:val="21"/>
-          <w:szCs w:val="21"/>
-          <w:lang w:eastAsia="ru-RU"/>
-        </w:rPr>
-        <w:t xml:space="preserve"> ship (</w:t>
-      </w:r>
-      <w:r>
-        <w:rPr>
-          <w:rFonts w:ascii="Consolas" w:eastAsia="Times New Roman" w:hAnsi="Consolas" w:cs="Times New Roman"/>
-          <w:color w:val="FF7B72"/>
-          <w:sz w:val="21"/>
-          <w:szCs w:val="21"/>
-          <w:lang w:eastAsia="ru-RU"/>
-        </w:rPr>
-        <w:t>name</w:t>
-      </w:r>
-      <w:r>
-        <w:rPr>
-          <w:rFonts w:ascii="Consolas" w:eastAsia="Times New Roman" w:hAnsi="Consolas" w:cs="Times New Roman"/>
-          <w:color w:val="BBBEBF"/>
-          <w:sz w:val="21"/>
-          <w:szCs w:val="21"/>
-          <w:lang w:eastAsia="ru-RU"/>
-        </w:rPr>
-        <w:t xml:space="preserve">, </w:t>
-      </w:r>
-      <w:r>
-        <w:rPr>
-          <w:rFonts w:ascii="Consolas" w:eastAsia="Times New Roman" w:hAnsi="Consolas" w:cs="Times New Roman"/>
-          <w:color w:val="FF7B72"/>
-          <w:sz w:val="21"/>
-          <w:szCs w:val="21"/>
-          <w:lang w:eastAsia="ru-RU"/>
-        </w:rPr>
-        <w:t>description</w:t>
-      </w:r>
-      <w:r>
-        <w:rPr>
-          <w:rFonts w:ascii="Consolas" w:eastAsia="Times New Roman" w:hAnsi="Consolas" w:cs="Times New Roman"/>
-          <w:color w:val="BBBEBF"/>
-          <w:sz w:val="21"/>
-          <w:szCs w:val="21"/>
-          <w:lang w:eastAsia="ru-RU"/>
-        </w:rPr>
-        <w:t xml:space="preserve">) </w:t>
-      </w:r>
-      <w:r>
-        <w:rPr>
-          <w:rFonts w:ascii="Consolas" w:eastAsia="Times New Roman" w:hAnsi="Consolas" w:cs="Times New Roman"/>
-          <w:color w:val="FF7B72"/>
-          <w:sz w:val="21"/>
-          <w:szCs w:val="21"/>
-          <w:lang w:eastAsia="ru-RU"/>
-        </w:rPr>
-        <w:t>VALUES</w:t>
-      </w:r>
+      </w:pPr>
     </w:p>
     <w:p>
       <w:pPr>
@@ -4364,106 +4382,12 @@
         <w:spacing w:after="0" w:line="285" w:lineRule="atLeast"/>
         <w:rPr>
           <w:rFonts w:ascii="Consolas" w:eastAsia="Times New Roman" w:hAnsi="Consolas" w:cs="Times New Roman"/>
-          <w:color w:val="BBBEBF"/>
-          <w:sz w:val="21"/>
-          <w:szCs w:val="21"/>
-          <w:lang w:val="ru-RU" w:eastAsia="ru-RU"/>
-        </w:rPr>
-      </w:pPr>
-      <w:r>
-        <w:rPr>
-          <w:rFonts w:ascii="Consolas" w:eastAsia="Times New Roman" w:hAnsi="Consolas" w:cs="Times New Roman"/>
-          <w:color w:val="BBBEBF"/>
-          <w:sz w:val="21"/>
-          <w:szCs w:val="21"/>
-          <w:lang w:val="ru-RU" w:eastAsia="ru-RU"/>
-        </w:rPr>
-        <w:t>(</w:t>
-      </w:r>
-      <w:r>
-        <w:rPr>
-          <w:rFonts w:ascii="Consolas" w:eastAsia="Times New Roman" w:hAnsi="Consolas" w:cs="Times New Roman"/>
-          <w:color w:val="A5D6FF"/>
-          <w:sz w:val="21"/>
-          <w:szCs w:val="21"/>
-          <w:lang w:val="ru-RU" w:eastAsia="ru-RU"/>
-        </w:rPr>
-        <w:t>'</w:t>
-      </w:r>
-      <w:proofErr w:type="spellStart"/>
-      <w:r>
-        <w:rPr>
-          <w:rFonts w:ascii="Consolas" w:eastAsia="Times New Roman" w:hAnsi="Consolas" w:cs="Times New Roman"/>
-          <w:color w:val="A5D6FF"/>
-          <w:sz w:val="21"/>
-          <w:szCs w:val="21"/>
-          <w:lang w:val="ru-RU" w:eastAsia="ru-RU"/>
-        </w:rPr>
-        <w:t>Покойоколка</w:t>
-      </w:r>
-      <w:proofErr w:type="spellEnd"/>
-      <w:r>
-        <w:rPr>
-          <w:rFonts w:ascii="Consolas" w:eastAsia="Times New Roman" w:hAnsi="Consolas" w:cs="Times New Roman"/>
-          <w:color w:val="A5D6FF"/>
-          <w:sz w:val="21"/>
-          <w:szCs w:val="21"/>
-          <w:lang w:val="ru-RU" w:eastAsia="ru-RU"/>
-        </w:rPr>
-        <w:t>'</w:t>
-      </w:r>
-      <w:r>
-        <w:rPr>
-          <w:rFonts w:ascii="Consolas" w:eastAsia="Times New Roman" w:hAnsi="Consolas" w:cs="Times New Roman"/>
-          <w:color w:val="BBBEBF"/>
-          <w:sz w:val="21"/>
-          <w:szCs w:val="21"/>
-          <w:lang w:val="ru-RU" w:eastAsia="ru-RU"/>
-        </w:rPr>
-        <w:t xml:space="preserve">, </w:t>
-      </w:r>
-      <w:r>
-        <w:rPr>
-          <w:rFonts w:ascii="Consolas" w:eastAsia="Times New Roman" w:hAnsi="Consolas" w:cs="Times New Roman"/>
-          <w:color w:val="A5D6FF"/>
-          <w:sz w:val="21"/>
-          <w:szCs w:val="21"/>
-          <w:lang w:val="ru-RU" w:eastAsia="ru-RU"/>
-        </w:rPr>
-        <w:t xml:space="preserve">'Загадочное судно с хранителями </w:t>
-      </w:r>
-      <w:proofErr w:type="spellStart"/>
-      <w:r>
-        <w:rPr>
-          <w:rFonts w:ascii="Consolas" w:eastAsia="Times New Roman" w:hAnsi="Consolas" w:cs="Times New Roman"/>
-          <w:color w:val="A5D6FF"/>
-          <w:sz w:val="21"/>
-          <w:szCs w:val="21"/>
-          <w:lang w:val="ru-RU" w:eastAsia="ru-RU"/>
-        </w:rPr>
-        <w:t>свэга</w:t>
-      </w:r>
-      <w:proofErr w:type="spellEnd"/>
-      <w:r>
-        <w:rPr>
-          <w:rFonts w:ascii="Consolas" w:eastAsia="Times New Roman" w:hAnsi="Consolas" w:cs="Times New Roman"/>
-          <w:color w:val="A5D6FF"/>
-          <w:sz w:val="21"/>
-          <w:szCs w:val="21"/>
-          <w:lang w:val="ru-RU" w:eastAsia="ru-RU"/>
-        </w:rPr>
-        <w:t xml:space="preserve"> в синих кепках'</w:t>
-      </w:r>
-      <w:r>
-        <w:rPr>
-          <w:rFonts w:ascii="Consolas" w:eastAsia="Times New Roman" w:hAnsi="Consolas" w:cs="Times New Roman"/>
-          <w:color w:val="BBBEBF"/>
-          <w:sz w:val="21"/>
-          <w:szCs w:val="21"/>
-          <w:lang w:val="ru-RU" w:eastAsia="ru-RU"/>
-        </w:rPr>
-        <w:t>),</w:t>
-      </w:r>
+          <w:color w:val="FF7B72"/>
+          <w:sz w:val="21"/>
+          <w:szCs w:val="21"/>
+          <w:lang w:eastAsia="ru-RU"/>
+        </w:rPr>
+      </w:pPr>
     </w:p>
     <w:p>
       <w:pPr>
@@ -4474,58 +4398,78 @@
           <w:color w:val="BBBEBF"/>
           <w:sz w:val="21"/>
           <w:szCs w:val="21"/>
-          <w:lang w:val="ru-RU" w:eastAsia="ru-RU"/>
-        </w:rPr>
-      </w:pPr>
-      <w:r>
-        <w:rPr>
-          <w:rFonts w:ascii="Consolas" w:eastAsia="Times New Roman" w:hAnsi="Consolas" w:cs="Times New Roman"/>
-          <w:color w:val="BBBEBF"/>
-          <w:sz w:val="21"/>
-          <w:szCs w:val="21"/>
-          <w:lang w:val="ru-RU" w:eastAsia="ru-RU"/>
-        </w:rPr>
-        <w:t>(</w:t>
-      </w:r>
-      <w:r>
-        <w:rPr>
-          <w:rFonts w:ascii="Consolas" w:eastAsia="Times New Roman" w:hAnsi="Consolas" w:cs="Times New Roman"/>
-          <w:color w:val="A5D6FF"/>
-          <w:sz w:val="21"/>
-          <w:szCs w:val="21"/>
-          <w:lang w:val="ru-RU" w:eastAsia="ru-RU"/>
-        </w:rPr>
-        <w:t>'67-й покоритель'</w:t>
-      </w:r>
-      <w:r>
-        <w:rPr>
-          <w:rFonts w:ascii="Consolas" w:eastAsia="Times New Roman" w:hAnsi="Consolas" w:cs="Times New Roman"/>
-          <w:color w:val="BBBEBF"/>
-          <w:sz w:val="21"/>
-          <w:szCs w:val="21"/>
-          <w:lang w:val="ru-RU" w:eastAsia="ru-RU"/>
+          <w:lang w:eastAsia="ru-RU"/>
+        </w:rPr>
+      </w:pPr>
+      <w:r>
+        <w:rPr>
+          <w:rFonts w:ascii="Consolas" w:eastAsia="Times New Roman" w:hAnsi="Consolas" w:cs="Times New Roman"/>
+          <w:color w:val="FF7B72"/>
+          <w:sz w:val="21"/>
+          <w:szCs w:val="21"/>
+          <w:lang w:eastAsia="ru-RU"/>
+        </w:rPr>
+        <w:t>INSERT INTO</w:t>
+      </w:r>
+      <w:r>
+        <w:rPr>
+          <w:rFonts w:ascii="Consolas" w:eastAsia="Times New Roman" w:hAnsi="Consolas" w:cs="Times New Roman"/>
+          <w:color w:val="BBBEBF"/>
+          <w:sz w:val="21"/>
+          <w:szCs w:val="21"/>
+          <w:lang w:eastAsia="ru-RU"/>
+        </w:rPr>
+        <w:t xml:space="preserve"> ship (</w:t>
+      </w:r>
+      <w:r>
+        <w:rPr>
+          <w:rFonts w:ascii="Consolas" w:eastAsia="Times New Roman" w:hAnsi="Consolas" w:cs="Times New Roman"/>
+          <w:color w:val="FF7B72"/>
+          <w:sz w:val="21"/>
+          <w:szCs w:val="21"/>
+          <w:lang w:eastAsia="ru-RU"/>
+        </w:rPr>
+        <w:t>name</w:t>
+      </w:r>
+      <w:r>
+        <w:rPr>
+          <w:rFonts w:ascii="Consolas" w:eastAsia="Times New Roman" w:hAnsi="Consolas" w:cs="Times New Roman"/>
+          <w:color w:val="BBBEBF"/>
+          <w:sz w:val="21"/>
+          <w:szCs w:val="21"/>
+          <w:lang w:eastAsia="ru-RU"/>
         </w:rPr>
         <w:t xml:space="preserve">, </w:t>
       </w:r>
       <w:r>
         <w:rPr>
           <w:rFonts w:ascii="Consolas" w:eastAsia="Times New Roman" w:hAnsi="Consolas" w:cs="Times New Roman"/>
-          <w:color w:val="A5D6FF"/>
-          <w:sz w:val="21"/>
-          <w:szCs w:val="21"/>
-          <w:lang w:val="ru-RU" w:eastAsia="ru-RU"/>
-        </w:rPr>
-        <w:t>'Давным-давно утерянная среди песков времени легенда'</w:t>
-      </w:r>
-      <w:r>
-        <w:rPr>
-          <w:rFonts w:ascii="Consolas" w:eastAsia="Times New Roman" w:hAnsi="Consolas" w:cs="Times New Roman"/>
-          <w:color w:val="BBBEBF"/>
-          <w:sz w:val="21"/>
-          <w:szCs w:val="21"/>
-          <w:lang w:val="ru-RU" w:eastAsia="ru-RU"/>
-        </w:rPr>
-        <w:t>),</w:t>
+          <w:color w:val="FF7B72"/>
+          <w:sz w:val="21"/>
+          <w:szCs w:val="21"/>
+          <w:lang w:eastAsia="ru-RU"/>
+        </w:rPr>
+        <w:t>description</w:t>
+      </w:r>
+      <w:r>
+        <w:rPr>
+          <w:rFonts w:ascii="Consolas" w:eastAsia="Times New Roman" w:hAnsi="Consolas" w:cs="Times New Roman"/>
+          <w:color w:val="BBBEBF"/>
+          <w:sz w:val="21"/>
+          <w:szCs w:val="21"/>
+          <w:lang w:eastAsia="ru-RU"/>
+        </w:rPr>
+        <w:t xml:space="preserve">) </w:t>
+      </w:r>
+      <w:r>
+        <w:rPr>
+          <w:rFonts w:ascii="Consolas" w:eastAsia="Times New Roman" w:hAnsi="Consolas" w:cs="Times New Roman"/>
+          <w:color w:val="FF7B72"/>
+          <w:sz w:val="21"/>
+          <w:szCs w:val="21"/>
+          <w:lang w:eastAsia="ru-RU"/>
+        </w:rPr>
+        <w:t>VALUES</w:t>
       </w:r>
     </w:p>
     <w:p>
@@ -4558,7 +4502,29 @@
           <w:szCs w:val="21"/>
           <w:lang w:val="ru-RU" w:eastAsia="ru-RU"/>
         </w:rPr>
-        <w:t>'Т.Ю.'</w:t>
+        <w:t>'</w:t>
+      </w:r>
+      <w:proofErr w:type="spellStart"/>
+      <w:r>
+        <w:rPr>
+          <w:rFonts w:ascii="Consolas" w:eastAsia="Times New Roman" w:hAnsi="Consolas" w:cs="Times New Roman"/>
+          <w:color w:val="A5D6FF"/>
+          <w:sz w:val="21"/>
+          <w:szCs w:val="21"/>
+          <w:lang w:val="ru-RU" w:eastAsia="ru-RU"/>
+        </w:rPr>
+        <w:t>Покойоколка</w:t>
+      </w:r>
+      <w:proofErr w:type="spellEnd"/>
+      <w:r>
+        <w:rPr>
+          <w:rFonts w:ascii="Consolas" w:eastAsia="Times New Roman" w:hAnsi="Consolas" w:cs="Times New Roman"/>
+          <w:color w:val="A5D6FF"/>
+          <w:sz w:val="21"/>
+          <w:szCs w:val="21"/>
+          <w:lang w:val="ru-RU" w:eastAsia="ru-RU"/>
+        </w:rPr>
+        <w:t>'</w:t>
       </w:r>
       <w:r>
         <w:rPr>
@@ -4578,7 +4544,7 @@
           <w:szCs w:val="21"/>
           <w:lang w:val="ru-RU" w:eastAsia="ru-RU"/>
         </w:rPr>
-        <w:t xml:space="preserve">'Летающая обитель </w:t>
+        <w:t xml:space="preserve">'Загадочное судно с хранителями </w:t>
       </w:r>
       <w:proofErr w:type="spellStart"/>
       <w:r>
@@ -4589,7 +4555,7 @@
           <w:szCs w:val="21"/>
           <w:lang w:val="ru-RU" w:eastAsia="ru-RU"/>
         </w:rPr>
-        <w:t>космо</w:t>
+        <w:t>свэга</w:t>
       </w:r>
       <w:proofErr w:type="spellEnd"/>
       <w:r>
@@ -4600,17 +4566,17 @@
           <w:szCs w:val="21"/>
           <w:lang w:val="ru-RU" w:eastAsia="ru-RU"/>
         </w:rPr>
-        <w:t>-варваров'</w:t>
-      </w:r>
-      <w:r>
-        <w:rPr>
-          <w:rFonts w:ascii="Consolas" w:eastAsia="Times New Roman" w:hAnsi="Consolas" w:cs="Times New Roman"/>
-          <w:color w:val="BBBEBF"/>
-          <w:sz w:val="21"/>
-          <w:szCs w:val="21"/>
-          <w:lang w:val="ru-RU" w:eastAsia="ru-RU"/>
-        </w:rPr>
-        <w:t>);</w:t>
+        <w:t xml:space="preserve"> в синих кепках'</w:t>
+      </w:r>
+      <w:r>
+        <w:rPr>
+          <w:rFonts w:ascii="Consolas" w:eastAsia="Times New Roman" w:hAnsi="Consolas" w:cs="Times New Roman"/>
+          <w:color w:val="BBBEBF"/>
+          <w:sz w:val="21"/>
+          <w:szCs w:val="21"/>
+          <w:lang w:val="ru-RU" w:eastAsia="ru-RU"/>
+        </w:rPr>
+        <w:t>),</w:t>
       </w:r>
     </w:p>
     <w:p>
@@ -4625,6 +4591,56 @@
           <w:lang w:val="ru-RU" w:eastAsia="ru-RU"/>
         </w:rPr>
       </w:pPr>
+      <w:r>
+        <w:rPr>
+          <w:rFonts w:ascii="Consolas" w:eastAsia="Times New Roman" w:hAnsi="Consolas" w:cs="Times New Roman"/>
+          <w:color w:val="BBBEBF"/>
+          <w:sz w:val="21"/>
+          <w:szCs w:val="21"/>
+          <w:lang w:val="ru-RU" w:eastAsia="ru-RU"/>
+        </w:rPr>
+        <w:t>(</w:t>
+      </w:r>
+      <w:r>
+        <w:rPr>
+          <w:rFonts w:ascii="Consolas" w:eastAsia="Times New Roman" w:hAnsi="Consolas" w:cs="Times New Roman"/>
+          <w:color w:val="A5D6FF"/>
+          <w:sz w:val="21"/>
+          <w:szCs w:val="21"/>
+          <w:lang w:val="ru-RU" w:eastAsia="ru-RU"/>
+        </w:rPr>
+        <w:t>'67-й покоритель'</w:t>
+      </w:r>
+      <w:r>
+        <w:rPr>
+          <w:rFonts w:ascii="Consolas" w:eastAsia="Times New Roman" w:hAnsi="Consolas" w:cs="Times New Roman"/>
+          <w:color w:val="BBBEBF"/>
+          <w:sz w:val="21"/>
+          <w:szCs w:val="21"/>
+          <w:lang w:val="ru-RU" w:eastAsia="ru-RU"/>
+        </w:rPr>
+        <w:t xml:space="preserve">, </w:t>
+      </w:r>
+      <w:r>
+        <w:rPr>
+          <w:rFonts w:ascii="Consolas" w:eastAsia="Times New Roman" w:hAnsi="Consolas" w:cs="Times New Roman"/>
+          <w:color w:val="A5D6FF"/>
+          <w:sz w:val="21"/>
+          <w:szCs w:val="21"/>
+          <w:lang w:val="ru-RU" w:eastAsia="ru-RU"/>
+        </w:rPr>
+        <w:t>'Давным-давно утерянная среди песков времени легенда'</w:t>
+      </w:r>
+      <w:r>
+        <w:rPr>
+          <w:rFonts w:ascii="Consolas" w:eastAsia="Times New Roman" w:hAnsi="Consolas" w:cs="Times New Roman"/>
+          <w:color w:val="BBBEBF"/>
+          <w:sz w:val="21"/>
+          <w:szCs w:val="21"/>
+          <w:lang w:val="ru-RU" w:eastAsia="ru-RU"/>
+        </w:rPr>
+        <w:t>),</w:t>
+      </w:r>
     </w:p>
     <w:p>
       <w:pPr>
@@ -4635,80 +4651,80 @@
           <w:color w:val="BBBEBF"/>
           <w:sz w:val="21"/>
           <w:szCs w:val="21"/>
-          <w:lang w:eastAsia="ru-RU"/>
-        </w:rPr>
-      </w:pPr>
-      <w:r>
-        <w:rPr>
-          <w:rFonts w:ascii="Consolas" w:eastAsia="Times New Roman" w:hAnsi="Consolas" w:cs="Times New Roman"/>
-          <w:color w:val="FF7B72"/>
-          <w:sz w:val="21"/>
-          <w:szCs w:val="21"/>
-          <w:lang w:eastAsia="ru-RU"/>
-        </w:rPr>
-        <w:t>INSERT INTO</w:t>
-      </w:r>
-      <w:r>
-        <w:rPr>
-          <w:rFonts w:ascii="Consolas" w:eastAsia="Times New Roman" w:hAnsi="Consolas" w:cs="Times New Roman"/>
-          <w:color w:val="BBBEBF"/>
-          <w:sz w:val="21"/>
-          <w:szCs w:val="21"/>
-          <w:lang w:eastAsia="ru-RU"/>
-        </w:rPr>
-        <w:t xml:space="preserve"> human (</w:t>
-      </w:r>
-      <w:r>
-        <w:rPr>
-          <w:rFonts w:ascii="Consolas" w:eastAsia="Times New Roman" w:hAnsi="Consolas" w:cs="Times New Roman"/>
-          <w:color w:val="FF7B72"/>
-          <w:sz w:val="21"/>
-          <w:szCs w:val="21"/>
-          <w:lang w:eastAsia="ru-RU"/>
-        </w:rPr>
-        <w:t>name</w:t>
-      </w:r>
-      <w:r>
-        <w:rPr>
-          <w:rFonts w:ascii="Consolas" w:eastAsia="Times New Roman" w:hAnsi="Consolas" w:cs="Times New Roman"/>
-          <w:color w:val="BBBEBF"/>
-          <w:sz w:val="21"/>
-          <w:szCs w:val="21"/>
-          <w:lang w:eastAsia="ru-RU"/>
-        </w:rPr>
-        <w:t xml:space="preserve">, age, major, sex, </w:t>
+          <w:lang w:val="ru-RU" w:eastAsia="ru-RU"/>
+        </w:rPr>
+      </w:pPr>
+      <w:r>
+        <w:rPr>
+          <w:rFonts w:ascii="Consolas" w:eastAsia="Times New Roman" w:hAnsi="Consolas" w:cs="Times New Roman"/>
+          <w:color w:val="BBBEBF"/>
+          <w:sz w:val="21"/>
+          <w:szCs w:val="21"/>
+          <w:lang w:val="ru-RU" w:eastAsia="ru-RU"/>
+        </w:rPr>
+        <w:t>(</w:t>
+      </w:r>
+      <w:r>
+        <w:rPr>
+          <w:rFonts w:ascii="Consolas" w:eastAsia="Times New Roman" w:hAnsi="Consolas" w:cs="Times New Roman"/>
+          <w:color w:val="A5D6FF"/>
+          <w:sz w:val="21"/>
+          <w:szCs w:val="21"/>
+          <w:lang w:val="ru-RU" w:eastAsia="ru-RU"/>
+        </w:rPr>
+        <w:t>'Т.Ю.'</w:t>
+      </w:r>
+      <w:r>
+        <w:rPr>
+          <w:rFonts w:ascii="Consolas" w:eastAsia="Times New Roman" w:hAnsi="Consolas" w:cs="Times New Roman"/>
+          <w:color w:val="BBBEBF"/>
+          <w:sz w:val="21"/>
+          <w:szCs w:val="21"/>
+          <w:lang w:val="ru-RU" w:eastAsia="ru-RU"/>
+        </w:rPr>
+        <w:t xml:space="preserve">, </w:t>
+      </w:r>
+      <w:r>
+        <w:rPr>
+          <w:rFonts w:ascii="Consolas" w:eastAsia="Times New Roman" w:hAnsi="Consolas" w:cs="Times New Roman"/>
+          <w:color w:val="A5D6FF"/>
+          <w:sz w:val="21"/>
+          <w:szCs w:val="21"/>
+          <w:lang w:val="ru-RU" w:eastAsia="ru-RU"/>
+        </w:rPr>
+        <w:t xml:space="preserve">'Летающая обитель </w:t>
       </w:r>
       <w:proofErr w:type="spellStart"/>
       <w:r>
         <w:rPr>
           <w:rFonts w:ascii="Consolas" w:eastAsia="Times New Roman" w:hAnsi="Consolas" w:cs="Times New Roman"/>
-          <w:color w:val="BBBEBF"/>
-          <w:sz w:val="21"/>
-          <w:szCs w:val="21"/>
-          <w:lang w:eastAsia="ru-RU"/>
-        </w:rPr>
-        <w:t>ship_id</w:t>
+          <w:color w:val="A5D6FF"/>
+          <w:sz w:val="21"/>
+          <w:szCs w:val="21"/>
+          <w:lang w:val="ru-RU" w:eastAsia="ru-RU"/>
+        </w:rPr>
+        <w:t>космо</w:t>
       </w:r>
       <w:proofErr w:type="spellEnd"/>
       <w:r>
         <w:rPr>
           <w:rFonts w:ascii="Consolas" w:eastAsia="Times New Roman" w:hAnsi="Consolas" w:cs="Times New Roman"/>
-          <w:color w:val="BBBEBF"/>
-          <w:sz w:val="21"/>
-          <w:szCs w:val="21"/>
-          <w:lang w:eastAsia="ru-RU"/>
-        </w:rPr>
-        <w:t xml:space="preserve">) </w:t>
-      </w:r>
-      <w:r>
-        <w:rPr>
-          <w:rFonts w:ascii="Consolas" w:eastAsia="Times New Roman" w:hAnsi="Consolas" w:cs="Times New Roman"/>
-          <w:color w:val="FF7B72"/>
-          <w:sz w:val="21"/>
-          <w:szCs w:val="21"/>
-          <w:lang w:eastAsia="ru-RU"/>
-        </w:rPr>
-        <w:t>VALUES</w:t>
+          <w:color w:val="A5D6FF"/>
+          <w:sz w:val="21"/>
+          <w:szCs w:val="21"/>
+          <w:lang w:val="ru-RU" w:eastAsia="ru-RU"/>
+        </w:rPr>
+        <w:t>-варваров'</w:t>
+      </w:r>
+      <w:r>
+        <w:rPr>
+          <w:rFonts w:ascii="Consolas" w:eastAsia="Times New Roman" w:hAnsi="Consolas" w:cs="Times New Roman"/>
+          <w:color w:val="BBBEBF"/>
+          <w:sz w:val="21"/>
+          <w:szCs w:val="21"/>
+          <w:lang w:val="ru-RU" w:eastAsia="ru-RU"/>
+        </w:rPr>
+        <w:t>);</w:t>
       </w:r>
     </w:p>
     <w:p>
@@ -4720,139 +4736,9 @@
           <w:color w:val="BBBEBF"/>
           <w:sz w:val="21"/>
           <w:szCs w:val="21"/>
-          <w:lang w:eastAsia="ru-RU"/>
-        </w:rPr>
-      </w:pPr>
-      <w:r>
-        <w:rPr>
-          <w:rFonts w:ascii="Consolas" w:eastAsia="Times New Roman" w:hAnsi="Consolas" w:cs="Times New Roman"/>
-          <w:color w:val="BBBEBF"/>
-          <w:sz w:val="21"/>
-          <w:szCs w:val="21"/>
-          <w:lang w:eastAsia="ru-RU"/>
-        </w:rPr>
-        <w:t>(</w:t>
-      </w:r>
-      <w:r>
-        <w:rPr>
-          <w:rFonts w:ascii="Consolas" w:eastAsia="Times New Roman" w:hAnsi="Consolas" w:cs="Times New Roman"/>
-          <w:color w:val="A5D6FF"/>
-          <w:sz w:val="21"/>
-          <w:szCs w:val="21"/>
-          <w:lang w:eastAsia="ru-RU"/>
-        </w:rPr>
-        <w:t>'</w:t>
-      </w:r>
-      <w:r>
-        <w:rPr>
-          <w:rFonts w:ascii="Consolas" w:eastAsia="Times New Roman" w:hAnsi="Consolas" w:cs="Times New Roman"/>
-          <w:color w:val="A5D6FF"/>
-          <w:sz w:val="21"/>
-          <w:szCs w:val="21"/>
-          <w:lang w:val="ru-RU" w:eastAsia="ru-RU"/>
-        </w:rPr>
-        <w:t>Егор</w:t>
-      </w:r>
-      <w:r>
-        <w:rPr>
-          <w:rFonts w:ascii="Consolas" w:eastAsia="Times New Roman" w:hAnsi="Consolas" w:cs="Times New Roman"/>
-          <w:color w:val="A5D6FF"/>
-          <w:sz w:val="21"/>
-          <w:szCs w:val="21"/>
-          <w:lang w:eastAsia="ru-RU"/>
-        </w:rPr>
-        <w:t>'</w:t>
-      </w:r>
-      <w:r>
-        <w:rPr>
-          <w:rFonts w:ascii="Consolas" w:eastAsia="Times New Roman" w:hAnsi="Consolas" w:cs="Times New Roman"/>
-          <w:color w:val="BBBEBF"/>
-          <w:sz w:val="21"/>
-          <w:szCs w:val="21"/>
-          <w:lang w:eastAsia="ru-RU"/>
-        </w:rPr>
-        <w:t xml:space="preserve">, </w:t>
-      </w:r>
-      <w:r>
-        <w:rPr>
-          <w:rFonts w:ascii="Consolas" w:eastAsia="Times New Roman" w:hAnsi="Consolas" w:cs="Times New Roman"/>
-          <w:color w:val="B5CEA8"/>
-          <w:sz w:val="21"/>
-          <w:szCs w:val="21"/>
-          <w:lang w:eastAsia="ru-RU"/>
-        </w:rPr>
-        <w:t>52</w:t>
-      </w:r>
-      <w:r>
-        <w:rPr>
-          <w:rFonts w:ascii="Consolas" w:eastAsia="Times New Roman" w:hAnsi="Consolas" w:cs="Times New Roman"/>
-          <w:color w:val="BBBEBF"/>
-          <w:sz w:val="21"/>
-          <w:szCs w:val="21"/>
-          <w:lang w:eastAsia="ru-RU"/>
-        </w:rPr>
-        <w:t xml:space="preserve">, </w:t>
-      </w:r>
-      <w:r>
-        <w:rPr>
-          <w:rFonts w:ascii="Consolas" w:eastAsia="Times New Roman" w:hAnsi="Consolas" w:cs="Times New Roman"/>
-          <w:color w:val="A5D6FF"/>
-          <w:sz w:val="21"/>
-          <w:szCs w:val="21"/>
-          <w:lang w:eastAsia="ru-RU"/>
-        </w:rPr>
-        <w:t>'cook'</w:t>
-      </w:r>
-      <w:r>
-        <w:rPr>
-          <w:rFonts w:ascii="Consolas" w:eastAsia="Times New Roman" w:hAnsi="Consolas" w:cs="Times New Roman"/>
-          <w:color w:val="BBBEBF"/>
-          <w:sz w:val="21"/>
-          <w:szCs w:val="21"/>
-          <w:lang w:eastAsia="ru-RU"/>
-        </w:rPr>
-        <w:t xml:space="preserve">, </w:t>
-      </w:r>
-      <w:r>
-        <w:rPr>
-          <w:rFonts w:ascii="Consolas" w:eastAsia="Times New Roman" w:hAnsi="Consolas" w:cs="Times New Roman"/>
-          <w:color w:val="569CD6"/>
-          <w:sz w:val="21"/>
-          <w:szCs w:val="21"/>
-          <w:lang w:eastAsia="ru-RU"/>
-        </w:rPr>
-        <w:t>DEFAULT</w:t>
-      </w:r>
-      <w:r>
-        <w:rPr>
-          <w:rFonts w:ascii="Consolas" w:eastAsia="Times New Roman" w:hAnsi="Consolas" w:cs="Times New Roman"/>
-          <w:color w:val="BBBEBF"/>
-          <w:sz w:val="21"/>
-          <w:szCs w:val="21"/>
-          <w:lang w:eastAsia="ru-RU"/>
-        </w:rPr>
-        <w:t xml:space="preserve">, </w:t>
-      </w:r>
-      <w:r>
-        <w:rPr>
-          <w:rFonts w:ascii="Consolas" w:eastAsia="Times New Roman" w:hAnsi="Consolas" w:cs="Times New Roman"/>
-          <w:color w:val="B5CEA8"/>
-          <w:sz w:val="21"/>
-          <w:szCs w:val="21"/>
-          <w:lang w:eastAsia="ru-RU"/>
-        </w:rPr>
-        <w:t>1</w:t>
-      </w:r>
-      <w:r>
-        <w:rPr>
-          <w:rFonts w:ascii="Consolas" w:eastAsia="Times New Roman" w:hAnsi="Consolas" w:cs="Times New Roman"/>
-          <w:color w:val="BBBEBF"/>
-          <w:sz w:val="21"/>
-          <w:szCs w:val="21"/>
-          <w:lang w:eastAsia="ru-RU"/>
-        </w:rPr>
-        <w:t>),</w:t>
-      </w:r>
+          <w:lang w:val="ru-RU" w:eastAsia="ru-RU"/>
+        </w:rPr>
+      </w:pPr>
     </w:p>
     <w:p>
       <w:pPr>
@@ -4869,132 +4755,74 @@
       <w:r>
         <w:rPr>
           <w:rFonts w:ascii="Consolas" w:eastAsia="Times New Roman" w:hAnsi="Consolas" w:cs="Times New Roman"/>
-          <w:color w:val="BBBEBF"/>
-          <w:sz w:val="21"/>
-          <w:szCs w:val="21"/>
-          <w:lang w:eastAsia="ru-RU"/>
-        </w:rPr>
-        <w:t>(</w:t>
-      </w:r>
-      <w:r>
-        <w:rPr>
-          <w:rFonts w:ascii="Consolas" w:eastAsia="Times New Roman" w:hAnsi="Consolas" w:cs="Times New Roman"/>
-          <w:color w:val="A5D6FF"/>
-          <w:sz w:val="21"/>
-          <w:szCs w:val="21"/>
-          <w:lang w:eastAsia="ru-RU"/>
-        </w:rPr>
-        <w:t>'</w:t>
-      </w:r>
-      <w:r>
-        <w:rPr>
-          <w:rFonts w:ascii="Consolas" w:eastAsia="Times New Roman" w:hAnsi="Consolas" w:cs="Times New Roman"/>
-          <w:color w:val="A5D6FF"/>
-          <w:sz w:val="21"/>
-          <w:szCs w:val="21"/>
-          <w:lang w:val="ru-RU" w:eastAsia="ru-RU"/>
-        </w:rPr>
-        <w:t>Боб</w:t>
-      </w:r>
-      <w:r>
-        <w:rPr>
-          <w:rFonts w:ascii="Consolas" w:eastAsia="Times New Roman" w:hAnsi="Consolas" w:cs="Times New Roman"/>
-          <w:color w:val="A5D6FF"/>
-          <w:sz w:val="21"/>
-          <w:szCs w:val="21"/>
-          <w:lang w:eastAsia="ru-RU"/>
-        </w:rPr>
-        <w:t>'</w:t>
-      </w:r>
-      <w:r>
-        <w:rPr>
-          <w:rFonts w:ascii="Consolas" w:eastAsia="Times New Roman" w:hAnsi="Consolas" w:cs="Times New Roman"/>
-          <w:color w:val="BBBEBF"/>
-          <w:sz w:val="21"/>
-          <w:szCs w:val="21"/>
-          <w:lang w:eastAsia="ru-RU"/>
-        </w:rPr>
-        <w:t xml:space="preserve">, </w:t>
-      </w:r>
-      <w:r>
-        <w:rPr>
-          <w:rFonts w:ascii="Consolas" w:eastAsia="Times New Roman" w:hAnsi="Consolas" w:cs="Times New Roman"/>
-          <w:color w:val="B5CEA8"/>
-          <w:sz w:val="21"/>
-          <w:szCs w:val="21"/>
-          <w:lang w:eastAsia="ru-RU"/>
-        </w:rPr>
-        <w:t>67</w:t>
-      </w:r>
-      <w:r>
-        <w:rPr>
-          <w:rFonts w:ascii="Consolas" w:eastAsia="Times New Roman" w:hAnsi="Consolas" w:cs="Times New Roman"/>
-          <w:color w:val="BBBEBF"/>
-          <w:sz w:val="21"/>
-          <w:szCs w:val="21"/>
-          <w:lang w:eastAsia="ru-RU"/>
-        </w:rPr>
-        <w:t xml:space="preserve">, </w:t>
-      </w:r>
-      <w:r>
-        <w:rPr>
-          <w:rFonts w:ascii="Consolas" w:eastAsia="Times New Roman" w:hAnsi="Consolas" w:cs="Times New Roman"/>
-          <w:color w:val="A5D6FF"/>
-          <w:sz w:val="21"/>
-          <w:szCs w:val="21"/>
-          <w:lang w:eastAsia="ru-RU"/>
-        </w:rPr>
-        <w:t>'cleaner'</w:t>
-      </w:r>
-      <w:r>
-        <w:rPr>
-          <w:rFonts w:ascii="Consolas" w:eastAsia="Times New Roman" w:hAnsi="Consolas" w:cs="Times New Roman"/>
-          <w:color w:val="BBBEBF"/>
-          <w:sz w:val="21"/>
-          <w:szCs w:val="21"/>
-          <w:lang w:eastAsia="ru-RU"/>
-        </w:rPr>
-        <w:t xml:space="preserve">, </w:t>
-      </w:r>
-      <w:r>
-        <w:rPr>
-          <w:rFonts w:ascii="Consolas" w:eastAsia="Times New Roman" w:hAnsi="Consolas" w:cs="Times New Roman"/>
-          <w:color w:val="569CD6"/>
-          <w:sz w:val="21"/>
-          <w:szCs w:val="21"/>
-          <w:lang w:eastAsia="ru-RU"/>
-        </w:rPr>
-        <w:t>DEFAULT</w:t>
-      </w:r>
-      <w:r>
-        <w:rPr>
-          <w:rFonts w:ascii="Consolas" w:eastAsia="Times New Roman" w:hAnsi="Consolas" w:cs="Times New Roman"/>
-          <w:color w:val="BBBEBF"/>
-          <w:sz w:val="21"/>
-          <w:szCs w:val="21"/>
-          <w:lang w:eastAsia="ru-RU"/>
-        </w:rPr>
-        <w:t xml:space="preserve">, </w:t>
-      </w:r>
-      <w:r>
-        <w:rPr>
-          <w:rFonts w:ascii="Consolas" w:eastAsia="Times New Roman" w:hAnsi="Consolas" w:cs="Times New Roman"/>
-          <w:color w:val="B5CEA8"/>
-          <w:sz w:val="21"/>
-          <w:szCs w:val="21"/>
-          <w:lang w:eastAsia="ru-RU"/>
-        </w:rPr>
-        <w:t>3</w:t>
-      </w:r>
-      <w:r>
-        <w:rPr>
-          <w:rFonts w:ascii="Consolas" w:eastAsia="Times New Roman" w:hAnsi="Consolas" w:cs="Times New Roman"/>
-          <w:color w:val="BBBEBF"/>
-          <w:sz w:val="21"/>
-          <w:szCs w:val="21"/>
-          <w:lang w:eastAsia="ru-RU"/>
-        </w:rPr>
-        <w:t>),</w:t>
+          <w:color w:val="FF7B72"/>
+          <w:sz w:val="21"/>
+          <w:szCs w:val="21"/>
+          <w:lang w:eastAsia="ru-RU"/>
+        </w:rPr>
+        <w:t>INSERT INTO</w:t>
+      </w:r>
+      <w:r>
+        <w:rPr>
+          <w:rFonts w:ascii="Consolas" w:eastAsia="Times New Roman" w:hAnsi="Consolas" w:cs="Times New Roman"/>
+          <w:color w:val="BBBEBF"/>
+          <w:sz w:val="21"/>
+          <w:szCs w:val="21"/>
+          <w:lang w:eastAsia="ru-RU"/>
+        </w:rPr>
+        <w:t xml:space="preserve"> human (</w:t>
+      </w:r>
+      <w:r>
+        <w:rPr>
+          <w:rFonts w:ascii="Consolas" w:eastAsia="Times New Roman" w:hAnsi="Consolas" w:cs="Times New Roman"/>
+          <w:color w:val="FF7B72"/>
+          <w:sz w:val="21"/>
+          <w:szCs w:val="21"/>
+          <w:lang w:eastAsia="ru-RU"/>
+        </w:rPr>
+        <w:t>name</w:t>
+      </w:r>
+      <w:r>
+        <w:rPr>
+          <w:rFonts w:ascii="Consolas" w:eastAsia="Times New Roman" w:hAnsi="Consolas" w:cs="Times New Roman"/>
+          <w:color w:val="BBBEBF"/>
+          <w:sz w:val="21"/>
+          <w:szCs w:val="21"/>
+          <w:lang w:eastAsia="ru-RU"/>
+        </w:rPr>
+        <w:t xml:space="preserve">, age, major, sex, </w:t>
+      </w:r>
+      <w:proofErr w:type="spellStart"/>
+      <w:r>
+        <w:rPr>
+          <w:rFonts w:ascii="Consolas" w:eastAsia="Times New Roman" w:hAnsi="Consolas" w:cs="Times New Roman"/>
+          <w:color w:val="BBBEBF"/>
+          <w:sz w:val="21"/>
+          <w:szCs w:val="21"/>
+          <w:lang w:eastAsia="ru-RU"/>
+        </w:rPr>
+        <w:t>ship_id</w:t>
+      </w:r>
+      <w:proofErr w:type="spellEnd"/>
+      <w:r>
+        <w:rPr>
+          <w:rFonts w:ascii="Consolas" w:eastAsia="Times New Roman" w:hAnsi="Consolas" w:cs="Times New Roman"/>
+          <w:color w:val="BBBEBF"/>
+          <w:sz w:val="21"/>
+          <w:szCs w:val="21"/>
+          <w:lang w:eastAsia="ru-RU"/>
+        </w:rPr>
+        <w:t xml:space="preserve">) </w:t>
+      </w:r>
+      <w:r>
+        <w:rPr>
+          <w:rFonts w:ascii="Consolas" w:eastAsia="Times New Roman" w:hAnsi="Consolas" w:cs="Times New Roman"/>
+          <w:color w:val="FF7B72"/>
+          <w:sz w:val="21"/>
+          <w:szCs w:val="21"/>
+          <w:lang w:eastAsia="ru-RU"/>
+        </w:rPr>
+        <w:t>VALUES</w:t>
       </w:r>
     </w:p>
     <w:p>
@@ -5037,7 +4865,7 @@
           <w:szCs w:val="21"/>
           <w:lang w:val="ru-RU" w:eastAsia="ru-RU"/>
         </w:rPr>
-        <w:t>Угара</w:t>
+        <w:t>Егор</w:t>
       </w:r>
       <w:r>
         <w:rPr>
@@ -5067,7 +4895,7 @@
           <w:szCs w:val="21"/>
           <w:lang w:eastAsia="ru-RU"/>
         </w:rPr>
-        <w:t>1488</w:t>
+        <w:t>52</w:t>
       </w:r>
       <w:r>
         <w:rPr>
@@ -5082,12 +4910,12 @@
       <w:r>
         <w:rPr>
           <w:rFonts w:ascii="Consolas" w:eastAsia="Times New Roman" w:hAnsi="Consolas" w:cs="Times New Roman"/>
-          <w:color w:val="FF7B72"/>
-          <w:sz w:val="21"/>
-          <w:szCs w:val="21"/>
-          <w:lang w:eastAsia="ru-RU"/>
-        </w:rPr>
-        <w:t>NULL</w:t>
+          <w:color w:val="A5D6FF"/>
+          <w:sz w:val="21"/>
+          <w:szCs w:val="21"/>
+          <w:lang w:eastAsia="ru-RU"/>
+        </w:rPr>
+        <w:t>'cook'</w:t>
       </w:r>
       <w:r>
         <w:rPr>
@@ -5102,12 +4930,12 @@
       <w:r>
         <w:rPr>
           <w:rFonts w:ascii="Consolas" w:eastAsia="Times New Roman" w:hAnsi="Consolas" w:cs="Times New Roman"/>
-          <w:color w:val="A5D6FF"/>
-          <w:sz w:val="21"/>
-          <w:szCs w:val="21"/>
-          <w:lang w:eastAsia="ru-RU"/>
-        </w:rPr>
-        <w:t>'woman'</w:t>
+          <w:color w:val="569CD6"/>
+          <w:sz w:val="21"/>
+          <w:szCs w:val="21"/>
+          <w:lang w:eastAsia="ru-RU"/>
+        </w:rPr>
+        <w:t>DEFAULT</w:t>
       </w:r>
       <w:r>
         <w:rPr>
@@ -5127,7 +4955,7 @@
           <w:szCs w:val="21"/>
           <w:lang w:eastAsia="ru-RU"/>
         </w:rPr>
-        <w:t>3</w:t>
+        <w:t>1</w:t>
       </w:r>
       <w:r>
         <w:rPr>
@@ -5180,7 +5008,7 @@
           <w:szCs w:val="21"/>
           <w:lang w:val="ru-RU" w:eastAsia="ru-RU"/>
         </w:rPr>
-        <w:t>Последний</w:t>
+        <w:t>Боб</w:t>
       </w:r>
       <w:r>
         <w:rPr>
@@ -5190,7 +5018,37 @@
           <w:szCs w:val="21"/>
           <w:lang w:eastAsia="ru-RU"/>
         </w:rPr>
-        <w:t xml:space="preserve"> </w:t>
+        <w:t>'</w:t>
+      </w:r>
+      <w:r>
+        <w:rPr>
+          <w:rFonts w:ascii="Consolas" w:eastAsia="Times New Roman" w:hAnsi="Consolas" w:cs="Times New Roman"/>
+          <w:color w:val="BBBEBF"/>
+          <w:sz w:val="21"/>
+          <w:szCs w:val="21"/>
+          <w:lang w:eastAsia="ru-RU"/>
+        </w:rPr>
+        <w:t xml:space="preserve">, </w:t>
+      </w:r>
+      <w:r>
+        <w:rPr>
+          <w:rFonts w:ascii="Consolas" w:eastAsia="Times New Roman" w:hAnsi="Consolas" w:cs="Times New Roman"/>
+          <w:color w:val="B5CEA8"/>
+          <w:sz w:val="21"/>
+          <w:szCs w:val="21"/>
+          <w:lang w:eastAsia="ru-RU"/>
+        </w:rPr>
+        <w:t>67</w:t>
+      </w:r>
+      <w:r>
+        <w:rPr>
+          <w:rFonts w:ascii="Consolas" w:eastAsia="Times New Roman" w:hAnsi="Consolas" w:cs="Times New Roman"/>
+          <w:color w:val="BBBEBF"/>
+          <w:sz w:val="21"/>
+          <w:szCs w:val="21"/>
+          <w:lang w:eastAsia="ru-RU"/>
+        </w:rPr>
+        <w:t xml:space="preserve">, </w:t>
       </w:r>
       <w:r>
         <w:rPr>
@@ -5198,19 +5056,9 @@
           <w:color w:val="A5D6FF"/>
           <w:sz w:val="21"/>
           <w:szCs w:val="21"/>
-          <w:lang w:val="ru-RU" w:eastAsia="ru-RU"/>
-        </w:rPr>
-        <w:t>выживший</w:t>
-      </w:r>
-      <w:r>
-        <w:rPr>
-          <w:rFonts w:ascii="Consolas" w:eastAsia="Times New Roman" w:hAnsi="Consolas" w:cs="Times New Roman"/>
-          <w:color w:val="A5D6FF"/>
-          <w:sz w:val="21"/>
-          <w:szCs w:val="21"/>
-          <w:lang w:eastAsia="ru-RU"/>
-        </w:rPr>
-        <w:t>'</w:t>
+          <w:lang w:eastAsia="ru-RU"/>
+        </w:rPr>
+        <w:t>'cleaner'</w:t>
       </w:r>
       <w:r>
         <w:rPr>
@@ -5225,82 +5073,42 @@
       <w:r>
         <w:rPr>
           <w:rFonts w:ascii="Consolas" w:eastAsia="Times New Roman" w:hAnsi="Consolas" w:cs="Times New Roman"/>
+          <w:color w:val="569CD6"/>
+          <w:sz w:val="21"/>
+          <w:szCs w:val="21"/>
+          <w:lang w:eastAsia="ru-RU"/>
+        </w:rPr>
+        <w:t>DEFAULT</w:t>
+      </w:r>
+      <w:r>
+        <w:rPr>
+          <w:rFonts w:ascii="Consolas" w:eastAsia="Times New Roman" w:hAnsi="Consolas" w:cs="Times New Roman"/>
+          <w:color w:val="BBBEBF"/>
+          <w:sz w:val="21"/>
+          <w:szCs w:val="21"/>
+          <w:lang w:eastAsia="ru-RU"/>
+        </w:rPr>
+        <w:t xml:space="preserve">, </w:t>
+      </w:r>
+      <w:r>
+        <w:rPr>
+          <w:rFonts w:ascii="Consolas" w:eastAsia="Times New Roman" w:hAnsi="Consolas" w:cs="Times New Roman"/>
           <w:color w:val="B5CEA8"/>
           <w:sz w:val="21"/>
           <w:szCs w:val="21"/>
           <w:lang w:eastAsia="ru-RU"/>
         </w:rPr>
-        <w:t>1000000000</w:t>
-      </w:r>
-      <w:r>
-        <w:rPr>
-          <w:rFonts w:ascii="Consolas" w:eastAsia="Times New Roman" w:hAnsi="Consolas" w:cs="Times New Roman"/>
-          <w:color w:val="BBBEBF"/>
-          <w:sz w:val="21"/>
-          <w:szCs w:val="21"/>
-          <w:lang w:eastAsia="ru-RU"/>
-        </w:rPr>
-        <w:t xml:space="preserve">, </w:t>
-      </w:r>
-      <w:r>
-        <w:rPr>
-          <w:rFonts w:ascii="Consolas" w:eastAsia="Times New Roman" w:hAnsi="Consolas" w:cs="Times New Roman"/>
-          <w:color w:val="A5D6FF"/>
-          <w:sz w:val="21"/>
-          <w:szCs w:val="21"/>
-          <w:lang w:eastAsia="ru-RU"/>
-        </w:rPr>
-        <w:t>'captain'</w:t>
-      </w:r>
-      <w:r>
-        <w:rPr>
-          <w:rFonts w:ascii="Consolas" w:eastAsia="Times New Roman" w:hAnsi="Consolas" w:cs="Times New Roman"/>
-          <w:color w:val="BBBEBF"/>
-          <w:sz w:val="21"/>
-          <w:szCs w:val="21"/>
-          <w:lang w:eastAsia="ru-RU"/>
-        </w:rPr>
-        <w:t xml:space="preserve">, </w:t>
-      </w:r>
-      <w:r>
-        <w:rPr>
-          <w:rFonts w:ascii="Consolas" w:eastAsia="Times New Roman" w:hAnsi="Consolas" w:cs="Times New Roman"/>
-          <w:color w:val="569CD6"/>
-          <w:sz w:val="21"/>
-          <w:szCs w:val="21"/>
-          <w:lang w:eastAsia="ru-RU"/>
-        </w:rPr>
-        <w:t>DEFAULT</w:t>
-      </w:r>
-      <w:r>
-        <w:rPr>
-          <w:rFonts w:ascii="Consolas" w:eastAsia="Times New Roman" w:hAnsi="Consolas" w:cs="Times New Roman"/>
-          <w:color w:val="BBBEBF"/>
-          <w:sz w:val="21"/>
-          <w:szCs w:val="21"/>
-          <w:lang w:eastAsia="ru-RU"/>
-        </w:rPr>
-        <w:t xml:space="preserve">, </w:t>
-      </w:r>
-      <w:r>
-        <w:rPr>
-          <w:rFonts w:ascii="Consolas" w:eastAsia="Times New Roman" w:hAnsi="Consolas" w:cs="Times New Roman"/>
-          <w:color w:val="B5CEA8"/>
-          <w:sz w:val="21"/>
-          <w:szCs w:val="21"/>
-          <w:lang w:eastAsia="ru-RU"/>
-        </w:rPr>
-        <w:t>2</w:t>
-      </w:r>
-      <w:r>
-        <w:rPr>
-          <w:rFonts w:ascii="Consolas" w:eastAsia="Times New Roman" w:hAnsi="Consolas" w:cs="Times New Roman"/>
-          <w:color w:val="BBBEBF"/>
-          <w:sz w:val="21"/>
-          <w:szCs w:val="21"/>
-          <w:lang w:eastAsia="ru-RU"/>
-        </w:rPr>
-        <w:t>);</w:t>
+        <w:t>3</w:t>
+      </w:r>
+      <w:r>
+        <w:rPr>
+          <w:rFonts w:ascii="Consolas" w:eastAsia="Times New Roman" w:hAnsi="Consolas" w:cs="Times New Roman"/>
+          <w:color w:val="BBBEBF"/>
+          <w:sz w:val="21"/>
+          <w:szCs w:val="21"/>
+          <w:lang w:eastAsia="ru-RU"/>
+        </w:rPr>
+        <w:t>),</w:t>
       </w:r>
     </w:p>
     <w:p>
@@ -5315,6 +5123,136 @@
           <w:lang w:eastAsia="ru-RU"/>
         </w:rPr>
       </w:pPr>
+      <w:r>
+        <w:rPr>
+          <w:rFonts w:ascii="Consolas" w:eastAsia="Times New Roman" w:hAnsi="Consolas" w:cs="Times New Roman"/>
+          <w:color w:val="BBBEBF"/>
+          <w:sz w:val="21"/>
+          <w:szCs w:val="21"/>
+          <w:lang w:eastAsia="ru-RU"/>
+        </w:rPr>
+        <w:t>(</w:t>
+      </w:r>
+      <w:r>
+        <w:rPr>
+          <w:rFonts w:ascii="Consolas" w:eastAsia="Times New Roman" w:hAnsi="Consolas" w:cs="Times New Roman"/>
+          <w:color w:val="A5D6FF"/>
+          <w:sz w:val="21"/>
+          <w:szCs w:val="21"/>
+          <w:lang w:eastAsia="ru-RU"/>
+        </w:rPr>
+        <w:t>'</w:t>
+      </w:r>
+      <w:r>
+        <w:rPr>
+          <w:rFonts w:ascii="Consolas" w:eastAsia="Times New Roman" w:hAnsi="Consolas" w:cs="Times New Roman"/>
+          <w:color w:val="A5D6FF"/>
+          <w:sz w:val="21"/>
+          <w:szCs w:val="21"/>
+          <w:lang w:val="ru-RU" w:eastAsia="ru-RU"/>
+        </w:rPr>
+        <w:t>Угара</w:t>
+      </w:r>
+      <w:r>
+        <w:rPr>
+          <w:rFonts w:ascii="Consolas" w:eastAsia="Times New Roman" w:hAnsi="Consolas" w:cs="Times New Roman"/>
+          <w:color w:val="A5D6FF"/>
+          <w:sz w:val="21"/>
+          <w:szCs w:val="21"/>
+          <w:lang w:eastAsia="ru-RU"/>
+        </w:rPr>
+        <w:t>'</w:t>
+      </w:r>
+      <w:r>
+        <w:rPr>
+          <w:rFonts w:ascii="Consolas" w:eastAsia="Times New Roman" w:hAnsi="Consolas" w:cs="Times New Roman"/>
+          <w:color w:val="BBBEBF"/>
+          <w:sz w:val="21"/>
+          <w:szCs w:val="21"/>
+          <w:lang w:eastAsia="ru-RU"/>
+        </w:rPr>
+        <w:t xml:space="preserve">, </w:t>
+      </w:r>
+      <w:r>
+        <w:rPr>
+          <w:rFonts w:ascii="Consolas" w:eastAsia="Times New Roman" w:hAnsi="Consolas" w:cs="Times New Roman"/>
+          <w:color w:val="B5CEA8"/>
+          <w:sz w:val="21"/>
+          <w:szCs w:val="21"/>
+          <w:lang w:eastAsia="ru-RU"/>
+        </w:rPr>
+        <w:t>1488</w:t>
+      </w:r>
+      <w:r>
+        <w:rPr>
+          <w:rFonts w:ascii="Consolas" w:eastAsia="Times New Roman" w:hAnsi="Consolas" w:cs="Times New Roman"/>
+          <w:color w:val="BBBEBF"/>
+          <w:sz w:val="21"/>
+          <w:szCs w:val="21"/>
+          <w:lang w:eastAsia="ru-RU"/>
+        </w:rPr>
+        <w:t xml:space="preserve">, </w:t>
+      </w:r>
+      <w:r>
+        <w:rPr>
+          <w:rFonts w:ascii="Consolas" w:eastAsia="Times New Roman" w:hAnsi="Consolas" w:cs="Times New Roman"/>
+          <w:color w:val="FF7B72"/>
+          <w:sz w:val="21"/>
+          <w:szCs w:val="21"/>
+          <w:lang w:eastAsia="ru-RU"/>
+        </w:rPr>
+        <w:t>NULL</w:t>
+      </w:r>
+      <w:r>
+        <w:rPr>
+          <w:rFonts w:ascii="Consolas" w:eastAsia="Times New Roman" w:hAnsi="Consolas" w:cs="Times New Roman"/>
+          <w:color w:val="BBBEBF"/>
+          <w:sz w:val="21"/>
+          <w:szCs w:val="21"/>
+          <w:lang w:eastAsia="ru-RU"/>
+        </w:rPr>
+        <w:t xml:space="preserve">, </w:t>
+      </w:r>
+      <w:r>
+        <w:rPr>
+          <w:rFonts w:ascii="Consolas" w:eastAsia="Times New Roman" w:hAnsi="Consolas" w:cs="Times New Roman"/>
+          <w:color w:val="A5D6FF"/>
+          <w:sz w:val="21"/>
+          <w:szCs w:val="21"/>
+          <w:lang w:eastAsia="ru-RU"/>
+        </w:rPr>
+        <w:t>'woman'</w:t>
+      </w:r>
+      <w:r>
+        <w:rPr>
+          <w:rFonts w:ascii="Consolas" w:eastAsia="Times New Roman" w:hAnsi="Consolas" w:cs="Times New Roman"/>
+          <w:color w:val="BBBEBF"/>
+          <w:sz w:val="21"/>
+          <w:szCs w:val="21"/>
+          <w:lang w:eastAsia="ru-RU"/>
+        </w:rPr>
+        <w:t xml:space="preserve">, </w:t>
+      </w:r>
+      <w:r>
+        <w:rPr>
+          <w:rFonts w:ascii="Consolas" w:eastAsia="Times New Roman" w:hAnsi="Consolas" w:cs="Times New Roman"/>
+          <w:color w:val="B5CEA8"/>
+          <w:sz w:val="21"/>
+          <w:szCs w:val="21"/>
+          <w:lang w:eastAsia="ru-RU"/>
+        </w:rPr>
+        <w:t>3</w:t>
+      </w:r>
+      <w:r>
+        <w:rPr>
+          <w:rFonts w:ascii="Consolas" w:eastAsia="Times New Roman" w:hAnsi="Consolas" w:cs="Times New Roman"/>
+          <w:color w:val="BBBEBF"/>
+          <w:sz w:val="21"/>
+          <w:szCs w:val="21"/>
+          <w:lang w:eastAsia="ru-RU"/>
+        </w:rPr>
+        <w:t>),</w:t>
+      </w:r>
     </w:p>
     <w:p>
       <w:pPr>
@@ -5331,17 +5269,37 @@
       <w:r>
         <w:rPr>
           <w:rFonts w:ascii="Consolas" w:eastAsia="Times New Roman" w:hAnsi="Consolas" w:cs="Times New Roman"/>
-          <w:color w:val="FF7B72"/>
-          <w:sz w:val="21"/>
-          <w:szCs w:val="21"/>
-          <w:lang w:eastAsia="ru-RU"/>
-        </w:rPr>
-        <w:t>INSERT INTO</w:t>
-      </w:r>
-      <w:r>
-        <w:rPr>
-          <w:rFonts w:ascii="Consolas" w:eastAsia="Times New Roman" w:hAnsi="Consolas" w:cs="Times New Roman"/>
-          <w:color w:val="BBBEBF"/>
+          <w:color w:val="BBBEBF"/>
+          <w:sz w:val="21"/>
+          <w:szCs w:val="21"/>
+          <w:lang w:eastAsia="ru-RU"/>
+        </w:rPr>
+        <w:t>(</w:t>
+      </w:r>
+      <w:r>
+        <w:rPr>
+          <w:rFonts w:ascii="Consolas" w:eastAsia="Times New Roman" w:hAnsi="Consolas" w:cs="Times New Roman"/>
+          <w:color w:val="A5D6FF"/>
+          <w:sz w:val="21"/>
+          <w:szCs w:val="21"/>
+          <w:lang w:eastAsia="ru-RU"/>
+        </w:rPr>
+        <w:t>'</w:t>
+      </w:r>
+      <w:r>
+        <w:rPr>
+          <w:rFonts w:ascii="Consolas" w:eastAsia="Times New Roman" w:hAnsi="Consolas" w:cs="Times New Roman"/>
+          <w:color w:val="A5D6FF"/>
+          <w:sz w:val="21"/>
+          <w:szCs w:val="21"/>
+          <w:lang w:val="ru-RU" w:eastAsia="ru-RU"/>
+        </w:rPr>
+        <w:t>Последний</w:t>
+      </w:r>
+      <w:r>
+        <w:rPr>
+          <w:rFonts w:ascii="Consolas" w:eastAsia="Times New Roman" w:hAnsi="Consolas" w:cs="Times New Roman"/>
+          <w:color w:val="A5D6FF"/>
           <w:sz w:val="21"/>
           <w:szCs w:val="21"/>
           <w:lang w:eastAsia="ru-RU"/>
@@ -5351,32 +5309,22 @@
       <w:r>
         <w:rPr>
           <w:rFonts w:ascii="Consolas" w:eastAsia="Times New Roman" w:hAnsi="Consolas" w:cs="Times New Roman"/>
-          <w:color w:val="FF7B72"/>
-          <w:sz w:val="21"/>
-          <w:szCs w:val="21"/>
-          <w:lang w:eastAsia="ru-RU"/>
-        </w:rPr>
-        <w:t>location</w:t>
-      </w:r>
-      <w:r>
-        <w:rPr>
-          <w:rFonts w:ascii="Consolas" w:eastAsia="Times New Roman" w:hAnsi="Consolas" w:cs="Times New Roman"/>
-          <w:color w:val="BBBEBF"/>
-          <w:sz w:val="21"/>
-          <w:szCs w:val="21"/>
-          <w:lang w:eastAsia="ru-RU"/>
-        </w:rPr>
-        <w:t xml:space="preserve"> (</w:t>
-      </w:r>
-      <w:r>
-        <w:rPr>
-          <w:rFonts w:ascii="Consolas" w:eastAsia="Times New Roman" w:hAnsi="Consolas" w:cs="Times New Roman"/>
-          <w:color w:val="FF7B72"/>
-          <w:sz w:val="21"/>
-          <w:szCs w:val="21"/>
-          <w:lang w:eastAsia="ru-RU"/>
-        </w:rPr>
-        <w:t>name</w:t>
+          <w:color w:val="A5D6FF"/>
+          <w:sz w:val="21"/>
+          <w:szCs w:val="21"/>
+          <w:lang w:val="ru-RU" w:eastAsia="ru-RU"/>
+        </w:rPr>
+        <w:t>выживший</w:t>
+      </w:r>
+      <w:r>
+        <w:rPr>
+          <w:rFonts w:ascii="Consolas" w:eastAsia="Times New Roman" w:hAnsi="Consolas" w:cs="Times New Roman"/>
+          <w:color w:val="A5D6FF"/>
+          <w:sz w:val="21"/>
+          <w:szCs w:val="21"/>
+          <w:lang w:eastAsia="ru-RU"/>
+        </w:rPr>
+        <w:t>'</w:t>
       </w:r>
       <w:r>
         <w:rPr>
@@ -5391,22 +5339,82 @@
       <w:r>
         <w:rPr>
           <w:rFonts w:ascii="Consolas" w:eastAsia="Times New Roman" w:hAnsi="Consolas" w:cs="Times New Roman"/>
-          <w:color w:val="FF7B72"/>
-          <w:sz w:val="21"/>
-          <w:szCs w:val="21"/>
-          <w:lang w:eastAsia="ru-RU"/>
-        </w:rPr>
-        <w:t>description</w:t>
-      </w:r>
-      <w:r>
-        <w:rPr>
-          <w:rFonts w:ascii="Consolas" w:eastAsia="Times New Roman" w:hAnsi="Consolas" w:cs="Times New Roman"/>
-          <w:color w:val="BBBEBF"/>
-          <w:sz w:val="21"/>
-          <w:szCs w:val="21"/>
-          <w:lang w:eastAsia="ru-RU"/>
-        </w:rPr>
-        <w:t>)</w:t>
+          <w:color w:val="B5CEA8"/>
+          <w:sz w:val="21"/>
+          <w:szCs w:val="21"/>
+          <w:lang w:eastAsia="ru-RU"/>
+        </w:rPr>
+        <w:t>1000000000</w:t>
+      </w:r>
+      <w:r>
+        <w:rPr>
+          <w:rFonts w:ascii="Consolas" w:eastAsia="Times New Roman" w:hAnsi="Consolas" w:cs="Times New Roman"/>
+          <w:color w:val="BBBEBF"/>
+          <w:sz w:val="21"/>
+          <w:szCs w:val="21"/>
+          <w:lang w:eastAsia="ru-RU"/>
+        </w:rPr>
+        <w:t xml:space="preserve">, </w:t>
+      </w:r>
+      <w:r>
+        <w:rPr>
+          <w:rFonts w:ascii="Consolas" w:eastAsia="Times New Roman" w:hAnsi="Consolas" w:cs="Times New Roman"/>
+          <w:color w:val="A5D6FF"/>
+          <w:sz w:val="21"/>
+          <w:szCs w:val="21"/>
+          <w:lang w:eastAsia="ru-RU"/>
+        </w:rPr>
+        <w:t>'captain'</w:t>
+      </w:r>
+      <w:r>
+        <w:rPr>
+          <w:rFonts w:ascii="Consolas" w:eastAsia="Times New Roman" w:hAnsi="Consolas" w:cs="Times New Roman"/>
+          <w:color w:val="BBBEBF"/>
+          <w:sz w:val="21"/>
+          <w:szCs w:val="21"/>
+          <w:lang w:eastAsia="ru-RU"/>
+        </w:rPr>
+        <w:t xml:space="preserve">, </w:t>
+      </w:r>
+      <w:r>
+        <w:rPr>
+          <w:rFonts w:ascii="Consolas" w:eastAsia="Times New Roman" w:hAnsi="Consolas" w:cs="Times New Roman"/>
+          <w:color w:val="569CD6"/>
+          <w:sz w:val="21"/>
+          <w:szCs w:val="21"/>
+          <w:lang w:eastAsia="ru-RU"/>
+        </w:rPr>
+        <w:t>DEFAULT</w:t>
+      </w:r>
+      <w:r>
+        <w:rPr>
+          <w:rFonts w:ascii="Consolas" w:eastAsia="Times New Roman" w:hAnsi="Consolas" w:cs="Times New Roman"/>
+          <w:color w:val="BBBEBF"/>
+          <w:sz w:val="21"/>
+          <w:szCs w:val="21"/>
+          <w:lang w:eastAsia="ru-RU"/>
+        </w:rPr>
+        <w:t xml:space="preserve">, </w:t>
+      </w:r>
+      <w:r>
+        <w:rPr>
+          <w:rFonts w:ascii="Consolas" w:eastAsia="Times New Roman" w:hAnsi="Consolas" w:cs="Times New Roman"/>
+          <w:color w:val="B5CEA8"/>
+          <w:sz w:val="21"/>
+          <w:szCs w:val="21"/>
+          <w:lang w:eastAsia="ru-RU"/>
+        </w:rPr>
+        <w:t>2</w:t>
+      </w:r>
+      <w:r>
+        <w:rPr>
+          <w:rFonts w:ascii="Consolas" w:eastAsia="Times New Roman" w:hAnsi="Consolas" w:cs="Times New Roman"/>
+          <w:color w:val="BBBEBF"/>
+          <w:sz w:val="21"/>
+          <w:szCs w:val="21"/>
+          <w:lang w:eastAsia="ru-RU"/>
+        </w:rPr>
+        <w:t>);</w:t>
       </w:r>
     </w:p>
     <w:p>
@@ -5418,69 +5426,9 @@
           <w:color w:val="BBBEBF"/>
           <w:sz w:val="21"/>
           <w:szCs w:val="21"/>
-          <w:lang w:val="ru-RU" w:eastAsia="ru-RU"/>
-        </w:rPr>
-      </w:pPr>
-      <w:r>
-        <w:rPr>
-          <w:rFonts w:ascii="Consolas" w:eastAsia="Times New Roman" w:hAnsi="Consolas" w:cs="Times New Roman"/>
-          <w:color w:val="FF7B72"/>
-          <w:sz w:val="21"/>
-          <w:szCs w:val="21"/>
-          <w:lang w:val="ru-RU" w:eastAsia="ru-RU"/>
-        </w:rPr>
-        <w:t>VALUES</w:t>
-      </w:r>
-      <w:r>
-        <w:rPr>
-          <w:rFonts w:ascii="Consolas" w:eastAsia="Times New Roman" w:hAnsi="Consolas" w:cs="Times New Roman"/>
-          <w:color w:val="BBBEBF"/>
-          <w:sz w:val="21"/>
-          <w:szCs w:val="21"/>
-          <w:lang w:val="ru-RU" w:eastAsia="ru-RU"/>
-        </w:rPr>
-        <w:t xml:space="preserve"> (</w:t>
-      </w:r>
-      <w:r>
-        <w:rPr>
-          <w:rFonts w:ascii="Consolas" w:eastAsia="Times New Roman" w:hAnsi="Consolas" w:cs="Times New Roman"/>
-          <w:color w:val="A5D6FF"/>
-          <w:sz w:val="21"/>
-          <w:szCs w:val="21"/>
-          <w:lang w:val="ru-RU" w:eastAsia="ru-RU"/>
-        </w:rPr>
-        <w:t>'Олимп'</w:t>
-      </w:r>
-      <w:r>
-        <w:rPr>
-          <w:rFonts w:ascii="Consolas" w:eastAsia="Times New Roman" w:hAnsi="Consolas" w:cs="Times New Roman"/>
-          <w:color w:val="BBBEBF"/>
-          <w:sz w:val="21"/>
-          <w:szCs w:val="21"/>
-          <w:lang w:val="ru-RU" w:eastAsia="ru-RU"/>
-        </w:rPr>
-        <w:t xml:space="preserve">, </w:t>
-      </w:r>
-      <w:r>
-        <w:rPr>
-          <w:rFonts w:ascii="Consolas" w:eastAsia="Times New Roman" w:hAnsi="Consolas" w:cs="Times New Roman"/>
-          <w:color w:val="A5D6FF"/>
-          <w:sz w:val="21"/>
-          <w:szCs w:val="21"/>
-          <w:lang w:val="ru-RU" w:eastAsia="ru-RU"/>
-        </w:rPr>
-        <w:t>'Место, где встречаются легенды космического дрейфа'</w:t>
-      </w:r>
-      <w:r>
-        <w:rPr>
-          <w:rFonts w:ascii="Consolas" w:eastAsia="Times New Roman" w:hAnsi="Consolas" w:cs="Times New Roman"/>
-          <w:color w:val="BBBEBF"/>
-          <w:sz w:val="21"/>
-          <w:szCs w:val="21"/>
-          <w:lang w:val="ru-RU" w:eastAsia="ru-RU"/>
-        </w:rPr>
-        <w:t>);</w:t>
-      </w:r>
+          <w:lang w:eastAsia="ru-RU"/>
+        </w:rPr>
+      </w:pPr>
     </w:p>
     <w:p>
       <w:pPr>
@@ -5491,9 +5439,89 @@
           <w:color w:val="BBBEBF"/>
           <w:sz w:val="21"/>
           <w:szCs w:val="21"/>
-          <w:lang w:val="ru-RU" w:eastAsia="ru-RU"/>
-        </w:rPr>
-      </w:pPr>
+          <w:lang w:eastAsia="ru-RU"/>
+        </w:rPr>
+      </w:pPr>
+      <w:r>
+        <w:rPr>
+          <w:rFonts w:ascii="Consolas" w:eastAsia="Times New Roman" w:hAnsi="Consolas" w:cs="Times New Roman"/>
+          <w:color w:val="FF7B72"/>
+          <w:sz w:val="21"/>
+          <w:szCs w:val="21"/>
+          <w:lang w:eastAsia="ru-RU"/>
+        </w:rPr>
+        <w:t>INSERT INTO</w:t>
+      </w:r>
+      <w:r>
+        <w:rPr>
+          <w:rFonts w:ascii="Consolas" w:eastAsia="Times New Roman" w:hAnsi="Consolas" w:cs="Times New Roman"/>
+          <w:color w:val="BBBEBF"/>
+          <w:sz w:val="21"/>
+          <w:szCs w:val="21"/>
+          <w:lang w:eastAsia="ru-RU"/>
+        </w:rPr>
+        <w:t xml:space="preserve"> </w:t>
+      </w:r>
+      <w:r>
+        <w:rPr>
+          <w:rFonts w:ascii="Consolas" w:eastAsia="Times New Roman" w:hAnsi="Consolas" w:cs="Times New Roman"/>
+          <w:color w:val="FF7B72"/>
+          <w:sz w:val="21"/>
+          <w:szCs w:val="21"/>
+          <w:lang w:eastAsia="ru-RU"/>
+        </w:rPr>
+        <w:t>location</w:t>
+      </w:r>
+      <w:r>
+        <w:rPr>
+          <w:rFonts w:ascii="Consolas" w:eastAsia="Times New Roman" w:hAnsi="Consolas" w:cs="Times New Roman"/>
+          <w:color w:val="BBBEBF"/>
+          <w:sz w:val="21"/>
+          <w:szCs w:val="21"/>
+          <w:lang w:eastAsia="ru-RU"/>
+        </w:rPr>
+        <w:t xml:space="preserve"> (</w:t>
+      </w:r>
+      <w:r>
+        <w:rPr>
+          <w:rFonts w:ascii="Consolas" w:eastAsia="Times New Roman" w:hAnsi="Consolas" w:cs="Times New Roman"/>
+          <w:color w:val="FF7B72"/>
+          <w:sz w:val="21"/>
+          <w:szCs w:val="21"/>
+          <w:lang w:eastAsia="ru-RU"/>
+        </w:rPr>
+        <w:t>name</w:t>
+      </w:r>
+      <w:r>
+        <w:rPr>
+          <w:rFonts w:ascii="Consolas" w:eastAsia="Times New Roman" w:hAnsi="Consolas" w:cs="Times New Roman"/>
+          <w:color w:val="BBBEBF"/>
+          <w:sz w:val="21"/>
+          <w:szCs w:val="21"/>
+          <w:lang w:eastAsia="ru-RU"/>
+        </w:rPr>
+        <w:t xml:space="preserve">, </w:t>
+      </w:r>
+      <w:r>
+        <w:rPr>
+          <w:rFonts w:ascii="Consolas" w:eastAsia="Times New Roman" w:hAnsi="Consolas" w:cs="Times New Roman"/>
+          <w:color w:val="FF7B72"/>
+          <w:sz w:val="21"/>
+          <w:szCs w:val="21"/>
+          <w:lang w:eastAsia="ru-RU"/>
+        </w:rPr>
+        <w:t>description</w:t>
+      </w:r>
+      <w:r>
+        <w:rPr>
+          <w:rFonts w:ascii="Consolas" w:eastAsia="Times New Roman" w:hAnsi="Consolas" w:cs="Times New Roman"/>
+          <w:color w:val="BBBEBF"/>
+          <w:sz w:val="21"/>
+          <w:szCs w:val="21"/>
+          <w:lang w:eastAsia="ru-RU"/>
+        </w:rPr>
+        <w:t>)</w:t>
+      </w:r>
     </w:p>
     <w:p>
       <w:pPr>
@@ -5504,7 +5532,7 @@
           <w:color w:val="BBBEBF"/>
           <w:sz w:val="21"/>
           <w:szCs w:val="21"/>
-          <w:lang w:eastAsia="ru-RU"/>
+          <w:lang w:val="ru-RU" w:eastAsia="ru-RU"/>
         </w:rPr>
       </w:pPr>
       <w:r>
@@ -5513,69 +5541,59 @@
           <w:color w:val="FF7B72"/>
           <w:sz w:val="21"/>
           <w:szCs w:val="21"/>
-          <w:lang w:eastAsia="ru-RU"/>
-        </w:rPr>
-        <w:t>INSERT INTO</w:t>
-      </w:r>
-      <w:r>
-        <w:rPr>
-          <w:rFonts w:ascii="Consolas" w:eastAsia="Times New Roman" w:hAnsi="Consolas" w:cs="Times New Roman"/>
-          <w:color w:val="BBBEBF"/>
-          <w:sz w:val="21"/>
-          <w:szCs w:val="21"/>
-          <w:lang w:eastAsia="ru-RU"/>
-        </w:rPr>
-        <w:t xml:space="preserve"> entity (</w:t>
-      </w:r>
-      <w:r>
-        <w:rPr>
-          <w:rFonts w:ascii="Consolas" w:eastAsia="Times New Roman" w:hAnsi="Consolas" w:cs="Times New Roman"/>
-          <w:color w:val="FF7B72"/>
-          <w:sz w:val="21"/>
-          <w:szCs w:val="21"/>
-          <w:lang w:eastAsia="ru-RU"/>
-        </w:rPr>
-        <w:t>name</w:t>
-      </w:r>
-      <w:r>
-        <w:rPr>
-          <w:rFonts w:ascii="Consolas" w:eastAsia="Times New Roman" w:hAnsi="Consolas" w:cs="Times New Roman"/>
-          <w:color w:val="BBBEBF"/>
-          <w:sz w:val="21"/>
-          <w:szCs w:val="21"/>
-          <w:lang w:eastAsia="ru-RU"/>
+          <w:lang w:val="ru-RU" w:eastAsia="ru-RU"/>
+        </w:rPr>
+        <w:t>VALUES</w:t>
+      </w:r>
+      <w:r>
+        <w:rPr>
+          <w:rFonts w:ascii="Consolas" w:eastAsia="Times New Roman" w:hAnsi="Consolas" w:cs="Times New Roman"/>
+          <w:color w:val="BBBEBF"/>
+          <w:sz w:val="21"/>
+          <w:szCs w:val="21"/>
+          <w:lang w:val="ru-RU" w:eastAsia="ru-RU"/>
+        </w:rPr>
+        <w:t xml:space="preserve"> (</w:t>
+      </w:r>
+      <w:r>
+        <w:rPr>
+          <w:rFonts w:ascii="Consolas" w:eastAsia="Times New Roman" w:hAnsi="Consolas" w:cs="Times New Roman"/>
+          <w:color w:val="A5D6FF"/>
+          <w:sz w:val="21"/>
+          <w:szCs w:val="21"/>
+          <w:lang w:val="ru-RU" w:eastAsia="ru-RU"/>
+        </w:rPr>
+        <w:t>'Олимп'</w:t>
+      </w:r>
+      <w:r>
+        <w:rPr>
+          <w:rFonts w:ascii="Consolas" w:eastAsia="Times New Roman" w:hAnsi="Consolas" w:cs="Times New Roman"/>
+          <w:color w:val="BBBEBF"/>
+          <w:sz w:val="21"/>
+          <w:szCs w:val="21"/>
+          <w:lang w:val="ru-RU" w:eastAsia="ru-RU"/>
         </w:rPr>
         <w:t xml:space="preserve">, </w:t>
       </w:r>
       <w:r>
         <w:rPr>
           <w:rFonts w:ascii="Consolas" w:eastAsia="Times New Roman" w:hAnsi="Consolas" w:cs="Times New Roman"/>
-          <w:color w:val="FF7B72"/>
-          <w:sz w:val="21"/>
-          <w:szCs w:val="21"/>
-          <w:lang w:eastAsia="ru-RU"/>
-        </w:rPr>
-        <w:t>description</w:t>
-      </w:r>
-      <w:r>
-        <w:rPr>
-          <w:rFonts w:ascii="Consolas" w:eastAsia="Times New Roman" w:hAnsi="Consolas" w:cs="Times New Roman"/>
-          <w:color w:val="BBBEBF"/>
-          <w:sz w:val="21"/>
-          <w:szCs w:val="21"/>
-          <w:lang w:eastAsia="ru-RU"/>
-        </w:rPr>
-        <w:t xml:space="preserve">) </w:t>
-      </w:r>
-      <w:r>
-        <w:rPr>
-          <w:rFonts w:ascii="Consolas" w:eastAsia="Times New Roman" w:hAnsi="Consolas" w:cs="Times New Roman"/>
-          <w:color w:val="FF7B72"/>
-          <w:sz w:val="21"/>
-          <w:szCs w:val="21"/>
-          <w:lang w:eastAsia="ru-RU"/>
-        </w:rPr>
-        <w:t>VALUES</w:t>
+          <w:color w:val="A5D6FF"/>
+          <w:sz w:val="21"/>
+          <w:szCs w:val="21"/>
+          <w:lang w:val="ru-RU" w:eastAsia="ru-RU"/>
+        </w:rPr>
+        <w:t>'Место, где встречаются легенды космического дрейфа'</w:t>
+      </w:r>
+      <w:r>
+        <w:rPr>
+          <w:rFonts w:ascii="Consolas" w:eastAsia="Times New Roman" w:hAnsi="Consolas" w:cs="Times New Roman"/>
+          <w:color w:val="BBBEBF"/>
+          <w:sz w:val="21"/>
+          <w:szCs w:val="21"/>
+          <w:lang w:val="ru-RU" w:eastAsia="ru-RU"/>
+        </w:rPr>
+        <w:t>);</w:t>
       </w:r>
     </w:p>
     <w:p>
@@ -5590,78 +5608,6 @@
           <w:lang w:val="ru-RU" w:eastAsia="ru-RU"/>
         </w:rPr>
       </w:pPr>
-      <w:r>
-        <w:rPr>
-          <w:rFonts w:ascii="Consolas" w:eastAsia="Times New Roman" w:hAnsi="Consolas" w:cs="Times New Roman"/>
-          <w:color w:val="BBBEBF"/>
-          <w:sz w:val="21"/>
-          <w:szCs w:val="21"/>
-          <w:lang w:val="ru-RU" w:eastAsia="ru-RU"/>
-        </w:rPr>
-        <w:t>(</w:t>
-      </w:r>
-      <w:r>
-        <w:rPr>
-          <w:rFonts w:ascii="Consolas" w:eastAsia="Times New Roman" w:hAnsi="Consolas" w:cs="Times New Roman"/>
-          <w:color w:val="A5D6FF"/>
-          <w:sz w:val="21"/>
-          <w:szCs w:val="21"/>
-          <w:lang w:val="ru-RU" w:eastAsia="ru-RU"/>
-        </w:rPr>
-        <w:t>'Трактор'</w:t>
-      </w:r>
-      <w:r>
-        <w:rPr>
-          <w:rFonts w:ascii="Consolas" w:eastAsia="Times New Roman" w:hAnsi="Consolas" w:cs="Times New Roman"/>
-          <w:color w:val="BBBEBF"/>
-          <w:sz w:val="21"/>
-          <w:szCs w:val="21"/>
-          <w:lang w:val="ru-RU" w:eastAsia="ru-RU"/>
-        </w:rPr>
-        <w:t xml:space="preserve">, </w:t>
-      </w:r>
-      <w:r>
-        <w:rPr>
-          <w:rFonts w:ascii="Consolas" w:eastAsia="Times New Roman" w:hAnsi="Consolas" w:cs="Times New Roman"/>
-          <w:color w:val="A5D6FF"/>
-          <w:sz w:val="21"/>
-          <w:szCs w:val="21"/>
-          <w:lang w:val="ru-RU" w:eastAsia="ru-RU"/>
-        </w:rPr>
-        <w:t>'</w:t>
-      </w:r>
-      <w:proofErr w:type="spellStart"/>
-      <w:r>
-        <w:rPr>
-          <w:rFonts w:ascii="Consolas" w:eastAsia="Times New Roman" w:hAnsi="Consolas" w:cs="Times New Roman"/>
-          <w:color w:val="A5D6FF"/>
-          <w:sz w:val="21"/>
-          <w:szCs w:val="21"/>
-          <w:lang w:val="ru-RU" w:eastAsia="ru-RU"/>
-        </w:rPr>
-        <w:t>Наиужаснейший</w:t>
-      </w:r>
-      <w:proofErr w:type="spellEnd"/>
-      <w:r>
-        <w:rPr>
-          <w:rFonts w:ascii="Consolas" w:eastAsia="Times New Roman" w:hAnsi="Consolas" w:cs="Times New Roman"/>
-          <w:color w:val="A5D6FF"/>
-          <w:sz w:val="21"/>
-          <w:szCs w:val="21"/>
-          <w:lang w:val="ru-RU" w:eastAsia="ru-RU"/>
-        </w:rPr>
-        <w:t xml:space="preserve"> монстр из всех существовавших'</w:t>
-      </w:r>
-      <w:r>
-        <w:rPr>
-          <w:rFonts w:ascii="Consolas" w:eastAsia="Times New Roman" w:hAnsi="Consolas" w:cs="Times New Roman"/>
-          <w:color w:val="BBBEBF"/>
-          <w:sz w:val="21"/>
-          <w:szCs w:val="21"/>
-          <w:lang w:val="ru-RU" w:eastAsia="ru-RU"/>
-        </w:rPr>
-        <w:t>),</w:t>
-      </w:r>
     </w:p>
     <w:p>
       <w:pPr>
@@ -5678,42 +5624,32 @@
       <w:r>
         <w:rPr>
           <w:rFonts w:ascii="Consolas" w:eastAsia="Times New Roman" w:hAnsi="Consolas" w:cs="Times New Roman"/>
-          <w:color w:val="BBBEBF"/>
-          <w:sz w:val="21"/>
-          <w:szCs w:val="21"/>
-          <w:lang w:eastAsia="ru-RU"/>
-        </w:rPr>
-        <w:t>(</w:t>
-      </w:r>
-      <w:r>
-        <w:rPr>
-          <w:rFonts w:ascii="Consolas" w:eastAsia="Times New Roman" w:hAnsi="Consolas" w:cs="Times New Roman"/>
-          <w:color w:val="A5D6FF"/>
-          <w:sz w:val="21"/>
-          <w:szCs w:val="21"/>
-          <w:lang w:eastAsia="ru-RU"/>
-        </w:rPr>
-        <w:t>'</w:t>
-      </w:r>
-      <w:r>
-        <w:rPr>
-          <w:rFonts w:ascii="Consolas" w:eastAsia="Times New Roman" w:hAnsi="Consolas" w:cs="Times New Roman"/>
-          <w:color w:val="A5D6FF"/>
-          <w:sz w:val="21"/>
-          <w:szCs w:val="21"/>
-          <w:lang w:val="ru-RU" w:eastAsia="ru-RU"/>
-        </w:rPr>
-        <w:t>Карман</w:t>
-      </w:r>
-      <w:r>
-        <w:rPr>
-          <w:rFonts w:ascii="Consolas" w:eastAsia="Times New Roman" w:hAnsi="Consolas" w:cs="Times New Roman"/>
-          <w:color w:val="A5D6FF"/>
-          <w:sz w:val="21"/>
-          <w:szCs w:val="21"/>
-          <w:lang w:eastAsia="ru-RU"/>
-        </w:rPr>
-        <w:t>'</w:t>
+          <w:color w:val="FF7B72"/>
+          <w:sz w:val="21"/>
+          <w:szCs w:val="21"/>
+          <w:lang w:eastAsia="ru-RU"/>
+        </w:rPr>
+        <w:t>INSERT INTO</w:t>
+      </w:r>
+      <w:r>
+        <w:rPr>
+          <w:rFonts w:ascii="Consolas" w:eastAsia="Times New Roman" w:hAnsi="Consolas" w:cs="Times New Roman"/>
+          <w:color w:val="BBBEBF"/>
+          <w:sz w:val="21"/>
+          <w:szCs w:val="21"/>
+          <w:lang w:eastAsia="ru-RU"/>
+        </w:rPr>
+        <w:t xml:space="preserve"> entity (</w:t>
+      </w:r>
+      <w:r>
+        <w:rPr>
+          <w:rFonts w:ascii="Consolas" w:eastAsia="Times New Roman" w:hAnsi="Consolas" w:cs="Times New Roman"/>
+          <w:color w:val="FF7B72"/>
+          <w:sz w:val="21"/>
+          <w:szCs w:val="21"/>
+          <w:lang w:eastAsia="ru-RU"/>
+        </w:rPr>
+        <w:t>name</w:t>
       </w:r>
       <w:r>
         <w:rPr>
@@ -5728,82 +5664,32 @@
       <w:r>
         <w:rPr>
           <w:rFonts w:ascii="Consolas" w:eastAsia="Times New Roman" w:hAnsi="Consolas" w:cs="Times New Roman"/>
-          <w:color w:val="A5D6FF"/>
-          <w:sz w:val="21"/>
-          <w:szCs w:val="21"/>
-          <w:lang w:eastAsia="ru-RU"/>
-        </w:rPr>
-        <w:t>'</w:t>
-      </w:r>
-      <w:r>
-        <w:rPr>
-          <w:rFonts w:ascii="Consolas" w:eastAsia="Times New Roman" w:hAnsi="Consolas" w:cs="Times New Roman"/>
-          <w:color w:val="A5D6FF"/>
-          <w:sz w:val="21"/>
-          <w:szCs w:val="21"/>
-          <w:lang w:val="ru-RU" w:eastAsia="ru-RU"/>
-        </w:rPr>
-        <w:t>Правая</w:t>
-      </w:r>
-      <w:r>
-        <w:rPr>
-          <w:rFonts w:ascii="Consolas" w:eastAsia="Times New Roman" w:hAnsi="Consolas" w:cs="Times New Roman"/>
-          <w:color w:val="A5D6FF"/>
-          <w:sz w:val="21"/>
-          <w:szCs w:val="21"/>
-          <w:lang w:eastAsia="ru-RU"/>
-        </w:rPr>
-        <w:t xml:space="preserve"> </w:t>
-      </w:r>
-      <w:r>
-        <w:rPr>
-          <w:rFonts w:ascii="Consolas" w:eastAsia="Times New Roman" w:hAnsi="Consolas" w:cs="Times New Roman"/>
-          <w:color w:val="A5D6FF"/>
-          <w:sz w:val="21"/>
-          <w:szCs w:val="21"/>
-          <w:lang w:val="ru-RU" w:eastAsia="ru-RU"/>
-        </w:rPr>
-        <w:t>рука</w:t>
-      </w:r>
-      <w:r>
-        <w:rPr>
-          <w:rFonts w:ascii="Consolas" w:eastAsia="Times New Roman" w:hAnsi="Consolas" w:cs="Times New Roman"/>
-          <w:color w:val="A5D6FF"/>
-          <w:sz w:val="21"/>
-          <w:szCs w:val="21"/>
-          <w:lang w:eastAsia="ru-RU"/>
-        </w:rPr>
-        <w:t xml:space="preserve"> </w:t>
-      </w:r>
-      <w:r>
-        <w:rPr>
-          <w:rFonts w:ascii="Consolas" w:eastAsia="Times New Roman" w:hAnsi="Consolas" w:cs="Times New Roman"/>
-          <w:color w:val="A5D6FF"/>
-          <w:sz w:val="21"/>
-          <w:szCs w:val="21"/>
-          <w:lang w:val="ru-RU" w:eastAsia="ru-RU"/>
-        </w:rPr>
-        <w:t>Трактора</w:t>
-      </w:r>
-      <w:r>
-        <w:rPr>
-          <w:rFonts w:ascii="Consolas" w:eastAsia="Times New Roman" w:hAnsi="Consolas" w:cs="Times New Roman"/>
-          <w:color w:val="A5D6FF"/>
-          <w:sz w:val="21"/>
-          <w:szCs w:val="21"/>
-          <w:lang w:eastAsia="ru-RU"/>
-        </w:rPr>
-        <w:t>'</w:t>
-      </w:r>
-      <w:r>
-        <w:rPr>
-          <w:rFonts w:ascii="Consolas" w:eastAsia="Times New Roman" w:hAnsi="Consolas" w:cs="Times New Roman"/>
-          <w:color w:val="BBBEBF"/>
-          <w:sz w:val="21"/>
-          <w:szCs w:val="21"/>
-          <w:lang w:eastAsia="ru-RU"/>
-        </w:rPr>
-        <w:t>);</w:t>
+          <w:color w:val="FF7B72"/>
+          <w:sz w:val="21"/>
+          <w:szCs w:val="21"/>
+          <w:lang w:eastAsia="ru-RU"/>
+        </w:rPr>
+        <w:t>description</w:t>
+      </w:r>
+      <w:r>
+        <w:rPr>
+          <w:rFonts w:ascii="Consolas" w:eastAsia="Times New Roman" w:hAnsi="Consolas" w:cs="Times New Roman"/>
+          <w:color w:val="BBBEBF"/>
+          <w:sz w:val="21"/>
+          <w:szCs w:val="21"/>
+          <w:lang w:eastAsia="ru-RU"/>
+        </w:rPr>
+        <w:t xml:space="preserve">) </w:t>
+      </w:r>
+      <w:r>
+        <w:rPr>
+          <w:rFonts w:ascii="Consolas" w:eastAsia="Times New Roman" w:hAnsi="Consolas" w:cs="Times New Roman"/>
+          <w:color w:val="FF7B72"/>
+          <w:sz w:val="21"/>
+          <w:szCs w:val="21"/>
+          <w:lang w:eastAsia="ru-RU"/>
+        </w:rPr>
+        <w:t>VALUES</w:t>
       </w:r>
     </w:p>
     <w:p>
@@ -5815,9 +5701,81 @@
           <w:color w:val="BBBEBF"/>
           <w:sz w:val="21"/>
           <w:szCs w:val="21"/>
-          <w:lang w:eastAsia="ru-RU"/>
-        </w:rPr>
-      </w:pPr>
+          <w:lang w:val="ru-RU" w:eastAsia="ru-RU"/>
+        </w:rPr>
+      </w:pPr>
+      <w:r>
+        <w:rPr>
+          <w:rFonts w:ascii="Consolas" w:eastAsia="Times New Roman" w:hAnsi="Consolas" w:cs="Times New Roman"/>
+          <w:color w:val="BBBEBF"/>
+          <w:sz w:val="21"/>
+          <w:szCs w:val="21"/>
+          <w:lang w:val="ru-RU" w:eastAsia="ru-RU"/>
+        </w:rPr>
+        <w:t>(</w:t>
+      </w:r>
+      <w:r>
+        <w:rPr>
+          <w:rFonts w:ascii="Consolas" w:eastAsia="Times New Roman" w:hAnsi="Consolas" w:cs="Times New Roman"/>
+          <w:color w:val="A5D6FF"/>
+          <w:sz w:val="21"/>
+          <w:szCs w:val="21"/>
+          <w:lang w:val="ru-RU" w:eastAsia="ru-RU"/>
+        </w:rPr>
+        <w:t>'Трактор'</w:t>
+      </w:r>
+      <w:r>
+        <w:rPr>
+          <w:rFonts w:ascii="Consolas" w:eastAsia="Times New Roman" w:hAnsi="Consolas" w:cs="Times New Roman"/>
+          <w:color w:val="BBBEBF"/>
+          <w:sz w:val="21"/>
+          <w:szCs w:val="21"/>
+          <w:lang w:val="ru-RU" w:eastAsia="ru-RU"/>
+        </w:rPr>
+        <w:t xml:space="preserve">, </w:t>
+      </w:r>
+      <w:r>
+        <w:rPr>
+          <w:rFonts w:ascii="Consolas" w:eastAsia="Times New Roman" w:hAnsi="Consolas" w:cs="Times New Roman"/>
+          <w:color w:val="A5D6FF"/>
+          <w:sz w:val="21"/>
+          <w:szCs w:val="21"/>
+          <w:lang w:val="ru-RU" w:eastAsia="ru-RU"/>
+        </w:rPr>
+        <w:t>'</w:t>
+      </w:r>
+      <w:proofErr w:type="spellStart"/>
+      <w:r>
+        <w:rPr>
+          <w:rFonts w:ascii="Consolas" w:eastAsia="Times New Roman" w:hAnsi="Consolas" w:cs="Times New Roman"/>
+          <w:color w:val="A5D6FF"/>
+          <w:sz w:val="21"/>
+          <w:szCs w:val="21"/>
+          <w:lang w:val="ru-RU" w:eastAsia="ru-RU"/>
+        </w:rPr>
+        <w:t>Наиужаснейший</w:t>
+      </w:r>
+      <w:proofErr w:type="spellEnd"/>
+      <w:r>
+        <w:rPr>
+          <w:rFonts w:ascii="Consolas" w:eastAsia="Times New Roman" w:hAnsi="Consolas" w:cs="Times New Roman"/>
+          <w:color w:val="A5D6FF"/>
+          <w:sz w:val="21"/>
+          <w:szCs w:val="21"/>
+          <w:lang w:val="ru-RU" w:eastAsia="ru-RU"/>
+        </w:rPr>
+        <w:t xml:space="preserve"> монстр из всех существовавших'</w:t>
+      </w:r>
+      <w:r>
+        <w:rPr>
+          <w:rFonts w:ascii="Consolas" w:eastAsia="Times New Roman" w:hAnsi="Consolas" w:cs="Times New Roman"/>
+          <w:color w:val="BBBEBF"/>
+          <w:sz w:val="21"/>
+          <w:szCs w:val="21"/>
+          <w:lang w:val="ru-RU" w:eastAsia="ru-RU"/>
+        </w:rPr>
+        <w:t>),</w:t>
+      </w:r>
     </w:p>
     <w:p>
       <w:pPr>
@@ -5834,17 +5792,77 @@
       <w:r>
         <w:rPr>
           <w:rFonts w:ascii="Consolas" w:eastAsia="Times New Roman" w:hAnsi="Consolas" w:cs="Times New Roman"/>
-          <w:color w:val="FF7B72"/>
-          <w:sz w:val="21"/>
-          <w:szCs w:val="21"/>
-          <w:lang w:eastAsia="ru-RU"/>
-        </w:rPr>
-        <w:t>INSERT INTO</w:t>
-      </w:r>
-      <w:r>
-        <w:rPr>
-          <w:rFonts w:ascii="Consolas" w:eastAsia="Times New Roman" w:hAnsi="Consolas" w:cs="Times New Roman"/>
-          <w:color w:val="BBBEBF"/>
+          <w:color w:val="BBBEBF"/>
+          <w:sz w:val="21"/>
+          <w:szCs w:val="21"/>
+          <w:lang w:eastAsia="ru-RU"/>
+        </w:rPr>
+        <w:t>(</w:t>
+      </w:r>
+      <w:r>
+        <w:rPr>
+          <w:rFonts w:ascii="Consolas" w:eastAsia="Times New Roman" w:hAnsi="Consolas" w:cs="Times New Roman"/>
+          <w:color w:val="A5D6FF"/>
+          <w:sz w:val="21"/>
+          <w:szCs w:val="21"/>
+          <w:lang w:eastAsia="ru-RU"/>
+        </w:rPr>
+        <w:t>'</w:t>
+      </w:r>
+      <w:r>
+        <w:rPr>
+          <w:rFonts w:ascii="Consolas" w:eastAsia="Times New Roman" w:hAnsi="Consolas" w:cs="Times New Roman"/>
+          <w:color w:val="A5D6FF"/>
+          <w:sz w:val="21"/>
+          <w:szCs w:val="21"/>
+          <w:lang w:val="ru-RU" w:eastAsia="ru-RU"/>
+        </w:rPr>
+        <w:t>Карман</w:t>
+      </w:r>
+      <w:r>
+        <w:rPr>
+          <w:rFonts w:ascii="Consolas" w:eastAsia="Times New Roman" w:hAnsi="Consolas" w:cs="Times New Roman"/>
+          <w:color w:val="A5D6FF"/>
+          <w:sz w:val="21"/>
+          <w:szCs w:val="21"/>
+          <w:lang w:eastAsia="ru-RU"/>
+        </w:rPr>
+        <w:t>'</w:t>
+      </w:r>
+      <w:r>
+        <w:rPr>
+          <w:rFonts w:ascii="Consolas" w:eastAsia="Times New Roman" w:hAnsi="Consolas" w:cs="Times New Roman"/>
+          <w:color w:val="BBBEBF"/>
+          <w:sz w:val="21"/>
+          <w:szCs w:val="21"/>
+          <w:lang w:eastAsia="ru-RU"/>
+        </w:rPr>
+        <w:t xml:space="preserve">, </w:t>
+      </w:r>
+      <w:r>
+        <w:rPr>
+          <w:rFonts w:ascii="Consolas" w:eastAsia="Times New Roman" w:hAnsi="Consolas" w:cs="Times New Roman"/>
+          <w:color w:val="A5D6FF"/>
+          <w:sz w:val="21"/>
+          <w:szCs w:val="21"/>
+          <w:lang w:eastAsia="ru-RU"/>
+        </w:rPr>
+        <w:t>'</w:t>
+      </w:r>
+      <w:r>
+        <w:rPr>
+          <w:rFonts w:ascii="Consolas" w:eastAsia="Times New Roman" w:hAnsi="Consolas" w:cs="Times New Roman"/>
+          <w:color w:val="A5D6FF"/>
+          <w:sz w:val="21"/>
+          <w:szCs w:val="21"/>
+          <w:lang w:val="ru-RU" w:eastAsia="ru-RU"/>
+        </w:rPr>
+        <w:t>Правая</w:t>
+      </w:r>
+      <w:r>
+        <w:rPr>
+          <w:rFonts w:ascii="Consolas" w:eastAsia="Times New Roman" w:hAnsi="Consolas" w:cs="Times New Roman"/>
+          <w:color w:val="A5D6FF"/>
           <w:sz w:val="21"/>
           <w:szCs w:val="21"/>
           <w:lang w:eastAsia="ru-RU"/>
@@ -5854,146 +5872,52 @@
       <w:r>
         <w:rPr>
           <w:rFonts w:ascii="Consolas" w:eastAsia="Times New Roman" w:hAnsi="Consolas" w:cs="Times New Roman"/>
-          <w:color w:val="FF7B72"/>
-          <w:sz w:val="21"/>
-          <w:szCs w:val="21"/>
-          <w:lang w:eastAsia="ru-RU"/>
-        </w:rPr>
-        <w:t>action</w:t>
-      </w:r>
-      <w:r>
-        <w:rPr>
-          <w:rFonts w:ascii="Consolas" w:eastAsia="Times New Roman" w:hAnsi="Consolas" w:cs="Times New Roman"/>
-          <w:color w:val="BBBEBF"/>
-          <w:sz w:val="21"/>
-          <w:szCs w:val="21"/>
-          <w:lang w:eastAsia="ru-RU"/>
-        </w:rPr>
-        <w:t xml:space="preserve"> (</w:t>
-      </w:r>
-      <w:r>
-        <w:rPr>
-          <w:rFonts w:ascii="Consolas" w:eastAsia="Times New Roman" w:hAnsi="Consolas" w:cs="Times New Roman"/>
-          <w:color w:val="FF7B72"/>
-          <w:sz w:val="21"/>
-          <w:szCs w:val="21"/>
-          <w:lang w:eastAsia="ru-RU"/>
-        </w:rPr>
-        <w:t>name</w:t>
-      </w:r>
-      <w:r>
-        <w:rPr>
-          <w:rFonts w:ascii="Consolas" w:eastAsia="Times New Roman" w:hAnsi="Consolas" w:cs="Times New Roman"/>
-          <w:color w:val="BBBEBF"/>
-          <w:sz w:val="21"/>
-          <w:szCs w:val="21"/>
-          <w:lang w:eastAsia="ru-RU"/>
-        </w:rPr>
-        <w:t xml:space="preserve">, </w:t>
-      </w:r>
-      <w:r>
-        <w:rPr>
-          <w:rFonts w:ascii="Consolas" w:eastAsia="Times New Roman" w:hAnsi="Consolas" w:cs="Times New Roman"/>
-          <w:color w:val="FF7B72"/>
-          <w:sz w:val="21"/>
-          <w:szCs w:val="21"/>
-          <w:lang w:eastAsia="ru-RU"/>
-        </w:rPr>
-        <w:t>description</w:t>
-      </w:r>
-      <w:r>
-        <w:rPr>
-          <w:rFonts w:ascii="Consolas" w:eastAsia="Times New Roman" w:hAnsi="Consolas" w:cs="Times New Roman"/>
-          <w:color w:val="BBBEBF"/>
-          <w:sz w:val="21"/>
-          <w:szCs w:val="21"/>
-          <w:lang w:eastAsia="ru-RU"/>
-        </w:rPr>
-        <w:t xml:space="preserve">, </w:t>
-      </w:r>
-      <w:proofErr w:type="spellStart"/>
-      <w:r>
-        <w:rPr>
-          <w:rFonts w:ascii="Consolas" w:eastAsia="Times New Roman" w:hAnsi="Consolas" w:cs="Times New Roman"/>
-          <w:color w:val="BBBEBF"/>
-          <w:sz w:val="21"/>
-          <w:szCs w:val="21"/>
-          <w:lang w:eastAsia="ru-RU"/>
-        </w:rPr>
-        <w:t>ship_id</w:t>
-      </w:r>
-      <w:proofErr w:type="spellEnd"/>
-      <w:r>
-        <w:rPr>
-          <w:rFonts w:ascii="Consolas" w:eastAsia="Times New Roman" w:hAnsi="Consolas" w:cs="Times New Roman"/>
-          <w:color w:val="BBBEBF"/>
-          <w:sz w:val="21"/>
-          <w:szCs w:val="21"/>
-          <w:lang w:eastAsia="ru-RU"/>
-        </w:rPr>
-        <w:t xml:space="preserve">, </w:t>
-      </w:r>
-      <w:proofErr w:type="spellStart"/>
-      <w:r>
-        <w:rPr>
-          <w:rFonts w:ascii="Consolas" w:eastAsia="Times New Roman" w:hAnsi="Consolas" w:cs="Times New Roman"/>
-          <w:color w:val="BBBEBF"/>
-          <w:sz w:val="21"/>
-          <w:szCs w:val="21"/>
-          <w:lang w:eastAsia="ru-RU"/>
-        </w:rPr>
-        <w:t>location_id</w:t>
-      </w:r>
-      <w:proofErr w:type="spellEnd"/>
-      <w:r>
-        <w:rPr>
-          <w:rFonts w:ascii="Consolas" w:eastAsia="Times New Roman" w:hAnsi="Consolas" w:cs="Times New Roman"/>
-          <w:color w:val="BBBEBF"/>
-          <w:sz w:val="21"/>
-          <w:szCs w:val="21"/>
-          <w:lang w:eastAsia="ru-RU"/>
-        </w:rPr>
-        <w:t xml:space="preserve">, </w:t>
-      </w:r>
-      <w:r>
-        <w:rPr>
-          <w:rFonts w:ascii="Consolas" w:eastAsia="Times New Roman" w:hAnsi="Consolas" w:cs="Times New Roman"/>
-          <w:color w:val="FF7B72"/>
-          <w:sz w:val="21"/>
-          <w:szCs w:val="21"/>
-          <w:lang w:eastAsia="ru-RU"/>
-        </w:rPr>
-        <w:t>time</w:t>
-      </w:r>
-      <w:r>
-        <w:rPr>
-          <w:rFonts w:ascii="Consolas" w:eastAsia="Times New Roman" w:hAnsi="Consolas" w:cs="Times New Roman"/>
-          <w:color w:val="BBBEBF"/>
-          <w:sz w:val="21"/>
-          <w:szCs w:val="21"/>
-          <w:lang w:eastAsia="ru-RU"/>
-        </w:rPr>
-        <w:t xml:space="preserve">, result) </w:t>
-      </w:r>
-      <w:r>
-        <w:rPr>
-          <w:rFonts w:ascii="Consolas" w:eastAsia="Times New Roman" w:hAnsi="Consolas" w:cs="Times New Roman"/>
-          <w:color w:val="FF7B72"/>
-          <w:sz w:val="21"/>
-          <w:szCs w:val="21"/>
-          <w:lang w:eastAsia="ru-RU"/>
-        </w:rPr>
-        <w:t>VALUES</w:t>
-      </w:r>
-      <w:r>
-        <w:rPr>
-          <w:rFonts w:ascii="Consolas" w:eastAsia="Times New Roman" w:hAnsi="Consolas" w:cs="Times New Roman"/>
-          <w:color w:val="BBBEBF"/>
+          <w:color w:val="A5D6FF"/>
+          <w:sz w:val="21"/>
+          <w:szCs w:val="21"/>
+          <w:lang w:val="ru-RU" w:eastAsia="ru-RU"/>
+        </w:rPr>
+        <w:t>рука</w:t>
+      </w:r>
+      <w:r>
+        <w:rPr>
+          <w:rFonts w:ascii="Consolas" w:eastAsia="Times New Roman" w:hAnsi="Consolas" w:cs="Times New Roman"/>
+          <w:color w:val="A5D6FF"/>
           <w:sz w:val="21"/>
           <w:szCs w:val="21"/>
           <w:lang w:eastAsia="ru-RU"/>
         </w:rPr>
         <w:t xml:space="preserve"> </w:t>
+      </w:r>
+      <w:r>
+        <w:rPr>
+          <w:rFonts w:ascii="Consolas" w:eastAsia="Times New Roman" w:hAnsi="Consolas" w:cs="Times New Roman"/>
+          <w:color w:val="A5D6FF"/>
+          <w:sz w:val="21"/>
+          <w:szCs w:val="21"/>
+          <w:lang w:val="ru-RU" w:eastAsia="ru-RU"/>
+        </w:rPr>
+        <w:t>Трактора</w:t>
+      </w:r>
+      <w:r>
+        <w:rPr>
+          <w:rFonts w:ascii="Consolas" w:eastAsia="Times New Roman" w:hAnsi="Consolas" w:cs="Times New Roman"/>
+          <w:color w:val="A5D6FF"/>
+          <w:sz w:val="21"/>
+          <w:szCs w:val="21"/>
+          <w:lang w:eastAsia="ru-RU"/>
+        </w:rPr>
+        <w:t>'</w:t>
+      </w:r>
+      <w:r>
+        <w:rPr>
+          <w:rFonts w:ascii="Consolas" w:eastAsia="Times New Roman" w:hAnsi="Consolas" w:cs="Times New Roman"/>
+          <w:color w:val="BBBEBF"/>
+          <w:sz w:val="21"/>
+          <w:szCs w:val="21"/>
+          <w:lang w:eastAsia="ru-RU"/>
+        </w:rPr>
+        <w:t>);</w:t>
       </w:r>
     </w:p>
     <w:p>
@@ -6005,163 +5929,9 @@
           <w:color w:val="BBBEBF"/>
           <w:sz w:val="21"/>
           <w:szCs w:val="21"/>
-          <w:lang w:val="ru-RU" w:eastAsia="ru-RU"/>
-        </w:rPr>
-      </w:pPr>
-      <w:r>
-        <w:rPr>
-          <w:rFonts w:ascii="Consolas" w:eastAsia="Times New Roman" w:hAnsi="Consolas" w:cs="Times New Roman"/>
-          <w:color w:val="BBBEBF"/>
-          <w:sz w:val="21"/>
-          <w:szCs w:val="21"/>
-          <w:lang w:val="ru-RU" w:eastAsia="ru-RU"/>
-        </w:rPr>
-        <w:t>(</w:t>
-      </w:r>
-      <w:r>
-        <w:rPr>
-          <w:rFonts w:ascii="Consolas" w:eastAsia="Times New Roman" w:hAnsi="Consolas" w:cs="Times New Roman"/>
-          <w:color w:val="A5D6FF"/>
-          <w:sz w:val="21"/>
-          <w:szCs w:val="21"/>
-          <w:lang w:val="ru-RU" w:eastAsia="ru-RU"/>
-        </w:rPr>
-        <w:t xml:space="preserve">'Прах </w:t>
-      </w:r>
-      <w:proofErr w:type="spellStart"/>
-      <w:r>
-        <w:rPr>
-          <w:rFonts w:ascii="Consolas" w:eastAsia="Times New Roman" w:hAnsi="Consolas" w:cs="Times New Roman"/>
-          <w:color w:val="A5D6FF"/>
-          <w:sz w:val="21"/>
-          <w:szCs w:val="21"/>
-          <w:lang w:val="ru-RU" w:eastAsia="ru-RU"/>
-        </w:rPr>
-        <w:t>Покойоколки</w:t>
-      </w:r>
-      <w:proofErr w:type="spellEnd"/>
-      <w:r>
-        <w:rPr>
-          <w:rFonts w:ascii="Consolas" w:eastAsia="Times New Roman" w:hAnsi="Consolas" w:cs="Times New Roman"/>
-          <w:color w:val="A5D6FF"/>
-          <w:sz w:val="21"/>
-          <w:szCs w:val="21"/>
-          <w:lang w:val="ru-RU" w:eastAsia="ru-RU"/>
-        </w:rPr>
-        <w:t>'</w:t>
-      </w:r>
-      <w:r>
-        <w:rPr>
-          <w:rFonts w:ascii="Consolas" w:eastAsia="Times New Roman" w:hAnsi="Consolas" w:cs="Times New Roman"/>
-          <w:color w:val="BBBEBF"/>
-          <w:sz w:val="21"/>
-          <w:szCs w:val="21"/>
-          <w:lang w:val="ru-RU" w:eastAsia="ru-RU"/>
-        </w:rPr>
-        <w:t xml:space="preserve">, </w:t>
-      </w:r>
-      <w:r>
-        <w:rPr>
-          <w:rFonts w:ascii="Consolas" w:eastAsia="Times New Roman" w:hAnsi="Consolas" w:cs="Times New Roman"/>
-          <w:color w:val="A5D6FF"/>
-          <w:sz w:val="21"/>
-          <w:szCs w:val="21"/>
-          <w:lang w:val="ru-RU" w:eastAsia="ru-RU"/>
-        </w:rPr>
-        <w:t xml:space="preserve">'В первые моменты Олимпийской резни корабль </w:t>
-      </w:r>
-      <w:proofErr w:type="spellStart"/>
-      <w:r>
-        <w:rPr>
-          <w:rFonts w:ascii="Consolas" w:eastAsia="Times New Roman" w:hAnsi="Consolas" w:cs="Times New Roman"/>
-          <w:color w:val="A5D6FF"/>
-          <w:sz w:val="21"/>
-          <w:szCs w:val="21"/>
-          <w:lang w:val="ru-RU" w:eastAsia="ru-RU"/>
-        </w:rPr>
-        <w:t>Покойоколка</w:t>
-      </w:r>
-      <w:proofErr w:type="spellEnd"/>
-      <w:r>
-        <w:rPr>
-          <w:rFonts w:ascii="Consolas" w:eastAsia="Times New Roman" w:hAnsi="Consolas" w:cs="Times New Roman"/>
-          <w:color w:val="A5D6FF"/>
-          <w:sz w:val="21"/>
-          <w:szCs w:val="21"/>
-          <w:lang w:val="ru-RU" w:eastAsia="ru-RU"/>
-        </w:rPr>
-        <w:t xml:space="preserve"> обрел вечный покой'</w:t>
-      </w:r>
-      <w:r>
-        <w:rPr>
-          <w:rFonts w:ascii="Consolas" w:eastAsia="Times New Roman" w:hAnsi="Consolas" w:cs="Times New Roman"/>
-          <w:color w:val="BBBEBF"/>
-          <w:sz w:val="21"/>
-          <w:szCs w:val="21"/>
-          <w:lang w:val="ru-RU" w:eastAsia="ru-RU"/>
-        </w:rPr>
-        <w:t xml:space="preserve">, </w:t>
-      </w:r>
-      <w:r>
-        <w:rPr>
-          <w:rFonts w:ascii="Consolas" w:eastAsia="Times New Roman" w:hAnsi="Consolas" w:cs="Times New Roman"/>
-          <w:color w:val="B5CEA8"/>
-          <w:sz w:val="21"/>
-          <w:szCs w:val="21"/>
-          <w:lang w:val="ru-RU" w:eastAsia="ru-RU"/>
-        </w:rPr>
-        <w:t>1</w:t>
-      </w:r>
-      <w:r>
-        <w:rPr>
-          <w:rFonts w:ascii="Consolas" w:eastAsia="Times New Roman" w:hAnsi="Consolas" w:cs="Times New Roman"/>
-          <w:color w:val="BBBEBF"/>
-          <w:sz w:val="21"/>
-          <w:szCs w:val="21"/>
-          <w:lang w:val="ru-RU" w:eastAsia="ru-RU"/>
-        </w:rPr>
-        <w:t xml:space="preserve">, </w:t>
-      </w:r>
-      <w:r>
-        <w:rPr>
-          <w:rFonts w:ascii="Consolas" w:eastAsia="Times New Roman" w:hAnsi="Consolas" w:cs="Times New Roman"/>
-          <w:color w:val="B5CEA8"/>
-          <w:sz w:val="21"/>
-          <w:szCs w:val="21"/>
-          <w:lang w:val="ru-RU" w:eastAsia="ru-RU"/>
-        </w:rPr>
-        <w:t>1</w:t>
-      </w:r>
-      <w:r>
-        <w:rPr>
-          <w:rFonts w:ascii="Consolas" w:eastAsia="Times New Roman" w:hAnsi="Consolas" w:cs="Times New Roman"/>
-          <w:color w:val="BBBEBF"/>
-          <w:sz w:val="21"/>
-          <w:szCs w:val="21"/>
-          <w:lang w:val="ru-RU" w:eastAsia="ru-RU"/>
-        </w:rPr>
-        <w:t xml:space="preserve">, </w:t>
-      </w:r>
-      <w:r>
-        <w:rPr>
-          <w:rFonts w:ascii="Consolas" w:eastAsia="Times New Roman" w:hAnsi="Consolas" w:cs="Times New Roman"/>
-          <w:color w:val="A5D6FF"/>
-          <w:sz w:val="21"/>
-          <w:szCs w:val="21"/>
-          <w:lang w:val="ru-RU" w:eastAsia="ru-RU"/>
-        </w:rPr>
-        <w:t>'2976-01-18 15:28:00'</w:t>
-      </w:r>
-      <w:r>
-        <w:rPr>
-          <w:rFonts w:ascii="Consolas" w:eastAsia="Times New Roman" w:hAnsi="Consolas" w:cs="Times New Roman"/>
-          <w:color w:val="BBBEBF"/>
-          <w:sz w:val="21"/>
-          <w:szCs w:val="21"/>
-          <w:lang w:val="ru-RU" w:eastAsia="ru-RU"/>
-        </w:rPr>
-        <w:t>, TRUE),</w:t>
-      </w:r>
+          <w:lang w:eastAsia="ru-RU"/>
+        </w:rPr>
+      </w:pPr>
     </w:p>
     <w:p>
       <w:pPr>
@@ -6172,140 +5942,172 @@
           <w:color w:val="BBBEBF"/>
           <w:sz w:val="21"/>
           <w:szCs w:val="21"/>
-          <w:lang w:val="ru-RU" w:eastAsia="ru-RU"/>
-        </w:rPr>
-      </w:pPr>
-      <w:r>
-        <w:rPr>
-          <w:rFonts w:ascii="Consolas" w:eastAsia="Times New Roman" w:hAnsi="Consolas" w:cs="Times New Roman"/>
-          <w:color w:val="BBBEBF"/>
-          <w:sz w:val="21"/>
-          <w:szCs w:val="21"/>
-          <w:lang w:val="ru-RU" w:eastAsia="ru-RU"/>
-        </w:rPr>
-        <w:t>(</w:t>
-      </w:r>
-      <w:r>
-        <w:rPr>
-          <w:rFonts w:ascii="Consolas" w:eastAsia="Times New Roman" w:hAnsi="Consolas" w:cs="Times New Roman"/>
-          <w:color w:val="A5D6FF"/>
-          <w:sz w:val="21"/>
-          <w:szCs w:val="21"/>
-          <w:lang w:val="ru-RU" w:eastAsia="ru-RU"/>
-        </w:rPr>
-        <w:t>'Ликбез'</w:t>
-      </w:r>
-      <w:r>
-        <w:rPr>
-          <w:rFonts w:ascii="Consolas" w:eastAsia="Times New Roman" w:hAnsi="Consolas" w:cs="Times New Roman"/>
-          <w:color w:val="BBBEBF"/>
-          <w:sz w:val="21"/>
-          <w:szCs w:val="21"/>
-          <w:lang w:val="ru-RU" w:eastAsia="ru-RU"/>
+          <w:lang w:eastAsia="ru-RU"/>
+        </w:rPr>
+      </w:pPr>
+      <w:r>
+        <w:rPr>
+          <w:rFonts w:ascii="Consolas" w:eastAsia="Times New Roman" w:hAnsi="Consolas" w:cs="Times New Roman"/>
+          <w:color w:val="FF7B72"/>
+          <w:sz w:val="21"/>
+          <w:szCs w:val="21"/>
+          <w:lang w:eastAsia="ru-RU"/>
+        </w:rPr>
+        <w:t>INSERT INTO</w:t>
+      </w:r>
+      <w:r>
+        <w:rPr>
+          <w:rFonts w:ascii="Consolas" w:eastAsia="Times New Roman" w:hAnsi="Consolas" w:cs="Times New Roman"/>
+          <w:color w:val="BBBEBF"/>
+          <w:sz w:val="21"/>
+          <w:szCs w:val="21"/>
+          <w:lang w:eastAsia="ru-RU"/>
+        </w:rPr>
+        <w:t xml:space="preserve"> </w:t>
+      </w:r>
+      <w:r>
+        <w:rPr>
+          <w:rFonts w:ascii="Consolas" w:eastAsia="Times New Roman" w:hAnsi="Consolas" w:cs="Times New Roman"/>
+          <w:color w:val="FF7B72"/>
+          <w:sz w:val="21"/>
+          <w:szCs w:val="21"/>
+          <w:lang w:eastAsia="ru-RU"/>
+        </w:rPr>
+        <w:t>action</w:t>
+      </w:r>
+      <w:r>
+        <w:rPr>
+          <w:rFonts w:ascii="Consolas" w:eastAsia="Times New Roman" w:hAnsi="Consolas" w:cs="Times New Roman"/>
+          <w:color w:val="BBBEBF"/>
+          <w:sz w:val="21"/>
+          <w:szCs w:val="21"/>
+          <w:lang w:eastAsia="ru-RU"/>
+        </w:rPr>
+        <w:t xml:space="preserve"> (</w:t>
+      </w:r>
+      <w:r>
+        <w:rPr>
+          <w:rFonts w:ascii="Consolas" w:eastAsia="Times New Roman" w:hAnsi="Consolas" w:cs="Times New Roman"/>
+          <w:color w:val="FF7B72"/>
+          <w:sz w:val="21"/>
+          <w:szCs w:val="21"/>
+          <w:lang w:eastAsia="ru-RU"/>
+        </w:rPr>
+        <w:t>name</w:t>
+      </w:r>
+      <w:r>
+        <w:rPr>
+          <w:rFonts w:ascii="Consolas" w:eastAsia="Times New Roman" w:hAnsi="Consolas" w:cs="Times New Roman"/>
+          <w:color w:val="BBBEBF"/>
+          <w:sz w:val="21"/>
+          <w:szCs w:val="21"/>
+          <w:lang w:eastAsia="ru-RU"/>
         </w:rPr>
         <w:t xml:space="preserve">, </w:t>
       </w:r>
       <w:r>
         <w:rPr>
           <w:rFonts w:ascii="Consolas" w:eastAsia="Times New Roman" w:hAnsi="Consolas" w:cs="Times New Roman"/>
-          <w:color w:val="A5D6FF"/>
-          <w:sz w:val="21"/>
-          <w:szCs w:val="21"/>
-          <w:lang w:val="ru-RU" w:eastAsia="ru-RU"/>
-        </w:rPr>
-        <w:t xml:space="preserve">'Не успел никто опомнится после Праха </w:t>
+          <w:color w:val="FF7B72"/>
+          <w:sz w:val="21"/>
+          <w:szCs w:val="21"/>
+          <w:lang w:eastAsia="ru-RU"/>
+        </w:rPr>
+        <w:t>description</w:t>
+      </w:r>
+      <w:r>
+        <w:rPr>
+          <w:rFonts w:ascii="Consolas" w:eastAsia="Times New Roman" w:hAnsi="Consolas" w:cs="Times New Roman"/>
+          <w:color w:val="BBBEBF"/>
+          <w:sz w:val="21"/>
+          <w:szCs w:val="21"/>
+          <w:lang w:eastAsia="ru-RU"/>
+        </w:rPr>
+        <w:t xml:space="preserve">, </w:t>
       </w:r>
       <w:proofErr w:type="spellStart"/>
       <w:r>
         <w:rPr>
           <w:rFonts w:ascii="Consolas" w:eastAsia="Times New Roman" w:hAnsi="Consolas" w:cs="Times New Roman"/>
-          <w:color w:val="A5D6FF"/>
-          <w:sz w:val="21"/>
-          <w:szCs w:val="21"/>
-          <w:lang w:val="ru-RU" w:eastAsia="ru-RU"/>
-        </w:rPr>
-        <w:t>Покойоколки</w:t>
+          <w:color w:val="BBBEBF"/>
+          <w:sz w:val="21"/>
+          <w:szCs w:val="21"/>
+          <w:lang w:eastAsia="ru-RU"/>
+        </w:rPr>
+        <w:t>ship_id</w:t>
       </w:r>
       <w:proofErr w:type="spellEnd"/>
       <w:r>
         <w:rPr>
           <w:rFonts w:ascii="Consolas" w:eastAsia="Times New Roman" w:hAnsi="Consolas" w:cs="Times New Roman"/>
-          <w:color w:val="A5D6FF"/>
-          <w:sz w:val="21"/>
-          <w:szCs w:val="21"/>
-          <w:lang w:val="ru-RU" w:eastAsia="ru-RU"/>
-        </w:rPr>
-        <w:t>, как тут же судно Т.Ю погрузилось в пасть Кармана'</w:t>
-      </w:r>
-      <w:r>
-        <w:rPr>
-          <w:rFonts w:ascii="Consolas" w:eastAsia="Times New Roman" w:hAnsi="Consolas" w:cs="Times New Roman"/>
-          <w:color w:val="BBBEBF"/>
-          <w:sz w:val="21"/>
-          <w:szCs w:val="21"/>
-          <w:lang w:val="ru-RU" w:eastAsia="ru-RU"/>
+          <w:color w:val="BBBEBF"/>
+          <w:sz w:val="21"/>
+          <w:szCs w:val="21"/>
+          <w:lang w:eastAsia="ru-RU"/>
         </w:rPr>
         <w:t xml:space="preserve">, </w:t>
       </w:r>
-      <w:r>
-        <w:rPr>
-          <w:rFonts w:ascii="Consolas" w:eastAsia="Times New Roman" w:hAnsi="Consolas" w:cs="Times New Roman"/>
-          <w:color w:val="B5CEA8"/>
-          <w:sz w:val="21"/>
-          <w:szCs w:val="21"/>
-          <w:lang w:val="ru-RU" w:eastAsia="ru-RU"/>
-        </w:rPr>
-        <w:t>3</w:t>
-      </w:r>
-      <w:r>
-        <w:rPr>
-          <w:rFonts w:ascii="Consolas" w:eastAsia="Times New Roman" w:hAnsi="Consolas" w:cs="Times New Roman"/>
-          <w:color w:val="BBBEBF"/>
-          <w:sz w:val="21"/>
-          <w:szCs w:val="21"/>
-          <w:lang w:val="ru-RU" w:eastAsia="ru-RU"/>
+      <w:proofErr w:type="spellStart"/>
+      <w:r>
+        <w:rPr>
+          <w:rFonts w:ascii="Consolas" w:eastAsia="Times New Roman" w:hAnsi="Consolas" w:cs="Times New Roman"/>
+          <w:color w:val="BBBEBF"/>
+          <w:sz w:val="21"/>
+          <w:szCs w:val="21"/>
+          <w:lang w:eastAsia="ru-RU"/>
+        </w:rPr>
+        <w:t>location_id</w:t>
+      </w:r>
+      <w:proofErr w:type="spellEnd"/>
+      <w:r>
+        <w:rPr>
+          <w:rFonts w:ascii="Consolas" w:eastAsia="Times New Roman" w:hAnsi="Consolas" w:cs="Times New Roman"/>
+          <w:color w:val="BBBEBF"/>
+          <w:sz w:val="21"/>
+          <w:szCs w:val="21"/>
+          <w:lang w:eastAsia="ru-RU"/>
         </w:rPr>
         <w:t xml:space="preserve">, </w:t>
       </w:r>
       <w:r>
         <w:rPr>
           <w:rFonts w:ascii="Consolas" w:eastAsia="Times New Roman" w:hAnsi="Consolas" w:cs="Times New Roman"/>
-          <w:color w:val="B5CEA8"/>
-          <w:sz w:val="21"/>
-          <w:szCs w:val="21"/>
-          <w:lang w:val="ru-RU" w:eastAsia="ru-RU"/>
-        </w:rPr>
-        <w:t>1</w:t>
-      </w:r>
-      <w:r>
-        <w:rPr>
-          <w:rFonts w:ascii="Consolas" w:eastAsia="Times New Roman" w:hAnsi="Consolas" w:cs="Times New Roman"/>
-          <w:color w:val="BBBEBF"/>
-          <w:sz w:val="21"/>
-          <w:szCs w:val="21"/>
-          <w:lang w:val="ru-RU" w:eastAsia="ru-RU"/>
-        </w:rPr>
-        <w:t xml:space="preserve">, </w:t>
-      </w:r>
-      <w:r>
-        <w:rPr>
-          <w:rFonts w:ascii="Consolas" w:eastAsia="Times New Roman" w:hAnsi="Consolas" w:cs="Times New Roman"/>
-          <w:color w:val="A5D6FF"/>
-          <w:sz w:val="21"/>
-          <w:szCs w:val="21"/>
-          <w:lang w:val="ru-RU" w:eastAsia="ru-RU"/>
-        </w:rPr>
-        <w:t>'2976-01-18 15:30:47'</w:t>
-      </w:r>
-      <w:r>
-        <w:rPr>
-          <w:rFonts w:ascii="Consolas" w:eastAsia="Times New Roman" w:hAnsi="Consolas" w:cs="Times New Roman"/>
-          <w:color w:val="BBBEBF"/>
-          <w:sz w:val="21"/>
-          <w:szCs w:val="21"/>
-          <w:lang w:val="ru-RU" w:eastAsia="ru-RU"/>
-        </w:rPr>
-        <w:t>, TRUE),</w:t>
+          <w:color w:val="FF7B72"/>
+          <w:sz w:val="21"/>
+          <w:szCs w:val="21"/>
+          <w:lang w:eastAsia="ru-RU"/>
+        </w:rPr>
+        <w:t>time</w:t>
+      </w:r>
+      <w:r>
+        <w:rPr>
+          <w:rFonts w:ascii="Consolas" w:eastAsia="Times New Roman" w:hAnsi="Consolas" w:cs="Times New Roman"/>
+          <w:color w:val="BBBEBF"/>
+          <w:sz w:val="21"/>
+          <w:szCs w:val="21"/>
+          <w:lang w:eastAsia="ru-RU"/>
+        </w:rPr>
+        <w:t xml:space="preserve">, result) </w:t>
+      </w:r>
+      <w:r>
+        <w:rPr>
+          <w:rFonts w:ascii="Consolas" w:eastAsia="Times New Roman" w:hAnsi="Consolas" w:cs="Times New Roman"/>
+          <w:color w:val="FF7B72"/>
+          <w:sz w:val="21"/>
+          <w:szCs w:val="21"/>
+          <w:lang w:eastAsia="ru-RU"/>
+        </w:rPr>
+        <w:t>VALUES</w:t>
+      </w:r>
+      <w:r>
+        <w:rPr>
+          <w:rFonts w:ascii="Consolas" w:eastAsia="Times New Roman" w:hAnsi="Consolas" w:cs="Times New Roman"/>
+          <w:color w:val="BBBEBF"/>
+          <w:sz w:val="21"/>
+          <w:szCs w:val="21"/>
+          <w:lang w:eastAsia="ru-RU"/>
+        </w:rPr>
+        <w:t xml:space="preserve"> </w:t>
       </w:r>
     </w:p>
     <w:p>
@@ -6338,7 +6140,29 @@
           <w:szCs w:val="21"/>
           <w:lang w:val="ru-RU" w:eastAsia="ru-RU"/>
         </w:rPr>
-        <w:t>'Покоритель покорил'</w:t>
+        <w:t xml:space="preserve">'Прах </w:t>
+      </w:r>
+      <w:proofErr w:type="spellStart"/>
+      <w:r>
+        <w:rPr>
+          <w:rFonts w:ascii="Consolas" w:eastAsia="Times New Roman" w:hAnsi="Consolas" w:cs="Times New Roman"/>
+          <w:color w:val="A5D6FF"/>
+          <w:sz w:val="21"/>
+          <w:szCs w:val="21"/>
+          <w:lang w:val="ru-RU" w:eastAsia="ru-RU"/>
+        </w:rPr>
+        <w:t>Покойоколки</w:t>
+      </w:r>
+      <w:proofErr w:type="spellEnd"/>
+      <w:r>
+        <w:rPr>
+          <w:rFonts w:ascii="Consolas" w:eastAsia="Times New Roman" w:hAnsi="Consolas" w:cs="Times New Roman"/>
+          <w:color w:val="A5D6FF"/>
+          <w:sz w:val="21"/>
+          <w:szCs w:val="21"/>
+          <w:lang w:val="ru-RU" w:eastAsia="ru-RU"/>
+        </w:rPr>
+        <w:t>'</w:t>
       </w:r>
       <w:r>
         <w:rPr>
@@ -6358,7 +6182,29 @@
           <w:szCs w:val="21"/>
           <w:lang w:val="ru-RU" w:eastAsia="ru-RU"/>
         </w:rPr>
-        <w:t>'Единственным выжившим при Олимпе стал капитан 67-го покорителя'</w:t>
+        <w:t xml:space="preserve">'В первые моменты Олимпийской резни корабль </w:t>
+      </w:r>
+      <w:proofErr w:type="spellStart"/>
+      <w:r>
+        <w:rPr>
+          <w:rFonts w:ascii="Consolas" w:eastAsia="Times New Roman" w:hAnsi="Consolas" w:cs="Times New Roman"/>
+          <w:color w:val="A5D6FF"/>
+          <w:sz w:val="21"/>
+          <w:szCs w:val="21"/>
+          <w:lang w:val="ru-RU" w:eastAsia="ru-RU"/>
+        </w:rPr>
+        <w:t>Покойоколка</w:t>
+      </w:r>
+      <w:proofErr w:type="spellEnd"/>
+      <w:r>
+        <w:rPr>
+          <w:rFonts w:ascii="Consolas" w:eastAsia="Times New Roman" w:hAnsi="Consolas" w:cs="Times New Roman"/>
+          <w:color w:val="A5D6FF"/>
+          <w:sz w:val="21"/>
+          <w:szCs w:val="21"/>
+          <w:lang w:val="ru-RU" w:eastAsia="ru-RU"/>
+        </w:rPr>
+        <w:t xml:space="preserve"> обрел вечный покой'</w:t>
       </w:r>
       <w:r>
         <w:rPr>
@@ -6378,7 +6224,7 @@
           <w:szCs w:val="21"/>
           <w:lang w:val="ru-RU" w:eastAsia="ru-RU"/>
         </w:rPr>
-        <w:t>2</w:t>
+        <w:t>1</w:t>
       </w:r>
       <w:r>
         <w:rPr>
@@ -6418,17 +6264,17 @@
           <w:szCs w:val="21"/>
           <w:lang w:val="ru-RU" w:eastAsia="ru-RU"/>
         </w:rPr>
-        <w:t>'2976-01-18 16:02:14'</w:t>
-      </w:r>
-      <w:r>
-        <w:rPr>
-          <w:rFonts w:ascii="Consolas" w:eastAsia="Times New Roman" w:hAnsi="Consolas" w:cs="Times New Roman"/>
-          <w:color w:val="BBBEBF"/>
-          <w:sz w:val="21"/>
-          <w:szCs w:val="21"/>
-          <w:lang w:val="ru-RU" w:eastAsia="ru-RU"/>
-        </w:rPr>
-        <w:t>, FALSE);</w:t>
+        <w:t>'2976-01-18 15:28:00'</w:t>
+      </w:r>
+      <w:r>
+        <w:rPr>
+          <w:rFonts w:ascii="Consolas" w:eastAsia="Times New Roman" w:hAnsi="Consolas" w:cs="Times New Roman"/>
+          <w:color w:val="BBBEBF"/>
+          <w:sz w:val="21"/>
+          <w:szCs w:val="21"/>
+          <w:lang w:val="ru-RU" w:eastAsia="ru-RU"/>
+        </w:rPr>
+        <w:t>, TRUE),</w:t>
       </w:r>
     </w:p>
     <w:p>
@@ -6443,6 +6289,138 @@
           <w:lang w:val="ru-RU" w:eastAsia="ru-RU"/>
         </w:rPr>
       </w:pPr>
+      <w:r>
+        <w:rPr>
+          <w:rFonts w:ascii="Consolas" w:eastAsia="Times New Roman" w:hAnsi="Consolas" w:cs="Times New Roman"/>
+          <w:color w:val="BBBEBF"/>
+          <w:sz w:val="21"/>
+          <w:szCs w:val="21"/>
+          <w:lang w:val="ru-RU" w:eastAsia="ru-RU"/>
+        </w:rPr>
+        <w:t>(</w:t>
+      </w:r>
+      <w:r>
+        <w:rPr>
+          <w:rFonts w:ascii="Consolas" w:eastAsia="Times New Roman" w:hAnsi="Consolas" w:cs="Times New Roman"/>
+          <w:color w:val="A5D6FF"/>
+          <w:sz w:val="21"/>
+          <w:szCs w:val="21"/>
+          <w:lang w:val="ru-RU" w:eastAsia="ru-RU"/>
+        </w:rPr>
+        <w:t>'Ликбез'</w:t>
+      </w:r>
+      <w:r>
+        <w:rPr>
+          <w:rFonts w:ascii="Consolas" w:eastAsia="Times New Roman" w:hAnsi="Consolas" w:cs="Times New Roman"/>
+          <w:color w:val="BBBEBF"/>
+          <w:sz w:val="21"/>
+          <w:szCs w:val="21"/>
+          <w:lang w:val="ru-RU" w:eastAsia="ru-RU"/>
+        </w:rPr>
+        <w:t xml:space="preserve">, </w:t>
+      </w:r>
+      <w:r>
+        <w:rPr>
+          <w:rFonts w:ascii="Consolas" w:eastAsia="Times New Roman" w:hAnsi="Consolas" w:cs="Times New Roman"/>
+          <w:color w:val="A5D6FF"/>
+          <w:sz w:val="21"/>
+          <w:szCs w:val="21"/>
+          <w:lang w:val="ru-RU" w:eastAsia="ru-RU"/>
+        </w:rPr>
+        <w:t xml:space="preserve">'Не успел никто опомнится после Праха </w:t>
+      </w:r>
+      <w:proofErr w:type="spellStart"/>
+      <w:r>
+        <w:rPr>
+          <w:rFonts w:ascii="Consolas" w:eastAsia="Times New Roman" w:hAnsi="Consolas" w:cs="Times New Roman"/>
+          <w:color w:val="A5D6FF"/>
+          <w:sz w:val="21"/>
+          <w:szCs w:val="21"/>
+          <w:lang w:val="ru-RU" w:eastAsia="ru-RU"/>
+        </w:rPr>
+        <w:t>Покойоколки</w:t>
+      </w:r>
+      <w:proofErr w:type="spellEnd"/>
+      <w:r>
+        <w:rPr>
+          <w:rFonts w:ascii="Consolas" w:eastAsia="Times New Roman" w:hAnsi="Consolas" w:cs="Times New Roman"/>
+          <w:color w:val="A5D6FF"/>
+          <w:sz w:val="21"/>
+          <w:szCs w:val="21"/>
+          <w:lang w:val="ru-RU" w:eastAsia="ru-RU"/>
+        </w:rPr>
+        <w:t>, как тут же судно Т.Ю погрузилось в пасть Кармана'</w:t>
+      </w:r>
+      <w:r>
+        <w:rPr>
+          <w:rFonts w:ascii="Consolas" w:eastAsia="Times New Roman" w:hAnsi="Consolas" w:cs="Times New Roman"/>
+          <w:color w:val="BBBEBF"/>
+          <w:sz w:val="21"/>
+          <w:szCs w:val="21"/>
+          <w:lang w:val="ru-RU" w:eastAsia="ru-RU"/>
+        </w:rPr>
+        <w:t xml:space="preserve">, </w:t>
+      </w:r>
+      <w:r>
+        <w:rPr>
+          <w:rFonts w:ascii="Consolas" w:eastAsia="Times New Roman" w:hAnsi="Consolas" w:cs="Times New Roman"/>
+          <w:color w:val="B5CEA8"/>
+          <w:sz w:val="21"/>
+          <w:szCs w:val="21"/>
+          <w:lang w:val="ru-RU" w:eastAsia="ru-RU"/>
+        </w:rPr>
+        <w:t>3</w:t>
+      </w:r>
+      <w:r>
+        <w:rPr>
+          <w:rFonts w:ascii="Consolas" w:eastAsia="Times New Roman" w:hAnsi="Consolas" w:cs="Times New Roman"/>
+          <w:color w:val="BBBEBF"/>
+          <w:sz w:val="21"/>
+          <w:szCs w:val="21"/>
+          <w:lang w:val="ru-RU" w:eastAsia="ru-RU"/>
+        </w:rPr>
+        <w:t xml:space="preserve">, </w:t>
+      </w:r>
+      <w:r>
+        <w:rPr>
+          <w:rFonts w:ascii="Consolas" w:eastAsia="Times New Roman" w:hAnsi="Consolas" w:cs="Times New Roman"/>
+          <w:color w:val="B5CEA8"/>
+          <w:sz w:val="21"/>
+          <w:szCs w:val="21"/>
+          <w:lang w:val="ru-RU" w:eastAsia="ru-RU"/>
+        </w:rPr>
+        <w:t>1</w:t>
+      </w:r>
+      <w:r>
+        <w:rPr>
+          <w:rFonts w:ascii="Consolas" w:eastAsia="Times New Roman" w:hAnsi="Consolas" w:cs="Times New Roman"/>
+          <w:color w:val="BBBEBF"/>
+          <w:sz w:val="21"/>
+          <w:szCs w:val="21"/>
+          <w:lang w:val="ru-RU" w:eastAsia="ru-RU"/>
+        </w:rPr>
+        <w:t xml:space="preserve">, </w:t>
+      </w:r>
+      <w:r>
+        <w:rPr>
+          <w:rFonts w:ascii="Consolas" w:eastAsia="Times New Roman" w:hAnsi="Consolas" w:cs="Times New Roman"/>
+          <w:color w:val="A5D6FF"/>
+          <w:sz w:val="21"/>
+          <w:szCs w:val="21"/>
+          <w:lang w:val="ru-RU" w:eastAsia="ru-RU"/>
+        </w:rPr>
+        <w:t>'2976-01-18 15:30:47'</w:t>
+      </w:r>
+      <w:r>
+        <w:rPr>
+          <w:rFonts w:ascii="Consolas" w:eastAsia="Times New Roman" w:hAnsi="Consolas" w:cs="Times New Roman"/>
+          <w:color w:val="BBBEBF"/>
+          <w:sz w:val="21"/>
+          <w:szCs w:val="21"/>
+          <w:lang w:val="ru-RU" w:eastAsia="ru-RU"/>
+        </w:rPr>
+        <w:t>, TRUE),</w:t>
+      </w:r>
     </w:p>
     <w:p>
       <w:pPr>
@@ -6453,104 +6431,118 @@
           <w:color w:val="BBBEBF"/>
           <w:sz w:val="21"/>
           <w:szCs w:val="21"/>
-          <w:lang w:eastAsia="ru-RU"/>
-        </w:rPr>
-      </w:pPr>
-      <w:r>
-        <w:rPr>
-          <w:rFonts w:ascii="Consolas" w:eastAsia="Times New Roman" w:hAnsi="Consolas" w:cs="Times New Roman"/>
-          <w:color w:val="FF7B72"/>
-          <w:sz w:val="21"/>
-          <w:szCs w:val="21"/>
-          <w:lang w:eastAsia="ru-RU"/>
-        </w:rPr>
-        <w:t>INSERT INTO</w:t>
-      </w:r>
-      <w:r>
-        <w:rPr>
-          <w:rFonts w:ascii="Consolas" w:eastAsia="Times New Roman" w:hAnsi="Consolas" w:cs="Times New Roman"/>
-          <w:color w:val="BBBEBF"/>
-          <w:sz w:val="21"/>
-          <w:szCs w:val="21"/>
-          <w:lang w:eastAsia="ru-RU"/>
-        </w:rPr>
-        <w:t xml:space="preserve"> </w:t>
-      </w:r>
-      <w:proofErr w:type="spellStart"/>
-      <w:r>
-        <w:rPr>
-          <w:rFonts w:ascii="Consolas" w:eastAsia="Times New Roman" w:hAnsi="Consolas" w:cs="Times New Roman"/>
-          <w:color w:val="BBBEBF"/>
-          <w:sz w:val="21"/>
-          <w:szCs w:val="21"/>
-          <w:lang w:eastAsia="ru-RU"/>
-        </w:rPr>
-        <w:t>entities_action</w:t>
-      </w:r>
-      <w:proofErr w:type="spellEnd"/>
-      <w:r>
-        <w:rPr>
-          <w:rFonts w:ascii="Consolas" w:eastAsia="Times New Roman" w:hAnsi="Consolas" w:cs="Times New Roman"/>
-          <w:color w:val="BBBEBF"/>
-          <w:sz w:val="21"/>
-          <w:szCs w:val="21"/>
-          <w:lang w:eastAsia="ru-RU"/>
-        </w:rPr>
-        <w:t xml:space="preserve"> (</w:t>
-      </w:r>
-      <w:proofErr w:type="spellStart"/>
-      <w:r>
-        <w:rPr>
-          <w:rFonts w:ascii="Consolas" w:eastAsia="Times New Roman" w:hAnsi="Consolas" w:cs="Times New Roman"/>
-          <w:color w:val="BBBEBF"/>
-          <w:sz w:val="21"/>
-          <w:szCs w:val="21"/>
-          <w:lang w:eastAsia="ru-RU"/>
-        </w:rPr>
-        <w:t>entity_id</w:t>
-      </w:r>
-      <w:proofErr w:type="spellEnd"/>
-      <w:r>
-        <w:rPr>
-          <w:rFonts w:ascii="Consolas" w:eastAsia="Times New Roman" w:hAnsi="Consolas" w:cs="Times New Roman"/>
-          <w:color w:val="BBBEBF"/>
-          <w:sz w:val="21"/>
-          <w:szCs w:val="21"/>
-          <w:lang w:eastAsia="ru-RU"/>
+          <w:lang w:val="ru-RU" w:eastAsia="ru-RU"/>
+        </w:rPr>
+      </w:pPr>
+      <w:r>
+        <w:rPr>
+          <w:rFonts w:ascii="Consolas" w:eastAsia="Times New Roman" w:hAnsi="Consolas" w:cs="Times New Roman"/>
+          <w:color w:val="BBBEBF"/>
+          <w:sz w:val="21"/>
+          <w:szCs w:val="21"/>
+          <w:lang w:val="ru-RU" w:eastAsia="ru-RU"/>
+        </w:rPr>
+        <w:t>(</w:t>
+      </w:r>
+      <w:r>
+        <w:rPr>
+          <w:rFonts w:ascii="Consolas" w:eastAsia="Times New Roman" w:hAnsi="Consolas" w:cs="Times New Roman"/>
+          <w:color w:val="A5D6FF"/>
+          <w:sz w:val="21"/>
+          <w:szCs w:val="21"/>
+          <w:lang w:val="ru-RU" w:eastAsia="ru-RU"/>
+        </w:rPr>
+        <w:t>'Покоритель покорил'</w:t>
+      </w:r>
+      <w:r>
+        <w:rPr>
+          <w:rFonts w:ascii="Consolas" w:eastAsia="Times New Roman" w:hAnsi="Consolas" w:cs="Times New Roman"/>
+          <w:color w:val="BBBEBF"/>
+          <w:sz w:val="21"/>
+          <w:szCs w:val="21"/>
+          <w:lang w:val="ru-RU" w:eastAsia="ru-RU"/>
         </w:rPr>
         <w:t xml:space="preserve">, </w:t>
       </w:r>
-      <w:proofErr w:type="spellStart"/>
-      <w:r>
-        <w:rPr>
-          <w:rFonts w:ascii="Consolas" w:eastAsia="Times New Roman" w:hAnsi="Consolas" w:cs="Times New Roman"/>
-          <w:color w:val="BBBEBF"/>
-          <w:sz w:val="21"/>
-          <w:szCs w:val="21"/>
-          <w:lang w:eastAsia="ru-RU"/>
-        </w:rPr>
-        <w:t>action_id</w:t>
-      </w:r>
-      <w:proofErr w:type="spellEnd"/>
-      <w:r>
-        <w:rPr>
-          <w:rFonts w:ascii="Consolas" w:eastAsia="Times New Roman" w:hAnsi="Consolas" w:cs="Times New Roman"/>
-          <w:color w:val="BBBEBF"/>
-          <w:sz w:val="21"/>
-          <w:szCs w:val="21"/>
-          <w:lang w:eastAsia="ru-RU"/>
-        </w:rPr>
-        <w:t xml:space="preserve">) </w:t>
-      </w:r>
-      <w:r>
-        <w:rPr>
-          <w:rFonts w:ascii="Consolas" w:eastAsia="Times New Roman" w:hAnsi="Consolas" w:cs="Times New Roman"/>
-          <w:color w:val="FF7B72"/>
-          <w:sz w:val="21"/>
-          <w:szCs w:val="21"/>
-          <w:lang w:eastAsia="ru-RU"/>
-        </w:rPr>
-        <w:t>VALUES</w:t>
+      <w:r>
+        <w:rPr>
+          <w:rFonts w:ascii="Consolas" w:eastAsia="Times New Roman" w:hAnsi="Consolas" w:cs="Times New Roman"/>
+          <w:color w:val="A5D6FF"/>
+          <w:sz w:val="21"/>
+          <w:szCs w:val="21"/>
+          <w:lang w:val="ru-RU" w:eastAsia="ru-RU"/>
+        </w:rPr>
+        <w:t>'Единственным выжившим при Олимпе стал капитан 67-го покорителя'</w:t>
+      </w:r>
+      <w:r>
+        <w:rPr>
+          <w:rFonts w:ascii="Consolas" w:eastAsia="Times New Roman" w:hAnsi="Consolas" w:cs="Times New Roman"/>
+          <w:color w:val="BBBEBF"/>
+          <w:sz w:val="21"/>
+          <w:szCs w:val="21"/>
+          <w:lang w:val="ru-RU" w:eastAsia="ru-RU"/>
+        </w:rPr>
+        <w:t xml:space="preserve">, </w:t>
+      </w:r>
+      <w:r>
+        <w:rPr>
+          <w:rFonts w:ascii="Consolas" w:eastAsia="Times New Roman" w:hAnsi="Consolas" w:cs="Times New Roman"/>
+          <w:color w:val="B5CEA8"/>
+          <w:sz w:val="21"/>
+          <w:szCs w:val="21"/>
+          <w:lang w:val="ru-RU" w:eastAsia="ru-RU"/>
+        </w:rPr>
+        <w:t>2</w:t>
+      </w:r>
+      <w:r>
+        <w:rPr>
+          <w:rFonts w:ascii="Consolas" w:eastAsia="Times New Roman" w:hAnsi="Consolas" w:cs="Times New Roman"/>
+          <w:color w:val="BBBEBF"/>
+          <w:sz w:val="21"/>
+          <w:szCs w:val="21"/>
+          <w:lang w:val="ru-RU" w:eastAsia="ru-RU"/>
+        </w:rPr>
+        <w:t xml:space="preserve">, </w:t>
+      </w:r>
+      <w:r>
+        <w:rPr>
+          <w:rFonts w:ascii="Consolas" w:eastAsia="Times New Roman" w:hAnsi="Consolas" w:cs="Times New Roman"/>
+          <w:color w:val="B5CEA8"/>
+          <w:sz w:val="21"/>
+          <w:szCs w:val="21"/>
+          <w:lang w:val="ru-RU" w:eastAsia="ru-RU"/>
+        </w:rPr>
+        <w:t>1</w:t>
+      </w:r>
+      <w:r>
+        <w:rPr>
+          <w:rFonts w:ascii="Consolas" w:eastAsia="Times New Roman" w:hAnsi="Consolas" w:cs="Times New Roman"/>
+          <w:color w:val="BBBEBF"/>
+          <w:sz w:val="21"/>
+          <w:szCs w:val="21"/>
+          <w:lang w:val="ru-RU" w:eastAsia="ru-RU"/>
+        </w:rPr>
+        <w:t xml:space="preserve">, </w:t>
+      </w:r>
+      <w:r>
+        <w:rPr>
+          <w:rFonts w:ascii="Consolas" w:eastAsia="Times New Roman" w:hAnsi="Consolas" w:cs="Times New Roman"/>
+          <w:color w:val="A5D6FF"/>
+          <w:sz w:val="21"/>
+          <w:szCs w:val="21"/>
+          <w:lang w:val="ru-RU" w:eastAsia="ru-RU"/>
+        </w:rPr>
+        <w:t>'2976-01-18 16:02:14'</w:t>
+      </w:r>
+      <w:r>
+        <w:rPr>
+          <w:rFonts w:ascii="Consolas" w:eastAsia="Times New Roman" w:hAnsi="Consolas" w:cs="Times New Roman"/>
+          <w:color w:val="BBBEBF"/>
+          <w:sz w:val="21"/>
+          <w:szCs w:val="21"/>
+          <w:lang w:val="ru-RU" w:eastAsia="ru-RU"/>
+        </w:rPr>
+        <w:t>, FALSE);</w:t>
       </w:r>
     </w:p>
     <w:p>
@@ -6562,59 +6554,9 @@
           <w:color w:val="BBBEBF"/>
           <w:sz w:val="21"/>
           <w:szCs w:val="21"/>
-          <w:lang w:eastAsia="ru-RU"/>
-        </w:rPr>
-      </w:pPr>
-      <w:r>
-        <w:rPr>
-          <w:rFonts w:ascii="Consolas" w:eastAsia="Times New Roman" w:hAnsi="Consolas" w:cs="Times New Roman"/>
-          <w:color w:val="BBBEBF"/>
-          <w:sz w:val="21"/>
-          <w:szCs w:val="21"/>
-          <w:lang w:eastAsia="ru-RU"/>
-        </w:rPr>
-        <w:t>(</w:t>
-      </w:r>
-      <w:r>
-        <w:rPr>
-          <w:rFonts w:ascii="Consolas" w:eastAsia="Times New Roman" w:hAnsi="Consolas" w:cs="Times New Roman"/>
-          <w:color w:val="B5CEA8"/>
-          <w:sz w:val="21"/>
-          <w:szCs w:val="21"/>
-          <w:lang w:eastAsia="ru-RU"/>
-        </w:rPr>
-        <w:t>1</w:t>
-      </w:r>
-      <w:r>
-        <w:rPr>
-          <w:rFonts w:ascii="Consolas" w:eastAsia="Times New Roman" w:hAnsi="Consolas" w:cs="Times New Roman"/>
-          <w:color w:val="BBBEBF"/>
-          <w:sz w:val="21"/>
-          <w:szCs w:val="21"/>
-          <w:lang w:eastAsia="ru-RU"/>
-        </w:rPr>
-        <w:t xml:space="preserve">, </w:t>
-      </w:r>
-      <w:r>
-        <w:rPr>
-          <w:rFonts w:ascii="Consolas" w:eastAsia="Times New Roman" w:hAnsi="Consolas" w:cs="Times New Roman"/>
-          <w:color w:val="B5CEA8"/>
-          <w:sz w:val="21"/>
-          <w:szCs w:val="21"/>
-          <w:lang w:eastAsia="ru-RU"/>
-        </w:rPr>
-        <w:t>1</w:t>
-      </w:r>
-      <w:r>
-        <w:rPr>
-          <w:rFonts w:ascii="Consolas" w:eastAsia="Times New Roman" w:hAnsi="Consolas" w:cs="Times New Roman"/>
-          <w:color w:val="BBBEBF"/>
-          <w:sz w:val="21"/>
-          <w:szCs w:val="21"/>
-          <w:lang w:eastAsia="ru-RU"/>
-        </w:rPr>
-        <w:t>),</w:t>
-      </w:r>
+          <w:lang w:val="ru-RU" w:eastAsia="ru-RU"/>
+        </w:rPr>
+      </w:pPr>
     </w:p>
     <w:p>
       <w:pPr>
@@ -6631,23 +6573,57 @@
       <w:r>
         <w:rPr>
           <w:rFonts w:ascii="Consolas" w:eastAsia="Times New Roman" w:hAnsi="Consolas" w:cs="Times New Roman"/>
-          <w:color w:val="BBBEBF"/>
-          <w:sz w:val="21"/>
-          <w:szCs w:val="21"/>
-          <w:lang w:eastAsia="ru-RU"/>
-        </w:rPr>
-        <w:t>(</w:t>
-      </w:r>
-      <w:r>
-        <w:rPr>
-          <w:rFonts w:ascii="Consolas" w:eastAsia="Times New Roman" w:hAnsi="Consolas" w:cs="Times New Roman"/>
-          <w:color w:val="B5CEA8"/>
-          <w:sz w:val="21"/>
-          <w:szCs w:val="21"/>
-          <w:lang w:eastAsia="ru-RU"/>
-        </w:rPr>
-        <w:t>1</w:t>
-      </w:r>
+          <w:color w:val="FF7B72"/>
+          <w:sz w:val="21"/>
+          <w:szCs w:val="21"/>
+          <w:lang w:eastAsia="ru-RU"/>
+        </w:rPr>
+        <w:t>INSERT INTO</w:t>
+      </w:r>
+      <w:r>
+        <w:rPr>
+          <w:rFonts w:ascii="Consolas" w:eastAsia="Times New Roman" w:hAnsi="Consolas" w:cs="Times New Roman"/>
+          <w:color w:val="BBBEBF"/>
+          <w:sz w:val="21"/>
+          <w:szCs w:val="21"/>
+          <w:lang w:eastAsia="ru-RU"/>
+        </w:rPr>
+        <w:t xml:space="preserve"> </w:t>
+      </w:r>
+      <w:proofErr w:type="spellStart"/>
+      <w:r>
+        <w:rPr>
+          <w:rFonts w:ascii="Consolas" w:eastAsia="Times New Roman" w:hAnsi="Consolas" w:cs="Times New Roman"/>
+          <w:color w:val="BBBEBF"/>
+          <w:sz w:val="21"/>
+          <w:szCs w:val="21"/>
+          <w:lang w:eastAsia="ru-RU"/>
+        </w:rPr>
+        <w:t>entities_action</w:t>
+      </w:r>
+      <w:proofErr w:type="spellEnd"/>
+      <w:r>
+        <w:rPr>
+          <w:rFonts w:ascii="Consolas" w:eastAsia="Times New Roman" w:hAnsi="Consolas" w:cs="Times New Roman"/>
+          <w:color w:val="BBBEBF"/>
+          <w:sz w:val="21"/>
+          <w:szCs w:val="21"/>
+          <w:lang w:eastAsia="ru-RU"/>
+        </w:rPr>
+        <w:t xml:space="preserve"> (</w:t>
+      </w:r>
+      <w:proofErr w:type="spellStart"/>
+      <w:r>
+        <w:rPr>
+          <w:rFonts w:ascii="Consolas" w:eastAsia="Times New Roman" w:hAnsi="Consolas" w:cs="Times New Roman"/>
+          <w:color w:val="BBBEBF"/>
+          <w:sz w:val="21"/>
+          <w:szCs w:val="21"/>
+          <w:lang w:eastAsia="ru-RU"/>
+        </w:rPr>
+        <w:t>entity_id</w:t>
+      </w:r>
+      <w:proofErr w:type="spellEnd"/>
       <w:r>
         <w:rPr>
           <w:rFonts w:ascii="Consolas" w:eastAsia="Times New Roman" w:hAnsi="Consolas" w:cs="Times New Roman"/>
@@ -6658,25 +6634,37 @@
         </w:rPr>
         <w:t xml:space="preserve">, </w:t>
       </w:r>
-      <w:r>
-        <w:rPr>
-          <w:rFonts w:ascii="Consolas" w:eastAsia="Times New Roman" w:hAnsi="Consolas" w:cs="Times New Roman"/>
-          <w:color w:val="B5CEA8"/>
-          <w:sz w:val="21"/>
-          <w:szCs w:val="21"/>
-          <w:lang w:eastAsia="ru-RU"/>
-        </w:rPr>
-        <w:t>2</w:t>
-      </w:r>
-      <w:r>
-        <w:rPr>
-          <w:rFonts w:ascii="Consolas" w:eastAsia="Times New Roman" w:hAnsi="Consolas" w:cs="Times New Roman"/>
-          <w:color w:val="BBBEBF"/>
-          <w:sz w:val="21"/>
-          <w:szCs w:val="21"/>
-          <w:lang w:eastAsia="ru-RU"/>
-        </w:rPr>
-        <w:t>),</w:t>
+      <w:proofErr w:type="spellStart"/>
+      <w:r>
+        <w:rPr>
+          <w:rFonts w:ascii="Consolas" w:eastAsia="Times New Roman" w:hAnsi="Consolas" w:cs="Times New Roman"/>
+          <w:color w:val="BBBEBF"/>
+          <w:sz w:val="21"/>
+          <w:szCs w:val="21"/>
+          <w:lang w:eastAsia="ru-RU"/>
+        </w:rPr>
+        <w:t>action_id</w:t>
+      </w:r>
+      <w:proofErr w:type="spellEnd"/>
+      <w:r>
+        <w:rPr>
+          <w:rFonts w:ascii="Consolas" w:eastAsia="Times New Roman" w:hAnsi="Consolas" w:cs="Times New Roman"/>
+          <w:color w:val="BBBEBF"/>
+          <w:sz w:val="21"/>
+          <w:szCs w:val="21"/>
+          <w:lang w:eastAsia="ru-RU"/>
+        </w:rPr>
+        <w:t xml:space="preserve">) </w:t>
+      </w:r>
+      <w:r>
+        <w:rPr>
+          <w:rFonts w:ascii="Consolas" w:eastAsia="Times New Roman" w:hAnsi="Consolas" w:cs="Times New Roman"/>
+          <w:color w:val="FF7B72"/>
+          <w:sz w:val="21"/>
+          <w:szCs w:val="21"/>
+          <w:lang w:eastAsia="ru-RU"/>
+        </w:rPr>
+        <w:t>VALUES</w:t>
       </w:r>
     </w:p>
     <w:p>
@@ -6688,16 +6676,16 @@
           <w:color w:val="BBBEBF"/>
           <w:sz w:val="21"/>
           <w:szCs w:val="21"/>
-          <w:lang w:eastAsia="ru-RU"/>
-        </w:rPr>
-      </w:pPr>
-      <w:r>
-        <w:rPr>
-          <w:rFonts w:ascii="Consolas" w:eastAsia="Times New Roman" w:hAnsi="Consolas" w:cs="Times New Roman"/>
-          <w:color w:val="BBBEBF"/>
-          <w:sz w:val="21"/>
-          <w:szCs w:val="21"/>
-          <w:lang w:eastAsia="ru-RU"/>
+          <w:lang w:val="ru-RU" w:eastAsia="ru-RU"/>
+        </w:rPr>
+      </w:pPr>
+      <w:r>
+        <w:rPr>
+          <w:rFonts w:ascii="Consolas" w:eastAsia="Times New Roman" w:hAnsi="Consolas" w:cs="Times New Roman"/>
+          <w:color w:val="BBBEBF"/>
+          <w:sz w:val="21"/>
+          <w:szCs w:val="21"/>
+          <w:lang w:val="ru-RU" w:eastAsia="ru-RU"/>
         </w:rPr>
         <w:t>(</w:t>
       </w:r>
@@ -6707,7 +6695,7 @@
           <w:color w:val="B5CEA8"/>
           <w:sz w:val="21"/>
           <w:szCs w:val="21"/>
-          <w:lang w:eastAsia="ru-RU"/>
+          <w:lang w:val="ru-RU" w:eastAsia="ru-RU"/>
         </w:rPr>
         <w:t>1</w:t>
       </w:r>
@@ -6717,7 +6705,7 @@
           <w:color w:val="BBBEBF"/>
           <w:sz w:val="21"/>
           <w:szCs w:val="21"/>
-          <w:lang w:eastAsia="ru-RU"/>
+          <w:lang w:val="ru-RU" w:eastAsia="ru-RU"/>
         </w:rPr>
         <w:t xml:space="preserve">, </w:t>
       </w:r>
@@ -6727,17 +6715,17 @@
           <w:color w:val="B5CEA8"/>
           <w:sz w:val="21"/>
           <w:szCs w:val="21"/>
-          <w:lang w:eastAsia="ru-RU"/>
-        </w:rPr>
-        <w:t>3</w:t>
-      </w:r>
-      <w:r>
-        <w:rPr>
-          <w:rFonts w:ascii="Consolas" w:eastAsia="Times New Roman" w:hAnsi="Consolas" w:cs="Times New Roman"/>
-          <w:color w:val="BBBEBF"/>
-          <w:sz w:val="21"/>
-          <w:szCs w:val="21"/>
-          <w:lang w:eastAsia="ru-RU"/>
+          <w:lang w:val="ru-RU" w:eastAsia="ru-RU"/>
+        </w:rPr>
+        <w:t>1</w:t>
+      </w:r>
+      <w:r>
+        <w:rPr>
+          <w:rFonts w:ascii="Consolas" w:eastAsia="Times New Roman" w:hAnsi="Consolas" w:cs="Times New Roman"/>
+          <w:color w:val="BBBEBF"/>
+          <w:sz w:val="21"/>
+          <w:szCs w:val="21"/>
+          <w:lang w:val="ru-RU" w:eastAsia="ru-RU"/>
         </w:rPr>
         <w:t>),</w:t>
       </w:r>
@@ -6751,16 +6739,16 @@
           <w:color w:val="BBBEBF"/>
           <w:sz w:val="21"/>
           <w:szCs w:val="21"/>
-          <w:lang w:eastAsia="ru-RU"/>
-        </w:rPr>
-      </w:pPr>
-      <w:r>
-        <w:rPr>
-          <w:rFonts w:ascii="Consolas" w:eastAsia="Times New Roman" w:hAnsi="Consolas" w:cs="Times New Roman"/>
-          <w:color w:val="BBBEBF"/>
-          <w:sz w:val="21"/>
-          <w:szCs w:val="21"/>
-          <w:lang w:eastAsia="ru-RU"/>
+          <w:lang w:val="ru-RU" w:eastAsia="ru-RU"/>
+        </w:rPr>
+      </w:pPr>
+      <w:r>
+        <w:rPr>
+          <w:rFonts w:ascii="Consolas" w:eastAsia="Times New Roman" w:hAnsi="Consolas" w:cs="Times New Roman"/>
+          <w:color w:val="BBBEBF"/>
+          <w:sz w:val="21"/>
+          <w:szCs w:val="21"/>
+          <w:lang w:val="ru-RU" w:eastAsia="ru-RU"/>
         </w:rPr>
         <w:t>(</w:t>
       </w:r>
@@ -6770,7 +6758,27 @@
           <w:color w:val="B5CEA8"/>
           <w:sz w:val="21"/>
           <w:szCs w:val="21"/>
-          <w:lang w:eastAsia="ru-RU"/>
+          <w:lang w:val="ru-RU" w:eastAsia="ru-RU"/>
+        </w:rPr>
+        <w:t>1</w:t>
+      </w:r>
+      <w:r>
+        <w:rPr>
+          <w:rFonts w:ascii="Consolas" w:eastAsia="Times New Roman" w:hAnsi="Consolas" w:cs="Times New Roman"/>
+          <w:color w:val="BBBEBF"/>
+          <w:sz w:val="21"/>
+          <w:szCs w:val="21"/>
+          <w:lang w:val="ru-RU" w:eastAsia="ru-RU"/>
+        </w:rPr>
+        <w:t xml:space="preserve">, </w:t>
+      </w:r>
+      <w:r>
+        <w:rPr>
+          <w:rFonts w:ascii="Consolas" w:eastAsia="Times New Roman" w:hAnsi="Consolas" w:cs="Times New Roman"/>
+          <w:color w:val="B5CEA8"/>
+          <w:sz w:val="21"/>
+          <w:szCs w:val="21"/>
+          <w:lang w:val="ru-RU" w:eastAsia="ru-RU"/>
         </w:rPr>
         <w:t>2</w:t>
       </w:r>
@@ -6780,27 +6788,7 @@
           <w:color w:val="BBBEBF"/>
           <w:sz w:val="21"/>
           <w:szCs w:val="21"/>
-          <w:lang w:eastAsia="ru-RU"/>
-        </w:rPr>
-        <w:t xml:space="preserve">, </w:t>
-      </w:r>
-      <w:r>
-        <w:rPr>
-          <w:rFonts w:ascii="Consolas" w:eastAsia="Times New Roman" w:hAnsi="Consolas" w:cs="Times New Roman"/>
-          <w:color w:val="B5CEA8"/>
-          <w:sz w:val="21"/>
-          <w:szCs w:val="21"/>
-          <w:lang w:eastAsia="ru-RU"/>
-        </w:rPr>
-        <w:t>2</w:t>
-      </w:r>
-      <w:r>
-        <w:rPr>
-          <w:rFonts w:ascii="Consolas" w:eastAsia="Times New Roman" w:hAnsi="Consolas" w:cs="Times New Roman"/>
-          <w:color w:val="BBBEBF"/>
-          <w:sz w:val="21"/>
-          <w:szCs w:val="21"/>
-          <w:lang w:eastAsia="ru-RU"/>
+          <w:lang w:val="ru-RU" w:eastAsia="ru-RU"/>
         </w:rPr>
         <w:t>),</w:t>
       </w:r>
@@ -6814,16 +6802,16 @@
           <w:color w:val="BBBEBF"/>
           <w:sz w:val="21"/>
           <w:szCs w:val="21"/>
-          <w:lang w:eastAsia="ru-RU"/>
-        </w:rPr>
-      </w:pPr>
-      <w:r>
-        <w:rPr>
-          <w:rFonts w:ascii="Consolas" w:eastAsia="Times New Roman" w:hAnsi="Consolas" w:cs="Times New Roman"/>
-          <w:color w:val="BBBEBF"/>
-          <w:sz w:val="21"/>
-          <w:szCs w:val="21"/>
-          <w:lang w:eastAsia="ru-RU"/>
+          <w:lang w:val="ru-RU" w:eastAsia="ru-RU"/>
+        </w:rPr>
+      </w:pPr>
+      <w:r>
+        <w:rPr>
+          <w:rFonts w:ascii="Consolas" w:eastAsia="Times New Roman" w:hAnsi="Consolas" w:cs="Times New Roman"/>
+          <w:color w:val="BBBEBF"/>
+          <w:sz w:val="21"/>
+          <w:szCs w:val="21"/>
+          <w:lang w:val="ru-RU" w:eastAsia="ru-RU"/>
         </w:rPr>
         <w:t>(</w:t>
       </w:r>
@@ -6833,17 +6821,17 @@
           <w:color w:val="B5CEA8"/>
           <w:sz w:val="21"/>
           <w:szCs w:val="21"/>
-          <w:lang w:eastAsia="ru-RU"/>
-        </w:rPr>
-        <w:t>2</w:t>
-      </w:r>
-      <w:r>
-        <w:rPr>
-          <w:rFonts w:ascii="Consolas" w:eastAsia="Times New Roman" w:hAnsi="Consolas" w:cs="Times New Roman"/>
-          <w:color w:val="BBBEBF"/>
-          <w:sz w:val="21"/>
-          <w:szCs w:val="21"/>
-          <w:lang w:eastAsia="ru-RU"/>
+          <w:lang w:val="ru-RU" w:eastAsia="ru-RU"/>
+        </w:rPr>
+        <w:t>1</w:t>
+      </w:r>
+      <w:r>
+        <w:rPr>
+          <w:rFonts w:ascii="Consolas" w:eastAsia="Times New Roman" w:hAnsi="Consolas" w:cs="Times New Roman"/>
+          <w:color w:val="BBBEBF"/>
+          <w:sz w:val="21"/>
+          <w:szCs w:val="21"/>
+          <w:lang w:val="ru-RU" w:eastAsia="ru-RU"/>
         </w:rPr>
         <w:t xml:space="preserve">, </w:t>
       </w:r>
@@ -6853,7 +6841,7 @@
           <w:color w:val="B5CEA8"/>
           <w:sz w:val="21"/>
           <w:szCs w:val="21"/>
-          <w:lang w:eastAsia="ru-RU"/>
+          <w:lang w:val="ru-RU" w:eastAsia="ru-RU"/>
         </w:rPr>
         <w:t>3</w:t>
       </w:r>
@@ -6863,9 +6851,9 @@
           <w:color w:val="BBBEBF"/>
           <w:sz w:val="21"/>
           <w:szCs w:val="21"/>
-          <w:lang w:eastAsia="ru-RU"/>
-        </w:rPr>
-        <w:t>);</w:t>
+          <w:lang w:val="ru-RU" w:eastAsia="ru-RU"/>
+        </w:rPr>
+        <w:t>),</w:t>
       </w:r>
     </w:p>
     <w:p>
@@ -6877,7 +6865,133 @@
           <w:color w:val="BBBEBF"/>
           <w:sz w:val="21"/>
           <w:szCs w:val="21"/>
-          <w:lang w:eastAsia="ru-RU"/>
+          <w:lang w:val="ru-RU" w:eastAsia="ru-RU"/>
+        </w:rPr>
+      </w:pPr>
+      <w:r>
+        <w:rPr>
+          <w:rFonts w:ascii="Consolas" w:eastAsia="Times New Roman" w:hAnsi="Consolas" w:cs="Times New Roman"/>
+          <w:color w:val="BBBEBF"/>
+          <w:sz w:val="21"/>
+          <w:szCs w:val="21"/>
+          <w:lang w:val="ru-RU" w:eastAsia="ru-RU"/>
+        </w:rPr>
+        <w:t>(</w:t>
+      </w:r>
+      <w:r>
+        <w:rPr>
+          <w:rFonts w:ascii="Consolas" w:eastAsia="Times New Roman" w:hAnsi="Consolas" w:cs="Times New Roman"/>
+          <w:color w:val="B5CEA8"/>
+          <w:sz w:val="21"/>
+          <w:szCs w:val="21"/>
+          <w:lang w:val="ru-RU" w:eastAsia="ru-RU"/>
+        </w:rPr>
+        <w:t>2</w:t>
+      </w:r>
+      <w:r>
+        <w:rPr>
+          <w:rFonts w:ascii="Consolas" w:eastAsia="Times New Roman" w:hAnsi="Consolas" w:cs="Times New Roman"/>
+          <w:color w:val="BBBEBF"/>
+          <w:sz w:val="21"/>
+          <w:szCs w:val="21"/>
+          <w:lang w:val="ru-RU" w:eastAsia="ru-RU"/>
+        </w:rPr>
+        <w:t xml:space="preserve">, </w:t>
+      </w:r>
+      <w:r>
+        <w:rPr>
+          <w:rFonts w:ascii="Consolas" w:eastAsia="Times New Roman" w:hAnsi="Consolas" w:cs="Times New Roman"/>
+          <w:color w:val="B5CEA8"/>
+          <w:sz w:val="21"/>
+          <w:szCs w:val="21"/>
+          <w:lang w:val="ru-RU" w:eastAsia="ru-RU"/>
+        </w:rPr>
+        <w:t>2</w:t>
+      </w:r>
+      <w:r>
+        <w:rPr>
+          <w:rFonts w:ascii="Consolas" w:eastAsia="Times New Roman" w:hAnsi="Consolas" w:cs="Times New Roman"/>
+          <w:color w:val="BBBEBF"/>
+          <w:sz w:val="21"/>
+          <w:szCs w:val="21"/>
+          <w:lang w:val="ru-RU" w:eastAsia="ru-RU"/>
+        </w:rPr>
+        <w:t>),</w:t>
+      </w:r>
+    </w:p>
+    <w:p>
+      <w:pPr>
+        <w:shd w:val="clear" w:color="auto" w:fill="121314"/>
+        <w:spacing w:after="0" w:line="285" w:lineRule="atLeast"/>
+        <w:rPr>
+          <w:rFonts w:ascii="Consolas" w:eastAsia="Times New Roman" w:hAnsi="Consolas" w:cs="Times New Roman"/>
+          <w:color w:val="BBBEBF"/>
+          <w:sz w:val="21"/>
+          <w:szCs w:val="21"/>
+          <w:lang w:val="ru-RU" w:eastAsia="ru-RU"/>
+        </w:rPr>
+      </w:pPr>
+      <w:r>
+        <w:rPr>
+          <w:rFonts w:ascii="Consolas" w:eastAsia="Times New Roman" w:hAnsi="Consolas" w:cs="Times New Roman"/>
+          <w:color w:val="BBBEBF"/>
+          <w:sz w:val="21"/>
+          <w:szCs w:val="21"/>
+          <w:lang w:val="ru-RU" w:eastAsia="ru-RU"/>
+        </w:rPr>
+        <w:t>(</w:t>
+      </w:r>
+      <w:r>
+        <w:rPr>
+          <w:rFonts w:ascii="Consolas" w:eastAsia="Times New Roman" w:hAnsi="Consolas" w:cs="Times New Roman"/>
+          <w:color w:val="B5CEA8"/>
+          <w:sz w:val="21"/>
+          <w:szCs w:val="21"/>
+          <w:lang w:val="ru-RU" w:eastAsia="ru-RU"/>
+        </w:rPr>
+        <w:t>2</w:t>
+      </w:r>
+      <w:r>
+        <w:rPr>
+          <w:rFonts w:ascii="Consolas" w:eastAsia="Times New Roman" w:hAnsi="Consolas" w:cs="Times New Roman"/>
+          <w:color w:val="BBBEBF"/>
+          <w:sz w:val="21"/>
+          <w:szCs w:val="21"/>
+          <w:lang w:val="ru-RU" w:eastAsia="ru-RU"/>
+        </w:rPr>
+        <w:t xml:space="preserve">, </w:t>
+      </w:r>
+      <w:r>
+        <w:rPr>
+          <w:rFonts w:ascii="Consolas" w:eastAsia="Times New Roman" w:hAnsi="Consolas" w:cs="Times New Roman"/>
+          <w:color w:val="B5CEA8"/>
+          <w:sz w:val="21"/>
+          <w:szCs w:val="21"/>
+          <w:lang w:val="ru-RU" w:eastAsia="ru-RU"/>
+        </w:rPr>
+        <w:t>3</w:t>
+      </w:r>
+      <w:r>
+        <w:rPr>
+          <w:rFonts w:ascii="Consolas" w:eastAsia="Times New Roman" w:hAnsi="Consolas" w:cs="Times New Roman"/>
+          <w:color w:val="BBBEBF"/>
+          <w:sz w:val="21"/>
+          <w:szCs w:val="21"/>
+          <w:lang w:val="ru-RU" w:eastAsia="ru-RU"/>
+        </w:rPr>
+        <w:t>);</w:t>
+      </w:r>
+    </w:p>
+    <w:p>
+      <w:pPr>
+        <w:shd w:val="clear" w:color="auto" w:fill="121314"/>
+        <w:spacing w:after="0" w:line="285" w:lineRule="atLeast"/>
+        <w:rPr>
+          <w:rFonts w:ascii="Consolas" w:eastAsia="Times New Roman" w:hAnsi="Consolas" w:cs="Times New Roman"/>
+          <w:color w:val="BBBEBF"/>
+          <w:sz w:val="21"/>
+          <w:szCs w:val="21"/>
+          <w:lang w:val="ru-RU" w:eastAsia="ru-RU"/>
         </w:rPr>
       </w:pPr>
     </w:p>
@@ -7052,8 +7166,6 @@
         </w:rPr>
         <w:t xml:space="preserve"> модель сущностей, по которым реализовал базу данных с помощью SQL.</w:t>
       </w:r>
-      <w:bookmarkStart w:id="0" w:name="_GoBack"/>
-      <w:bookmarkEnd w:id="0"/>
     </w:p>
     <w:p>
       <w:pPr>
@@ -7307,7 +7419,7 @@
         <w:noProof/>
         <w:color w:val="000000" w:themeColor="text1"/>
       </w:rPr>
-      <w:t>7</w:t>
+      <w:t>2</w:t>
     </w:r>
     <w:r>
       <w:rPr>
@@ -8752,7 +8864,6 @@
   <w:style w:type="character" w:default="1" w:styleId="a0">
     <w:name w:val="Default Paragraph Font"/>
     <w:uiPriority w:val="1"/>
-    <w:semiHidden/>
     <w:unhideWhenUsed/>
   </w:style>
   <w:style w:type="table" w:default="1" w:styleId="a1">
